--- a/fra/docx/018.content.docx
+++ b/fra/docx/018.content.docx
@@ -19,7 +19,7 @@
         <w:rPr>
           <w:lang w:val="fr_FR" w:bidi="fr_FR"/>
         </w:rPr>
-        <w:t>Resource: Dictionnaire biblique (Tyndale)</w:t>
+        <w:t>Resource: Tyndale Open Bible Dictionary</w:t>
       </w:r>
       <w:r>
         <w:rPr>
@@ -112,7 +112,7 @@
         <w:rPr>
           <w:lang w:val="fr_FR" w:bidi="fr_FR"/>
         </w:rPr>
-        <w:t>Dictionnaire biblique (Tyndale)</w:t>
+        <w:t>Tyndale Open Bible Dictionary</w:t>
       </w:r>
     </w:p>
     <w:p>

--- a/fra/docx/018.content.docx
+++ b/fra/docx/018.content.docx
@@ -22582,26 +22582,26 @@
         <w:rPr>
           <w:lang w:val="fr_FR" w:bidi="fr_FR"/>
         </w:rPr>
-        <w:t>Rhode</w:t>
-      </w:r>
-      <w:r>
-        <w:rPr>
-          <w:lang w:val="fr_FR" w:bidi="fr_FR"/>
-        </w:rPr>
-      </w:r>
-    </w:p>
-    <w:p>
-      <w:pPr/>
-      <w:r>
-        <w:rPr>
-          <w:lang w:val="fr_FR" w:bidi="fr_FR"/>
-        </w:rPr>
-      </w:r>
-      <w:r>
-        <w:rPr>
-          <w:lang w:val="fr_FR" w:bidi="fr_FR"/>
-        </w:rPr>
-        <w:t>Servante dans la maison de Marie (mère de Jean Marc) à Jérusalem. Rhode a rapporté à ceux qui se trouvaient dans la maison que Pierre se tenait devant la porte. Comme ils n'étaient pas au courant de sa libération de prison, les autres n'ont d'abord pas cru son rapport (</w:t>
+        <w:t>Rhésa</w:t>
+      </w:r>
+      <w:r>
+        <w:rPr>
+          <w:lang w:val="fr_FR" w:bidi="fr_FR"/>
+        </w:rPr>
+      </w:r>
+    </w:p>
+    <w:p>
+      <w:pPr/>
+      <w:r>
+        <w:rPr>
+          <w:lang w:val="fr_FR" w:bidi="fr_FR"/>
+        </w:rPr>
+      </w:r>
+      <w:r>
+        <w:rPr>
+          <w:lang w:val="fr_FR" w:bidi="fr_FR"/>
+        </w:rPr>
+        <w:t>Descendant de Zorobabel et ancêtre de Jésus-Christ (</w:t>
       </w:r>
       <w:hyperlink r:id="rId591">
         <w:r>
@@ -22612,7 +22612,7 @@
             <w:color w:val="0000EE"/>
             <w:u w:val="single"/>
           </w:rPr>
-          <w:t>Ac 12.13–15</w:t>
+          <w:t>Lc 3.27</w:t>
         </w:r>
       </w:hyperlink>
       <w:r>
@@ -22620,6 +22620,39 @@
           <w:lang w:val="fr_FR" w:bidi="fr_FR"/>
         </w:rPr>
         <w:t>).</w:t>
+      </w:r>
+    </w:p>
+    <w:p>
+      <w:pPr/>
+      <w:r>
+        <w:rPr>
+          <w:lang w:val="fr_FR" w:bidi="fr_FR"/>
+        </w:rPr>
+      </w:r>
+      <w:r>
+        <w:rPr>
+          <w:i/>
+          <w:lang w:val="fr_FR" w:bidi="fr_FR"/>
+        </w:rPr>
+        <w:t>Voir</w:t>
+      </w:r>
+      <w:r>
+        <w:rPr>
+          <w:lang w:val="fr_FR" w:bidi="fr_FR"/>
+        </w:rPr>
+        <w:t xml:space="preserve"> </w:t>
+      </w:r>
+      <w:r>
+        <w:rPr>
+          <w:lang w:val="fr_FR" w:bidi="fr_FR"/>
+        </w:rPr>
+        <w:t>généalogie de Jésus-Christ</w:t>
+      </w:r>
+      <w:r>
+        <w:rPr>
+          <w:lang w:val="fr_FR" w:bidi="fr_FR"/>
+        </w:rPr>
+        <w:t>.</w:t>
       </w:r>
       <w:r>
         <w:rPr>
@@ -22648,26 +22681,26 @@
         <w:rPr>
           <w:lang w:val="fr_FR" w:bidi="fr_FR"/>
         </w:rPr>
-        <w:t>Rhodes</w:t>
-      </w:r>
-      <w:r>
-        <w:rPr>
-          <w:lang w:val="fr_FR" w:bidi="fr_FR"/>
-        </w:rPr>
-      </w:r>
-    </w:p>
-    <w:p>
-      <w:pPr/>
-      <w:r>
-        <w:rPr>
-          <w:lang w:val="fr_FR" w:bidi="fr_FR"/>
-        </w:rPr>
-      </w:r>
-      <w:r>
-        <w:rPr>
-          <w:lang w:val="fr_FR" w:bidi="fr_FR"/>
-        </w:rPr>
-        <w:t>Port d'escale lors du voyage de de Paul vers Jérusalem après son troisième voyage missionnaire (</w:t>
+        <w:t>Rhode</w:t>
+      </w:r>
+      <w:r>
+        <w:rPr>
+          <w:lang w:val="fr_FR" w:bidi="fr_FR"/>
+        </w:rPr>
+      </w:r>
+    </w:p>
+    <w:p>
+      <w:pPr/>
+      <w:r>
+        <w:rPr>
+          <w:lang w:val="fr_FR" w:bidi="fr_FR"/>
+        </w:rPr>
+      </w:r>
+      <w:r>
+        <w:rPr>
+          <w:lang w:val="fr_FR" w:bidi="fr_FR"/>
+        </w:rPr>
+        <w:t>Servante dans la maison de Marie (mère de Jean Marc) à Jérusalem. Rhode a rapporté à ceux qui se trouvaient dans la maison que Pierre se tenait devant la porte. Comme ils n'étaient pas au courant de sa libération de prison, les autres n'ont d'abord pas cru son rapport (</w:t>
       </w:r>
       <w:hyperlink r:id="rId592">
         <w:r>
@@ -22678,96 +22711,14 @@
             <w:color w:val="0000EE"/>
             <w:u w:val="single"/>
           </w:rPr>
-          <w:t>Ac 21.1</w:t>
-        </w:r>
-      </w:hyperlink>
-      <w:r>
-        <w:rPr>
-          <w:lang w:val="fr_FR" w:bidi="fr_FR"/>
-        </w:rPr>
-        <w:t xml:space="preserve">). La mention de Rhodes (Dodanim ou Dedan, LSG) dans </w:t>
-      </w:r>
-      <w:hyperlink r:id="rId593">
-        <w:r>
-          <w:rPr>
-            <w:lang w:val="fr_FR" w:bidi="fr_FR"/>
-          </w:rPr>
-          <w:rPr>
-            <w:color w:val="0000EE"/>
-            <w:u w:val="single"/>
-          </w:rPr>
-          <w:t>Genèse 10.4</w:t>
-        </w:r>
-      </w:hyperlink>
-      <w:r>
-        <w:rPr>
-          <w:lang w:val="fr_FR" w:bidi="fr_FR"/>
-        </w:rPr>
-        <w:t xml:space="preserve">, </w:t>
-      </w:r>
-      <w:hyperlink r:id="rId594">
-        <w:r>
-          <w:rPr>
-            <w:lang w:val="fr_FR" w:bidi="fr_FR"/>
-          </w:rPr>
-          <w:rPr>
-            <w:color w:val="0000EE"/>
-            <w:u w:val="single"/>
-          </w:rPr>
-          <w:t>Ézéchiel 27.15</w:t>
-        </w:r>
-      </w:hyperlink>
-      <w:r>
-        <w:rPr>
-          <w:lang w:val="fr_FR" w:bidi="fr_FR"/>
-        </w:rPr>
-        <w:t xml:space="preserve"> et </w:t>
-      </w:r>
-      <w:hyperlink r:id="rId595">
-        <w:r>
-          <w:rPr>
-            <w:lang w:val="fr_FR" w:bidi="fr_FR"/>
-          </w:rPr>
-          <w:rPr>
-            <w:color w:val="0000EE"/>
-            <w:u w:val="single"/>
-          </w:rPr>
-          <w:t>1 Chroniques 1.7</w:t>
-        </w:r>
-      </w:hyperlink>
-      <w:r>
-        <w:rPr>
-          <w:lang w:val="fr_FR" w:bidi="fr_FR"/>
-        </w:rPr>
-        <w:t xml:space="preserve"> n'est pas basée sur le texte hébreu de l'Ancien Testament mais sur sa traduction grecque. L'île de Rhodes, d'une superficie de plus de 1 300 km2, est située près de la côte sud-est de la Turquie moderne.</w:t>
-      </w:r>
-    </w:p>
-    <w:p>
-      <w:pPr/>
-      <w:r>
-        <w:rPr>
-          <w:lang w:val="fr_FR" w:bidi="fr_FR"/>
-        </w:rPr>
-      </w:r>
-      <w:r>
-        <w:rPr>
-          <w:lang w:val="fr_FR" w:bidi="fr_FR"/>
-        </w:rPr>
-        <w:t>À l'époque de Paul, l'île était depuis longtemps un important centre de la culture grecque dorienne, détenant plusieurs villes. Rhodes, la capitale, se trouvait sur la route maritime antique la plus fréquentée entre les ports d'Italie et la province de l'Asie à l'ouest, et ceux de Syrie et d'Égypte à l'est. Elle se distinguait par son port naturel et ses ouvrages publics. Rhodes était un centre commercial de premier plan et fournissait la plupart des précédents pour le droit maritime romain. Le 2e siècle av. J.‑C. marquera l'apogée de son pouvoir politique, qui incluait le contrôle de la majeure partie de la Carie et de la Lycie sur le continent de l'Asie Mineure. La puissance romaine privera d'abord Rhodes de sa domination commerciale, et pendant les guerres civiles romaines du 1er siècle av. J.‑C., elle sera réduite, politiquement, à peu plus qu'une ville provinciale de l'Empire romain.</w:t>
-      </w:r>
-    </w:p>
-    <w:p>
-      <w:pPr/>
-      <w:r>
-        <w:rPr>
-          <w:lang w:val="fr_FR" w:bidi="fr_FR"/>
-        </w:rPr>
-      </w:r>
-      <w:r>
-        <w:rPr>
-          <w:lang w:val="fr_FR" w:bidi="fr_FR"/>
-        </w:rPr>
-        <w:t>Pour célébrer une victoire militaire en 280 av. J.‑C., la ville de Rhodes avait érigé une immense statue en bronze du dieu grec du soleil, haute de près de 35 m (environ la hauteur de la Statue de la Liberté). Sa réalisation avait pris douze ans, et peu après son achèvement, un tremblement de terre la brisera au niveau des genoux (224 av. J.‑C.). Cependant, les ruines fragmentées ont continué à susciter l'attention jusqu'à l'occupation arabe de l'île au 7e siècle. Ce Colosse de Rhodes sera inclus dans certaines listes anciennes des merveilles du monde.</w:t>
+          <w:t>Ac 12.13–15</w:t>
+        </w:r>
+      </w:hyperlink>
+      <w:r>
+        <w:rPr>
+          <w:lang w:val="fr_FR" w:bidi="fr_FR"/>
+        </w:rPr>
+        <w:t>).</w:t>
       </w:r>
       <w:r>
         <w:rPr>
@@ -22796,26 +22747,80 @@
         <w:rPr>
           <w:lang w:val="fr_FR" w:bidi="fr_FR"/>
         </w:rPr>
-        <w:t>Ribaï</w:t>
-      </w:r>
-      <w:r>
-        <w:rPr>
-          <w:lang w:val="fr_FR" w:bidi="fr_FR"/>
-        </w:rPr>
-      </w:r>
-    </w:p>
-    <w:p>
-      <w:pPr/>
-      <w:r>
-        <w:rPr>
-          <w:lang w:val="fr_FR" w:bidi="fr_FR"/>
-        </w:rPr>
-      </w:r>
-      <w:r>
-        <w:rPr>
-          <w:lang w:val="fr_FR" w:bidi="fr_FR"/>
-        </w:rPr>
-        <w:t>Benjaminite de la ville de Guibea. Ribaï était le père d'Ittaï, qui était l'un des vaillants hommes du roi David (</w:t>
+        <w:t>Rhodes</w:t>
+      </w:r>
+      <w:r>
+        <w:rPr>
+          <w:lang w:val="fr_FR" w:bidi="fr_FR"/>
+        </w:rPr>
+      </w:r>
+    </w:p>
+    <w:p>
+      <w:pPr/>
+      <w:r>
+        <w:rPr>
+          <w:lang w:val="fr_FR" w:bidi="fr_FR"/>
+        </w:rPr>
+      </w:r>
+      <w:r>
+        <w:rPr>
+          <w:lang w:val="fr_FR" w:bidi="fr_FR"/>
+        </w:rPr>
+        <w:t>Port d'escale lors du voyage de de Paul vers Jérusalem après son troisième voyage missionnaire (</w:t>
+      </w:r>
+      <w:hyperlink r:id="rId593">
+        <w:r>
+          <w:rPr>
+            <w:lang w:val="fr_FR" w:bidi="fr_FR"/>
+          </w:rPr>
+          <w:rPr>
+            <w:color w:val="0000EE"/>
+            <w:u w:val="single"/>
+          </w:rPr>
+          <w:t>Ac 21.1</w:t>
+        </w:r>
+      </w:hyperlink>
+      <w:r>
+        <w:rPr>
+          <w:lang w:val="fr_FR" w:bidi="fr_FR"/>
+        </w:rPr>
+        <w:t xml:space="preserve">). La mention de Rhodes (Dodanim ou Dedan, LSG) dans </w:t>
+      </w:r>
+      <w:hyperlink r:id="rId594">
+        <w:r>
+          <w:rPr>
+            <w:lang w:val="fr_FR" w:bidi="fr_FR"/>
+          </w:rPr>
+          <w:rPr>
+            <w:color w:val="0000EE"/>
+            <w:u w:val="single"/>
+          </w:rPr>
+          <w:t>Genèse 10.4</w:t>
+        </w:r>
+      </w:hyperlink>
+      <w:r>
+        <w:rPr>
+          <w:lang w:val="fr_FR" w:bidi="fr_FR"/>
+        </w:rPr>
+        <w:t xml:space="preserve">, </w:t>
+      </w:r>
+      <w:hyperlink r:id="rId595">
+        <w:r>
+          <w:rPr>
+            <w:lang w:val="fr_FR" w:bidi="fr_FR"/>
+          </w:rPr>
+          <w:rPr>
+            <w:color w:val="0000EE"/>
+            <w:u w:val="single"/>
+          </w:rPr>
+          <w:t>Ézéchiel 27.15</w:t>
+        </w:r>
+      </w:hyperlink>
+      <w:r>
+        <w:rPr>
+          <w:lang w:val="fr_FR" w:bidi="fr_FR"/>
+        </w:rPr>
+        <w:t xml:space="preserve"> et </w:t>
       </w:r>
       <w:hyperlink r:id="rId596">
         <w:r>
@@ -22826,32 +22831,42 @@
             <w:color w:val="0000EE"/>
             <w:u w:val="single"/>
           </w:rPr>
-          <w:t>2S 23.29</w:t>
-        </w:r>
-      </w:hyperlink>
-      <w:r>
-        <w:rPr>
-          <w:lang w:val="fr_FR" w:bidi="fr_FR"/>
-        </w:rPr>
-        <w:t xml:space="preserve"> ; </w:t>
-      </w:r>
-      <w:hyperlink r:id="rId597">
-        <w:r>
-          <w:rPr>
-            <w:lang w:val="fr_FR" w:bidi="fr_FR"/>
-          </w:rPr>
-          <w:rPr>
-            <w:color w:val="0000EE"/>
-            <w:u w:val="single"/>
-          </w:rPr>
-          <w:t>1Ch 11.31</w:t>
-        </w:r>
-      </w:hyperlink>
-      <w:r>
-        <w:rPr>
-          <w:lang w:val="fr_FR" w:bidi="fr_FR"/>
-        </w:rPr>
-        <w:t>).</w:t>
+          <w:t>1 Chroniques 1.7</w:t>
+        </w:r>
+      </w:hyperlink>
+      <w:r>
+        <w:rPr>
+          <w:lang w:val="fr_FR" w:bidi="fr_FR"/>
+        </w:rPr>
+        <w:t xml:space="preserve"> n'est pas basée sur le texte hébreu de l'Ancien Testament mais sur sa traduction grecque. L'île de Rhodes, d'une superficie de plus de 1 300 km2, est située près de la côte sud-est de la Turquie moderne.</w:t>
+      </w:r>
+    </w:p>
+    <w:p>
+      <w:pPr/>
+      <w:r>
+        <w:rPr>
+          <w:lang w:val="fr_FR" w:bidi="fr_FR"/>
+        </w:rPr>
+      </w:r>
+      <w:r>
+        <w:rPr>
+          <w:lang w:val="fr_FR" w:bidi="fr_FR"/>
+        </w:rPr>
+        <w:t>À l'époque de Paul, l'île était depuis longtemps un important centre de la culture grecque dorienne, détenant plusieurs villes. Rhodes, la capitale, se trouvait sur la route maritime antique la plus fréquentée entre les ports d'Italie et la province de l'Asie à l'ouest, et ceux de Syrie et d'Égypte à l'est. Elle se distinguait par son port naturel et ses ouvrages publics. Rhodes était un centre commercial de premier plan et fournissait la plupart des précédents pour le droit maritime romain. Le 2e siècle av. J.‑C. marquera l'apogée de son pouvoir politique, qui incluait le contrôle de la majeure partie de la Carie et de la Lycie sur le continent de l'Asie Mineure. La puissance romaine privera d'abord Rhodes de sa domination commerciale, et pendant les guerres civiles romaines du 1er siècle av. J.‑C., elle sera réduite, politiquement, à peu plus qu'une ville provinciale de l'Empire romain.</w:t>
+      </w:r>
+    </w:p>
+    <w:p>
+      <w:pPr/>
+      <w:r>
+        <w:rPr>
+          <w:lang w:val="fr_FR" w:bidi="fr_FR"/>
+        </w:rPr>
+      </w:r>
+      <w:r>
+        <w:rPr>
+          <w:lang w:val="fr_FR" w:bidi="fr_FR"/>
+        </w:rPr>
+        <w:t>Pour célébrer une victoire militaire en 280 av. J.‑C., la ville de Rhodes avait érigé une immense statue en bronze du dieu grec du soleil, haute de près de 35 m (environ la hauteur de la Statue de la Liberté). Sa réalisation avait pris douze ans, et peu après son achèvement, un tremblement de terre la brisera au niveau des genoux (224 av. J.‑C.). Cependant, les ruines fragmentées ont continué à susciter l'attention jusqu'à l'occupation arabe de l'île au 7e siècle. Ce Colosse de Rhodes sera inclus dans certaines listes anciennes des merveilles du monde.</w:t>
       </w:r>
       <w:r>
         <w:rPr>
@@ -22880,26 +22895,44 @@
         <w:rPr>
           <w:lang w:val="fr_FR" w:bidi="fr_FR"/>
         </w:rPr>
-        <w:t>Ribla</w:t>
-      </w:r>
-      <w:r>
-        <w:rPr>
-          <w:lang w:val="fr_FR" w:bidi="fr_FR"/>
-        </w:rPr>
-      </w:r>
-    </w:p>
-    <w:p>
-      <w:pPr/>
-      <w:r>
-        <w:rPr>
-          <w:lang w:val="fr_FR" w:bidi="fr_FR"/>
-        </w:rPr>
-      </w:r>
-      <w:r>
-        <w:rPr>
-          <w:lang w:val="fr_FR" w:bidi="fr_FR"/>
-        </w:rPr>
-        <w:t>1. Ville située le long de la rivière Oronte, à environ 55 km au nord-est de Baalbek, identifiable avec la Ribleh moderne en Syrie. Ribla était bien située topographiquement pour les opérations militaires, surtout lorsque les grandes puissances d'Égypte et de Mésopotamie traversaient la partie nord du Croissant Fertile. Les Égyptiens sont mentionnés dans les Écritures comme le premier peuple à avoir troublé cette ville. Après la mort du roi Josias dans sa bataille contre le pharaon égyptien Néco, Joachaz sera fait roi. Néco n'approuvera pas cette élection. Ainsi, le pharaon emprisonnera Joachaz à Ribla et fera d'Éliakim (Jojakim), le frère de Joachaz, le roi de Juda (</w:t>
+        <w:t>Ribaï</w:t>
+      </w:r>
+      <w:r>
+        <w:rPr>
+          <w:lang w:val="fr_FR" w:bidi="fr_FR"/>
+        </w:rPr>
+      </w:r>
+    </w:p>
+    <w:p>
+      <w:pPr/>
+      <w:r>
+        <w:rPr>
+          <w:lang w:val="fr_FR" w:bidi="fr_FR"/>
+        </w:rPr>
+      </w:r>
+      <w:r>
+        <w:rPr>
+          <w:lang w:val="fr_FR" w:bidi="fr_FR"/>
+        </w:rPr>
+        <w:t>Benjaminite de la ville de Guibea. Ribaï était le père d'Ittaï, qui était l'un des vaillants hommes du roi David (</w:t>
+      </w:r>
+      <w:hyperlink r:id="rId597">
+        <w:r>
+          <w:rPr>
+            <w:lang w:val="fr_FR" w:bidi="fr_FR"/>
+          </w:rPr>
+          <w:rPr>
+            <w:color w:val="0000EE"/>
+            <w:u w:val="single"/>
+          </w:rPr>
+          <w:t>2S 23.29</w:t>
+        </w:r>
+      </w:hyperlink>
+      <w:r>
+        <w:rPr>
+          <w:lang w:val="fr_FR" w:bidi="fr_FR"/>
+        </w:rPr>
+        <w:t xml:space="preserve"> ; </w:t>
       </w:r>
       <w:hyperlink r:id="rId598">
         <w:r>
@@ -22910,7 +22943,7 @@
             <w:color w:val="0000EE"/>
             <w:u w:val="single"/>
           </w:rPr>
-          <w:t>2R 23.33</w:t>
+          <w:t>1Ch 11.31</w:t>
         </w:r>
       </w:hyperlink>
       <w:r>
@@ -22918,174 +22951,6 @@
           <w:lang w:val="fr_FR" w:bidi="fr_FR"/>
         </w:rPr>
         <w:t>).</w:t>
-      </w:r>
-    </w:p>
-    <w:p>
-      <w:pPr/>
-      <w:r>
-        <w:rPr>
-          <w:lang w:val="fr_FR" w:bidi="fr_FR"/>
-        </w:rPr>
-      </w:r>
-      <w:r>
-        <w:rPr>
-          <w:lang w:val="fr_FR" w:bidi="fr_FR"/>
-        </w:rPr>
-        <w:t>Après la défaite de Néco à Carkemisch en 605 av. J.‑C., Nebucadnetsar de Babylone prendra le contrôle de la région, établissant Ribla comme son quartier général pour ses territoires en Syrie du Sud et en Palestine. Lorsque Sédécias, roi de Juda, s'opposera à Nebucadnetsar, les Babyloniens le captureront et l'emprisonneront à Ribla (</w:t>
-      </w:r>
-      <w:hyperlink r:id="rId599">
-        <w:r>
-          <w:rPr>
-            <w:lang w:val="fr_FR" w:bidi="fr_FR"/>
-          </w:rPr>
-          <w:rPr>
-            <w:color w:val="0000EE"/>
-            <w:u w:val="single"/>
-          </w:rPr>
-          <w:t>2R 25.6</w:t>
-        </w:r>
-      </w:hyperlink>
-      <w:r>
-        <w:rPr>
-          <w:lang w:val="fr_FR" w:bidi="fr_FR"/>
-        </w:rPr>
-        <w:t xml:space="preserve"> ; </w:t>
-      </w:r>
-      <w:hyperlink r:id="rId600">
-        <w:r>
-          <w:rPr>
-            <w:lang w:val="fr_FR" w:bidi="fr_FR"/>
-          </w:rPr>
-          <w:rPr>
-            <w:color w:val="0000EE"/>
-            <w:u w:val="single"/>
-          </w:rPr>
-          <w:t>Jr 39.5–6</w:t>
-        </w:r>
-      </w:hyperlink>
-      <w:r>
-        <w:rPr>
-          <w:lang w:val="fr_FR" w:bidi="fr_FR"/>
-        </w:rPr>
-        <w:t xml:space="preserve"> ; </w:t>
-      </w:r>
-      <w:hyperlink r:id="rId601">
-        <w:r>
-          <w:rPr>
-            <w:lang w:val="fr_FR" w:bidi="fr_FR"/>
-          </w:rPr>
-          <w:rPr>
-            <w:color w:val="0000EE"/>
-            <w:u w:val="single"/>
-          </w:rPr>
-          <w:t>52.9–10</w:t>
-        </w:r>
-      </w:hyperlink>
-      <w:r>
-        <w:rPr>
-          <w:lang w:val="fr_FR" w:bidi="fr_FR"/>
-        </w:rPr>
-        <w:t>). Par conséquent, plusieurs des fils de Sédécias seront tués à Ribla, et Sédécias sera enchaîné et emmené à Babylone (</w:t>
-      </w:r>
-      <w:hyperlink r:id="rId602">
-        <w:r>
-          <w:rPr>
-            <w:lang w:val="fr_FR" w:bidi="fr_FR"/>
-          </w:rPr>
-          <w:rPr>
-            <w:color w:val="0000EE"/>
-            <w:u w:val="single"/>
-          </w:rPr>
-          <w:t>2R 25.20–21</w:t>
-        </w:r>
-      </w:hyperlink>
-      <w:r>
-        <w:rPr>
-          <w:lang w:val="fr_FR" w:bidi="fr_FR"/>
-        </w:rPr>
-        <w:t xml:space="preserve"> ; </w:t>
-      </w:r>
-      <w:hyperlink r:id="rId603">
-        <w:r>
-          <w:rPr>
-            <w:lang w:val="fr_FR" w:bidi="fr_FR"/>
-          </w:rPr>
-          <w:rPr>
-            <w:color w:val="0000EE"/>
-            <w:u w:val="single"/>
-          </w:rPr>
-          <w:t>Jr 52.26–27</w:t>
-        </w:r>
-      </w:hyperlink>
-      <w:r>
-        <w:rPr>
-          <w:lang w:val="fr_FR" w:bidi="fr_FR"/>
-        </w:rPr>
-        <w:t>).</w:t>
-      </w:r>
-    </w:p>
-    <w:p>
-      <w:pPr/>
-      <w:r>
-        <w:rPr>
-          <w:lang w:val="fr_FR" w:bidi="fr_FR"/>
-        </w:rPr>
-      </w:r>
-      <w:r>
-        <w:rPr>
-          <w:lang w:val="fr_FR" w:bidi="fr_FR"/>
-        </w:rPr>
-        <w:t xml:space="preserve">Ribla est aussi appelée Dibla dans </w:t>
-      </w:r>
-      <w:hyperlink r:id="rId604">
-        <w:r>
-          <w:rPr>
-            <w:lang w:val="fr_FR" w:bidi="fr_FR"/>
-          </w:rPr>
-          <w:rPr>
-            <w:color w:val="0000EE"/>
-            <w:u w:val="single"/>
-          </w:rPr>
-          <w:t>Ézéchiel 6.14</w:t>
-        </w:r>
-      </w:hyperlink>
-      <w:r>
-        <w:rPr>
-          <w:lang w:val="fr_FR" w:bidi="fr_FR"/>
-        </w:rPr>
-        <w:t>.</w:t>
-      </w:r>
-    </w:p>
-    <w:p>
-      <w:pPr/>
-      <w:r>
-        <w:rPr>
-          <w:lang w:val="fr_FR" w:bidi="fr_FR"/>
-        </w:rPr>
-      </w:r>
-      <w:r>
-        <w:rPr>
-          <w:lang w:val="fr_FR" w:bidi="fr_FR"/>
-        </w:rPr>
-        <w:t>2. Ville définissant une partie de la frontière orientale d'Israël, située à l'est d'Aïn (</w:t>
-      </w:r>
-      <w:hyperlink r:id="rId605">
-        <w:r>
-          <w:rPr>
-            <w:lang w:val="fr_FR" w:bidi="fr_FR"/>
-          </w:rPr>
-          <w:rPr>
-            <w:color w:val="0000EE"/>
-            <w:u w:val="single"/>
-          </w:rPr>
-          <w:t>Nb 34.11</w:t>
-        </w:r>
-      </w:hyperlink>
-      <w:r>
-        <w:rPr>
-          <w:lang w:val="fr_FR" w:bidi="fr_FR"/>
-        </w:rPr>
-        <w:t>). Son emplacement exact est inconnu, bien qu'il ne soit probablement pas identifiable avec le n°1 ci-dessus.</w:t>
       </w:r>
       <w:r>
         <w:rPr>
@@ -23114,40 +22979,194 @@
         <w:rPr>
           <w:lang w:val="fr_FR" w:bidi="fr_FR"/>
         </w:rPr>
-        <w:t>Richesse</w:t>
-      </w:r>
-      <w:r>
-        <w:rPr>
-          <w:lang w:val="fr_FR" w:bidi="fr_FR"/>
-        </w:rPr>
-      </w:r>
-    </w:p>
-    <w:p>
-      <w:pPr/>
-      <w:r>
-        <w:rPr>
-          <w:lang w:val="fr_FR" w:bidi="fr_FR"/>
-        </w:rPr>
-      </w:r>
-      <w:r>
-        <w:rPr>
-          <w:lang w:val="fr_FR" w:bidi="fr_FR"/>
-        </w:rPr>
-        <w:t xml:space="preserve">Abondance, généralement d'argent ou de biens matériels. La valeur de cet argent ou de ces biens est habituellement exprimée dans une unité conventionnelle, comme une monnaie nationale. La famille, les amis et même les qualités morales peuvent être considérés comme une richesse. </w:t>
-      </w:r>
-    </w:p>
-    <w:p>
-      <w:pPr/>
-      <w:r>
-        <w:rPr>
-          <w:lang w:val="fr_FR" w:bidi="fr_FR"/>
-        </w:rPr>
-      </w:r>
-      <w:r>
-        <w:rPr>
-          <w:lang w:val="fr_FR" w:bidi="fr_FR"/>
-        </w:rPr>
-        <w:t>Dans l'Ancien Testament, la richesse est un signe de la faveur de Dieu (</w:t>
+        <w:t>Ribla</w:t>
+      </w:r>
+      <w:r>
+        <w:rPr>
+          <w:lang w:val="fr_FR" w:bidi="fr_FR"/>
+        </w:rPr>
+      </w:r>
+    </w:p>
+    <w:p>
+      <w:pPr/>
+      <w:r>
+        <w:rPr>
+          <w:lang w:val="fr_FR" w:bidi="fr_FR"/>
+        </w:rPr>
+      </w:r>
+      <w:r>
+        <w:rPr>
+          <w:lang w:val="fr_FR" w:bidi="fr_FR"/>
+        </w:rPr>
+        <w:t>1. Ville située le long de la rivière Oronte, à environ 55 km au nord-est de Baalbek, identifiable avec la Ribleh moderne en Syrie. Ribla était bien située topographiquement pour les opérations militaires, surtout lorsque les grandes puissances d'Égypte et de Mésopotamie traversaient la partie nord du Croissant Fertile. Les Égyptiens sont mentionnés dans les Écritures comme le premier peuple à avoir troublé cette ville. Après la mort du roi Josias dans sa bataille contre le pharaon égyptien Néco, Joachaz sera fait roi. Néco n'approuvera pas cette élection. Ainsi, le pharaon emprisonnera Joachaz à Ribla et fera d'Éliakim (Jojakim), le frère de Joachaz, le roi de Juda (</w:t>
+      </w:r>
+      <w:hyperlink r:id="rId599">
+        <w:r>
+          <w:rPr>
+            <w:lang w:val="fr_FR" w:bidi="fr_FR"/>
+          </w:rPr>
+          <w:rPr>
+            <w:color w:val="0000EE"/>
+            <w:u w:val="single"/>
+          </w:rPr>
+          <w:t>2R 23.33</w:t>
+        </w:r>
+      </w:hyperlink>
+      <w:r>
+        <w:rPr>
+          <w:lang w:val="fr_FR" w:bidi="fr_FR"/>
+        </w:rPr>
+        <w:t>).</w:t>
+      </w:r>
+    </w:p>
+    <w:p>
+      <w:pPr/>
+      <w:r>
+        <w:rPr>
+          <w:lang w:val="fr_FR" w:bidi="fr_FR"/>
+        </w:rPr>
+      </w:r>
+      <w:r>
+        <w:rPr>
+          <w:lang w:val="fr_FR" w:bidi="fr_FR"/>
+        </w:rPr>
+        <w:t>Après la défaite de Néco à Carkemisch en 605 av. J.‑C., Nebucadnetsar de Babylone prendra le contrôle de la région, établissant Ribla comme son quartier général pour ses territoires en Syrie du Sud et en Palestine. Lorsque Sédécias, roi de Juda, s'opposera à Nebucadnetsar, les Babyloniens le captureront et l'emprisonneront à Ribla (</w:t>
+      </w:r>
+      <w:hyperlink r:id="rId600">
+        <w:r>
+          <w:rPr>
+            <w:lang w:val="fr_FR" w:bidi="fr_FR"/>
+          </w:rPr>
+          <w:rPr>
+            <w:color w:val="0000EE"/>
+            <w:u w:val="single"/>
+          </w:rPr>
+          <w:t>2R 25.6</w:t>
+        </w:r>
+      </w:hyperlink>
+      <w:r>
+        <w:rPr>
+          <w:lang w:val="fr_FR" w:bidi="fr_FR"/>
+        </w:rPr>
+        <w:t xml:space="preserve"> ; </w:t>
+      </w:r>
+      <w:hyperlink r:id="rId601">
+        <w:r>
+          <w:rPr>
+            <w:lang w:val="fr_FR" w:bidi="fr_FR"/>
+          </w:rPr>
+          <w:rPr>
+            <w:color w:val="0000EE"/>
+            <w:u w:val="single"/>
+          </w:rPr>
+          <w:t>Jr 39.5–6</w:t>
+        </w:r>
+      </w:hyperlink>
+      <w:r>
+        <w:rPr>
+          <w:lang w:val="fr_FR" w:bidi="fr_FR"/>
+        </w:rPr>
+        <w:t xml:space="preserve"> ; </w:t>
+      </w:r>
+      <w:hyperlink r:id="rId602">
+        <w:r>
+          <w:rPr>
+            <w:lang w:val="fr_FR" w:bidi="fr_FR"/>
+          </w:rPr>
+          <w:rPr>
+            <w:color w:val="0000EE"/>
+            <w:u w:val="single"/>
+          </w:rPr>
+          <w:t>52.9–10</w:t>
+        </w:r>
+      </w:hyperlink>
+      <w:r>
+        <w:rPr>
+          <w:lang w:val="fr_FR" w:bidi="fr_FR"/>
+        </w:rPr>
+        <w:t>). Par conséquent, plusieurs des fils de Sédécias seront tués à Ribla, et Sédécias sera enchaîné et emmené à Babylone (</w:t>
+      </w:r>
+      <w:hyperlink r:id="rId603">
+        <w:r>
+          <w:rPr>
+            <w:lang w:val="fr_FR" w:bidi="fr_FR"/>
+          </w:rPr>
+          <w:rPr>
+            <w:color w:val="0000EE"/>
+            <w:u w:val="single"/>
+          </w:rPr>
+          <w:t>2R 25.20–21</w:t>
+        </w:r>
+      </w:hyperlink>
+      <w:r>
+        <w:rPr>
+          <w:lang w:val="fr_FR" w:bidi="fr_FR"/>
+        </w:rPr>
+        <w:t xml:space="preserve"> ; </w:t>
+      </w:r>
+      <w:hyperlink r:id="rId604">
+        <w:r>
+          <w:rPr>
+            <w:lang w:val="fr_FR" w:bidi="fr_FR"/>
+          </w:rPr>
+          <w:rPr>
+            <w:color w:val="0000EE"/>
+            <w:u w:val="single"/>
+          </w:rPr>
+          <w:t>Jr 52.26–27</w:t>
+        </w:r>
+      </w:hyperlink>
+      <w:r>
+        <w:rPr>
+          <w:lang w:val="fr_FR" w:bidi="fr_FR"/>
+        </w:rPr>
+        <w:t>).</w:t>
+      </w:r>
+    </w:p>
+    <w:p>
+      <w:pPr/>
+      <w:r>
+        <w:rPr>
+          <w:lang w:val="fr_FR" w:bidi="fr_FR"/>
+        </w:rPr>
+      </w:r>
+      <w:r>
+        <w:rPr>
+          <w:lang w:val="fr_FR" w:bidi="fr_FR"/>
+        </w:rPr>
+        <w:t xml:space="preserve">Ribla est aussi appelée Dibla dans </w:t>
+      </w:r>
+      <w:hyperlink r:id="rId605">
+        <w:r>
+          <w:rPr>
+            <w:lang w:val="fr_FR" w:bidi="fr_FR"/>
+          </w:rPr>
+          <w:rPr>
+            <w:color w:val="0000EE"/>
+            <w:u w:val="single"/>
+          </w:rPr>
+          <w:t>Ézéchiel 6.14</w:t>
+        </w:r>
+      </w:hyperlink>
+      <w:r>
+        <w:rPr>
+          <w:lang w:val="fr_FR" w:bidi="fr_FR"/>
+        </w:rPr>
+        <w:t>.</w:t>
+      </w:r>
+    </w:p>
+    <w:p>
+      <w:pPr/>
+      <w:r>
+        <w:rPr>
+          <w:lang w:val="fr_FR" w:bidi="fr_FR"/>
+        </w:rPr>
+      </w:r>
+      <w:r>
+        <w:rPr>
+          <w:lang w:val="fr_FR" w:bidi="fr_FR"/>
+        </w:rPr>
+        <w:t>2. Ville définissant une partie de la frontière orientale d'Israël, située à l'est d'Aïn (</w:t>
       </w:r>
       <w:hyperlink r:id="rId606">
         <w:r>
@@ -23158,391 +23177,14 @@
             <w:color w:val="0000EE"/>
             <w:u w:val="single"/>
           </w:rPr>
-          <w:t>Ps 112.3</w:t>
-        </w:r>
-      </w:hyperlink>
-      <w:r>
-        <w:rPr>
-          <w:lang w:val="fr_FR" w:bidi="fr_FR"/>
-        </w:rPr>
-        <w:t>). C'est lui qui donne le pouvoir d'acquérir des richesses (</w:t>
-      </w:r>
-      <w:hyperlink r:id="rId607">
-        <w:r>
-          <w:rPr>
-            <w:lang w:val="fr_FR" w:bidi="fr_FR"/>
-          </w:rPr>
-          <w:rPr>
-            <w:color w:val="0000EE"/>
-            <w:u w:val="single"/>
-          </w:rPr>
-          <w:t>Dt 8.18</w:t>
-        </w:r>
-      </w:hyperlink>
-      <w:r>
-        <w:rPr>
-          <w:lang w:val="fr_FR" w:bidi="fr_FR"/>
-        </w:rPr>
-        <w:t>). La piété et la richesse de Job sont bien connues (</w:t>
-      </w:r>
-      <w:hyperlink r:id="rId608">
-        <w:r>
-          <w:rPr>
-            <w:lang w:val="fr_FR" w:bidi="fr_FR"/>
-          </w:rPr>
-          <w:rPr>
-            <w:color w:val="0000EE"/>
-            <w:u w:val="single"/>
-          </w:rPr>
-          <w:t>Jb 1.1–3</w:t>
-        </w:r>
-      </w:hyperlink>
-      <w:r>
-        <w:rPr>
-          <w:lang w:val="fr_FR" w:bidi="fr_FR"/>
-        </w:rPr>
-        <w:t xml:space="preserve">). Salomon est peut-être l'homme le plus riche ayant jamais vécu. Dieu lui accorde « </w:t>
-      </w:r>
-      <w:r>
-        <w:rPr>
-          <w:lang w:val="fr_FR" w:bidi="fr_FR"/>
-        </w:rPr>
-        <w:t>des richesses, des biens et de la gloire</w:t>
-      </w:r>
-      <w:r>
-        <w:rPr>
-          <w:lang w:val="fr_FR" w:bidi="fr_FR"/>
-        </w:rPr>
-        <w:t xml:space="preserve"> » parce que Salomon lui demande de la sagesse et du discernement plutôt que des choses matérielles (</w:t>
-      </w:r>
-      <w:hyperlink r:id="rId609">
-        <w:r>
-          <w:rPr>
-            <w:lang w:val="fr_FR" w:bidi="fr_FR"/>
-          </w:rPr>
-          <w:rPr>
-            <w:color w:val="0000EE"/>
-            <w:u w:val="single"/>
-          </w:rPr>
-          <w:t xml:space="preserve">1R 3.10–13 </w:t>
-        </w:r>
-      </w:hyperlink>
-      <w:r>
-        <w:rPr>
-          <w:lang w:val="fr_FR" w:bidi="fr_FR"/>
-        </w:rPr>
-        <w:t xml:space="preserve">; </w:t>
-      </w:r>
-      <w:hyperlink r:id="rId610">
-        <w:r>
-          <w:rPr>
-            <w:lang w:val="fr_FR" w:bidi="fr_FR"/>
-          </w:rPr>
-          <w:rPr>
-            <w:color w:val="0000EE"/>
-            <w:u w:val="single"/>
-          </w:rPr>
-          <w:t>2Ch 1.11–12</w:t>
-        </w:r>
-      </w:hyperlink>
-      <w:r>
-        <w:rPr>
-          <w:lang w:val="fr_FR" w:bidi="fr_FR"/>
-        </w:rPr>
-        <w:t>). Cependant, la Bible précise que la vie d'une personne ne dépend pas de l'abondance de ses biens (</w:t>
-      </w:r>
-      <w:hyperlink r:id="rId611">
-        <w:r>
-          <w:rPr>
-            <w:lang w:val="fr_FR" w:bidi="fr_FR"/>
-          </w:rPr>
-          <w:rPr>
-            <w:color w:val="0000EE"/>
-            <w:u w:val="single"/>
-          </w:rPr>
-          <w:t>Lc 12.15</w:t>
-        </w:r>
-      </w:hyperlink>
-      <w:r>
-        <w:rPr>
-          <w:lang w:val="fr_FR" w:bidi="fr_FR"/>
-        </w:rPr>
-        <w:t>).</w:t>
-      </w:r>
-    </w:p>
-    <w:p>
-      <w:pPr/>
-      <w:r>
-        <w:rPr>
-          <w:lang w:val="fr_FR" w:bidi="fr_FR"/>
-        </w:rPr>
-      </w:r>
-      <w:r>
-        <w:rPr>
-          <w:lang w:val="fr_FR" w:bidi="fr_FR"/>
-        </w:rPr>
-        <w:t>Dans le Nouveau Testament, les hommes riches sont souvent considérés comme impies. Ceci inclut le riche propriétaire qui projette de se faire construire des greniers (</w:t>
-      </w:r>
-      <w:hyperlink r:id="rId612">
-        <w:r>
-          <w:rPr>
-            <w:lang w:val="fr_FR" w:bidi="fr_FR"/>
-          </w:rPr>
-          <w:rPr>
-            <w:color w:val="0000EE"/>
-            <w:u w:val="single"/>
-          </w:rPr>
-          <w:t>Lc 12.16–21</w:t>
-        </w:r>
-      </w:hyperlink>
-      <w:r>
-        <w:rPr>
-          <w:lang w:val="fr_FR" w:bidi="fr_FR"/>
-        </w:rPr>
-        <w:t>) et l'homme riche qui se détourne du mendiant Lazare (</w:t>
-      </w:r>
-      <w:hyperlink r:id="rId613">
-        <w:r>
-          <w:rPr>
-            <w:lang w:val="fr_FR" w:bidi="fr_FR"/>
-          </w:rPr>
-          <w:rPr>
-            <w:color w:val="0000EE"/>
-            <w:u w:val="single"/>
-          </w:rPr>
-          <w:t>16.19–31</w:t>
-        </w:r>
-      </w:hyperlink>
-      <w:r>
-        <w:rPr>
-          <w:lang w:val="fr_FR" w:bidi="fr_FR"/>
-        </w:rPr>
-        <w:t>). Les riches sont condamnés parce qu'ils sont cupides et oppriment les pauvres (</w:t>
-      </w:r>
-      <w:hyperlink r:id="rId614">
-        <w:r>
-          <w:rPr>
-            <w:lang w:val="fr_FR" w:bidi="fr_FR"/>
-          </w:rPr>
-          <w:rPr>
-            <w:color w:val="0000EE"/>
-            <w:u w:val="single"/>
-          </w:rPr>
-          <w:t>Jc 5.1–6</w:t>
-        </w:r>
-      </w:hyperlink>
-      <w:r>
-        <w:rPr>
-          <w:lang w:val="fr_FR" w:bidi="fr_FR"/>
-        </w:rPr>
-        <w:t xml:space="preserve">). « Malheur à vous, riches », proclame </w:t>
-      </w:r>
-      <w:hyperlink r:id="rId615">
-        <w:r>
-          <w:rPr>
-            <w:lang w:val="fr_FR" w:bidi="fr_FR"/>
-          </w:rPr>
-          <w:rPr>
-            <w:color w:val="0000EE"/>
-            <w:u w:val="single"/>
-          </w:rPr>
-          <w:t>Luc 6.24. L</w:t>
-        </w:r>
-      </w:hyperlink>
-      <w:r>
-        <w:rPr>
-          <w:lang w:val="fr_FR" w:bidi="fr_FR"/>
-        </w:rPr>
-        <w:t>es trois Évangiles synoptiques parlent tous des dangers de la richesse (</w:t>
-      </w:r>
-      <w:hyperlink r:id="rId616">
-        <w:r>
-          <w:rPr>
-            <w:lang w:val="fr_FR" w:bidi="fr_FR"/>
-          </w:rPr>
-          <w:rPr>
-            <w:color w:val="0000EE"/>
-            <w:u w:val="single"/>
-          </w:rPr>
-          <w:t xml:space="preserve">Mt 13.22 </w:t>
-        </w:r>
-      </w:hyperlink>
-      <w:r>
-        <w:rPr>
-          <w:lang w:val="fr_FR" w:bidi="fr_FR"/>
-        </w:rPr>
-        <w:t xml:space="preserve">; </w:t>
-      </w:r>
-      <w:hyperlink r:id="rId617">
-        <w:r>
-          <w:rPr>
-            <w:lang w:val="fr_FR" w:bidi="fr_FR"/>
-          </w:rPr>
-          <w:rPr>
-            <w:color w:val="0000EE"/>
-            <w:u w:val="single"/>
-          </w:rPr>
-          <w:t xml:space="preserve">Mc 4.19 </w:t>
-        </w:r>
-      </w:hyperlink>
-      <w:r>
-        <w:rPr>
-          <w:lang w:val="fr_FR" w:bidi="fr_FR"/>
-        </w:rPr>
-        <w:t xml:space="preserve">; </w:t>
-      </w:r>
-      <w:hyperlink r:id="rId618">
-        <w:r>
-          <w:rPr>
-            <w:lang w:val="fr_FR" w:bidi="fr_FR"/>
-          </w:rPr>
-          <w:rPr>
-            <w:color w:val="0000EE"/>
-            <w:u w:val="single"/>
-          </w:rPr>
-          <w:t>Lc 8.14</w:t>
-        </w:r>
-      </w:hyperlink>
-      <w:r>
-        <w:rPr>
-          <w:lang w:val="fr_FR" w:bidi="fr_FR"/>
-        </w:rPr>
-        <w:t>). Cependant, tous les hommes riches ne sont pas présentés comme mauvais. Jésus est enterré dans le tombeau d'un homme riche, Joseph d'Arimathée (</w:t>
-      </w:r>
-      <w:hyperlink r:id="rId619">
-        <w:r>
-          <w:rPr>
-            <w:lang w:val="fr_FR" w:bidi="fr_FR"/>
-          </w:rPr>
-          <w:rPr>
-            <w:color w:val="0000EE"/>
-            <w:u w:val="single"/>
-          </w:rPr>
-          <w:t>Mt 27.57</w:t>
-        </w:r>
-      </w:hyperlink>
-      <w:r>
-        <w:rPr>
-          <w:lang w:val="fr_FR" w:bidi="fr_FR"/>
-        </w:rPr>
-        <w:t>). Nicodème dépense généreusement pour l'embaumement du corps de Jésus (</w:t>
-      </w:r>
-      <w:hyperlink r:id="rId620">
-        <w:r>
-          <w:rPr>
-            <w:lang w:val="fr_FR" w:bidi="fr_FR"/>
-          </w:rPr>
-          <w:rPr>
-            <w:color w:val="0000EE"/>
-            <w:u w:val="single"/>
-          </w:rPr>
-          <w:t>Jn 19.39</w:t>
-        </w:r>
-      </w:hyperlink>
-      <w:r>
-        <w:rPr>
-          <w:lang w:val="fr_FR" w:bidi="fr_FR"/>
-        </w:rPr>
-        <w:t>). C'est « un chef des Juifs » (</w:t>
-      </w:r>
-      <w:hyperlink r:id="rId621">
-        <w:r>
-          <w:rPr>
-            <w:lang w:val="fr_FR" w:bidi="fr_FR"/>
-          </w:rPr>
-          <w:rPr>
-            <w:color w:val="0000EE"/>
-            <w:u w:val="single"/>
-          </w:rPr>
-          <w:t>3.1</w:t>
-        </w:r>
-      </w:hyperlink>
-      <w:r>
-        <w:rPr>
-          <w:lang w:val="fr_FR" w:bidi="fr_FR"/>
-        </w:rPr>
-        <w:t>) ; il est donc probablement riche.</w:t>
-      </w:r>
-    </w:p>
-    <w:p>
-      <w:pPr/>
-      <w:r>
-        <w:rPr>
-          <w:lang w:val="fr_FR" w:bidi="fr_FR"/>
-        </w:rPr>
-      </w:r>
-      <w:r>
-        <w:rPr>
-          <w:i/>
-          <w:lang w:val="fr_FR" w:bidi="fr_FR"/>
-        </w:rPr>
-        <w:t>Voir aussi</w:t>
-      </w:r>
-      <w:r>
-        <w:rPr>
-          <w:lang w:val="fr_FR" w:bidi="fr_FR"/>
-        </w:rPr>
-        <w:t xml:space="preserve"> </w:t>
-      </w:r>
-      <w:r>
-        <w:rPr>
-          <w:lang w:val="fr_FR" w:bidi="fr_FR"/>
-        </w:rPr>
-        <w:t xml:space="preserve">Mammon </w:t>
-      </w:r>
-      <w:r>
-        <w:rPr>
-          <w:lang w:val="fr_FR" w:bidi="fr_FR"/>
-        </w:rPr>
-        <w:t xml:space="preserve">; </w:t>
-      </w:r>
-      <w:r>
-        <w:rPr>
-          <w:lang w:val="fr_FR" w:bidi="fr_FR"/>
-        </w:rPr>
-        <w:t xml:space="preserve">argent </w:t>
-      </w:r>
-      <w:r>
-        <w:rPr>
-          <w:lang w:val="fr_FR" w:bidi="fr_FR"/>
-        </w:rPr>
-        <w:t xml:space="preserve">; </w:t>
-      </w:r>
-      <w:r>
-        <w:rPr>
-          <w:lang w:val="fr_FR" w:bidi="fr_FR"/>
-        </w:rPr>
-        <w:t xml:space="preserve">pauvres </w:t>
-      </w:r>
-      <w:r>
-        <w:rPr>
-          <w:lang w:val="fr_FR" w:bidi="fr_FR"/>
-        </w:rPr>
-        <w:t xml:space="preserve">; </w:t>
-      </w:r>
-      <w:r>
-        <w:rPr>
-          <w:lang w:val="fr_FR" w:bidi="fr_FR"/>
-        </w:rPr>
-        <w:t xml:space="preserve">richesses </w:t>
-      </w:r>
-      <w:r>
-        <w:rPr>
-          <w:lang w:val="fr_FR" w:bidi="fr_FR"/>
-        </w:rPr>
-        <w:t xml:space="preserve">; </w:t>
-      </w:r>
-      <w:r>
-        <w:rPr>
-          <w:lang w:val="fr_FR" w:bidi="fr_FR"/>
-        </w:rPr>
-        <w:t>salaire</w:t>
-      </w:r>
-      <w:r>
-        <w:rPr>
-          <w:lang w:val="fr_FR" w:bidi="fr_FR"/>
-        </w:rPr>
-        <w:t>.</w:t>
+          <w:t>Nb 34.11</w:t>
+        </w:r>
+      </w:hyperlink>
+      <w:r>
+        <w:rPr>
+          <w:lang w:val="fr_FR" w:bidi="fr_FR"/>
+        </w:rPr>
+        <w:t>). Son emplacement exact est inconnu, bien qu'il ne soit probablement pas identifiable avec le n°1 ci-dessus.</w:t>
       </w:r>
       <w:r>
         <w:rPr>
@@ -23571,26 +23213,336 @@
         <w:rPr>
           <w:lang w:val="fr_FR" w:bidi="fr_FR"/>
         </w:rPr>
-        <w:t>Rimmon</w:t>
-      </w:r>
-      <w:r>
-        <w:rPr>
-          <w:lang w:val="fr_FR" w:bidi="fr_FR"/>
-        </w:rPr>
-      </w:r>
-    </w:p>
-    <w:p>
-      <w:pPr/>
-      <w:r>
-        <w:rPr>
-          <w:lang w:val="fr_FR" w:bidi="fr_FR"/>
-        </w:rPr>
-      </w:r>
-      <w:r>
-        <w:rPr>
-          <w:lang w:val="fr_FR" w:bidi="fr_FR"/>
-        </w:rPr>
-        <w:t xml:space="preserve">Forme alternative d'En-Rimmon, une ville dans le territoire de Siméon, dans </w:t>
+        <w:t>Richesse</w:t>
+      </w:r>
+      <w:r>
+        <w:rPr>
+          <w:lang w:val="fr_FR" w:bidi="fr_FR"/>
+        </w:rPr>
+      </w:r>
+    </w:p>
+    <w:p>
+      <w:pPr/>
+      <w:r>
+        <w:rPr>
+          <w:lang w:val="fr_FR" w:bidi="fr_FR"/>
+        </w:rPr>
+      </w:r>
+      <w:r>
+        <w:rPr>
+          <w:lang w:val="fr_FR" w:bidi="fr_FR"/>
+        </w:rPr>
+        <w:t xml:space="preserve">Abondance, généralement d'argent ou de biens matériels. La valeur de cet argent ou de ces biens est habituellement exprimée dans une unité conventionnelle, comme une monnaie nationale. La famille, les amis et même les qualités morales peuvent être considérés comme une richesse. </w:t>
+      </w:r>
+    </w:p>
+    <w:p>
+      <w:pPr/>
+      <w:r>
+        <w:rPr>
+          <w:lang w:val="fr_FR" w:bidi="fr_FR"/>
+        </w:rPr>
+      </w:r>
+      <w:r>
+        <w:rPr>
+          <w:lang w:val="fr_FR" w:bidi="fr_FR"/>
+        </w:rPr>
+        <w:t>Dans l'Ancien Testament, la richesse est un signe de la faveur de Dieu (</w:t>
+      </w:r>
+      <w:hyperlink r:id="rId607">
+        <w:r>
+          <w:rPr>
+            <w:lang w:val="fr_FR" w:bidi="fr_FR"/>
+          </w:rPr>
+          <w:rPr>
+            <w:color w:val="0000EE"/>
+            <w:u w:val="single"/>
+          </w:rPr>
+          <w:t>Ps 112.3</w:t>
+        </w:r>
+      </w:hyperlink>
+      <w:r>
+        <w:rPr>
+          <w:lang w:val="fr_FR" w:bidi="fr_FR"/>
+        </w:rPr>
+        <w:t>). C'est lui qui donne le pouvoir d'acquérir des richesses (</w:t>
+      </w:r>
+      <w:hyperlink r:id="rId608">
+        <w:r>
+          <w:rPr>
+            <w:lang w:val="fr_FR" w:bidi="fr_FR"/>
+          </w:rPr>
+          <w:rPr>
+            <w:color w:val="0000EE"/>
+            <w:u w:val="single"/>
+          </w:rPr>
+          <w:t>Dt 8.18</w:t>
+        </w:r>
+      </w:hyperlink>
+      <w:r>
+        <w:rPr>
+          <w:lang w:val="fr_FR" w:bidi="fr_FR"/>
+        </w:rPr>
+        <w:t>). La piété et la richesse de Job sont bien connues (</w:t>
+      </w:r>
+      <w:hyperlink r:id="rId609">
+        <w:r>
+          <w:rPr>
+            <w:lang w:val="fr_FR" w:bidi="fr_FR"/>
+          </w:rPr>
+          <w:rPr>
+            <w:color w:val="0000EE"/>
+            <w:u w:val="single"/>
+          </w:rPr>
+          <w:t>Jb 1.1–3</w:t>
+        </w:r>
+      </w:hyperlink>
+      <w:r>
+        <w:rPr>
+          <w:lang w:val="fr_FR" w:bidi="fr_FR"/>
+        </w:rPr>
+        <w:t xml:space="preserve">). Salomon est peut-être l'homme le plus riche ayant jamais vécu. Dieu lui accorde « </w:t>
+      </w:r>
+      <w:r>
+        <w:rPr>
+          <w:lang w:val="fr_FR" w:bidi="fr_FR"/>
+        </w:rPr>
+        <w:t>des richesses, des biens et de la gloire</w:t>
+      </w:r>
+      <w:r>
+        <w:rPr>
+          <w:lang w:val="fr_FR" w:bidi="fr_FR"/>
+        </w:rPr>
+        <w:t xml:space="preserve"> » parce que Salomon lui demande de la sagesse et du discernement plutôt que des choses matérielles (</w:t>
+      </w:r>
+      <w:hyperlink r:id="rId610">
+        <w:r>
+          <w:rPr>
+            <w:lang w:val="fr_FR" w:bidi="fr_FR"/>
+          </w:rPr>
+          <w:rPr>
+            <w:color w:val="0000EE"/>
+            <w:u w:val="single"/>
+          </w:rPr>
+          <w:t xml:space="preserve">1R 3.10–13 </w:t>
+        </w:r>
+      </w:hyperlink>
+      <w:r>
+        <w:rPr>
+          <w:lang w:val="fr_FR" w:bidi="fr_FR"/>
+        </w:rPr>
+        <w:t xml:space="preserve">; </w:t>
+      </w:r>
+      <w:hyperlink r:id="rId611">
+        <w:r>
+          <w:rPr>
+            <w:lang w:val="fr_FR" w:bidi="fr_FR"/>
+          </w:rPr>
+          <w:rPr>
+            <w:color w:val="0000EE"/>
+            <w:u w:val="single"/>
+          </w:rPr>
+          <w:t>2Ch 1.11–12</w:t>
+        </w:r>
+      </w:hyperlink>
+      <w:r>
+        <w:rPr>
+          <w:lang w:val="fr_FR" w:bidi="fr_FR"/>
+        </w:rPr>
+        <w:t>). Cependant, la Bible précise que la vie d'une personne ne dépend pas de l'abondance de ses biens (</w:t>
+      </w:r>
+      <w:hyperlink r:id="rId612">
+        <w:r>
+          <w:rPr>
+            <w:lang w:val="fr_FR" w:bidi="fr_FR"/>
+          </w:rPr>
+          <w:rPr>
+            <w:color w:val="0000EE"/>
+            <w:u w:val="single"/>
+          </w:rPr>
+          <w:t>Lc 12.15</w:t>
+        </w:r>
+      </w:hyperlink>
+      <w:r>
+        <w:rPr>
+          <w:lang w:val="fr_FR" w:bidi="fr_FR"/>
+        </w:rPr>
+        <w:t>).</w:t>
+      </w:r>
+    </w:p>
+    <w:p>
+      <w:pPr/>
+      <w:r>
+        <w:rPr>
+          <w:lang w:val="fr_FR" w:bidi="fr_FR"/>
+        </w:rPr>
+      </w:r>
+      <w:r>
+        <w:rPr>
+          <w:lang w:val="fr_FR" w:bidi="fr_FR"/>
+        </w:rPr>
+        <w:t>Dans le Nouveau Testament, les hommes riches sont souvent considérés comme impies. Ceci inclut le riche propriétaire qui projette de se faire construire des greniers (</w:t>
+      </w:r>
+      <w:hyperlink r:id="rId613">
+        <w:r>
+          <w:rPr>
+            <w:lang w:val="fr_FR" w:bidi="fr_FR"/>
+          </w:rPr>
+          <w:rPr>
+            <w:color w:val="0000EE"/>
+            <w:u w:val="single"/>
+          </w:rPr>
+          <w:t>Lc 12.16–21</w:t>
+        </w:r>
+      </w:hyperlink>
+      <w:r>
+        <w:rPr>
+          <w:lang w:val="fr_FR" w:bidi="fr_FR"/>
+        </w:rPr>
+        <w:t>) et l'homme riche qui se détourne du mendiant Lazare (</w:t>
+      </w:r>
+      <w:hyperlink r:id="rId614">
+        <w:r>
+          <w:rPr>
+            <w:lang w:val="fr_FR" w:bidi="fr_FR"/>
+          </w:rPr>
+          <w:rPr>
+            <w:color w:val="0000EE"/>
+            <w:u w:val="single"/>
+          </w:rPr>
+          <w:t>16.19–31</w:t>
+        </w:r>
+      </w:hyperlink>
+      <w:r>
+        <w:rPr>
+          <w:lang w:val="fr_FR" w:bidi="fr_FR"/>
+        </w:rPr>
+        <w:t>). Les riches sont condamnés parce qu'ils sont cupides et oppriment les pauvres (</w:t>
+      </w:r>
+      <w:hyperlink r:id="rId615">
+        <w:r>
+          <w:rPr>
+            <w:lang w:val="fr_FR" w:bidi="fr_FR"/>
+          </w:rPr>
+          <w:rPr>
+            <w:color w:val="0000EE"/>
+            <w:u w:val="single"/>
+          </w:rPr>
+          <w:t>Jc 5.1–6</w:t>
+        </w:r>
+      </w:hyperlink>
+      <w:r>
+        <w:rPr>
+          <w:lang w:val="fr_FR" w:bidi="fr_FR"/>
+        </w:rPr>
+        <w:t xml:space="preserve">). « Malheur à vous, riches », proclame </w:t>
+      </w:r>
+      <w:hyperlink r:id="rId616">
+        <w:r>
+          <w:rPr>
+            <w:lang w:val="fr_FR" w:bidi="fr_FR"/>
+          </w:rPr>
+          <w:rPr>
+            <w:color w:val="0000EE"/>
+            <w:u w:val="single"/>
+          </w:rPr>
+          <w:t>Luc 6.24. L</w:t>
+        </w:r>
+      </w:hyperlink>
+      <w:r>
+        <w:rPr>
+          <w:lang w:val="fr_FR" w:bidi="fr_FR"/>
+        </w:rPr>
+        <w:t>es trois Évangiles synoptiques parlent tous des dangers de la richesse (</w:t>
+      </w:r>
+      <w:hyperlink r:id="rId617">
+        <w:r>
+          <w:rPr>
+            <w:lang w:val="fr_FR" w:bidi="fr_FR"/>
+          </w:rPr>
+          <w:rPr>
+            <w:color w:val="0000EE"/>
+            <w:u w:val="single"/>
+          </w:rPr>
+          <w:t xml:space="preserve">Mt 13.22 </w:t>
+        </w:r>
+      </w:hyperlink>
+      <w:r>
+        <w:rPr>
+          <w:lang w:val="fr_FR" w:bidi="fr_FR"/>
+        </w:rPr>
+        <w:t xml:space="preserve">; </w:t>
+      </w:r>
+      <w:hyperlink r:id="rId618">
+        <w:r>
+          <w:rPr>
+            <w:lang w:val="fr_FR" w:bidi="fr_FR"/>
+          </w:rPr>
+          <w:rPr>
+            <w:color w:val="0000EE"/>
+            <w:u w:val="single"/>
+          </w:rPr>
+          <w:t xml:space="preserve">Mc 4.19 </w:t>
+        </w:r>
+      </w:hyperlink>
+      <w:r>
+        <w:rPr>
+          <w:lang w:val="fr_FR" w:bidi="fr_FR"/>
+        </w:rPr>
+        <w:t xml:space="preserve">; </w:t>
+      </w:r>
+      <w:hyperlink r:id="rId619">
+        <w:r>
+          <w:rPr>
+            <w:lang w:val="fr_FR" w:bidi="fr_FR"/>
+          </w:rPr>
+          <w:rPr>
+            <w:color w:val="0000EE"/>
+            <w:u w:val="single"/>
+          </w:rPr>
+          <w:t>Lc 8.14</w:t>
+        </w:r>
+      </w:hyperlink>
+      <w:r>
+        <w:rPr>
+          <w:lang w:val="fr_FR" w:bidi="fr_FR"/>
+        </w:rPr>
+        <w:t>). Cependant, tous les hommes riches ne sont pas présentés comme mauvais. Jésus est enterré dans le tombeau d'un homme riche, Joseph d'Arimathée (</w:t>
+      </w:r>
+      <w:hyperlink r:id="rId620">
+        <w:r>
+          <w:rPr>
+            <w:lang w:val="fr_FR" w:bidi="fr_FR"/>
+          </w:rPr>
+          <w:rPr>
+            <w:color w:val="0000EE"/>
+            <w:u w:val="single"/>
+          </w:rPr>
+          <w:t>Mt 27.57</w:t>
+        </w:r>
+      </w:hyperlink>
+      <w:r>
+        <w:rPr>
+          <w:lang w:val="fr_FR" w:bidi="fr_FR"/>
+        </w:rPr>
+        <w:t>). Nicodème dépense généreusement pour l'embaumement du corps de Jésus (</w:t>
+      </w:r>
+      <w:hyperlink r:id="rId621">
+        <w:r>
+          <w:rPr>
+            <w:lang w:val="fr_FR" w:bidi="fr_FR"/>
+          </w:rPr>
+          <w:rPr>
+            <w:color w:val="0000EE"/>
+            <w:u w:val="single"/>
+          </w:rPr>
+          <w:t>Jn 19.39</w:t>
+        </w:r>
+      </w:hyperlink>
+      <w:r>
+        <w:rPr>
+          <w:lang w:val="fr_FR" w:bidi="fr_FR"/>
+        </w:rPr>
+        <w:t>). C'est « un chef des Juifs » (</w:t>
       </w:r>
       <w:hyperlink r:id="rId622">
         <w:r>
@@ -23601,14 +23553,14 @@
             <w:color w:val="0000EE"/>
             <w:u w:val="single"/>
           </w:rPr>
-          <w:t>Josué 19.7</w:t>
-        </w:r>
-      </w:hyperlink>
-      <w:r>
-        <w:rPr>
-          <w:lang w:val="fr_FR" w:bidi="fr_FR"/>
-        </w:rPr>
-        <w:t xml:space="preserve">. </w:t>
+          <w:t>3.1</w:t>
+        </w:r>
+      </w:hyperlink>
+      <w:r>
+        <w:rPr>
+          <w:lang w:val="fr_FR" w:bidi="fr_FR"/>
+        </w:rPr>
+        <w:t>) ; il est donc probablement riche.</w:t>
       </w:r>
     </w:p>
     <w:p>
@@ -23623,7 +23575,7 @@
           <w:i/>
           <w:lang w:val="fr_FR" w:bidi="fr_FR"/>
         </w:rPr>
-        <w:t>Voir</w:t>
+        <w:t>Voir aussi</w:t>
       </w:r>
       <w:r>
         <w:rPr>
@@ -23635,7 +23587,55 @@
         <w:rPr>
           <w:lang w:val="fr_FR" w:bidi="fr_FR"/>
         </w:rPr>
-        <w:t>En-Rimmon</w:t>
+        <w:t xml:space="preserve">Mammon </w:t>
+      </w:r>
+      <w:r>
+        <w:rPr>
+          <w:lang w:val="fr_FR" w:bidi="fr_FR"/>
+        </w:rPr>
+        <w:t xml:space="preserve">; </w:t>
+      </w:r>
+      <w:r>
+        <w:rPr>
+          <w:lang w:val="fr_FR" w:bidi="fr_FR"/>
+        </w:rPr>
+        <w:t xml:space="preserve">argent </w:t>
+      </w:r>
+      <w:r>
+        <w:rPr>
+          <w:lang w:val="fr_FR" w:bidi="fr_FR"/>
+        </w:rPr>
+        <w:t xml:space="preserve">; </w:t>
+      </w:r>
+      <w:r>
+        <w:rPr>
+          <w:lang w:val="fr_FR" w:bidi="fr_FR"/>
+        </w:rPr>
+        <w:t xml:space="preserve">pauvres </w:t>
+      </w:r>
+      <w:r>
+        <w:rPr>
+          <w:lang w:val="fr_FR" w:bidi="fr_FR"/>
+        </w:rPr>
+        <w:t xml:space="preserve">; </w:t>
+      </w:r>
+      <w:r>
+        <w:rPr>
+          <w:lang w:val="fr_FR" w:bidi="fr_FR"/>
+        </w:rPr>
+        <w:t xml:space="preserve">richesses </w:t>
+      </w:r>
+      <w:r>
+        <w:rPr>
+          <w:lang w:val="fr_FR" w:bidi="fr_FR"/>
+        </w:rPr>
+        <w:t xml:space="preserve">; </w:t>
+      </w:r>
+      <w:r>
+        <w:rPr>
+          <w:lang w:val="fr_FR" w:bidi="fr_FR"/>
+        </w:rPr>
+        <w:t>salaire</w:t>
       </w:r>
       <w:r>
         <w:rPr>
@@ -23670,6 +23670,105 @@
         <w:rPr>
           <w:lang w:val="fr_FR" w:bidi="fr_FR"/>
         </w:rPr>
+        <w:t>Rimmon</w:t>
+      </w:r>
+      <w:r>
+        <w:rPr>
+          <w:lang w:val="fr_FR" w:bidi="fr_FR"/>
+        </w:rPr>
+      </w:r>
+    </w:p>
+    <w:p>
+      <w:pPr/>
+      <w:r>
+        <w:rPr>
+          <w:lang w:val="fr_FR" w:bidi="fr_FR"/>
+        </w:rPr>
+      </w:r>
+      <w:r>
+        <w:rPr>
+          <w:lang w:val="fr_FR" w:bidi="fr_FR"/>
+        </w:rPr>
+        <w:t xml:space="preserve">Forme alternative d'En-Rimmon, une ville dans le territoire de Siméon, dans </w:t>
+      </w:r>
+      <w:hyperlink r:id="rId623">
+        <w:r>
+          <w:rPr>
+            <w:lang w:val="fr_FR" w:bidi="fr_FR"/>
+          </w:rPr>
+          <w:rPr>
+            <w:color w:val="0000EE"/>
+            <w:u w:val="single"/>
+          </w:rPr>
+          <w:t>Josué 19.7</w:t>
+        </w:r>
+      </w:hyperlink>
+      <w:r>
+        <w:rPr>
+          <w:lang w:val="fr_FR" w:bidi="fr_FR"/>
+        </w:rPr>
+        <w:t xml:space="preserve">. </w:t>
+      </w:r>
+    </w:p>
+    <w:p>
+      <w:pPr/>
+      <w:r>
+        <w:rPr>
+          <w:lang w:val="fr_FR" w:bidi="fr_FR"/>
+        </w:rPr>
+      </w:r>
+      <w:r>
+        <w:rPr>
+          <w:i/>
+          <w:lang w:val="fr_FR" w:bidi="fr_FR"/>
+        </w:rPr>
+        <w:t>Voir</w:t>
+      </w:r>
+      <w:r>
+        <w:rPr>
+          <w:lang w:val="fr_FR" w:bidi="fr_FR"/>
+        </w:rPr>
+        <w:t xml:space="preserve"> </w:t>
+      </w:r>
+      <w:r>
+        <w:rPr>
+          <w:lang w:val="fr_FR" w:bidi="fr_FR"/>
+        </w:rPr>
+        <w:t>En-Rimmon</w:t>
+      </w:r>
+      <w:r>
+        <w:rPr>
+          <w:lang w:val="fr_FR" w:bidi="fr_FR"/>
+        </w:rPr>
+        <w:t>.</w:t>
+      </w:r>
+      <w:r>
+        <w:rPr>
+          <w:lang w:val="fr_FR" w:bidi="fr_FR"/>
+        </w:rPr>
+      </w:r>
+      <w:r>
+        <w:rPr>
+          <w:lang w:val="fr_FR" w:bidi="fr_FR"/>
+        </w:rPr>
+      </w:r>
+    </w:p>
+    <w:p>
+      <w:pPr/>
+      <w:r>
+        <w:rPr>
+          <w:lang w:val="fr_FR" w:bidi="fr_FR"/>
+        </w:rPr>
+      </w:r>
+    </w:p>
+    <w:p>
+      <w:pPr>
+        <w:pStyle w:val="Heading2"/>
+      </w:pPr>
+      <w:r>
+        <w:rPr>
+          <w:lang w:val="fr_FR" w:bidi="fr_FR"/>
+        </w:rPr>
         <w:t>Rimmon (Lieu)</w:t>
       </w:r>
       <w:r>
@@ -23691,7 +23790,7 @@
         </w:rPr>
         <w:t xml:space="preserve">1. Nom alternatif pour En-Rimmon, une ville dans le sud de Juda, dans </w:t>
       </w:r>
-      <w:hyperlink r:id="rId623">
+      <w:hyperlink r:id="rId624">
         <w:r>
           <w:rPr>
             <w:lang w:val="fr_FR" w:bidi="fr_FR"/>
@@ -23709,7 +23808,7 @@
         </w:rPr>
         <w:t xml:space="preserve"> et </w:t>
       </w:r>
-      <w:hyperlink r:id="rId624">
+      <w:hyperlink r:id="rId625">
         <w:r>
           <w:rPr>
             <w:lang w:val="fr_FR" w:bidi="fr_FR"/>
@@ -23774,7 +23873,7 @@
         </w:rPr>
         <w:t>2. Ville dans le territoire attribué à la tribu de Zabulon en héritage (</w:t>
       </w:r>
-      <w:hyperlink r:id="rId625">
+      <w:hyperlink r:id="rId626">
         <w:r>
           <w:rPr>
             <w:lang w:val="fr_FR" w:bidi="fr_FR"/>
@@ -23792,7 +23891,7 @@
         </w:rPr>
         <w:t xml:space="preserve">) ; également appelée Dimna dans </w:t>
       </w:r>
-      <w:hyperlink r:id="rId626">
+      <w:hyperlink r:id="rId627">
         <w:r>
           <w:rPr>
             <w:lang w:val="fr_FR" w:bidi="fr_FR"/>
@@ -23824,7 +23923,7 @@
         </w:rPr>
         <w:t>3. Grande grotte à environ 20 km au nord de Jérusalem et à 3 km au sud de l'Éphraïm biblique (Taiyiba moderne), également appelée le Rocher de Rimmon. Six cents réfugiés de la ville de Guibea ont trouvé refuge dans la grotte pendant quatre mois (</w:t>
       </w:r>
-      <w:hyperlink r:id="rId627">
+      <w:hyperlink r:id="rId628">
         <w:r>
           <w:rPr>
             <w:lang w:val="fr_FR" w:bidi="fr_FR"/>
@@ -23842,7 +23941,7 @@
         </w:rPr>
         <w:t xml:space="preserve"> ; </w:t>
       </w:r>
-      <w:hyperlink r:id="rId628">
+      <w:hyperlink r:id="rId629">
         <w:r>
           <w:rPr>
             <w:lang w:val="fr_FR" w:bidi="fr_FR"/>
@@ -23916,7 +24015,7 @@
         </w:rPr>
         <w:t>Benjaminite de la ville de Beéroth. Ses deux fils, Baana et Recab, ont tué Isch-Boscheth (</w:t>
       </w:r>
-      <w:hyperlink r:id="rId629">
+      <w:hyperlink r:id="rId630">
         <w:r>
           <w:rPr>
             <w:lang w:val="fr_FR" w:bidi="fr_FR"/>
@@ -23964,7 +24063,7 @@
         </w:rPr>
         <w:t>Divinité adorée par les Syriens de Damas. Naaman était capitaine de l'armée syrienne. Lui et son roi se rendaient souvent au temple de Rimmon (</w:t>
       </w:r>
-      <w:hyperlink r:id="rId630">
+      <w:hyperlink r:id="rId631">
         <w:r>
           <w:rPr>
             <w:lang w:val="fr_FR" w:bidi="fr_FR"/>
@@ -24056,7 +24155,7 @@
         </w:rPr>
         <w:t>Lieu de campement temporaire des Israélites pendant leurs errances dans le désert, situé entre Rithma et Libna (</w:t>
       </w:r>
-      <w:hyperlink r:id="rId631">
+      <w:hyperlink r:id="rId632">
         <w:r>
           <w:rPr>
             <w:lang w:val="fr_FR" w:bidi="fr_FR"/>
@@ -24155,7 +24254,7 @@
         </w:rPr>
         <w:t>Grande grotte au nord de Jérusalem (</w:t>
       </w:r>
-      <w:hyperlink r:id="rId627">
+      <w:hyperlink r:id="rId628">
         <w:r>
           <w:rPr>
             <w:lang w:val="fr_FR" w:bidi="fr_FR"/>
@@ -24173,7 +24272,7 @@
         </w:rPr>
         <w:t xml:space="preserve"> ; </w:t>
       </w:r>
-      <w:hyperlink r:id="rId628">
+      <w:hyperlink r:id="rId629">
         <w:r>
           <w:rPr>
             <w:lang w:val="fr_FR" w:bidi="fr_FR"/>
@@ -24272,7 +24371,7 @@
         </w:rPr>
         <w:t>Ville dans le territoire de Zabulon (</w:t>
       </w:r>
-      <w:hyperlink r:id="rId632">
+      <w:hyperlink r:id="rId633">
         <w:r>
           <w:rPr>
             <w:lang w:val="fr_FR" w:bidi="fr_FR"/>
@@ -24338,7 +24437,7 @@
         </w:rPr>
         <w:t>Fils de Simon de la tribu de Juda (</w:t>
       </w:r>
-      <w:hyperlink r:id="rId633">
+      <w:hyperlink r:id="rId634">
         <w:r>
           <w:rPr>
             <w:lang w:val="fr_FR" w:bidi="fr_FR"/>
@@ -24404,7 +24503,7 @@
         </w:rPr>
         <w:t>Fils de Gomer et frère d'Aschkenaz et de Togarma, descendants non sémitiques de Noé par la lignée de Japhet (</w:t>
       </w:r>
-      <w:hyperlink r:id="rId634">
+      <w:hyperlink r:id="rId635">
         <w:r>
           <w:rPr>
             <w:lang w:val="fr_FR" w:bidi="fr_FR"/>
@@ -24422,7 +24521,7 @@
         </w:rPr>
         <w:t xml:space="preserve">). </w:t>
       </w:r>
-      <w:hyperlink r:id="rId635">
+      <w:hyperlink r:id="rId636">
         <w:r>
           <w:rPr>
             <w:lang w:val="fr_FR" w:bidi="fr_FR"/>
@@ -24488,7 +24587,7 @@
         </w:rPr>
         <w:t>Expression d'une variété d'émotions. Le rire peut exprimer une joie immense lorsque les circonstances s'améliorent, comme pour les Juifs revenant de l'exil (</w:t>
       </w:r>
-      <w:hyperlink r:id="rId636">
+      <w:hyperlink r:id="rId637">
         <w:r>
           <w:rPr>
             <w:lang w:val="fr_FR" w:bidi="fr_FR"/>
@@ -24506,7 +24605,7 @@
         </w:rPr>
         <w:t>). Une telle joie est offerte avec sincérité mais un excès de légèreté à Job par l'un de ses consolateurs (</w:t>
       </w:r>
-      <w:hyperlink r:id="rId637">
+      <w:hyperlink r:id="rId638">
         <w:r>
           <w:rPr>
             <w:lang w:val="fr_FR" w:bidi="fr_FR"/>
@@ -24524,7 +24623,7 @@
         </w:rPr>
         <w:t>). Le rire peut être de bonne humeur et amical, pour encourager les autres (</w:t>
       </w:r>
-      <w:hyperlink r:id="rId638">
+      <w:hyperlink r:id="rId639">
         <w:r>
           <w:rPr>
             <w:lang w:val="fr_FR" w:bidi="fr_FR"/>
@@ -24554,7 +24653,7 @@
         </w:rPr>
         <w:t xml:space="preserve"> » (</w:t>
       </w:r>
-      <w:hyperlink r:id="rId639">
+      <w:hyperlink r:id="rId640">
         <w:r>
           <w:rPr>
             <w:lang w:val="fr_FR" w:bidi="fr_FR"/>
@@ -24572,7 +24671,7 @@
         </w:rPr>
         <w:t>), mais l'Ecclésiaste avait ses doutes : la vie n'est pas une plaisanterie, et le chagrin peut être un meilleur enseignant (</w:t>
       </w:r>
-      <w:hyperlink r:id="rId640">
+      <w:hyperlink r:id="rId641">
         <w:r>
           <w:rPr>
             <w:lang w:val="fr_FR" w:bidi="fr_FR"/>
@@ -24590,7 +24689,7 @@
         </w:rPr>
         <w:t xml:space="preserve"> ; </w:t>
       </w:r>
-      <w:hyperlink r:id="rId641">
+      <w:hyperlink r:id="rId642">
         <w:r>
           <w:rPr>
             <w:lang w:val="fr_FR" w:bidi="fr_FR"/>
@@ -24620,7 +24719,7 @@
         </w:rPr>
         <w:t xml:space="preserve"> » (</w:t>
       </w:r>
-      <w:hyperlink r:id="rId642">
+      <w:hyperlink r:id="rId643">
         <w:r>
           <w:rPr>
             <w:lang w:val="fr_FR" w:bidi="fr_FR"/>
@@ -24638,7 +24737,7 @@
         </w:rPr>
         <w:t>). Il est promis à Job que la guerre et la famine ne seraient pas des sujets d'inquiétude (</w:t>
       </w:r>
-      <w:hyperlink r:id="rId643">
+      <w:hyperlink r:id="rId644">
         <w:r>
           <w:rPr>
             <w:lang w:val="fr_FR" w:bidi="fr_FR"/>
@@ -24656,7 +24755,7 @@
         </w:rPr>
         <w:t xml:space="preserve"> ; voir </w:t>
       </w:r>
-      <w:hyperlink r:id="rId644">
+      <w:hyperlink r:id="rId645">
         <w:r>
           <w:rPr>
             <w:lang w:val="fr_FR" w:bidi="fr_FR"/>
@@ -24688,7 +24787,7 @@
         </w:rPr>
         <w:t>Le rire peut également être une chose négative et moqueuse. Nous pouvons rire des gens et les tourner en dérision. Cet élément est très présent dans l'Ancien Testament. Job et Jérémie se plaignent d'être des objets de risée (</w:t>
       </w:r>
-      <w:hyperlink r:id="rId645">
+      <w:hyperlink r:id="rId646">
         <w:r>
           <w:rPr>
             <w:lang w:val="fr_FR" w:bidi="fr_FR"/>
@@ -24706,7 +24805,7 @@
         </w:rPr>
         <w:t xml:space="preserve"> ; </w:t>
       </w:r>
-      <w:hyperlink r:id="rId646">
+      <w:hyperlink r:id="rId647">
         <w:r>
           <w:rPr>
             <w:lang w:val="fr_FR" w:bidi="fr_FR"/>
@@ -24724,7 +24823,7 @@
         </w:rPr>
         <w:t>). La nation se plaint que leurs ennemis rient de leur détresse (</w:t>
       </w:r>
-      <w:hyperlink r:id="rId647">
+      <w:hyperlink r:id="rId648">
         <w:r>
           <w:rPr>
             <w:lang w:val="fr_FR" w:bidi="fr_FR"/>
@@ -24742,7 +24841,7 @@
         </w:rPr>
         <w:t xml:space="preserve"> ; voir </w:t>
       </w:r>
-      <w:hyperlink r:id="rId648">
+      <w:hyperlink r:id="rId649">
         <w:r>
           <w:rPr>
             <w:lang w:val="fr_FR" w:bidi="fr_FR"/>
@@ -24760,7 +24859,7 @@
         </w:rPr>
         <w:t xml:space="preserve">). Parfois, ceci est justifié. Dans </w:t>
       </w:r>
-      <w:hyperlink r:id="rId649">
+      <w:hyperlink r:id="rId650">
         <w:r>
           <w:rPr>
             <w:lang w:val="fr_FR" w:bidi="fr_FR"/>
@@ -24778,7 +24877,7 @@
         </w:rPr>
         <w:t xml:space="preserve">, on promet aux justes que ce sont eux qui riront les derniers, aux dépens de l'incroyant méchant qui pense qu'il peut exclure Dieu de sa vie. Dans </w:t>
       </w:r>
-      <w:hyperlink r:id="rId650">
+      <w:hyperlink r:id="rId651">
         <w:r>
           <w:rPr>
             <w:lang w:val="fr_FR" w:bidi="fr_FR"/>
@@ -24796,7 +24895,7 @@
         </w:rPr>
         <w:t>, la Sagesse personnifiée avertit qu'elle rira de la calamité de ceux qui refusent de suivre ses conseils : cela leur servira de leçon. Dans ce même sens, le rire est attribué à Dieu à trois reprises dans le Psautier. Il rit des nations qui complotent contre son roi oint (</w:t>
       </w:r>
-      <w:hyperlink r:id="rId651">
+      <w:hyperlink r:id="rId652">
         <w:r>
           <w:rPr>
             <w:lang w:val="fr_FR" w:bidi="fr_FR"/>
@@ -24814,7 +24913,7 @@
         </w:rPr>
         <w:t>). Il rit des méchants, sachant qu'ils se dirigent vers le désastre (</w:t>
       </w:r>
-      <w:hyperlink r:id="rId652">
+      <w:hyperlink r:id="rId653">
         <w:r>
           <w:rPr>
             <w:lang w:val="fr_FR" w:bidi="fr_FR"/>
@@ -24832,7 +24931,7 @@
         </w:rPr>
         <w:t>). Il est invité à rire des ennemis du psalmiste (</w:t>
       </w:r>
-      <w:hyperlink r:id="rId653">
+      <w:hyperlink r:id="rId654">
         <w:r>
           <w:rPr>
             <w:lang w:val="fr_FR" w:bidi="fr_FR"/>
@@ -24864,7 +24963,7 @@
         </w:rPr>
         <w:t xml:space="preserve">Le rire occupe une place spéciale dans les récits d'Abraham. Il est utilisé en lien avec le nom de son fils Isaac, qui signifie « Il rit » ou « Que [Dieu] lui sourie ». Les histoires hébraïques aiment mettre en avant le sens des mots, et ainsi la réaction humaine à la naissance d'Isaac, le canal des promesses patriarcales de Dieu, est décrite en termes de rire. C'est important théologiquement car cela tend à être contrasté avec la foi. Dans </w:t>
       </w:r>
-      <w:hyperlink r:id="rId654">
+      <w:hyperlink r:id="rId655">
         <w:r>
           <w:rPr>
             <w:lang w:val="fr_FR" w:bidi="fr_FR"/>
@@ -24882,7 +24981,7 @@
         </w:rPr>
         <w:t xml:space="preserve">, le rire est la réponse incrédule d'Abraham à la promesse irréaliste de Dieu d'un fils, compte tenu de la vieillesse de Sara. Dans </w:t>
       </w:r>
-      <w:hyperlink r:id="rId655">
+      <w:hyperlink r:id="rId656">
         <w:r>
           <w:rPr>
             <w:lang w:val="fr_FR" w:bidi="fr_FR"/>
@@ -24900,7 +24999,7 @@
         </w:rPr>
         <w:t xml:space="preserve">, Sara ne peut étouffer son rire en écoutant aux portes : cela semble si absurde qu'elle deviendra enceinte alors qu'elle a dépassé 90 ans d'âge. En fin de compte, dans </w:t>
       </w:r>
-      <w:hyperlink r:id="rId656">
+      <w:hyperlink r:id="rId657">
         <w:r>
           <w:rPr>
             <w:lang w:val="fr_FR" w:bidi="fr_FR"/>
@@ -24966,7 +25065,7 @@
         </w:rPr>
         <w:t>Lieu où s'arrêteront les Israélites pendant leur traversée du désert, situé entre Libna et Kehélatha (</w:t>
       </w:r>
-      <w:hyperlink r:id="rId657">
+      <w:hyperlink r:id="rId658">
         <w:r>
           <w:rPr>
             <w:lang w:val="fr_FR" w:bidi="fr_FR"/>
@@ -25065,7 +25164,7 @@
         </w:rPr>
         <w:t>Lieu où s'arrêteront les Israélites pendant leur traversée du désert, situé entre Hatséroth et Rimmon-Pérets (</w:t>
       </w:r>
-      <w:hyperlink r:id="rId658">
+      <w:hyperlink r:id="rId659">
         <w:r>
           <w:rPr>
             <w:lang w:val="fr_FR" w:bidi="fr_FR"/>
@@ -25164,7 +25263,7 @@
         </w:rPr>
         <w:t>Chef compétent et guerrier puissant, fils d'Ulla de la tribu d'Aser (</w:t>
       </w:r>
-      <w:hyperlink r:id="rId659">
+      <w:hyperlink r:id="rId660">
         <w:r>
           <w:rPr>
             <w:lang w:val="fr_FR" w:bidi="fr_FR"/>
@@ -25244,7 +25343,7 @@
         </w:rPr>
         <w:t>Après la mort de Saül, un conflit éclatera entre deux dirigeants : Isch-Boscheth et Abner. Isch-Boscheth accusera Abner d'avoir eu des relations sexuelles avec Ritspa. À cette époque, cela pouvait être perçu comme une tentative de prendre la place du roi. Abner se mettra en colère et promettra d'aider David à devenir roi à sa place (</w:t>
       </w:r>
-      <w:hyperlink r:id="rId660">
+      <w:hyperlink r:id="rId661">
         <w:r>
           <w:rPr>
             <w:lang w:val="fr_FR" w:bidi="fr_FR"/>
@@ -25290,7 +25389,7 @@
         </w:rPr>
         <w:t>Ritspa restera avec les corps de ses fils. Elle les protègera des oiseaux et des animaux sauvages jusqu'à ce que le roi David les enterre correctement (</w:t>
       </w:r>
-      <w:hyperlink r:id="rId661">
+      <w:hyperlink r:id="rId662">
         <w:r>
           <w:rPr>
             <w:lang w:val="fr_FR" w:bidi="fr_FR"/>
@@ -25381,7 +25480,7 @@
         </w:rPr>
         <w:t>À la mort de Salomon (930 av. J.‑C.), son fils Roboam monte sur le trône. Peut-être en guise de concession aux Éphraïmites, qui semblaient souvent être irrités par leur statut inférieur, Roboam acceptera de tenir son couronnement dans leur ville de Sichem au lieu de Jérusalem, un lieu de rencontre traditionnel sur lequel « tout Israël » pouvait s'accorder (</w:t>
       </w:r>
-      <w:hyperlink r:id="rId662">
+      <w:hyperlink r:id="rId663">
         <w:r>
           <w:rPr>
             <w:lang w:val="fr_FR" w:bidi="fr_FR"/>
@@ -25413,7 +25512,7 @@
         </w:rPr>
         <w:t>Au conclave, les chefs des tribus du nord, accompagnés de Jéroboam, approcheront le nouveau roi pour obtenir des concessions. Jéroboam (un fonctionnaire sous l'administration de Salomon qui s'était enfui en Égypte lorsque Salomon le soupçonnait de trahison) était revenu en Israël pour assumer une position de leadership. Jéroboam était destiné à être le dirigeant d'Israël en raison de l'apostasie de Salomon (</w:t>
       </w:r>
-      <w:hyperlink r:id="rId663">
+      <w:hyperlink r:id="rId664">
         <w:r>
           <w:rPr>
             <w:lang w:val="fr_FR" w:bidi="fr_FR"/>
@@ -25431,7 +25530,7 @@
         </w:rPr>
         <w:t xml:space="preserve">). Les nombreux projets de construction de Salomon et son ostentation semblent avoir ruiné le royaume, entraînant un fardeau fiscal intolérable. Particulièrement répréhensible était le travail forcé sur divers projets (voir </w:t>
       </w:r>
-      <w:hyperlink r:id="rId664">
+      <w:hyperlink r:id="rId665">
         <w:r>
           <w:rPr>
             <w:lang w:val="fr_FR" w:bidi="fr_FR"/>
@@ -25443,7 +25542,7 @@
           <w:t>1R 12.4</w:t>
         </w:r>
       </w:hyperlink>
-      <w:hyperlink r:id="rId665">
+      <w:hyperlink r:id="rId666">
         <w:r>
           <w:rPr>
             <w:lang w:val="fr_FR" w:bidi="fr_FR"/>
@@ -25461,7 +25560,7 @@
         </w:rPr>
         <w:t xml:space="preserve">; </w:t>
       </w:r>
-      <w:hyperlink r:id="rId665">
+      <w:hyperlink r:id="rId666">
         <w:r>
           <w:rPr>
             <w:lang w:val="fr_FR" w:bidi="fr_FR"/>
@@ -25574,7 +25673,7 @@
         </w:rPr>
         <w:t>Le peuple construira toutefois des hauts lieux et des sanctuaires païens à travers le pays. Ils commenceront à s'engager dans les pratiques religieuses corrompues des nations païennes autour d'eux, y compris l'homosexualité (</w:t>
       </w:r>
-      <w:hyperlink r:id="rId666">
+      <w:hyperlink r:id="rId667">
         <w:r>
           <w:rPr>
             <w:lang w:val="fr_FR" w:bidi="fr_FR"/>
@@ -25606,7 +25705,7 @@
         </w:rPr>
         <w:t>Roboam abandonnera rapidement la loi du Seigneur, et tout Israël le suivra (</w:t>
       </w:r>
-      <w:hyperlink r:id="rId667">
+      <w:hyperlink r:id="rId668">
         <w:r>
           <w:rPr>
             <w:lang w:val="fr_FR" w:bidi="fr_FR"/>
@@ -25624,7 +25723,7 @@
         </w:rPr>
         <w:t>). Roboam était le fils de Salomon, un père préoccupé qui lui-même devenait de plus en plus laxiste sur les choses spirituelles. La mère de Roboam était Naama, une princesse païenne ammonite qui manquait vraisemblablement de perception spirituelle (</w:t>
       </w:r>
-      <w:hyperlink r:id="rId668">
+      <w:hyperlink r:id="rId669">
         <w:r>
           <w:rPr>
             <w:lang w:val="fr_FR" w:bidi="fr_FR"/>
@@ -25642,7 +25741,7 @@
         </w:rPr>
         <w:t>). L'exemple de son père, qui gardait un harem et avait de nombreux enfants, aura également un impact sur lui. Roboam avait dix-huit épouses, soixante concubines, vingt-huit fils et soixante filles. Il passait beaucoup de temps à leur fournir des logements dans les villes fortifiées de Juda (</w:t>
       </w:r>
-      <w:hyperlink r:id="rId669">
+      <w:hyperlink r:id="rId670">
         <w:r>
           <w:rPr>
             <w:lang w:val="fr_FR" w:bidi="fr_FR"/>
@@ -25674,7 +25773,7 @@
         </w:rPr>
         <w:t>L'apostasie de Juda finira par devenir si grande que Dieu infligera un jugement à la nation sous la forme d'une invasion étrangère. Dans la cinquième année de Roboam (vers 926 av. J.‑C.), Schischak 1er d'Égypte envahit la Palestine avec mile deux cents chars et soixante mille hommes (</w:t>
       </w:r>
-      <w:hyperlink r:id="rId670">
+      <w:hyperlink r:id="rId671">
         <w:r>
           <w:rPr>
             <w:lang w:val="fr_FR" w:bidi="fr_FR"/>
@@ -25692,7 +25791,7 @@
         </w:rPr>
         <w:t xml:space="preserve"> ; </w:t>
       </w:r>
-      <w:hyperlink r:id="rId671">
+      <w:hyperlink r:id="rId672">
         <w:r>
           <w:rPr>
             <w:lang w:val="fr_FR" w:bidi="fr_FR"/>
@@ -25752,7 +25851,7 @@
         </w:rPr>
         <w:t>La repentance de Roboam ne sera que temporaire. Les Écritures indiquent que ses dernières années étaient caractérisées par le mal (</w:t>
       </w:r>
-      <w:hyperlink r:id="rId672">
+      <w:hyperlink r:id="rId673">
         <w:r>
           <w:rPr>
             <w:lang w:val="fr_FR" w:bidi="fr_FR"/>
@@ -25770,7 +25869,7 @@
         </w:rPr>
         <w:t>), et que son fils et successeur, Abijam, « marchait dans tous les péchés que son père avait commis avant lui » (</w:t>
       </w:r>
-      <w:hyperlink r:id="rId673">
+      <w:hyperlink r:id="rId674">
         <w:r>
           <w:rPr>
             <w:lang w:val="fr_FR" w:bidi="fr_FR"/>
@@ -25907,7 +26006,7 @@
         </w:rPr>
         <w:t>Quatrième fils de Javan et descendant de Noé par la lignée de Japhet (</w:t>
       </w:r>
-      <w:hyperlink r:id="rId595">
+      <w:hyperlink r:id="rId596">
         <w:r>
           <w:rPr>
             <w:lang w:val="fr_FR" w:bidi="fr_FR"/>
@@ -25925,7 +26024,7 @@
         </w:rPr>
         <w:t xml:space="preserve">). Une orthographe alternative dans </w:t>
       </w:r>
-      <w:hyperlink r:id="rId593">
+      <w:hyperlink r:id="rId594">
         <w:r>
           <w:rPr>
             <w:lang w:val="fr_FR" w:bidi="fr_FR"/>
@@ -25991,7 +26090,7 @@
         </w:rPr>
         <w:t>Ville dans les hautes terres à l'est du Jourdain. Roguelim était la demeure de Barzillaï le Galaadite. Barzillaï servira le roi David à Mahanaïm lorsque David cherchait à se protéger de son fils Absalom, qui s'était rebellé contre lui (</w:t>
       </w:r>
-      <w:hyperlink r:id="rId674">
+      <w:hyperlink r:id="rId675">
         <w:r>
           <w:rPr>
             <w:lang w:val="fr_FR" w:bidi="fr_FR"/>
@@ -26009,7 +26108,7 @@
         </w:rPr>
         <w:t xml:space="preserve"> ; </w:t>
       </w:r>
-      <w:hyperlink r:id="rId675">
+      <w:hyperlink r:id="rId676">
         <w:r>
           <w:rPr>
             <w:lang w:val="fr_FR" w:bidi="fr_FR"/>
@@ -26075,7 +26174,7 @@
         </w:rPr>
         <w:t>Fils de Schamer de la tribu d'Aser (</w:t>
       </w:r>
-      <w:hyperlink r:id="rId676">
+      <w:hyperlink r:id="rId677">
         <w:r>
           <w:rPr>
             <w:lang w:val="fr_FR" w:bidi="fr_FR"/>
@@ -26154,7 +26253,7 @@
         </w:rPr>
         <w:t xml:space="preserve"> (roi) apparaît plus de deux mille fois dans l'Ancien Testament hébreu. Il peut se référer à Dieu (</w:t>
       </w:r>
-      <w:hyperlink r:id="rId677">
+      <w:hyperlink r:id="rId678">
         <w:r>
           <w:rPr>
             <w:lang w:val="fr_FR" w:bidi="fr_FR"/>
@@ -26190,7 +26289,7 @@
         </w:rPr>
         <w:t xml:space="preserve">), d'une ville (Jéricho, Aï ; voir </w:t>
       </w:r>
-      <w:hyperlink r:id="rId678">
+      <w:hyperlink r:id="rId679">
         <w:r>
           <w:rPr>
             <w:lang w:val="fr_FR" w:bidi="fr_FR"/>
@@ -26247,7 +26346,7 @@
         </w:rPr>
         <w:t xml:space="preserve"> sur Israël (</w:t>
       </w:r>
-      <w:hyperlink r:id="rId679">
+      <w:hyperlink r:id="rId680">
         <w:r>
           <w:rPr>
             <w:lang w:val="fr_FR" w:bidi="fr_FR"/>
@@ -26336,7 +26435,7 @@
         </w:rPr>
         <w:t>L'expression « Roi des rois », attribuée à Jésus (</w:t>
       </w:r>
-      <w:hyperlink r:id="rId680">
+      <w:hyperlink r:id="rId681">
         <w:r>
           <w:rPr>
             <w:lang w:val="fr_FR" w:bidi="fr_FR"/>
@@ -26354,7 +26453,7 @@
         </w:rPr>
         <w:t>), est une tournure hébraïque signifiant roi suprême ou plus grand des rois. Par exemple, dans la prédiction d'Ézéchiel sur la chute de Tyr, Nebucadnetsar est nommé le « roi des rois » (</w:t>
       </w:r>
-      <w:hyperlink r:id="rId681">
+      <w:hyperlink r:id="rId682">
         <w:r>
           <w:rPr>
             <w:lang w:val="fr_FR" w:bidi="fr_FR"/>
@@ -26372,7 +26471,7 @@
         </w:rPr>
         <w:t xml:space="preserve">). Ce sont les grands dirigeants d'Assyrie et de Babylone qui ont introduit ce titre. Avant leur époque, les dirigeants étaient appelés soit « roi » soit « grand roi », comme dans </w:t>
       </w:r>
-      <w:hyperlink r:id="rId682">
+      <w:hyperlink r:id="rId683">
         <w:r>
           <w:rPr>
             <w:lang w:val="fr_FR" w:bidi="fr_FR"/>
@@ -26439,7 +26538,7 @@
         </w:rPr>
         <w:t>Dieu a choisi Abraham comme Père des nations ; à travers lui et ses descendants, le règne messianique serait établi sur terre. Dans ses promesses à Abraham, Dieu lui a assuré à plusieurs reprises qu'il deviendrait le Père d'une nation puissante, à qui Dieu donnerait le pays de Canaan, et que des rois surgiraient de ses descendants (</w:t>
       </w:r>
-      <w:hyperlink r:id="rId683">
+      <w:hyperlink r:id="rId684">
         <w:r>
           <w:rPr>
             <w:lang w:val="fr_FR" w:bidi="fr_FR"/>
@@ -26457,7 +26556,7 @@
         </w:rPr>
         <w:t xml:space="preserve">). Abraham a montré qu'il acceptait le règne de Dieu sur sa famille en obéissant à l'ordre de Dieu d'être circoncis. C'est la circoncision qui distinguera le clan d'Abraham pour le service de Dieu (v. </w:t>
       </w:r>
-      <w:hyperlink r:id="rId684">
+      <w:hyperlink r:id="rId685">
         <w:r>
           <w:rPr>
             <w:lang w:val="fr_FR" w:bidi="fr_FR"/>
@@ -26475,7 +26574,7 @@
         </w:rPr>
         <w:t xml:space="preserve">). Le but ultime de la relation de Dieu avec Abraham et ses descendants était que Dieu soit Roi sur Israël et que son peuple montre son acceptation de son règne par leur obéissance fidèle (v. </w:t>
       </w:r>
-      <w:hyperlink r:id="rId685">
+      <w:hyperlink r:id="rId686">
         <w:r>
           <w:rPr>
             <w:lang w:val="fr_FR" w:bidi="fr_FR"/>
@@ -26533,7 +26632,7 @@
         </w:rPr>
         <w:t xml:space="preserve"> » (</w:t>
       </w:r>
-      <w:hyperlink r:id="rId686">
+      <w:hyperlink r:id="rId687">
         <w:r>
           <w:rPr>
             <w:lang w:val="fr_FR" w:bidi="fr_FR"/>
@@ -26579,7 +26678,7 @@
         </w:rPr>
         <w:t>Le Seigneur a également institué une structure organisationnelle conçue pour promouvoir ses objectifs théocratiques. Dans le désert, Moïse et les dirigeants choisis d'Israël (</w:t>
       </w:r>
-      <w:hyperlink r:id="rId687">
+      <w:hyperlink r:id="rId688">
         <w:r>
           <w:rPr>
             <w:lang w:val="fr_FR" w:bidi="fr_FR"/>
@@ -26597,7 +26696,7 @@
         </w:rPr>
         <w:t xml:space="preserve"> ; </w:t>
       </w:r>
-      <w:hyperlink r:id="rId688">
+      <w:hyperlink r:id="rId689">
         <w:r>
           <w:rPr>
             <w:lang w:val="fr_FR" w:bidi="fr_FR"/>
@@ -26615,7 +26714,7 @@
         </w:rPr>
         <w:t xml:space="preserve"> ; voir </w:t>
       </w:r>
-      <w:hyperlink r:id="rId689">
+      <w:hyperlink r:id="rId690">
         <w:r>
           <w:rPr>
             <w:lang w:val="fr_FR" w:bidi="fr_FR"/>
@@ -26633,7 +26732,7 @@
         </w:rPr>
         <w:t>) étaient les instruments de Dieu pour maintenir sa royauté en Israël. À la mort de Moïse, Josué a pris le relais du règne théocratique. Le Seigneur était avec lui comme il l'avait été avec Moïse, et tout Israël a reconnu la continuité du règne de Dieu dans le leadership de Josué (</w:t>
       </w:r>
-      <w:hyperlink r:id="rId690">
+      <w:hyperlink r:id="rId691">
         <w:r>
           <w:rPr>
             <w:lang w:val="fr_FR" w:bidi="fr_FR"/>
@@ -26651,7 +26750,7 @@
         </w:rPr>
         <w:t xml:space="preserve"> ; </w:t>
       </w:r>
-      <w:hyperlink r:id="rId691">
+      <w:hyperlink r:id="rId692">
         <w:r>
           <w:rPr>
             <w:lang w:val="fr_FR" w:bidi="fr_FR"/>
@@ -26669,7 +26768,7 @@
         </w:rPr>
         <w:t xml:space="preserve"> ; </w:t>
       </w:r>
-      <w:hyperlink r:id="rId692">
+      <w:hyperlink r:id="rId693">
         <w:r>
           <w:rPr>
             <w:lang w:val="fr_FR" w:bidi="fr_FR"/>
@@ -26705,7 +26804,7 @@
         </w:rPr>
         <w:t>). Cependant, Israël a péri à cause de sa cupidité, de son immoralité, de ses conflits et de son idolâtrie. Pendant la période des juges, chacun faisait ce qui était juste à ses propres yeux (</w:t>
       </w:r>
-      <w:hyperlink r:id="rId693">
+      <w:hyperlink r:id="rId694">
         <w:r>
           <w:rPr>
             <w:lang w:val="fr_FR" w:bidi="fr_FR"/>
@@ -26723,7 +26822,7 @@
         </w:rPr>
         <w:t xml:space="preserve"> ; </w:t>
       </w:r>
-      <w:hyperlink r:id="rId694">
+      <w:hyperlink r:id="rId695">
         <w:r>
           <w:rPr>
             <w:lang w:val="fr_FR" w:bidi="fr_FR"/>
@@ -26741,7 +26840,7 @@
         </w:rPr>
         <w:t xml:space="preserve"> ; </w:t>
       </w:r>
-      <w:hyperlink r:id="rId695">
+      <w:hyperlink r:id="rId696">
         <w:r>
           <w:rPr>
             <w:lang w:val="fr_FR" w:bidi="fr_FR"/>
@@ -26759,7 +26858,7 @@
         </w:rPr>
         <w:t xml:space="preserve"> ; </w:t>
       </w:r>
-      <w:hyperlink r:id="rId696">
+      <w:hyperlink r:id="rId697">
         <w:r>
           <w:rPr>
             <w:lang w:val="fr_FR" w:bidi="fr_FR"/>
@@ -26791,7 +26890,7 @@
         </w:rPr>
         <w:t>La direction théocratique a été rétablie en Israël grâce au ministère de Samuel. Né dans une famille lévitique, il a servi le Seigneur au tabernacle de Silo. Il a été appelé à être prophète, une fonction qui n'avait pas été exercée depuis la mort de Moïse (</w:t>
       </w:r>
-      <w:hyperlink r:id="rId697">
+      <w:hyperlink r:id="rId698">
         <w:r>
           <w:rPr>
             <w:lang w:val="fr_FR" w:bidi="fr_FR"/>
@@ -26809,7 +26908,7 @@
         </w:rPr>
         <w:t>). Il a été reconnu comme juge en Israël (</w:t>
       </w:r>
-      <w:hyperlink r:id="rId698">
+      <w:hyperlink r:id="rId699">
         <w:r>
           <w:rPr>
             <w:lang w:val="fr_FR" w:bidi="fr_FR"/>
@@ -26827,7 +26926,7 @@
         </w:rPr>
         <w:t>). En Samuel, les fonctions de prêtre, prophète et roi étaient combinées. Il n'est jamais appelé roi, car son mode de vie était celui d'un prophète plutôt que celui d'un dirigeant. La demande soigneusement calculée du peuple pour un roi était un rejet du ministère de Samuel. Le peuple n'était pas satisfait de la direction spirituelle et charismatique de Samuel. Dans leur recherche d'un leader plus dynamique, ils ont trouvé dans les rois des nations environnantes des éléments attrayants : le pouvoir, la manifestation de la gloire et la stabilité. Jusqu'à présent, les tribus avaient connu plusieurs guerres civiles qui mettaient en danger l'unité d'Israël. On pensait qu'un roi remédierait à tous les problèmes sociaux et politiques. Bien que Dieu ait prévu les jours de la monarchie dans la loi (</w:t>
       </w:r>
-      <w:hyperlink r:id="rId699">
+      <w:hyperlink r:id="rId700">
         <w:r>
           <w:rPr>
             <w:lang w:val="fr_FR" w:bidi="fr_FR"/>
@@ -26857,7 +26956,7 @@
         </w:rPr>
         <w:t xml:space="preserve"> » (</w:t>
       </w:r>
-      <w:hyperlink r:id="rId700">
+      <w:hyperlink r:id="rId701">
         <w:r>
           <w:rPr>
             <w:lang w:val="fr_FR" w:bidi="fr_FR"/>
@@ -26887,7 +26986,7 @@
         </w:rPr>
         <w:t xml:space="preserve"> » (v. </w:t>
       </w:r>
-      <w:hyperlink r:id="rId701">
+      <w:hyperlink r:id="rId702">
         <w:r>
           <w:rPr>
             <w:lang w:val="fr_FR" w:bidi="fr_FR"/>
@@ -26933,7 +27032,7 @@
         </w:rPr>
         <w:t>Samuel a joué un rôle clé dans l'onction de Saül (un triste exemple de royauté) et de David (un bon exemple de règne royal en soumission à Dieu). La royauté de Saül a révélé une attitude despotique, indifférente et d'autoglorification. Il était déterminé à établir sa dynastie, sans se soucier suffisamment du peuple de Dieu. Par conséquent, le Seigneur a rejeté sa royauté (</w:t>
       </w:r>
-      <w:hyperlink r:id="rId702">
+      <w:hyperlink r:id="rId703">
         <w:r>
           <w:rPr>
             <w:lang w:val="fr_FR" w:bidi="fr_FR"/>
@@ -26977,7 +27076,7 @@
         </w:rPr>
         <w:t xml:space="preserve"> » (</w:t>
       </w:r>
-      <w:hyperlink r:id="rId703">
+      <w:hyperlink r:id="rId704">
         <w:r>
           <w:rPr>
             <w:lang w:val="fr_FR" w:bidi="fr_FR"/>
@@ -27009,7 +27108,7 @@
         </w:rPr>
         <w:t xml:space="preserve">Les qualités exceptionnelles de la royauté de David et de son fils Salomon reflètent la véritable intention théocratique : une préoccupation pour le Seigneur, pour un cœur de sagesse et d'intégrité, et pour le bien-être du peuple de Dieu. La préoccupation pour le Seigneur s'est exprimée dans la préparation et la construction du temple (voir </w:t>
       </w:r>
-      <w:hyperlink r:id="rId704">
+      <w:hyperlink r:id="rId705">
         <w:r>
           <w:rPr>
             <w:lang w:val="fr_FR" w:bidi="fr_FR"/>
@@ -27027,7 +27126,7 @@
         </w:rPr>
         <w:t>). La préoccupation pour l'intégrité et la sagesse est clairement évidente, notamment dans la réponse de David à la réprimande de Nathan (</w:t>
       </w:r>
-      <w:hyperlink r:id="rId705">
+      <w:hyperlink r:id="rId706">
         <w:r>
           <w:rPr>
             <w:lang w:val="fr_FR" w:bidi="fr_FR"/>
@@ -27045,7 +27144,7 @@
         </w:rPr>
         <w:t>) et dans la demande de Salomon d'avoir un cœur de sagesse (</w:t>
       </w:r>
-      <w:hyperlink r:id="rId706">
+      <w:hyperlink r:id="rId707">
         <w:r>
           <w:rPr>
             <w:lang w:val="fr_FR" w:bidi="fr_FR"/>
@@ -27091,7 +27190,7 @@
         </w:rPr>
         <w:t xml:space="preserve">Le roi davidique était considéré comme un membre de la maison de Dieu, étant un « fils » du grand Roi (voir </w:t>
       </w:r>
-      <w:hyperlink r:id="rId707">
+      <w:hyperlink r:id="rId708">
         <w:r>
           <w:rPr>
             <w:lang w:val="fr_FR" w:bidi="fr_FR"/>
@@ -27109,7 +27208,7 @@
         </w:rPr>
         <w:t xml:space="preserve"> ; </w:t>
       </w:r>
-      <w:hyperlink r:id="rId708">
+      <w:hyperlink r:id="rId709">
         <w:r>
           <w:rPr>
             <w:lang w:val="fr_FR" w:bidi="fr_FR"/>
@@ -27152,7 +27251,7 @@
         </w:rPr>
         <w:t>Les descendants de David n'ont pas réussi à maintenir et à étendre la théocratie. Aux VIIIe et VIIe siècles av. J.‑C., il était évident que même les plus grands rois étaient éclipsés par la stature de David et Salomon. Les prophètes (</w:t>
       </w:r>
-      <w:hyperlink r:id="rId709">
+      <w:hyperlink r:id="rId710">
         <w:r>
           <w:rPr>
             <w:lang w:val="fr_FR" w:bidi="fr_FR"/>
@@ -27188,7 +27287,7 @@
         </w:rPr>
         <w:t xml:space="preserve">; </w:t>
       </w:r>
-      <w:hyperlink r:id="rId710">
+      <w:hyperlink r:id="rId711">
         <w:r>
           <w:rPr>
             <w:lang w:val="fr_FR" w:bidi="fr_FR"/>
@@ -27206,7 +27305,7 @@
         </w:rPr>
         <w:t xml:space="preserve">; </w:t>
       </w:r>
-      <w:hyperlink r:id="rId711">
+      <w:hyperlink r:id="rId712">
         <w:r>
           <w:rPr>
             <w:lang w:val="fr_FR" w:bidi="fr_FR"/>
@@ -27224,7 +27323,7 @@
         </w:rPr>
         <w:t xml:space="preserve">; </w:t>
       </w:r>
-      <w:hyperlink r:id="rId712">
+      <w:hyperlink r:id="rId713">
         <w:r>
           <w:rPr>
             <w:lang w:val="fr_FR" w:bidi="fr_FR"/>
@@ -27268,7 +27367,7 @@
         </w:rPr>
         <w:t xml:space="preserve"> » (</w:t>
       </w:r>
-      <w:hyperlink r:id="rId713">
+      <w:hyperlink r:id="rId714">
         <w:r>
           <w:rPr>
             <w:lang w:val="fr_FR" w:bidi="fr_FR"/>
@@ -27286,7 +27385,7 @@
         </w:rPr>
         <w:t>, BDS). Ces mots magnifiques montrent la continuité avec la parole prophétique. Jésus est le Sauveur, dont le rôle inclut la délivrance du péché mais aussi la délivrance de toutes les causes d'adversité, du mal et des effets de la malédiction. Sa mission concerne à la fois le pardon et l'établissement de la paix sur terre (</w:t>
       </w:r>
-      <w:hyperlink r:id="rId714">
+      <w:hyperlink r:id="rId715">
         <w:r>
           <w:rPr>
             <w:lang w:val="fr_FR" w:bidi="fr_FR"/>
@@ -27304,7 +27403,7 @@
         </w:rPr>
         <w:t>). C'est à la lumière de tout ceci que nous devons voir dans le ministère de Jésus (qui guérit, nourrit, s'oppose aux forces du mal, qui souffre et qui enseigne) l'établissement du royaume de Dieu sur terre. Il est le Roi qui sert, combat les puissances démoniaques et triomphe. La résurrection marque sa victoire, et il est couronné de gloire en étant assis à la droite du Père (</w:t>
       </w:r>
-      <w:hyperlink r:id="rId715">
+      <w:hyperlink r:id="rId716">
         <w:r>
           <w:rPr>
             <w:lang w:val="fr_FR" w:bidi="fr_FR"/>
@@ -27322,7 +27421,7 @@
         </w:rPr>
         <w:t xml:space="preserve">; voir </w:t>
       </w:r>
-      <w:hyperlink r:id="rId716">
+      <w:hyperlink r:id="rId717">
         <w:r>
           <w:rPr>
             <w:lang w:val="fr_FR" w:bidi="fr_FR"/>
@@ -27340,7 +27439,7 @@
         </w:rPr>
         <w:t>). Étant le Sauveur, il n'est autre que Christ le Seigneur. La prédication apostolique primitive proclamait que Jésus est le Messie de Dieu et le Seigneur. La seigneurie de Jésus est corrélative au fait qu'il est le Messie. Pour ceux qui l'invoquent, il est le Sauveur-Messie-Seigneur (</w:t>
       </w:r>
-      <w:hyperlink r:id="rId717">
+      <w:hyperlink r:id="rId718">
         <w:r>
           <w:rPr>
             <w:lang w:val="fr_FR" w:bidi="fr_FR"/>
@@ -27358,7 +27457,7 @@
         </w:rPr>
         <w:t xml:space="preserve">), mais pour ceux qui le rejettent, il est le guerrier divin, devant qui tous les genoux fléchiront et qui introduira l'ère du jugement du Père (cf. </w:t>
       </w:r>
-      <w:hyperlink r:id="rId718">
+      <w:hyperlink r:id="rId719">
         <w:r>
           <w:rPr>
             <w:lang w:val="fr_FR" w:bidi="fr_FR"/>
@@ -27376,7 +27475,7 @@
         </w:rPr>
         <w:t xml:space="preserve">; </w:t>
       </w:r>
-      <w:hyperlink r:id="rId719">
+      <w:hyperlink r:id="rId720">
         <w:r>
           <w:rPr>
             <w:lang w:val="fr_FR" w:bidi="fr_FR"/>
@@ -27408,7 +27507,7 @@
         </w:rPr>
         <w:t>Jésus a enseigné à ses disciples qu'à sa venue dans la gloire, il serait assis sur son trône et toute l'humanité lui rendrait hommage. Les ennemis de Dieu seront chassés de sa présence, et le peuple de Dieu héritera pleinement du royaume (</w:t>
       </w:r>
-      <w:hyperlink r:id="rId720">
+      <w:hyperlink r:id="rId721">
         <w:r>
           <w:rPr>
             <w:lang w:val="fr_FR" w:bidi="fr_FR"/>
@@ -27426,7 +27525,7 @@
         </w:rPr>
         <w:t>). Conformément à l'enseignement de Jésus, les membres de son corps, l'Église, sont censés réaliser l'idéal théocratique dans leur vie, afin que par leurs œuvres et leur foi, ils puissent glorifier le Père et montrer qu'ils lui appartiennent (</w:t>
       </w:r>
-      <w:hyperlink r:id="rId721">
+      <w:hyperlink r:id="rId722">
         <w:r>
           <w:rPr>
             <w:lang w:val="fr_FR" w:bidi="fr_FR"/>
@@ -27444,7 +27543,7 @@
         </w:rPr>
         <w:t xml:space="preserve"> ; voir </w:t>
       </w:r>
-      <w:hyperlink r:id="rId722">
+      <w:hyperlink r:id="rId723">
         <w:r>
           <w:rPr>
             <w:lang w:val="fr_FR" w:bidi="fr_FR"/>
@@ -27476,7 +27575,7 @@
         </w:rPr>
         <w:t>« Je te recommande, devant Dieu qui donne la vie à toutes choses, et devant Jésus-Christ [...] de vivre sans tache, sans reproche, jusqu’à l’apparition de notre Seigneur Jésus-Christ, que manifestera en son temps le bienheureux et seul souverain, le roi des rois, et le Seigneur des seigneurs, qui seul possède l’immortalité, qui habite une lumière inaccessible, que nul homme n’a vu ni ne peut voir, à qui appartiennent l’honneur et la puissance éternelle. Amen ! » (</w:t>
       </w:r>
-      <w:hyperlink r:id="rId723">
+      <w:hyperlink r:id="rId724">
         <w:r>
           <w:rPr>
             <w:lang w:val="fr_FR" w:bidi="fr_FR"/>
@@ -27508,7 +27607,7 @@
         </w:rPr>
         <w:t>Paul donnera ensuite plusieurs instructions sur la manière dont le peuple de Dieu doit démontrer son allégeance à Jésus. Tout au long du livre de l'Apocalypse, Jésus est considéré comme Roi sur l'Église (</w:t>
       </w:r>
-      <w:hyperlink r:id="rId724">
+      <w:hyperlink r:id="rId725">
         <w:r>
           <w:rPr>
             <w:lang w:val="fr_FR" w:bidi="fr_FR"/>
@@ -27526,7 +27625,7 @@
         </w:rPr>
         <w:t xml:space="preserve"> ; </w:t>
       </w:r>
-      <w:hyperlink r:id="rId725">
+      <w:hyperlink r:id="rId726">
         <w:r>
           <w:rPr>
             <w:lang w:val="fr_FR" w:bidi="fr_FR"/>
@@ -27544,7 +27643,7 @@
         </w:rPr>
         <w:t>). À son retour, sa royauté sera établie. À ce moment-là, les ennemis de la croix verront celui qu'ils ont rejeté et se prosterneront devant le Roi messianique (</w:t>
       </w:r>
-      <w:hyperlink r:id="rId726">
+      <w:hyperlink r:id="rId727">
         <w:r>
           <w:rPr>
             <w:lang w:val="fr_FR" w:bidi="fr_FR"/>
@@ -27574,7 +27673,7 @@
         </w:rPr>
         <w:t xml:space="preserve"> » (v. </w:t>
       </w:r>
-      <w:hyperlink r:id="rId727">
+      <w:hyperlink r:id="rId728">
         <w:r>
           <w:rPr>
             <w:lang w:val="fr_FR" w:bidi="fr_FR"/>
@@ -27685,7 +27784,7 @@
         </w:rPr>
         <w:t>Livres de la Bible qui suivent l'histoire du peuple de l'alliance telle qu'enregistrée dans Josué, Juges et les livres de Samuel. Le récit dans Rois commence avec les événements de la fin du règne de David (</w:t>
       </w:r>
-      <w:hyperlink r:id="rId728">
+      <w:hyperlink r:id="rId729">
         <w:r>
           <w:rPr>
             <w:lang w:val="fr_FR" w:bidi="fr_FR"/>
@@ -27703,7 +27802,7 @@
         </w:rPr>
         <w:t xml:space="preserve">). Il se poursuit à travers le règne de Salomon (chap </w:t>
       </w:r>
-      <w:hyperlink r:id="rId729">
+      <w:hyperlink r:id="rId730">
         <w:r>
           <w:rPr>
             <w:lang w:val="fr_FR" w:bidi="fr_FR"/>
@@ -27721,7 +27820,7 @@
         </w:rPr>
         <w:t>) ; les histoires des royaumes divisés (</w:t>
       </w:r>
-      <w:hyperlink r:id="rId730">
+      <w:hyperlink r:id="rId731">
         <w:r>
           <w:rPr>
             <w:lang w:val="fr_FR" w:bidi="fr_FR"/>
@@ -27739,7 +27838,7 @@
         </w:rPr>
         <w:t>) ; et l'histoire du royaume survivant au sud, jusqu'à sa chute en 586 av. J.‑C. et la bienveillance ultérieure montrée à Jojakin par Évil-Merodac, roi de Babylone, vers l'an 561 av. J.‑C. (</w:t>
       </w:r>
-      <w:hyperlink r:id="rId731">
+      <w:hyperlink r:id="rId732">
         <w:r>
           <w:rPr>
             <w:lang w:val="fr_FR" w:bidi="fr_FR"/>
@@ -27911,7 +28010,7 @@
         </w:rPr>
         <w:t xml:space="preserve"> 15a) attribue les Rois à Jérémie. Bien que cette identification ait pu découler de la tendance de la tradition juive ultérieure à attribuer des livres bibliques à des auteurs prophétiques, la théorie d'une origine dans les cercles prophétiques correspond assez bien aux données en présence. Des portions importantes sont consacrées aux vies des prophètes : seize des quarante-sept chapitres sont consacrés aux vies d'Élie et d'Élisée (</w:t>
       </w:r>
-      <w:hyperlink r:id="rId732">
+      <w:hyperlink r:id="rId733">
         <w:r>
           <w:rPr>
             <w:lang w:val="fr_FR" w:bidi="fr_FR"/>
@@ -27929,7 +28028,7 @@
         </w:rPr>
         <w:t>), et un intérêt considérable est porté aux autres figures prophétiques telles qu'Achija (</w:t>
       </w:r>
-      <w:hyperlink r:id="rId733">
+      <w:hyperlink r:id="rId734">
         <w:r>
           <w:rPr>
             <w:lang w:val="fr_FR" w:bidi="fr_FR"/>
@@ -27947,7 +28046,7 @@
         </w:rPr>
         <w:t xml:space="preserve"> ; </w:t>
       </w:r>
-      <w:hyperlink r:id="rId734">
+      <w:hyperlink r:id="rId735">
         <w:r>
           <w:rPr>
             <w:lang w:val="fr_FR" w:bidi="fr_FR"/>
@@ -27965,7 +28064,7 @@
         </w:rPr>
         <w:t>), un homme de Dieu anonyme (</w:t>
       </w:r>
-      <w:hyperlink r:id="rId735">
+      <w:hyperlink r:id="rId736">
         <w:r>
           <w:rPr>
             <w:lang w:val="fr_FR" w:bidi="fr_FR"/>
@@ -27983,7 +28082,7 @@
         </w:rPr>
         <w:t>) et Michée (</w:t>
       </w:r>
-      <w:hyperlink r:id="rId736">
+      <w:hyperlink r:id="rId737">
         <w:r>
           <w:rPr>
             <w:lang w:val="fr_FR" w:bidi="fr_FR"/>
@@ -28001,7 +28100,7 @@
         </w:rPr>
         <w:t>). Un lien textuel possible avec Ésaïe (</w:t>
       </w:r>
-      <w:hyperlink r:id="rId737">
+      <w:hyperlink r:id="rId738">
         <w:r>
           <w:rPr>
             <w:lang w:val="fr_FR" w:bidi="fr_FR"/>
@@ -28019,7 +28118,7 @@
         </w:rPr>
         <w:t xml:space="preserve"> ; voir </w:t>
       </w:r>
-      <w:hyperlink r:id="rId738">
+      <w:hyperlink r:id="rId739">
         <w:r>
           <w:rPr>
             <w:lang w:val="fr_FR" w:bidi="fr_FR"/>
@@ -28037,7 +28136,7 @@
         </w:rPr>
         <w:t>) et Jérémie (</w:t>
       </w:r>
-      <w:hyperlink r:id="rId739">
+      <w:hyperlink r:id="rId740">
         <w:r>
           <w:rPr>
             <w:lang w:val="fr_FR" w:bidi="fr_FR"/>
@@ -28055,7 +28154,7 @@
         </w:rPr>
         <w:t xml:space="preserve"> ; voir </w:t>
       </w:r>
-      <w:hyperlink r:id="rId740">
+      <w:hyperlink r:id="rId741">
         <w:r>
           <w:rPr>
             <w:lang w:val="fr_FR" w:bidi="fr_FR"/>
@@ -28099,7 +28198,7 @@
         </w:rPr>
         <w:t xml:space="preserve"> (</w:t>
       </w:r>
-      <w:hyperlink r:id="rId741">
+      <w:hyperlink r:id="rId742">
         <w:r>
           <w:rPr>
             <w:lang w:val="fr_FR" w:bidi="fr_FR"/>
@@ -28153,7 +28252,7 @@
         </w:rPr>
         <w:t xml:space="preserve"> (</w:t>
       </w:r>
-      <w:hyperlink r:id="rId742">
+      <w:hyperlink r:id="rId743">
         <w:r>
           <w:rPr>
             <w:lang w:val="fr_FR" w:bidi="fr_FR"/>
@@ -28183,7 +28282,7 @@
         </w:rPr>
         <w:t xml:space="preserve"> (</w:t>
       </w:r>
-      <w:hyperlink r:id="rId743">
+      <w:hyperlink r:id="rId744">
         <w:r>
           <w:rPr>
             <w:lang w:val="fr_FR" w:bidi="fr_FR"/>
@@ -28213,7 +28312,7 @@
         </w:rPr>
         <w:t xml:space="preserve"> (</w:t>
       </w:r>
-      <w:hyperlink r:id="rId744">
+      <w:hyperlink r:id="rId745">
         <w:r>
           <w:rPr>
             <w:lang w:val="fr_FR" w:bidi="fr_FR"/>
@@ -28243,7 +28342,7 @@
         </w:rPr>
         <w:t xml:space="preserve"> (</w:t>
       </w:r>
-      <w:hyperlink r:id="rId745">
+      <w:hyperlink r:id="rId746">
         <w:r>
           <w:rPr>
             <w:lang w:val="fr_FR" w:bidi="fr_FR"/>
@@ -28325,7 +28424,7 @@
         </w:rPr>
         <w:t xml:space="preserve">Comme le dit </w:t>
       </w:r>
-      <w:hyperlink r:id="rId746">
+      <w:hyperlink r:id="rId747">
         <w:r>
           <w:rPr>
             <w:lang w:val="fr_FR" w:bidi="fr_FR"/>
@@ -28375,7 +28474,7 @@
         </w:rPr>
         <w:t>» On suppose que des données supplémentaires de nature biographique ont été inclus, notamment des récits similaires au jugement entre les deux mères (</w:t>
       </w:r>
-      <w:hyperlink r:id="rId747">
+      <w:hyperlink r:id="rId748">
         <w:r>
           <w:rPr>
             <w:lang w:val="fr_FR" w:bidi="fr_FR"/>
@@ -28405,7 +28504,7 @@
         </w:rPr>
         <w:t xml:space="preserve"> (</w:t>
       </w:r>
-      <w:hyperlink r:id="rId748">
+      <w:hyperlink r:id="rId749">
         <w:r>
           <w:rPr>
             <w:lang w:val="fr_FR" w:bidi="fr_FR"/>
@@ -28423,7 +28522,7 @@
         </w:rPr>
         <w:t xml:space="preserve">). Il y a débat pour savoir si ce contenu existait sous forme d'archives officielles de la cour ou de documents non officiels. Certains experts ont tenté d'isoler d'autres textes dans cette section en identifiant des descriptions de bâtiments comme provenant des archives du temple (chap </w:t>
       </w:r>
-      <w:hyperlink r:id="rId749">
+      <w:hyperlink r:id="rId750">
         <w:r>
           <w:rPr>
             <w:lang w:val="fr_FR" w:bidi="fr_FR"/>
@@ -28441,7 +28540,7 @@
         </w:rPr>
         <w:t xml:space="preserve">) et des listes d'administrateurs comme provenant de documents administratifs (chap </w:t>
       </w:r>
-      <w:hyperlink r:id="rId750">
+      <w:hyperlink r:id="rId751">
         <w:r>
           <w:rPr>
             <w:lang w:val="fr_FR" w:bidi="fr_FR"/>
@@ -28484,7 +28583,7 @@
         </w:rPr>
         <w:t xml:space="preserve">Cette source est mentionnée dix-sept fois dans Rois, généralement dans les formules de clôture à la fin du récit du règne d'un roi du nord. Une idée de la nature de ces chroniques peut être déduite en examinant le type d'informations auxquelles le compilateur renvoie ses lecteurs (voir </w:t>
       </w:r>
-      <w:hyperlink r:id="rId751">
+      <w:hyperlink r:id="rId752">
         <w:r>
           <w:rPr>
             <w:lang w:val="fr_FR" w:bidi="fr_FR"/>
@@ -28502,7 +28601,7 @@
         </w:rPr>
         <w:t xml:space="preserve"> ; </w:t>
       </w:r>
-      <w:hyperlink r:id="rId752">
+      <w:hyperlink r:id="rId753">
         <w:r>
           <w:rPr>
             <w:lang w:val="fr_FR" w:bidi="fr_FR"/>
@@ -28520,7 +28619,7 @@
         </w:rPr>
         <w:t xml:space="preserve"> ; </w:t>
       </w:r>
-      <w:hyperlink r:id="rId753">
+      <w:hyperlink r:id="rId754">
         <w:r>
           <w:rPr>
             <w:lang w:val="fr_FR" w:bidi="fr_FR"/>
@@ -28538,7 +28637,7 @@
         </w:rPr>
         <w:t xml:space="preserve"> ; </w:t>
       </w:r>
-      <w:hyperlink r:id="rId754">
+      <w:hyperlink r:id="rId755">
         <w:r>
           <w:rPr>
             <w:lang w:val="fr_FR" w:bidi="fr_FR"/>
@@ -28556,7 +28655,7 @@
         </w:rPr>
         <w:t xml:space="preserve"> ; </w:t>
       </w:r>
-      <w:hyperlink r:id="rId755">
+      <w:hyperlink r:id="rId756">
         <w:r>
           <w:rPr>
             <w:lang w:val="fr_FR" w:bidi="fr_FR"/>
@@ -28599,7 +28698,7 @@
         </w:rPr>
         <w:t xml:space="preserve">Cette source est mentionnée dans quinze passages. Comme dans le cas des rois d'Israël, elle se trouve dans les formules de conclusion des récits des règnes. Cette source devait être consultée pour obtenir des détails supplémentaires sur les règnes des individus (voir par exemple </w:t>
       </w:r>
-      <w:hyperlink r:id="rId756">
+      <w:hyperlink r:id="rId757">
         <w:r>
           <w:rPr>
             <w:lang w:val="fr_FR" w:bidi="fr_FR"/>
@@ -28617,7 +28716,7 @@
         </w:rPr>
         <w:t xml:space="preserve"> ; </w:t>
       </w:r>
-      <w:hyperlink r:id="rId757">
+      <w:hyperlink r:id="rId758">
         <w:r>
           <w:rPr>
             <w:lang w:val="fr_FR" w:bidi="fr_FR"/>
@@ -28635,7 +28734,7 @@
         </w:rPr>
         <w:t xml:space="preserve"> ; </w:t>
       </w:r>
-      <w:hyperlink r:id="rId758">
+      <w:hyperlink r:id="rId759">
         <w:r>
           <w:rPr>
             <w:lang w:val="fr_FR" w:bidi="fr_FR"/>
@@ -28653,7 +28752,7 @@
         </w:rPr>
         <w:t xml:space="preserve"> ; </w:t>
       </w:r>
-      <w:hyperlink r:id="rId759">
+      <w:hyperlink r:id="rId760">
         <w:r>
           <w:rPr>
             <w:lang w:val="fr_FR" w:bidi="fr_FR"/>
@@ -28704,7 +28803,7 @@
           <w:lang w:val="fr_FR" w:bidi="fr_FR"/>
         </w:rPr>
       </w:r>
-      <w:hyperlink r:id="rId760">
+      <w:hyperlink r:id="rId761">
         <w:r>
           <w:rPr>
             <w:lang w:val="fr_FR" w:bidi="fr_FR"/>
@@ -28722,7 +28821,7 @@
         </w:rPr>
         <w:t xml:space="preserve"> est souvent identifié comme une unité littéraire dans la composition des livres de Samuel ; il est diversement appelé « l'histoire de la cour » ou « le récit de la succession ». En raison d'un vocabulaire et d'une perspective similaires, </w:t>
       </w:r>
-      <w:hyperlink r:id="rId728">
+      <w:hyperlink r:id="rId729">
         <w:r>
           <w:rPr>
             <w:lang w:val="fr_FR" w:bidi="fr_FR"/>
@@ -28740,7 +28839,7 @@
         </w:rPr>
         <w:t xml:space="preserve"> est souvent associé à ce matériel de Samuel. La déclaration de </w:t>
       </w:r>
-      <w:hyperlink r:id="rId761">
+      <w:hyperlink r:id="rId762">
         <w:r>
           <w:rPr>
             <w:lang w:val="fr_FR" w:bidi="fr_FR"/>
@@ -28795,7 +28894,7 @@
         </w:rPr>
         <w:t>Les règnes des rois individuels ne reçoivent généralement que de brèves mentions ; par exemple Omri, le père d'Achab, ne reçoit que huit versets, même si, en jugeant par son importance politique et économique, il faisait partie des plus grands rois du nord (</w:t>
       </w:r>
-      <w:hyperlink r:id="rId762">
+      <w:hyperlink r:id="rId763">
         <w:r>
           <w:rPr>
             <w:lang w:val="fr_FR" w:bidi="fr_FR"/>
@@ -28813,7 +28912,7 @@
         </w:rPr>
         <w:t>). Cependant, à partir du règne d'Achab, le récit devient assez expansif, et une couverture étendue est accordée à la dynastie d'Achab jusqu'au coup d'État de Jéhu (</w:t>
       </w:r>
-      <w:hyperlink r:id="rId763">
+      <w:hyperlink r:id="rId764">
         <w:r>
           <w:rPr>
             <w:lang w:val="fr_FR" w:bidi="fr_FR"/>
@@ -28845,7 +28944,7 @@
         </w:rPr>
         <w:t xml:space="preserve">La section concernant Élie inclut les chapitres suivants : </w:t>
       </w:r>
-      <w:hyperlink r:id="rId764">
+      <w:hyperlink r:id="rId765">
         <w:r>
           <w:rPr>
             <w:lang w:val="fr_FR" w:bidi="fr_FR"/>
@@ -28881,7 +28980,7 @@
         </w:rPr>
         <w:t xml:space="preserve"> et l'affaire de la vigne de Naboth ; et </w:t>
       </w:r>
-      <w:hyperlink r:id="rId765">
+      <w:hyperlink r:id="rId766">
         <w:r>
           <w:rPr>
             <w:lang w:val="fr_FR" w:bidi="fr_FR"/>
@@ -28913,7 +29012,7 @@
         </w:rPr>
         <w:t xml:space="preserve">Le contenu concernant Élisée trouvé dans </w:t>
       </w:r>
-      <w:hyperlink r:id="rId766">
+      <w:hyperlink r:id="rId767">
         <w:r>
           <w:rPr>
             <w:lang w:val="fr_FR" w:bidi="fr_FR"/>
@@ -28931,7 +29030,7 @@
         </w:rPr>
         <w:t xml:space="preserve"> a peut-être eu un développement littéraire indépendant de celui des récits d'Élie. Il inclut les éléments suivants : le chapitre </w:t>
       </w:r>
-      <w:hyperlink r:id="rId767">
+      <w:hyperlink r:id="rId768">
         <w:r>
           <w:rPr>
             <w:lang w:val="fr_FR" w:bidi="fr_FR"/>
@@ -28963,7 +29062,7 @@
         </w:rPr>
         <w:t xml:space="preserve">Dans </w:t>
       </w:r>
-      <w:hyperlink r:id="rId768">
+      <w:hyperlink r:id="rId769">
         <w:r>
           <w:rPr>
             <w:lang w:val="fr_FR" w:bidi="fr_FR"/>
@@ -28981,7 +29080,7 @@
         </w:rPr>
         <w:t xml:space="preserve"> à </w:t>
       </w:r>
-      <w:hyperlink r:id="rId769">
+      <w:hyperlink r:id="rId770">
         <w:r>
           <w:rPr>
             <w:lang w:val="fr_FR" w:bidi="fr_FR"/>
@@ -28999,7 +29098,7 @@
         </w:rPr>
         <w:t xml:space="preserve"> se trouvent des incidents supplémentaires non directement liés aux biographies d'Élie et d'Élisée. Des récits tels que les campagnes militaires de </w:t>
       </w:r>
-      <w:hyperlink r:id="rId770">
+      <w:hyperlink r:id="rId771">
         <w:r>
           <w:rPr>
             <w:lang w:val="fr_FR" w:bidi="fr_FR"/>
@@ -29017,7 +29116,7 @@
         </w:rPr>
         <w:t xml:space="preserve"> et des détails supplémentaires du coup d'État de Jéhu (</w:t>
       </w:r>
-      <w:hyperlink r:id="rId771">
+      <w:hyperlink r:id="rId772">
         <w:r>
           <w:rPr>
             <w:lang w:val="fr_FR" w:bidi="fr_FR"/>
@@ -29060,7 +29159,7 @@
         </w:rPr>
         <w:t>Le récit du règne d'Ézéchias contient une section (</w:t>
       </w:r>
-      <w:hyperlink r:id="rId772">
+      <w:hyperlink r:id="rId773">
         <w:r>
           <w:rPr>
             <w:lang w:val="fr_FR" w:bidi="fr_FR"/>
@@ -29078,7 +29177,7 @@
         </w:rPr>
         <w:t>) qui est presque une citation verbatim du texte également trouvé dans Ésaïe (</w:t>
       </w:r>
-      <w:hyperlink r:id="rId738">
+      <w:hyperlink r:id="rId739">
         <w:r>
           <w:rPr>
             <w:lang w:val="fr_FR" w:bidi="fr_FR"/>
@@ -29121,7 +29220,7 @@
         </w:rPr>
         <w:t>Parce que les Livres des Rois démontrent un grand intérêt pour les prophètes et leurs ministères, divers experts ont suggéré qu'une autre source a été utilisée par le compilateur. Il s'agirait alors d'une unité littéraire indépendante contenant des récits des prophètes. Cette source aurait contenu les archives pour le contenu sur Achija (</w:t>
       </w:r>
-      <w:hyperlink r:id="rId733">
+      <w:hyperlink r:id="rId734">
         <w:r>
           <w:rPr>
             <w:lang w:val="fr_FR" w:bidi="fr_FR"/>
@@ -29139,7 +29238,7 @@
         </w:rPr>
         <w:t xml:space="preserve"> ; </w:t>
       </w:r>
-      <w:hyperlink r:id="rId734">
+      <w:hyperlink r:id="rId735">
         <w:r>
           <w:rPr>
             <w:lang w:val="fr_FR" w:bidi="fr_FR"/>
@@ -29157,7 +29256,7 @@
         </w:rPr>
         <w:t xml:space="preserve">), des prophètes anonymes (chap. </w:t>
       </w:r>
-      <w:hyperlink r:id="rId773">
+      <w:hyperlink r:id="rId774">
         <w:r>
           <w:rPr>
             <w:lang w:val="fr_FR" w:bidi="fr_FR"/>
@@ -29175,7 +29274,7 @@
         </w:rPr>
         <w:t xml:space="preserve"> ; </w:t>
       </w:r>
-      <w:hyperlink r:id="rId774">
+      <w:hyperlink r:id="rId775">
         <w:r>
           <w:rPr>
             <w:lang w:val="fr_FR" w:bidi="fr_FR"/>
@@ -29193,7 +29292,7 @@
         </w:rPr>
         <w:t>), Michée (</w:t>
       </w:r>
-      <w:hyperlink r:id="rId736">
+      <w:hyperlink r:id="rId737">
         <w:r>
           <w:rPr>
             <w:lang w:val="fr_FR" w:bidi="fr_FR"/>
@@ -29265,7 +29364,7 @@
         </w:rPr>
         <w:t xml:space="preserve"> ». La formule complète pour un roi de Juda peut être vue, par exemple, dans le règne de Roboam (</w:t>
       </w:r>
-      <w:hyperlink r:id="rId775">
+      <w:hyperlink r:id="rId776">
         <w:r>
           <w:rPr>
             <w:lang w:val="fr_FR" w:bidi="fr_FR"/>
@@ -29297,7 +29396,7 @@
         </w:rPr>
         <w:t>Les formules diffèrent légèrement pour les rois d'Israël : l'introduction est la suivante : 1) année de succession synchronisée avec l'année de règne du roi du sud ; 2) durée de son règne ; 3) lieu de la résidence royale ; 4) condamnation pour idolâtrie ; 5) nom du père du roi. Le récit du règne d'un roi israélite se termine comme suit : 1) une référence aux chroniques des rois d'Israël pour plus d'informations ; 2) une déclaration concernant sa mort ; 3) une déclaration de la succession de son fils, sauf si un usurpateur suit. La formule complète pour un roi israélite peut être vue, par exemple, dans le règne de Baescha (</w:t>
       </w:r>
-      <w:hyperlink r:id="rId776">
+      <w:hyperlink r:id="rId777">
         <w:r>
           <w:rPr>
             <w:lang w:val="fr_FR" w:bidi="fr_FR"/>
@@ -29315,7 +29414,7 @@
         </w:rPr>
         <w:t xml:space="preserve"> ; </w:t>
       </w:r>
-      <w:hyperlink r:id="rId777">
+      <w:hyperlink r:id="rId778">
         <w:r>
           <w:rPr>
             <w:lang w:val="fr_FR" w:bidi="fr_FR"/>
@@ -29400,7 +29499,7 @@
         </w:rPr>
         <w:t>Les livres des Rois ont été composés pendant l'exil, sans doute entre 560 et 539 av. J.‑C. Jérusalem avait été réduite en ruines, et il le trône de David est vide. Ces deux piliers de la théologie populaire, à savoir l'inviolabilité du temple et le trône de David (</w:t>
       </w:r>
-      <w:hyperlink r:id="rId778">
+      <w:hyperlink r:id="rId779">
         <w:r>
           <w:rPr>
             <w:lang w:val="fr_FR" w:bidi="fr_FR"/>
@@ -29418,7 +29517,7 @@
         </w:rPr>
         <w:t xml:space="preserve"> ; </w:t>
       </w:r>
-      <w:hyperlink r:id="rId779">
+      <w:hyperlink r:id="rId780">
         <w:r>
           <w:rPr>
             <w:lang w:val="fr_FR" w:bidi="fr_FR"/>
@@ -29436,7 +29535,7 @@
         </w:rPr>
         <w:t xml:space="preserve"> ; </w:t>
       </w:r>
-      <w:hyperlink r:id="rId780">
+      <w:hyperlink r:id="rId781">
         <w:r>
           <w:rPr>
             <w:lang w:val="fr_FR" w:bidi="fr_FR"/>
@@ -29454,7 +29553,7 @@
         </w:rPr>
         <w:t xml:space="preserve"> ; voir </w:t>
       </w:r>
-      <w:hyperlink r:id="rId781">
+      <w:hyperlink r:id="rId782">
         <w:r>
           <w:rPr>
             <w:lang w:val="fr_FR" w:bidi="fr_FR"/>
@@ -29511,7 +29610,7 @@
         </w:rPr>
         <w:t xml:space="preserve">La préoccupation principale de l'auteur est la pureté du culte du Seigneur. Son principal critère pour mesurer cette pureté est l'attitude des rois envers la centralisation du culte dans le temple de Jérusalem, par opposition au culte du Seigneur ailleurs et à la continuation des cultes cananéens mêlés au yahvisme sur les hauts lieux. La centralisation du culte au sanctuaire central est demandée dans </w:t>
       </w:r>
-      <w:hyperlink r:id="rId782">
+      <w:hyperlink r:id="rId783">
         <w:r>
           <w:rPr>
             <w:lang w:val="fr_FR" w:bidi="fr_FR"/>
@@ -29553,7 +29652,7 @@
         </w:rPr>
         <w:t xml:space="preserve"> » (voir </w:t>
       </w:r>
-      <w:hyperlink r:id="rId783">
+      <w:hyperlink r:id="rId784">
         <w:r>
           <w:rPr>
             <w:lang w:val="fr_FR" w:bidi="fr_FR"/>
@@ -29571,7 +29670,7 @@
         </w:rPr>
         <w:t xml:space="preserve"> ; </w:t>
       </w:r>
-      <w:hyperlink r:id="rId784">
+      <w:hyperlink r:id="rId785">
         <w:r>
           <w:rPr>
             <w:lang w:val="fr_FR" w:bidi="fr_FR"/>
@@ -29589,7 +29688,7 @@
         </w:rPr>
         <w:t xml:space="preserve"> ; </w:t>
       </w:r>
-      <w:hyperlink r:id="rId785">
+      <w:hyperlink r:id="rId786">
         <w:r>
           <w:rPr>
             <w:lang w:val="fr_FR" w:bidi="fr_FR"/>
@@ -29607,7 +29706,7 @@
         </w:rPr>
         <w:t xml:space="preserve"> ; </w:t>
       </w:r>
-      <w:hyperlink r:id="rId786">
+      <w:hyperlink r:id="rId787">
         <w:r>
           <w:rPr>
             <w:lang w:val="fr_FR" w:bidi="fr_FR"/>
@@ -29625,7 +29724,7 @@
         </w:rPr>
         <w:t xml:space="preserve"> ; </w:t>
       </w:r>
-      <w:hyperlink r:id="rId787">
+      <w:hyperlink r:id="rId788">
         <w:r>
           <w:rPr>
             <w:lang w:val="fr_FR" w:bidi="fr_FR"/>
@@ -29643,7 +29742,7 @@
         </w:rPr>
         <w:t xml:space="preserve"> ; </w:t>
       </w:r>
-      <w:hyperlink r:id="rId788">
+      <w:hyperlink r:id="rId789">
         <w:r>
           <w:rPr>
             <w:lang w:val="fr_FR" w:bidi="fr_FR"/>
@@ -29661,7 +29760,7 @@
         </w:rPr>
         <w:t xml:space="preserve"> ; </w:t>
       </w:r>
-      <w:hyperlink r:id="rId789">
+      <w:hyperlink r:id="rId790">
         <w:r>
           <w:rPr>
             <w:lang w:val="fr_FR" w:bidi="fr_FR"/>
@@ -29679,7 +29778,7 @@
         </w:rPr>
         <w:t xml:space="preserve"> ; </w:t>
       </w:r>
-      <w:hyperlink r:id="rId790">
+      <w:hyperlink r:id="rId791">
         <w:r>
           <w:rPr>
             <w:lang w:val="fr_FR" w:bidi="fr_FR"/>
@@ -29697,7 +29796,7 @@
         </w:rPr>
         <w:t xml:space="preserve"> ; </w:t>
       </w:r>
-      <w:hyperlink r:id="rId791">
+      <w:hyperlink r:id="rId792">
         <w:r>
           <w:rPr>
             <w:lang w:val="fr_FR" w:bidi="fr_FR"/>
@@ -29715,7 +29814,7 @@
         </w:rPr>
         <w:t>). Le compilateur de Rois voit les autels rivaux avec les veaux d'or à Dan et Béthel comme le grand péché dont les rois du nord ne se sont jamais repentis (</w:t>
       </w:r>
-      <w:hyperlink r:id="rId792">
+      <w:hyperlink r:id="rId793">
         <w:r>
           <w:rPr>
             <w:lang w:val="fr_FR" w:bidi="fr_FR"/>
@@ -29733,7 +29832,7 @@
         </w:rPr>
         <w:t>). Rejetant la primauté de Jérusalem, ces autels sont devenus la mesure pour évaluer les rois du nord. Tous les rois d'Israël sont condamnés par cette norme (sauf Schallum, qui n'a régné qu'un mois, et Osée, le dernier des rois du nord). Même Zimri, le meurtrier d'Éla, qui n'a régné que pour une semaine avant de se suicider dans les flammes de son propre palais (</w:t>
       </w:r>
-      <w:hyperlink r:id="rId793">
+      <w:hyperlink r:id="rId794">
         <w:r>
           <w:rPr>
             <w:lang w:val="fr_FR" w:bidi="fr_FR"/>
@@ -29751,7 +29850,7 @@
         </w:rPr>
         <w:t>) subit le même verdict. Pour les rois de Juda, un critère différent est utilisé : quelle était leur attitude envers les hauts lieux où le culte hétérodoxe était autorisé à prospérer dans les environs de Jérusalem. Seuls Ézéchias et Josias reçoivent l'approbation sans réserve du compilateur pour avoir suivi les voies de David (</w:t>
       </w:r>
-      <w:hyperlink r:id="rId794">
+      <w:hyperlink r:id="rId795">
         <w:r>
           <w:rPr>
             <w:lang w:val="fr_FR" w:bidi="fr_FR"/>
@@ -29769,7 +29868,7 @@
         </w:rPr>
         <w:t xml:space="preserve"> ; </w:t>
       </w:r>
-      <w:hyperlink r:id="rId795">
+      <w:hyperlink r:id="rId796">
         <w:r>
           <w:rPr>
             <w:lang w:val="fr_FR" w:bidi="fr_FR"/>
@@ -29787,7 +29886,7 @@
         </w:rPr>
         <w:t xml:space="preserve">). Six autres sont loués pour leur zèle à supprimer l'idolâtrie, bien qu'ils n'aient pas supprimé les hauts lieux (Asa, </w:t>
       </w:r>
-      <w:hyperlink r:id="rId796">
+      <w:hyperlink r:id="rId797">
         <w:r>
           <w:rPr>
             <w:lang w:val="fr_FR" w:bidi="fr_FR"/>
@@ -29805,7 +29904,7 @@
         </w:rPr>
         <w:t xml:space="preserve"> ; Josaphat, </w:t>
       </w:r>
-      <w:hyperlink r:id="rId797">
+      <w:hyperlink r:id="rId798">
         <w:r>
           <w:rPr>
             <w:lang w:val="fr_FR" w:bidi="fr_FR"/>
@@ -29823,7 +29922,7 @@
         </w:rPr>
         <w:t xml:space="preserve"> ; Joas, </w:t>
       </w:r>
-      <w:hyperlink r:id="rId798">
+      <w:hyperlink r:id="rId799">
         <w:r>
           <w:rPr>
             <w:lang w:val="fr_FR" w:bidi="fr_FR"/>
@@ -29841,7 +29940,7 @@
         </w:rPr>
         <w:t xml:space="preserve"> ; Amatsia, </w:t>
       </w:r>
-      <w:hyperlink r:id="rId799">
+      <w:hyperlink r:id="rId800">
         <w:r>
           <w:rPr>
             <w:lang w:val="fr_FR" w:bidi="fr_FR"/>
@@ -29859,7 +29958,7 @@
         </w:rPr>
         <w:t xml:space="preserve"> ; Azaria, </w:t>
       </w:r>
-      <w:hyperlink r:id="rId800">
+      <w:hyperlink r:id="rId801">
         <w:r>
           <w:rPr>
             <w:lang w:val="fr_FR" w:bidi="fr_FR"/>
@@ -29877,7 +29976,7 @@
         </w:rPr>
         <w:t xml:space="preserve"> ; Jotham, </w:t>
       </w:r>
-      <w:hyperlink r:id="rId801">
+      <w:hyperlink r:id="rId802">
         <w:r>
           <w:rPr>
             <w:lang w:val="fr_FR" w:bidi="fr_FR"/>
@@ -29920,7 +30019,7 @@
         </w:rPr>
         <w:t xml:space="preserve">Un deuxième intérêt majeur pour le compilateur était de retracer l'histoire de la monarchie. </w:t>
       </w:r>
-      <w:hyperlink r:id="rId699">
+      <w:hyperlink r:id="rId700">
         <w:r>
           <w:rPr>
             <w:lang w:val="fr_FR" w:bidi="fr_FR"/>
@@ -29950,7 +30049,7 @@
         </w:rPr>
         <w:t xml:space="preserve"> » (</w:t>
       </w:r>
-      <w:hyperlink r:id="rId802">
+      <w:hyperlink r:id="rId803">
         <w:r>
           <w:rPr>
             <w:lang w:val="fr_FR" w:bidi="fr_FR"/>
@@ -29968,7 +30067,7 @@
         </w:rPr>
         <w:t xml:space="preserve"> ; voir aussi </w:t>
       </w:r>
-      <w:hyperlink r:id="rId803">
+      <w:hyperlink r:id="rId804">
         <w:r>
           <w:rPr>
             <w:lang w:val="fr_FR" w:bidi="fr_FR"/>
@@ -29986,7 +30085,7 @@
         </w:rPr>
         <w:t xml:space="preserve"> ; </w:t>
       </w:r>
-      <w:hyperlink r:id="rId794">
+      <w:hyperlink r:id="rId795">
         <w:r>
           <w:rPr>
             <w:lang w:val="fr_FR" w:bidi="fr_FR"/>
@@ -30004,7 +30103,7 @@
         </w:rPr>
         <w:t xml:space="preserve"> ; </w:t>
       </w:r>
-      <w:hyperlink r:id="rId795">
+      <w:hyperlink r:id="rId796">
         <w:r>
           <w:rPr>
             <w:lang w:val="fr_FR" w:bidi="fr_FR"/>
@@ -30022,7 +30121,7 @@
         </w:rPr>
         <w:t xml:space="preserve"> pour suivre les voies de David, et </w:t>
       </w:r>
-      <w:hyperlink r:id="rId804">
+      <w:hyperlink r:id="rId805">
         <w:r>
           <w:rPr>
             <w:lang w:val="fr_FR" w:bidi="fr_FR"/>
@@ -30040,7 +30139,7 @@
         </w:rPr>
         <w:t xml:space="preserve"> ; </w:t>
       </w:r>
-      <w:hyperlink r:id="rId805">
+      <w:hyperlink r:id="rId806">
         <w:r>
           <w:rPr>
             <w:lang w:val="fr_FR" w:bidi="fr_FR"/>
@@ -30058,7 +30157,7 @@
         </w:rPr>
         <w:t xml:space="preserve"> ; </w:t>
       </w:r>
-      <w:hyperlink r:id="rId806">
+      <w:hyperlink r:id="rId807">
         <w:r>
           <w:rPr>
             <w:lang w:val="fr_FR" w:bidi="fr_FR"/>
@@ -30076,7 +30175,7 @@
         </w:rPr>
         <w:t xml:space="preserve"> ; </w:t>
       </w:r>
-      <w:hyperlink r:id="rId807">
+      <w:hyperlink r:id="rId808">
         <w:r>
           <w:rPr>
             <w:lang w:val="fr_FR" w:bidi="fr_FR"/>
@@ -30094,7 +30193,7 @@
         </w:rPr>
         <w:t xml:space="preserve"> pour l'inverse). Le compilateur voulait montrer que Dieu avait été fidèle à David même si les fils de David ne l'étaient pas. Bien que les deux royaumes aient eu à peu près le même nombre de rois, le royaume du nord est marqué par des changements dynastiques répétés et des régicides au cours de ses deux cents ans, tandis que la dynastie de David est maintenue comme une lampe dans le sud pendant trois cent cinquante ans (</w:t>
       </w:r>
-      <w:hyperlink r:id="rId808">
+      <w:hyperlink r:id="rId809">
         <w:r>
           <w:rPr>
             <w:lang w:val="fr_FR" w:bidi="fr_FR"/>
@@ -30112,7 +30211,7 @@
         </w:rPr>
         <w:t xml:space="preserve"> ; </w:t>
       </w:r>
-      <w:hyperlink r:id="rId809">
+      <w:hyperlink r:id="rId810">
         <w:r>
           <w:rPr>
             <w:lang w:val="fr_FR" w:bidi="fr_FR"/>
@@ -30130,7 +30229,7 @@
         </w:rPr>
         <w:t xml:space="preserve"> ; </w:t>
       </w:r>
-      <w:hyperlink r:id="rId810">
+      <w:hyperlink r:id="rId811">
         <w:r>
           <w:rPr>
             <w:lang w:val="fr_FR" w:bidi="fr_FR"/>
@@ -30148,7 +30247,7 @@
         </w:rPr>
         <w:t xml:space="preserve"> ; </w:t>
       </w:r>
-      <w:hyperlink r:id="rId811">
+      <w:hyperlink r:id="rId812">
         <w:r>
           <w:rPr>
             <w:lang w:val="fr_FR" w:bidi="fr_FR"/>
@@ -30166,7 +30265,7 @@
         </w:rPr>
         <w:t xml:space="preserve"> ; </w:t>
       </w:r>
-      <w:hyperlink r:id="rId812">
+      <w:hyperlink r:id="rId813">
         <w:r>
           <w:rPr>
             <w:lang w:val="fr_FR" w:bidi="fr_FR"/>
@@ -30209,7 +30308,7 @@
         </w:rPr>
         <w:t xml:space="preserve">Une autre raison pour laquelle Rois peut être appelé une histoire deutéronomique est sa préoccupation pour l'efficacité de la parole prophétique. Il y a trois passages dans le Pentateuque qui traitent de l'institution de l'ordre prophétique : </w:t>
       </w:r>
-      <w:hyperlink r:id="rId813">
+      <w:hyperlink r:id="rId814">
         <w:r>
           <w:rPr>
             <w:lang w:val="fr_FR" w:bidi="fr_FR"/>
@@ -30227,7 +30326,7 @@
         </w:rPr>
         <w:t xml:space="preserve">, </w:t>
       </w:r>
-      <w:hyperlink r:id="rId814">
+      <w:hyperlink r:id="rId815">
         <w:r>
           <w:rPr>
             <w:lang w:val="fr_FR" w:bidi="fr_FR"/>
@@ -30245,7 +30344,7 @@
         </w:rPr>
         <w:t xml:space="preserve"> et </w:t>
       </w:r>
-      <w:hyperlink r:id="rId815">
+      <w:hyperlink r:id="rId816">
         <w:r>
           <w:rPr>
             <w:lang w:val="fr_FR" w:bidi="fr_FR"/>
@@ -30263,7 +30362,7 @@
         </w:rPr>
         <w:t xml:space="preserve">. Ce n'est que dans </w:t>
       </w:r>
-      <w:hyperlink r:id="rId816">
+      <w:hyperlink r:id="rId817">
         <w:r>
           <w:rPr>
             <w:lang w:val="fr_FR" w:bidi="fr_FR"/>
@@ -30281,7 +30380,7 @@
         </w:rPr>
         <w:t xml:space="preserve"> que le test d'un vrai prophète est donné : que ce qu'il a dit se réalise, que ses paroles s'accomplissent. Remarquez le nombre d'instances où l'auteur attire l'attention sur l'accomplissement des paroles des prophètes : </w:t>
       </w:r>
-      <w:hyperlink r:id="rId817">
+      <w:hyperlink r:id="rId818">
         <w:r>
           <w:rPr>
             <w:lang w:val="fr_FR" w:bidi="fr_FR"/>
@@ -30299,7 +30398,7 @@
         </w:rPr>
         <w:t xml:space="preserve"> dans </w:t>
       </w:r>
-      <w:hyperlink r:id="rId818">
+      <w:hyperlink r:id="rId819">
         <w:r>
           <w:rPr>
             <w:lang w:val="fr_FR" w:bidi="fr_FR"/>
@@ -30317,7 +30416,7 @@
         </w:rPr>
         <w:t xml:space="preserve"> ; </w:t>
       </w:r>
-      <w:hyperlink r:id="rId819">
+      <w:hyperlink r:id="rId820">
         <w:r>
           <w:rPr>
             <w:lang w:val="fr_FR" w:bidi="fr_FR"/>
@@ -30335,7 +30434,7 @@
         </w:rPr>
         <w:t xml:space="preserve"> dans </w:t>
       </w:r>
-      <w:hyperlink r:id="rId820">
+      <w:hyperlink r:id="rId821">
         <w:r>
           <w:rPr>
             <w:lang w:val="fr_FR" w:bidi="fr_FR"/>
@@ -30353,7 +30452,7 @@
         </w:rPr>
         <w:t xml:space="preserve"> ; </w:t>
       </w:r>
-      <w:hyperlink r:id="rId821">
+      <w:hyperlink r:id="rId822">
         <w:r>
           <w:rPr>
             <w:lang w:val="fr_FR" w:bidi="fr_FR"/>
@@ -30371,7 +30470,7 @@
         </w:rPr>
         <w:t xml:space="preserve"> dans </w:t>
       </w:r>
-      <w:hyperlink r:id="rId822">
+      <w:hyperlink r:id="rId823">
         <w:r>
           <w:rPr>
             <w:lang w:val="fr_FR" w:bidi="fr_FR"/>
@@ -30389,7 +30488,7 @@
         </w:rPr>
         <w:t xml:space="preserve"> ; </w:t>
       </w:r>
-      <w:hyperlink r:id="rId823">
+      <w:hyperlink r:id="rId824">
         <w:r>
           <w:rPr>
             <w:lang w:val="fr_FR" w:bidi="fr_FR"/>
@@ -30407,7 +30506,7 @@
         </w:rPr>
         <w:t xml:space="preserve"> dans </w:t>
       </w:r>
-      <w:hyperlink r:id="rId824">
+      <w:hyperlink r:id="rId825">
         <w:r>
           <w:rPr>
             <w:lang w:val="fr_FR" w:bidi="fr_FR"/>
@@ -30425,7 +30524,7 @@
         </w:rPr>
         <w:t xml:space="preserve"> et </w:t>
       </w:r>
-      <w:hyperlink r:id="rId825">
+      <w:hyperlink r:id="rId826">
         <w:r>
           <w:rPr>
             <w:lang w:val="fr_FR" w:bidi="fr_FR"/>
@@ -30443,7 +30542,7 @@
         </w:rPr>
         <w:t xml:space="preserve"> ; </w:t>
       </w:r>
-      <w:hyperlink r:id="rId826">
+      <w:hyperlink r:id="rId827">
         <w:r>
           <w:rPr>
             <w:lang w:val="fr_FR" w:bidi="fr_FR"/>
@@ -30461,7 +30560,7 @@
         </w:rPr>
         <w:t xml:space="preserve"> dans </w:t>
       </w:r>
-      <w:hyperlink r:id="rId827">
+      <w:hyperlink r:id="rId828">
         <w:r>
           <w:rPr>
             <w:lang w:val="fr_FR" w:bidi="fr_FR"/>
@@ -30479,7 +30578,7 @@
         </w:rPr>
         <w:t xml:space="preserve"> ; </w:t>
       </w:r>
-      <w:hyperlink r:id="rId828">
+      <w:hyperlink r:id="rId829">
         <w:r>
           <w:rPr>
             <w:lang w:val="fr_FR" w:bidi="fr_FR"/>
@@ -30497,7 +30596,7 @@
         </w:rPr>
         <w:t xml:space="preserve"> dans </w:t>
       </w:r>
-      <w:hyperlink r:id="rId829">
+      <w:hyperlink r:id="rId830">
         <w:r>
           <w:rPr>
             <w:lang w:val="fr_FR" w:bidi="fr_FR"/>
@@ -30515,7 +30614,7 @@
         </w:rPr>
         <w:t xml:space="preserve"> ; </w:t>
       </w:r>
-      <w:hyperlink r:id="rId830">
+      <w:hyperlink r:id="rId831">
         <w:r>
           <w:rPr>
             <w:lang w:val="fr_FR" w:bidi="fr_FR"/>
@@ -30533,7 +30632,7 @@
         </w:rPr>
         <w:t xml:space="preserve"> dans </w:t>
       </w:r>
-      <w:hyperlink r:id="rId831">
+      <w:hyperlink r:id="rId832">
         <w:r>
           <w:rPr>
             <w:lang w:val="fr_FR" w:bidi="fr_FR"/>
@@ -30551,7 +30650,7 @@
         </w:rPr>
         <w:t xml:space="preserve"> ; </w:t>
       </w:r>
-      <w:hyperlink r:id="rId832">
+      <w:hyperlink r:id="rId833">
         <w:r>
           <w:rPr>
             <w:lang w:val="fr_FR" w:bidi="fr_FR"/>
@@ -30569,7 +30668,7 @@
         </w:rPr>
         <w:t xml:space="preserve"> dans </w:t>
       </w:r>
-      <w:hyperlink r:id="rId833">
+      <w:hyperlink r:id="rId834">
         <w:r>
           <w:rPr>
             <w:lang w:val="fr_FR" w:bidi="fr_FR"/>
@@ -30587,7 +30686,7 @@
         </w:rPr>
         <w:t xml:space="preserve"> et </w:t>
       </w:r>
-      <w:hyperlink r:id="rId834">
+      <w:hyperlink r:id="rId835">
         <w:r>
           <w:rPr>
             <w:lang w:val="fr_FR" w:bidi="fr_FR"/>
@@ -30605,7 +30704,7 @@
         </w:rPr>
         <w:t xml:space="preserve"> ; </w:t>
       </w:r>
-      <w:hyperlink r:id="rId835">
+      <w:hyperlink r:id="rId836">
         <w:r>
           <w:rPr>
             <w:lang w:val="fr_FR" w:bidi="fr_FR"/>
@@ -30623,7 +30722,7 @@
         </w:rPr>
         <w:t xml:space="preserve"> dans </w:t>
       </w:r>
-      <w:hyperlink r:id="rId836">
+      <w:hyperlink r:id="rId837">
         <w:r>
           <w:rPr>
             <w:lang w:val="fr_FR" w:bidi="fr_FR"/>
@@ -30641,7 +30740,7 @@
         </w:rPr>
         <w:t xml:space="preserve"> ; </w:t>
       </w:r>
-      <w:hyperlink r:id="rId837">
+      <w:hyperlink r:id="rId838">
         <w:r>
           <w:rPr>
             <w:lang w:val="fr_FR" w:bidi="fr_FR"/>
@@ -30659,7 +30758,7 @@
         </w:rPr>
         <w:t xml:space="preserve"> dans </w:t>
       </w:r>
-      <w:hyperlink r:id="rId838">
+      <w:hyperlink r:id="rId839">
         <w:r>
           <w:rPr>
             <w:lang w:val="fr_FR" w:bidi="fr_FR"/>
@@ -30677,7 +30776,7 @@
         </w:rPr>
         <w:t xml:space="preserve"> ; </w:t>
       </w:r>
-      <w:hyperlink r:id="rId839">
+      <w:hyperlink r:id="rId840">
         <w:r>
           <w:rPr>
             <w:lang w:val="fr_FR" w:bidi="fr_FR"/>
@@ -30695,7 +30794,7 @@
         </w:rPr>
         <w:t xml:space="preserve"> dans </w:t>
       </w:r>
-      <w:hyperlink r:id="rId840">
+      <w:hyperlink r:id="rId841">
         <w:r>
           <w:rPr>
             <w:lang w:val="fr_FR" w:bidi="fr_FR"/>
@@ -30738,7 +30837,7 @@
         </w:rPr>
         <w:t xml:space="preserve">Un autre aspect de l'intérêt du compilateur pour le Deutéronome se manifeste dans son souci de retracer l'accomplissement des malédictions de l'alliance en cas de désobéissance. L'alliance de Dieu avec Israël entraînerait des malédictions ou des bénédictions selon l'obéissance du peuple ; le compilateur de Rois observe les malédictions infligées aux deux royaumes en raison de leur incapacité à respecter les exigences de l'alliance. Il s'efforce de montrer que la plupart des malédictions de </w:t>
       </w:r>
-      <w:hyperlink r:id="rId841">
+      <w:hyperlink r:id="rId842">
         <w:r>
           <w:rPr>
             <w:lang w:val="fr_FR" w:bidi="fr_FR"/>
@@ -30768,7 +30867,7 @@
         </w:rPr>
         <w:t xml:space="preserve"> » (</w:t>
       </w:r>
-      <w:hyperlink r:id="rId842">
+      <w:hyperlink r:id="rId843">
         <w:r>
           <w:rPr>
             <w:lang w:val="fr_FR" w:bidi="fr_FR"/>
@@ -30786,7 +30885,7 @@
         </w:rPr>
         <w:t>), et les Assyriens sont ainsi venus à Samarie et les Babyloniens à Jérusalem (</w:t>
       </w:r>
-      <w:hyperlink r:id="rId843">
+      <w:hyperlink r:id="rId844">
         <w:r>
           <w:rPr>
             <w:lang w:val="fr_FR" w:bidi="fr_FR"/>
@@ -30804,7 +30903,7 @@
         </w:rPr>
         <w:t>). Le siège de Samarie durera de 724 à 722 av. J.‑C., et le siège de Jérusalem de 588 à 586 av. J.‑C. Les conditions désastreuses du siège pousseraient le peuple à dévorer ses propres enfants ; les femmes se nourriraient de leurs nourrissons. Cela arrivera à Israël lors du siège de Ben-Hadad (</w:t>
       </w:r>
-      <w:hyperlink r:id="rId844">
+      <w:hyperlink r:id="rId845">
         <w:r>
           <w:rPr>
             <w:lang w:val="fr_FR" w:bidi="fr_FR"/>
@@ -30822,7 +30921,7 @@
         </w:rPr>
         <w:t>). Tout comme le Seigneur avait pris plaisir à prospérer et multiplier son peuple, il ne s'abstiendrait pas de le détruire et de le disperser parmi les peuples de la terre (</w:t>
       </w:r>
-      <w:hyperlink r:id="rId845">
+      <w:hyperlink r:id="rId846">
         <w:r>
           <w:rPr>
             <w:lang w:val="fr_FR" w:bidi="fr_FR"/>
@@ -30854,7 +30953,7 @@
         </w:rPr>
         <w:t>De ces manières et d'autres, l'auteur de Rois a entrepris d'écrire l'histoire d'Israël et de Juda en vue de la résolution d'un dilemme théologique. Comment concilier l'exil avec les promesses de Dieu à la nation et à David ? Sa réponse est double : 1) le problème ne vient pas de Dieu mais de la désobéissance du peuple. Dieu, lui, reste juste ; 2) la fin de l'État n'équivaut pas à la fin du peuple ou de la maison de David. Ici, la fin du livre est instructive : Évil-Merodac libère Jojakin de prison, l'élève au-dessus des autres rois et lui fournit ses rations (</w:t>
       </w:r>
-      <w:hyperlink r:id="rId846">
+      <w:hyperlink r:id="rId847">
         <w:r>
           <w:rPr>
             <w:lang w:val="fr_FR" w:bidi="fr_FR"/>
@@ -30886,7 +30985,7 @@
         </w:rPr>
         <w:t xml:space="preserve">D'autres thèmes dans Rois démontrent également les motivations théologiques sous-jacentes à la sélection et à l'agencement des données par le compilateur, en particulier son utilisation du Deutéronome comme cadre pour examiner l'histoire du peuple. Comparez les lois qui régissent l'observance de la Pâque dans </w:t>
       </w:r>
-      <w:hyperlink r:id="rId847">
+      <w:hyperlink r:id="rId848">
         <w:r>
           <w:rPr>
             <w:lang w:val="fr_FR" w:bidi="fr_FR"/>
@@ -30904,7 +31003,7 @@
         </w:rPr>
         <w:t xml:space="preserve"> et </w:t>
       </w:r>
-      <w:hyperlink r:id="rId848">
+      <w:hyperlink r:id="rId849">
         <w:r>
           <w:rPr>
             <w:lang w:val="fr_FR" w:bidi="fr_FR"/>
@@ -30922,7 +31021,7 @@
         </w:rPr>
         <w:t xml:space="preserve"> : alors que la Pâque est centrée sur la famille dans l'Exode, elle est célébrée au sanctuaire dans le Deutéronome. L'auteur de Rois prend soin de démontrer que la Pâque sous le règne de Josias a été célébrée conformément aux exigences du Deutéronome (</w:t>
       </w:r>
-      <w:hyperlink r:id="rId849">
+      <w:hyperlink r:id="rId850">
         <w:r>
           <w:rPr>
             <w:lang w:val="fr_FR" w:bidi="fr_FR"/>
@@ -30940,7 +31039,7 @@
         </w:rPr>
         <w:t>). Un passage du Deutéronome est explicitement cité en référence à l'observance de la loi par Amatsia (</w:t>
       </w:r>
-      <w:hyperlink r:id="rId850">
+      <w:hyperlink r:id="rId851">
         <w:r>
           <w:rPr>
             <w:lang w:val="fr_FR" w:bidi="fr_FR"/>
@@ -30958,7 +31057,7 @@
         </w:rPr>
         <w:t xml:space="preserve"> dans </w:t>
       </w:r>
-      <w:hyperlink r:id="rId851">
+      <w:hyperlink r:id="rId852">
         <w:r>
           <w:rPr>
             <w:lang w:val="fr_FR" w:bidi="fr_FR"/>
@@ -31013,7 +31112,7 @@
         </w:rPr>
         <w:t xml:space="preserve"> (</w:t>
       </w:r>
-      <w:hyperlink r:id="rId852">
+      <w:hyperlink r:id="rId853">
         <w:r>
           <w:rPr>
             <w:lang w:val="fr_FR" w:bidi="fr_FR"/>
@@ -31031,7 +31130,7 @@
         </w:rPr>
         <w:t>) ou aux difficultés de Salomon pour accéder au trône (</w:t>
       </w:r>
-      <w:hyperlink r:id="rId728">
+      <w:hyperlink r:id="rId729">
         <w:r>
           <w:rPr>
             <w:lang w:val="fr_FR" w:bidi="fr_FR"/>
@@ -31049,7 +31148,7 @@
         </w:rPr>
         <w:t xml:space="preserve">). Puisqu'à son époque le royaume du nord n'avait pas survécu, le Chroniqueur ne détaille pas les péchés de Jéroboam (chap </w:t>
       </w:r>
-      <w:hyperlink r:id="rId853">
+      <w:hyperlink r:id="rId854">
         <w:r>
           <w:rPr>
             <w:lang w:val="fr_FR" w:bidi="fr_FR"/>
@@ -31067,7 +31166,7 @@
         </w:rPr>
         <w:t>). Chroniques s'intéresse davantage aux affaires du temple et ne montre pas l'intérêt marqué pour les questions prophétiques que l'on trouve dans Rois, de sorte que les vies d'Élie et d'Élisée sont omises (</w:t>
       </w:r>
-      <w:hyperlink r:id="rId854">
+      <w:hyperlink r:id="rId855">
         <w:r>
           <w:rPr>
             <w:lang w:val="fr_FR" w:bidi="fr_FR"/>
@@ -31085,7 +31184,7 @@
         </w:rPr>
         <w:t>). Le Chroniqueur ne récite pas non plus les péchés qui ont conduit à la chute du royaume du nord (</w:t>
       </w:r>
-      <w:hyperlink r:id="rId855">
+      <w:hyperlink r:id="rId856">
         <w:r>
           <w:rPr>
             <w:lang w:val="fr_FR" w:bidi="fr_FR"/>
@@ -31128,7 +31227,7 @@
         </w:rPr>
         <w:t>Les livres de 1 &amp; 2 Rois se divisent en trois parties : 1) le règne de Salomon (</w:t>
       </w:r>
-      <w:hyperlink r:id="rId856">
+      <w:hyperlink r:id="rId857">
         <w:r>
           <w:rPr>
             <w:lang w:val="fr_FR" w:bidi="fr_FR"/>
@@ -31146,7 +31245,7 @@
         </w:rPr>
         <w:t>) ; 2) l'histoire du royaume divisé (</w:t>
       </w:r>
-      <w:hyperlink r:id="rId857">
+      <w:hyperlink r:id="rId858">
         <w:r>
           <w:rPr>
             <w:lang w:val="fr_FR" w:bidi="fr_FR"/>
@@ -31164,7 +31263,7 @@
         </w:rPr>
         <w:t xml:space="preserve"> Rois 17) ; 3) l'histoire du royaume survivant en Juda (</w:t>
       </w:r>
-      <w:hyperlink r:id="rId731">
+      <w:hyperlink r:id="rId732">
         <w:r>
           <w:rPr>
             <w:lang w:val="fr_FR" w:bidi="fr_FR"/>
@@ -31193,7 +31292,7 @@
         </w:rPr>
         <w:t>Le Règne de Salomon (</w:t>
       </w:r>
-      <w:hyperlink r:id="rId856">
+      <w:hyperlink r:id="rId857">
         <w:r>
           <w:rPr>
             <w:lang w:val="fr_FR" w:bidi="fr_FR"/>
@@ -31225,7 +31324,7 @@
         </w:rPr>
         <w:t xml:space="preserve">Le récit commence par un compte rendu des intrigues de cour entourant l'accession de Salomon au trône, sur fond de coup d'État avorté par Adonija (chap </w:t>
       </w:r>
-      <w:hyperlink r:id="rId858">
+      <w:hyperlink r:id="rId859">
         <w:r>
           <w:rPr>
             <w:lang w:val="fr_FR" w:bidi="fr_FR"/>
@@ -31243,7 +31342,7 @@
         </w:rPr>
         <w:t>). David, mourant, charge Salomon d'obéir aux commandements de Dieu (</w:t>
       </w:r>
-      <w:hyperlink r:id="rId859">
+      <w:hyperlink r:id="rId860">
         <w:r>
           <w:rPr>
             <w:lang w:val="fr_FR" w:bidi="fr_FR"/>
@@ -31261,7 +31360,7 @@
         </w:rPr>
         <w:t xml:space="preserve">) et également de se venger de ses ennemis (v. </w:t>
       </w:r>
-      <w:hyperlink r:id="rId860">
+      <w:hyperlink r:id="rId861">
         <w:r>
           <w:rPr>
             <w:lang w:val="fr_FR" w:bidi="fr_FR"/>
@@ -31279,7 +31378,7 @@
         </w:rPr>
         <w:t xml:space="preserve">). Après la mort de David, Salomon ordonnera la mort d'Adonija, de Joab et de Schimeï, ainsi que le bannissement d'Abiathar, le prêtre qui avait soutenu Adonija dans sa tentative de prendre le trône (v. </w:t>
       </w:r>
-      <w:hyperlink r:id="rId861">
+      <w:hyperlink r:id="rId862">
         <w:r>
           <w:rPr>
             <w:lang w:val="fr_FR" w:bidi="fr_FR"/>
@@ -31297,7 +31396,7 @@
         </w:rPr>
         <w:t xml:space="preserve">). Ses ennemis éliminés, le royaume sera fermement établi par Salomon (v. </w:t>
       </w:r>
-      <w:hyperlink r:id="rId761">
+      <w:hyperlink r:id="rId762">
         <w:r>
           <w:rPr>
             <w:lang w:val="fr_FR" w:bidi="fr_FR"/>
@@ -31329,7 +31428,7 @@
         </w:rPr>
         <w:t xml:space="preserve">Le reste du règne de Salomon est divisé en deux parties : Salomon le bon roi, qui suit les voies de son père, David (chap </w:t>
       </w:r>
-      <w:hyperlink r:id="rId862">
+      <w:hyperlink r:id="rId863">
         <w:r>
           <w:rPr>
             <w:lang w:val="fr_FR" w:bidi="fr_FR"/>
@@ -31347,7 +31446,7 @@
         </w:rPr>
         <w:t xml:space="preserve">) ; et Salomon le mauvais roi, dont le cœur est détourné (chap </w:t>
       </w:r>
-      <w:hyperlink r:id="rId663">
+      <w:hyperlink r:id="rId664">
         <w:r>
           <w:rPr>
             <w:lang w:val="fr_FR" w:bidi="fr_FR"/>
@@ -31365,7 +31464,7 @@
         </w:rPr>
         <w:t xml:space="preserve">). Tout en sacrifiant à Gabaon, Salomon demande à Dieu de lui accorder le don de sagesse pour gouverner ; sagesse rapidement démontrée dans la querelle de deux prostituées à propos d'un enfant (chap 3). Un compte rendu est donné de l'organisation administrative du royaume et de la sagesse incomparable de Salomon (chap 4). Le compilateur de Rois accorde beaucoup de place aux préparatifs (chap 5), à la construction (chap </w:t>
       </w:r>
-      <w:hyperlink r:id="rId749">
+      <w:hyperlink r:id="rId750">
         <w:r>
           <w:rPr>
             <w:lang w:val="fr_FR" w:bidi="fr_FR"/>
@@ -31383,7 +31482,7 @@
         </w:rPr>
         <w:t>), et à la dédicace (chap 8) du temple. Dieu apparaît à Salomon une deuxième fois, lui rappelant de garder ses commandements comme l'avait fait David (</w:t>
       </w:r>
-      <w:hyperlink r:id="rId863">
+      <w:hyperlink r:id="rId864">
         <w:r>
           <w:rPr>
             <w:lang w:val="fr_FR" w:bidi="fr_FR"/>
@@ -31401,7 +31500,7 @@
         </w:rPr>
         <w:t xml:space="preserve">). Des détails sont donnés sur les activités de construction et commerciales du roi (v. </w:t>
       </w:r>
-      <w:hyperlink r:id="rId864">
+      <w:hyperlink r:id="rId865">
         <w:r>
           <w:rPr>
             <w:lang w:val="fr_FR" w:bidi="fr_FR"/>
@@ -31419,7 +31518,7 @@
         </w:rPr>
         <w:t>). Le récit de la visite de la reine de Séba est suivi d'une description de la splendeur de Salomon (chap 10). Salomon ne respectera toutefois pas les commandements de Dieu ; séduit par le culte païen de ses épouses étrangères, il n'était pas pleinement dévoué au Seigneur comme l'avait été David (</w:t>
       </w:r>
-      <w:hyperlink r:id="rId865">
+      <w:hyperlink r:id="rId866">
         <w:r>
           <w:rPr>
             <w:lang w:val="fr_FR" w:bidi="fr_FR"/>
@@ -31437,7 +31536,7 @@
         </w:rPr>
         <w:t xml:space="preserve">), et Dieu décidera de retirer les tribus du nord de la domination de son fils (v. </w:t>
       </w:r>
-      <w:hyperlink r:id="rId866">
+      <w:hyperlink r:id="rId867">
         <w:r>
           <w:rPr>
             <w:lang w:val="fr_FR" w:bidi="fr_FR"/>
@@ -31455,7 +31554,7 @@
         </w:rPr>
         <w:t xml:space="preserve">). En guise de punition de la main de Dieu, Salomon fera fait à la rébellion parmi les peuples conquis (v. </w:t>
       </w:r>
-      <w:hyperlink r:id="rId867">
+      <w:hyperlink r:id="rId868">
         <w:r>
           <w:rPr>
             <w:lang w:val="fr_FR" w:bidi="fr_FR"/>
@@ -31473,7 +31572,7 @@
         </w:rPr>
         <w:t xml:space="preserve">) et au sein d'Israël en la personne de Jéroboam (v. </w:t>
       </w:r>
-      <w:hyperlink r:id="rId868">
+      <w:hyperlink r:id="rId869">
         <w:r>
           <w:rPr>
             <w:lang w:val="fr_FR" w:bidi="fr_FR"/>
@@ -31502,7 +31601,7 @@
         </w:rPr>
         <w:t>Histoire du Royaume divisé (</w:t>
       </w:r>
-      <w:hyperlink r:id="rId730">
+      <w:hyperlink r:id="rId731">
         <w:r>
           <w:rPr>
             <w:lang w:val="fr_FR" w:bidi="fr_FR"/>
@@ -31548,7 +31647,7 @@
         </w:rPr>
         <w:t>Il y avait déjà eu de nombreuses actions indépendantes et même des guerres entre les tribus du nord et du sud avant David et Salomon. Il n'est donc pas surprenant que la division se soit faite selon les lignes qu'elle a suivies. La cause immédiate, cependant, sera la sévérité imprudente avec laquelle Roboam répondra aux représentants des tribus du nord lors des négociations pour la royauté. Jéroboam, le héros populaire de l'insurrection précédente contre Salomon, deviendra roi au nord. Il érigera immédiatement les sanctuaires rivaux à Dan et Béthel (</w:t>
       </w:r>
-      <w:hyperlink r:id="rId773">
+      <w:hyperlink r:id="rId774">
         <w:r>
           <w:rPr>
             <w:lang w:val="fr_FR" w:bidi="fr_FR"/>
@@ -31580,7 +31679,7 @@
         </w:rPr>
         <w:t>Pendant deux générations, il y aurait des guerres entre Israël et Juda au sujet des zones frontalières dans Benjamin revendiquées par les deux parties. Cinquante ans de combats sporadiques sur leur frontière commune, entrecoupés d'invasions des Araméens au nord ou des Égyptiens au sud, consumeraient les règnes de Jéroboam, de Nadab, de Baescha, d'Éla et de Zimri en Israël et de Roboam, d'Abijam et d'Asa en Juda (</w:t>
       </w:r>
-      <w:hyperlink r:id="rId869">
+      <w:hyperlink r:id="rId870">
         <w:r>
           <w:rPr>
             <w:lang w:val="fr_FR" w:bidi="fr_FR"/>
@@ -31612,7 +31711,7 @@
         </w:rPr>
         <w:t>L'accession d'Omri en Israël introduira une maison régnante qui durerait quatre générations au total et mettrait fin à l'instabilité dynastique du royaume du nord. Bien que Rois n'accorde à Omri que huit versets (</w:t>
       </w:r>
-      <w:hyperlink r:id="rId762">
+      <w:hyperlink r:id="rId763">
         <w:r>
           <w:rPr>
             <w:lang w:val="fr_FR" w:bidi="fr_FR"/>
@@ -31644,7 +31743,7 @@
         </w:rPr>
         <w:t>Les règnes des successeurs d'Omri, Achab, Achazia et Joram, sont traités de manière disproportionnée, occupant presque un tiers du livre total, seize des quarante-sept chapitres (</w:t>
       </w:r>
-      <w:hyperlink r:id="rId732">
+      <w:hyperlink r:id="rId733">
         <w:r>
           <w:rPr>
             <w:lang w:val="fr_FR" w:bidi="fr_FR"/>
@@ -31662,7 +31761,7 @@
         </w:rPr>
         <w:t xml:space="preserve">). Cela est dû au fait que le compilateur de Rois incorpore une couverture importante des vies d'Élie et d'Élisée, tissant un contraste entre le bien et le mal en mettant en parallèle la dynastie d'Omri avec ces prophètes. Achab et Jézabel seront utilisés comme faire-valoir pour le récit d'Élie, de sorte qu'Achab est devenu un paradigme du roi maléfique (voir par exemple </w:t>
       </w:r>
-      <w:hyperlink r:id="rId870">
+      <w:hyperlink r:id="rId871">
         <w:r>
           <w:rPr>
             <w:lang w:val="fr_FR" w:bidi="fr_FR"/>
@@ -31694,7 +31793,7 @@
         </w:rPr>
         <w:t xml:space="preserve">En raison de cette préoccupation pour la dynastie d'Omri et les vies d'Élie et d'Élisée, la période équivalente en Juda n'est pas couverte aussi largement. Pendant cette période, le royaume du Nord semble avoir exercé une certaine hégémonie sur Juda, comme en témoigne le mariage d'une Omride (Athalie, </w:t>
       </w:r>
-      <w:hyperlink r:id="rId871">
+      <w:hyperlink r:id="rId872">
         <w:r>
           <w:rPr>
             <w:lang w:val="fr_FR" w:bidi="fr_FR"/>
@@ -31730,7 +31829,7 @@
         </w:rPr>
         <w:t>). Les fortunes de Juda déclineront pendant cette période lorsqu'Édom se révoltera contre Joram (</w:t>
       </w:r>
-      <w:hyperlink r:id="rId872">
+      <w:hyperlink r:id="rId873">
         <w:r>
           <w:rPr>
             <w:lang w:val="fr_FR" w:bidi="fr_FR"/>
@@ -31762,7 +31861,7 @@
         </w:rPr>
         <w:t>En 842 av. J.‑C., Jéhu, après avoir été oint roi par un prophète (</w:t>
       </w:r>
-      <w:hyperlink r:id="rId873">
+      <w:hyperlink r:id="rId874">
         <w:r>
           <w:rPr>
             <w:lang w:val="fr_FR" w:bidi="fr_FR"/>
@@ -31780,7 +31879,7 @@
         </w:rPr>
         <w:t xml:space="preserve">), mènera un coup d'État mettant fin à la maison d'Omri et tuant également Achazia de Juda (v. </w:t>
       </w:r>
-      <w:hyperlink r:id="rId874">
+      <w:hyperlink r:id="rId875">
         <w:r>
           <w:rPr>
             <w:lang w:val="fr_FR" w:bidi="fr_FR"/>
@@ -31798,7 +31897,7 @@
         </w:rPr>
         <w:t>). La purge de Jéhu entraînera également la mort de Jézabel, de la famille d'Achab, des membres de la famille d'Achazia, et des ministres de Baal (</w:t>
       </w:r>
-      <w:hyperlink r:id="rId875">
+      <w:hyperlink r:id="rId876">
         <w:r>
           <w:rPr>
             <w:lang w:val="fr_FR" w:bidi="fr_FR"/>
@@ -31830,7 +31929,7 @@
         </w:rPr>
         <w:t>La dynastie de Jéhu connaîtra la plus longue succession de toutes en Israël, incluant Joachaz, Joas, Jéroboam II et Zacharie, sur une période de quatre-vingt-dix ans. Le meurtre d'Achazia de Juda par Jéhu préparera le terrain pour la seule menace à la continuité de la dynastie davidique. La reine Athalie, elle-même Omride, s'emparera du trône et tentera une purge des prétendants davidique. Elle régnera pendant six ans, jusqu'à ce que le fidèle prêtre Jehojada organise un contre-coup pour placer l'enfant Joas sur le trône de David (</w:t>
       </w:r>
-      <w:hyperlink r:id="rId876">
+      <w:hyperlink r:id="rId877">
         <w:r>
           <w:rPr>
             <w:lang w:val="fr_FR" w:bidi="fr_FR"/>
@@ -31862,7 +31961,7 @@
         </w:rPr>
         <w:t>Israël endurera un demi-siècle de faiblesse à la suite du coup d'État de Jéhu, période durant laquelle les Araméens auront les mains libres, réduisant les forces du fils de Jéhu, Joachaz, à une petite armée et une garde personnelle (</w:t>
       </w:r>
-      <w:hyperlink r:id="rId877">
+      <w:hyperlink r:id="rId878">
         <w:r>
           <w:rPr>
             <w:lang w:val="fr_FR" w:bidi="fr_FR"/>
@@ -31894,7 +31993,7 @@
         </w:rPr>
         <w:t>La réémergence de l'Assyrie au début du 9e siècle av J.‑C. apportera un soulagement à Israël et à Juda. Les armées assyriennes conquerront les Araméens. Une fois cette menace écartée, Israël et Juda connaîtront une résurgence spectaculaire. Joas d'Israël, petit-fils de Jéhu, reconquerra des villes perdues aux Araméens (</w:t>
       </w:r>
-      <w:hyperlink r:id="rId878">
+      <w:hyperlink r:id="rId879">
         <w:r>
           <w:rPr>
             <w:lang w:val="fr_FR" w:bidi="fr_FR"/>
@@ -31912,7 +32011,7 @@
         </w:rPr>
         <w:t xml:space="preserve">) ; Élisée meurt pendant son règne (v. </w:t>
       </w:r>
-      <w:hyperlink r:id="rId879">
+      <w:hyperlink r:id="rId880">
         <w:r>
           <w:rPr>
             <w:lang w:val="fr_FR" w:bidi="fr_FR"/>
@@ -31930,7 +32029,7 @@
         </w:rPr>
         <w:t>). Au sud, Amatsia reconquerra les Édomites (</w:t>
       </w:r>
-      <w:hyperlink r:id="rId880">
+      <w:hyperlink r:id="rId881">
         <w:r>
           <w:rPr>
             <w:lang w:val="fr_FR" w:bidi="fr_FR"/>
@@ -31948,7 +32047,7 @@
         </w:rPr>
         <w:t xml:space="preserve">). Amatsia et Joas renouvelleront la guerre entre les royaumes, le nord ressortant victorieux une fois de plus (v. </w:t>
       </w:r>
-      <w:hyperlink r:id="rId881">
+      <w:hyperlink r:id="rId882">
         <w:r>
           <w:rPr>
             <w:lang w:val="fr_FR" w:bidi="fr_FR"/>
@@ -31980,7 +32079,7 @@
         </w:rPr>
         <w:t>Sous Jéroboam II, Israël connaîtra une période de prospérité lorsque les frontières du royaume atteindront la même étendue qu'elles avaient sous Salomon (</w:t>
       </w:r>
-      <w:hyperlink r:id="rId882">
+      <w:hyperlink r:id="rId883">
         <w:r>
           <w:rPr>
             <w:lang w:val="fr_FR" w:bidi="fr_FR"/>
@@ -31998,7 +32097,7 @@
         </w:rPr>
         <w:t>). Ozias (Azaria), son contemporain en Juda, fortifiera également Jérusalem et entreprendra un programme d'opérations offensives étendant l'influence de Juda vers le sud (</w:t>
       </w:r>
-      <w:hyperlink r:id="rId883">
+      <w:hyperlink r:id="rId884">
         <w:r>
           <w:rPr>
             <w:lang w:val="fr_FR" w:bidi="fr_FR"/>
@@ -32016,7 +32115,7 @@
         </w:rPr>
         <w:t xml:space="preserve"> ; </w:t>
       </w:r>
-      <w:hyperlink r:id="rId884">
+      <w:hyperlink r:id="rId885">
         <w:r>
           <w:rPr>
             <w:lang w:val="fr_FR" w:bidi="fr_FR"/>
@@ -32048,7 +32147,7 @@
         </w:rPr>
         <w:t>Cette résurgence ne sera cependant qu'un brillant coucher de soleil dans l'histoire des deux royaumes. Après la mort de Jéroboam II, l'histoire est marquée par des désastres successifs, culminant avec la chute d'Israël et la subjugation de Juda à la puissance assyrienne. Les trente années suivantes en Israël verront quatre dynasties, dont trois représentées par un seul roi, et des régicides répétés alors que le royaume du nord se précipite vers sa disparition. Une période de guerre civile et d'anarchie verrait cinq rois en un peu plus de dix ans (</w:t>
       </w:r>
-      <w:hyperlink r:id="rId885">
+      <w:hyperlink r:id="rId886">
         <w:r>
           <w:rPr>
             <w:lang w:val="fr_FR" w:bidi="fr_FR"/>
@@ -32066,7 +32165,7 @@
         </w:rPr>
         <w:t>). Un lourd tribut sera payé à Tiglath-Piléser III tant au nord qu'au sud (</w:t>
       </w:r>
-      <w:hyperlink r:id="rId886">
+      <w:hyperlink r:id="rId887">
         <w:r>
           <w:rPr>
             <w:lang w:val="fr_FR" w:bidi="fr_FR"/>
@@ -32084,7 +32183,7 @@
         </w:rPr>
         <w:t xml:space="preserve"> ; </w:t>
       </w:r>
-      <w:hyperlink r:id="rId887">
+      <w:hyperlink r:id="rId888">
         <w:r>
           <w:rPr>
             <w:lang w:val="fr_FR" w:bidi="fr_FR"/>
@@ -32102,7 +32201,7 @@
         </w:rPr>
         <w:t>). Israël et les Araméens formeront une coalition pour repousser les Assyriens et chercheront à contraindre Achaz de Juda à se joindre au combat ; Achaz fera appel à Tiglath-Piléser III pour demander son aide. La coalition sera détruite, et Israël et Juda deviendront ses vassaux. Osée fera défection dès qu'il se sentait en sécurité, cherchant de l'aide auprès de l'Égypte, mais cela marquera une forme de suicide politique pour le royaume du nord. Salmanasar V ripostera, et l'histoire politique de l'État d'Israël prendra fin (</w:t>
       </w:r>
-      <w:hyperlink r:id="rId888">
+      <w:hyperlink r:id="rId889">
         <w:r>
           <w:rPr>
             <w:lang w:val="fr_FR" w:bidi="fr_FR"/>
@@ -32120,7 +32219,7 @@
         </w:rPr>
         <w:t xml:space="preserve">). La région sera repeuplée avec d'autres populations déplacées (v. </w:t>
       </w:r>
-      <w:hyperlink r:id="rId889">
+      <w:hyperlink r:id="rId890">
         <w:r>
           <w:rPr>
             <w:lang w:val="fr_FR" w:bidi="fr_FR"/>
@@ -32163,7 +32262,7 @@
         </w:rPr>
         <w:t>Histoire du royaume survivant de Juda (</w:t>
       </w:r>
-      <w:hyperlink r:id="rId731">
+      <w:hyperlink r:id="rId732">
         <w:r>
           <w:rPr>
             <w:lang w:val="fr_FR" w:bidi="fr_FR"/>
@@ -32195,7 +32294,7 @@
         </w:rPr>
         <w:t>L'appel à l'aide d'Achaz auprès des assyriens lui coûtera sa liberté, et Juda deviendra un vassal de l'Empire assyrien. Le culte illégitime prospèrera sous son règne (</w:t>
       </w:r>
-      <w:hyperlink r:id="rId890">
+      <w:hyperlink r:id="rId891">
         <w:r>
           <w:rPr>
             <w:lang w:val="fr_FR" w:bidi="fr_FR"/>
@@ -32213,7 +32312,7 @@
         </w:rPr>
         <w:t>). Achaz sera remplacé par le premier des grands rois réformateurs de Juda : Ézéchias. Une grande partie du récit de son règne est consacrée à sa rébellion contre Sanchérib d'Assyrie : la rébellion, les envoyés et menaces assyriens, les assurances de délivrance d'Ésaïe, et la destruction des armées assyriennes (</w:t>
       </w:r>
-      <w:hyperlink r:id="rId891">
+      <w:hyperlink r:id="rId892">
         <w:r>
           <w:rPr>
             <w:lang w:val="fr_FR" w:bidi="fr_FR"/>
@@ -32231,7 +32330,7 @@
         </w:rPr>
         <w:t>). La maladie d'Ézéchias sera évitée après un signe et un oracle d'Ésaïe (</w:t>
       </w:r>
-      <w:hyperlink r:id="rId892">
+      <w:hyperlink r:id="rId893">
         <w:r>
           <w:rPr>
             <w:lang w:val="fr_FR" w:bidi="fr_FR"/>
@@ -32249,7 +32348,7 @@
         </w:rPr>
         <w:t xml:space="preserve">). Dans le cadre de ce qui semble être des négociations en vue d'une alliance anti-assyrienne, Ézéchias recevra également des envoyés de Babylone, une décision que le prophète annoncera comme coûteuse (v. </w:t>
       </w:r>
-      <w:hyperlink r:id="rId893">
+      <w:hyperlink r:id="rId894">
         <w:r>
           <w:rPr>
             <w:lang w:val="fr_FR" w:bidi="fr_FR"/>
@@ -32281,7 +32380,7 @@
         </w:rPr>
         <w:t>Ézéchias sera suivi par Manassé, qui régnera plus longtemps que tout autre roi de Juda (un total de cinquante-cinq ans). Son règne sera marqué par une grande apostasie, si sévère que le compilateur de Rois considérait son règne comme une raison suffisante pour l'exil inévitable (</w:t>
       </w:r>
-      <w:hyperlink r:id="rId894">
+      <w:hyperlink r:id="rId895">
         <w:r>
           <w:rPr>
             <w:lang w:val="fr_FR" w:bidi="fr_FR"/>
@@ -32299,7 +32398,7 @@
         </w:rPr>
         <w:t xml:space="preserve"> ; voir </w:t>
       </w:r>
-      <w:hyperlink r:id="rId895">
+      <w:hyperlink r:id="rId896">
         <w:r>
           <w:rPr>
             <w:lang w:val="fr_FR" w:bidi="fr_FR"/>
@@ -32317,7 +32416,7 @@
         </w:rPr>
         <w:t xml:space="preserve"> ; </w:t>
       </w:r>
-      <w:hyperlink r:id="rId896">
+      <w:hyperlink r:id="rId897">
         <w:r>
           <w:rPr>
             <w:lang w:val="fr_FR" w:bidi="fr_FR"/>
@@ -32335,7 +32434,7 @@
         </w:rPr>
         <w:t xml:space="preserve"> ; </w:t>
       </w:r>
-      <w:hyperlink r:id="rId897">
+      <w:hyperlink r:id="rId898">
         <w:r>
           <w:rPr>
             <w:lang w:val="fr_FR" w:bidi="fr_FR"/>
@@ -32353,7 +32452,7 @@
         </w:rPr>
         <w:t>). Manassé sera suivi par son fils Amon, qui ressemblait à son père, et qui régnera seulement deux ans avant d'être déposé par le peuple (</w:t>
       </w:r>
-      <w:hyperlink r:id="rId898">
+      <w:hyperlink r:id="rId899">
         <w:r>
           <w:rPr>
             <w:lang w:val="fr_FR" w:bidi="fr_FR"/>
@@ -32385,7 +32484,7 @@
         </w:rPr>
         <w:t>Viendra ensuite le deuxième grand roi réformateur de Juda, Josias. Pendant son règne, le livre de la Loi sera découvert alors que le temple était en cours de rénovation ; il mènera le peuple dans un renouvellement de l'alliance et supprimera le culte illégitime (</w:t>
       </w:r>
-      <w:hyperlink r:id="rId899">
+      <w:hyperlink r:id="rId900">
         <w:r>
           <w:rPr>
             <w:lang w:val="fr_FR" w:bidi="fr_FR"/>
@@ -32403,7 +32502,7 @@
         </w:rPr>
         <w:t>). L'Empire assyrien déclinait rapidement, et Josias étendra donc ses frontières vers le nord, détruisant l'autel à Béthel et les hauts lieux à travers la Samarie (</w:t>
       </w:r>
-      <w:hyperlink r:id="rId900">
+      <w:hyperlink r:id="rId901">
         <w:r>
           <w:rPr>
             <w:lang w:val="fr_FR" w:bidi="fr_FR"/>
@@ -32421,7 +32520,7 @@
         </w:rPr>
         <w:t xml:space="preserve">). Une grande célébration de la Pâque sera convoquée à Jérusalem, et d'autres mesures seront prises pour rectifier le culte (v. </w:t>
       </w:r>
-      <w:hyperlink r:id="rId901">
+      <w:hyperlink r:id="rId902">
         <w:r>
           <w:rPr>
             <w:lang w:val="fr_FR" w:bidi="fr_FR"/>
@@ -32439,7 +32538,7 @@
         </w:rPr>
         <w:t xml:space="preserve">). Josias tentera de bloquer l'incursion du Pharaon Néco pour aider l'Assyrie, et il perdra la vie à Meguiddo (v. </w:t>
       </w:r>
-      <w:hyperlink r:id="rId902">
+      <w:hyperlink r:id="rId903">
         <w:r>
           <w:rPr>
             <w:lang w:val="fr_FR" w:bidi="fr_FR"/>
@@ -32471,7 +32570,7 @@
         </w:rPr>
         <w:t>Josias sera le seul roi de Juda à avoir trois de ses fils comme successeurs. À sa mort, le peuple mettra Joachaz sur le trône, mais Néco le destituera trois mois plus tard et l'emmènera en Égypte dans les chaînes (</w:t>
       </w:r>
-      <w:hyperlink r:id="rId903">
+      <w:hyperlink r:id="rId904">
         <w:r>
           <w:rPr>
             <w:lang w:val="fr_FR" w:bidi="fr_FR"/>
@@ -32489,7 +32588,7 @@
         </w:rPr>
         <w:t xml:space="preserve">), le remplaçant par un autre fils de Josias, Éliakim, dont le nom sera changé en Jojakim (v. </w:t>
       </w:r>
-      <w:hyperlink r:id="rId904">
+      <w:hyperlink r:id="rId905">
         <w:r>
           <w:rPr>
             <w:lang w:val="fr_FR" w:bidi="fr_FR"/>
@@ -32507,7 +32606,7 @@
         </w:rPr>
         <w:t>). Pendant son règne, Nebucadnetsar conquerra Juda, et Jojakim deviendra son vassal. Vers la fin de sa vie, Jojakim se rebellera contre Nebucadnetsar. Jojakim meurt, laissant son fils Jojakin faire face aux représailles de Babylone (</w:t>
       </w:r>
-      <w:hyperlink r:id="rId905">
+      <w:hyperlink r:id="rId906">
         <w:r>
           <w:rPr>
             <w:lang w:val="fr_FR" w:bidi="fr_FR"/>
@@ -32525,7 +32624,7 @@
         </w:rPr>
         <w:t xml:space="preserve">). Nebucadnetsar assiégera Jérusalem. La ville tombera, et Jojakin, la reine mère, l'armée et les dirigeants du pays seront emmenés en captivité. Nebucadnetsar mettra Matthania (oncle de Jojakin et troisième fils de Josias) sur le trône, changeant son nom en Sédécias (v. </w:t>
       </w:r>
-      <w:hyperlink r:id="rId906">
+      <w:hyperlink r:id="rId907">
         <w:r>
           <w:rPr>
             <w:lang w:val="fr_FR" w:bidi="fr_FR"/>
@@ -32543,7 +32642,7 @@
         </w:rPr>
         <w:t>). Neuf ans plus tard, Sédécias se rebellera également contre Babylone. Nebucadnetsar assiégera la ville pendant deux ans et, lors de sa chute, il la détruira complètement. Les fils de Sédécias seront tués sous ses yeux, ses propres yeux seront crevés, et il sera emmené à Babylone (</w:t>
       </w:r>
-      <w:hyperlink r:id="rId907">
+      <w:hyperlink r:id="rId908">
         <w:r>
           <w:rPr>
             <w:lang w:val="fr_FR" w:bidi="fr_FR"/>
@@ -32561,7 +32660,7 @@
         </w:rPr>
         <w:t>). Nebucadnetsar nommera Guedalia pour gouverner en tant que gouverneur depuis Mitspa ; il sera assassiné, et les conspirateurs s'enfuiront en Égypte (</w:t>
       </w:r>
-      <w:hyperlink r:id="rId908">
+      <w:hyperlink r:id="rId909">
         <w:r>
           <w:rPr>
             <w:lang w:val="fr_FR" w:bidi="fr_FR"/>
@@ -32593,7 +32692,7 @@
         </w:rPr>
         <w:t>Le livre finit en montrant que Dieu n'avait pas oublié sa promesse à David, mentionnant qu'en captivité Jojakin jouissait de la faveur de la part d'Évil-Merodac, successeur de Nebucadnetsar (</w:t>
       </w:r>
-      <w:hyperlink r:id="rId846">
+      <w:hyperlink r:id="rId847">
         <w:r>
           <w:rPr>
             <w:lang w:val="fr_FR" w:bidi="fr_FR"/>
@@ -32692,7 +32791,7 @@
         </w:rPr>
         <w:t>Fils d'Héman et musicien nommé par le roi David pour servir dans le sanctuaire (</w:t>
       </w:r>
-      <w:hyperlink r:id="rId909">
+      <w:hyperlink r:id="rId910">
         <w:r>
           <w:rPr>
             <w:lang w:val="fr_FR" w:bidi="fr_FR"/>
@@ -32758,7 +32857,7 @@
         </w:rPr>
         <w:t>Ville d'Italie fondée, selon la tradition, en 753 av. J.-C. sur sept collines à environ 24 kilomètres de l'embouchure du fleuve Tibre. D'un point de vue biblique, elle ne présente aucun intérêt jusqu'à l'époque du Nouveau Testament (NT). Il y a neuf références explicites à la ville dans le NT (</w:t>
       </w:r>
-      <w:hyperlink r:id="rId910">
+      <w:hyperlink r:id="rId911">
         <w:r>
           <w:rPr>
             <w:lang w:val="fr_FR" w:bidi="fr_FR"/>
@@ -32776,7 +32875,7 @@
         </w:rPr>
         <w:t xml:space="preserve">; </w:t>
       </w:r>
-      <w:hyperlink r:id="rId911">
+      <w:hyperlink r:id="rId912">
         <w:r>
           <w:rPr>
             <w:lang w:val="fr_FR" w:bidi="fr_FR"/>
@@ -32794,7 +32893,7 @@
         </w:rPr>
         <w:t xml:space="preserve">; </w:t>
       </w:r>
-      <w:hyperlink r:id="rId912">
+      <w:hyperlink r:id="rId913">
         <w:r>
           <w:rPr>
             <w:lang w:val="fr_FR" w:bidi="fr_FR"/>
@@ -32812,7 +32911,7 @@
         </w:rPr>
         <w:t xml:space="preserve">; </w:t>
       </w:r>
-      <w:hyperlink r:id="rId913">
+      <w:hyperlink r:id="rId914">
         <w:r>
           <w:rPr>
             <w:lang w:val="fr_FR" w:bidi="fr_FR"/>
@@ -32830,7 +32929,7 @@
         </w:rPr>
         <w:t xml:space="preserve">; </w:t>
       </w:r>
-      <w:hyperlink r:id="rId914">
+      <w:hyperlink r:id="rId915">
         <w:r>
           <w:rPr>
             <w:lang w:val="fr_FR" w:bidi="fr_FR"/>
@@ -32848,7 +32947,7 @@
         </w:rPr>
         <w:t xml:space="preserve">; </w:t>
       </w:r>
-      <w:hyperlink r:id="rId915">
+      <w:hyperlink r:id="rId916">
         <w:r>
           <w:rPr>
             <w:lang w:val="fr_FR" w:bidi="fr_FR"/>
@@ -32866,7 +32965,7 @@
         </w:rPr>
         <w:t xml:space="preserve">; </w:t>
       </w:r>
-      <w:hyperlink r:id="rId916">
+      <w:hyperlink r:id="rId917">
         <w:r>
           <w:rPr>
             <w:lang w:val="fr_FR" w:bidi="fr_FR"/>
@@ -33082,7 +33181,7 @@
         </w:rPr>
         <w:t xml:space="preserve"> siècle apr. J.-C. Les empereurs du premier siècle apr. J.-C. couvrent la période de la vie de Jésus et de l'Église naissante, et plusieurs sont mentionnés dans le NT : Auguste (</w:t>
       </w:r>
-      <w:hyperlink r:id="rId917">
+      <w:hyperlink r:id="rId918">
         <w:r>
           <w:rPr>
             <w:lang w:val="fr_FR" w:bidi="fr_FR"/>
@@ -33100,7 +33199,7 @@
         </w:rPr>
         <w:t>), Tibère (</w:t>
       </w:r>
-      <w:hyperlink r:id="rId918">
+      <w:hyperlink r:id="rId919">
         <w:r>
           <w:rPr>
             <w:lang w:val="fr_FR" w:bidi="fr_FR"/>
@@ -33118,7 +33217,7 @@
         </w:rPr>
         <w:t>), Claude (</w:t>
       </w:r>
-      <w:hyperlink r:id="rId919">
+      <w:hyperlink r:id="rId920">
         <w:r>
           <w:rPr>
             <w:lang w:val="fr_FR" w:bidi="fr_FR"/>
@@ -33136,7 +33235,7 @@
         </w:rPr>
         <w:t xml:space="preserve">; </w:t>
       </w:r>
-      <w:hyperlink r:id="rId911">
+      <w:hyperlink r:id="rId912">
         <w:r>
           <w:rPr>
             <w:lang w:val="fr_FR" w:bidi="fr_FR"/>
@@ -33154,7 +33253,7 @@
         </w:rPr>
         <w:t>) et Néron, qui est mentionné sans être explicitement nommé (</w:t>
       </w:r>
-      <w:hyperlink r:id="rId920">
+      <w:hyperlink r:id="rId921">
         <w:r>
           <w:rPr>
             <w:lang w:val="fr_FR" w:bidi="fr_FR"/>
@@ -33172,7 +33271,7 @@
         </w:rPr>
         <w:t xml:space="preserve">; </w:t>
       </w:r>
-      <w:hyperlink r:id="rId921">
+      <w:hyperlink r:id="rId922">
         <w:r>
           <w:rPr>
             <w:lang w:val="fr_FR" w:bidi="fr_FR"/>
@@ -33190,7 +33289,7 @@
         </w:rPr>
         <w:t xml:space="preserve">; </w:t>
       </w:r>
-      <w:hyperlink r:id="rId922">
+      <w:hyperlink r:id="rId923">
         <w:r>
           <w:rPr>
             <w:lang w:val="fr_FR" w:bidi="fr_FR"/>
@@ -33261,7 +33360,7 @@
         </w:rPr>
         <w:t>Avec l'intervention militaire de Pompée dans les affaires internes de la Judée en 63 av. J.-C., Rome établit sa présence en Palestine. Le recensement ordonné par César Auguste, touchant les provinces orientales ainsi que le reste du monde romain (</w:t>
       </w:r>
-      <w:hyperlink r:id="rId923">
+      <w:hyperlink r:id="rId924">
         <w:r>
           <w:rPr>
             <w:lang w:val="fr_FR" w:bidi="fr_FR"/>
@@ -33279,7 +33378,7 @@
         </w:rPr>
         <w:t xml:space="preserve">), en est un vif rappel. La présence militaire romaine est amplement méditée dans les pages des Évangiles et du livre des Actes (p. ex. </w:t>
       </w:r>
-      <w:hyperlink r:id="rId924">
+      <w:hyperlink r:id="rId925">
         <w:r>
           <w:rPr>
             <w:lang w:val="fr_FR" w:bidi="fr_FR"/>
@@ -33297,7 +33396,7 @@
         </w:rPr>
         <w:t xml:space="preserve">; </w:t>
       </w:r>
-      <w:hyperlink r:id="rId925">
+      <w:hyperlink r:id="rId926">
         <w:r>
           <w:rPr>
             <w:lang w:val="fr_FR" w:bidi="fr_FR"/>
@@ -33315,7 +33414,7 @@
         </w:rPr>
         <w:t xml:space="preserve">; </w:t>
       </w:r>
-      <w:hyperlink r:id="rId926">
+      <w:hyperlink r:id="rId927">
         <w:r>
           <w:rPr>
             <w:lang w:val="fr_FR" w:bidi="fr_FR"/>
@@ -33333,7 +33432,7 @@
         </w:rPr>
         <w:t xml:space="preserve">; </w:t>
       </w:r>
-      <w:hyperlink r:id="rId927">
+      <w:hyperlink r:id="rId928">
         <w:r>
           <w:rPr>
             <w:lang w:val="fr_FR" w:bidi="fr_FR"/>
@@ -33392,7 +33491,7 @@
         </w:rPr>
         <w:t xml:space="preserve">). Lors d'occasions spéciales, notamment lors des grandes fêtes juives, lorsque des émeutes et des désordres sont anticipés, le gouverneur provincial prend ses quartiers à Jérusalem, à environ 96,5 kilomètres au sud de Césarée maritime Il est accompagné d'un contingent important de troupes (voir </w:t>
       </w:r>
-      <w:hyperlink r:id="rId928">
+      <w:hyperlink r:id="rId929">
         <w:r>
           <w:rPr>
             <w:lang w:val="fr_FR" w:bidi="fr_FR"/>
@@ -33438,7 +33537,7 @@
         </w:rPr>
         <w:t>Auguste est également responsable de l'établissement d'une armée auxiliaire permanente, presque de la même taille que l'armée légionnaire. Les forces auxiliaires, recrutées parmi les provinciaux qui n'ont pas encore la citoyenneté romaine, comprend à la fois cavalerie et infanterie. La cavalerie est organisée en escadrons, et l'infanterie en cohortes de 1 000 sous le commandement d'un tribun militaire (</w:t>
       </w:r>
-      <w:hyperlink r:id="rId929">
+      <w:hyperlink r:id="rId930">
         <w:r>
           <w:rPr>
             <w:lang w:val="fr_FR" w:bidi="fr_FR"/>
@@ -33456,7 +33555,7 @@
         </w:rPr>
         <w:t>). Lorsque l'apôtre Paul est à Jérusalem, le tribun s'appelle Claude Lysias. C'est un Grec qui a acheté la citoyenneté romaine, lui permettant d'accéder au rang de tribun, ou commandant d'une cohorte auxiliaire (</w:t>
       </w:r>
-      <w:hyperlink r:id="rId930">
+      <w:hyperlink r:id="rId931">
         <w:r>
           <w:rPr>
             <w:lang w:val="fr_FR" w:bidi="fr_FR"/>
@@ -33474,7 +33573,7 @@
         </w:rPr>
         <w:t xml:space="preserve">; </w:t>
       </w:r>
-      <w:hyperlink r:id="rId931">
+      <w:hyperlink r:id="rId932">
         <w:r>
           <w:rPr>
             <w:lang w:val="fr_FR" w:bidi="fr_FR"/>
@@ -33492,7 +33591,7 @@
         </w:rPr>
         <w:t>). Pour envoyer Paul de Jérusalem à Césarée, Claude peut envoyer une escorte militaire de 200 soldats commandés par deux centurions, plus 70 gardes montés (</w:t>
       </w:r>
-      <w:hyperlink r:id="rId932">
+      <w:hyperlink r:id="rId933">
         <w:r>
           <w:rPr>
             <w:lang w:val="fr_FR" w:bidi="fr_FR"/>
@@ -33524,7 +33623,7 @@
         </w:rPr>
         <w:t>Une cohorte est composée de dix ou cinq « centuries ». Une centurie est une unité de 100 hommes sous le commandement d'un centurion dont les fonctions ressemblent à celles d'un capitaine de l'armée moderne. Corneille (</w:t>
       </w:r>
-      <w:hyperlink r:id="rId933">
+      <w:hyperlink r:id="rId934">
         <w:r>
           <w:rPr>
             <w:lang w:val="fr_FR" w:bidi="fr_FR"/>
@@ -33542,7 +33641,7 @@
         </w:rPr>
         <w:t>) est un centurion romain nommé à l'une des cohortes auxiliaires en Judée. Une inscription a été trouvée qui confirme la présence de son unité, « la deuxième cohorte italienne de citoyens romains » en Syrie vers 69 apr. J.-C. Paul est envoyé à Rome sous la garde d'un autre centurion, Julius, qui appartient à la cohorte impériale ou cohorte Auguste (</w:t>
       </w:r>
-      <w:hyperlink r:id="rId934">
+      <w:hyperlink r:id="rId935">
         <w:r>
           <w:rPr>
             <w:lang w:val="fr_FR" w:bidi="fr_FR"/>
@@ -33560,7 +33659,7 @@
         </w:rPr>
         <w:t xml:space="preserve">). Le terme « Auguste » est un titre d'honneur parfois accordé aux troupes auxiliaires. Julius est de toute évidence un centurion légionnaire affecté au corps des officiers chargés de la communication entre l'empereur et ses armées provinciales. Il commande un détachement de soldats lors du voyage à Rome (v. </w:t>
       </w:r>
-      <w:hyperlink r:id="rId935">
+      <w:hyperlink r:id="rId936">
         <w:r>
           <w:rPr>
             <w:lang w:val="fr_FR" w:bidi="fr_FR"/>
@@ -33578,7 +33677,7 @@
         </w:rPr>
         <w:t>). À son arrivée, son prisonnier est placé sous bonne garde (</w:t>
       </w:r>
-      <w:hyperlink r:id="rId936">
+      <w:hyperlink r:id="rId937">
         <w:r>
           <w:rPr>
             <w:lang w:val="fr_FR" w:bidi="fr_FR"/>
@@ -33596,7 +33695,7 @@
         </w:rPr>
         <w:t>). Il est probable que tous les centurions romains mentionnés dans les Évangiles ou les Actes (</w:t>
       </w:r>
-      <w:hyperlink r:id="rId937">
+      <w:hyperlink r:id="rId938">
         <w:r>
           <w:rPr>
             <w:lang w:val="fr_FR" w:bidi="fr_FR"/>
@@ -33614,7 +33713,7 @@
         </w:rPr>
         <w:t xml:space="preserve"> ; </w:t>
       </w:r>
-      <w:hyperlink r:id="rId938">
+      <w:hyperlink r:id="rId939">
         <w:r>
           <w:rPr>
             <w:lang w:val="fr_FR" w:bidi="fr_FR"/>
@@ -33632,7 +33731,7 @@
         </w:rPr>
         <w:t xml:space="preserve"> ; </w:t>
       </w:r>
-      <w:hyperlink r:id="rId939">
+      <w:hyperlink r:id="rId940">
         <w:r>
           <w:rPr>
             <w:lang w:val="fr_FR" w:bidi="fr_FR"/>
@@ -33703,7 +33802,7 @@
         </w:rPr>
         <w:t>La lettre de Paul aux Romains est son exposé aux Églises païennes qui sont apparues indépendamment de lui. Son premier contact connu avec les habitants de Rome est sa rencontre avec Aquilas et Priscille à Corinthe (</w:t>
       </w:r>
-      <w:hyperlink r:id="rId911">
+      <w:hyperlink r:id="rId912">
         <w:r>
           <w:rPr>
             <w:lang w:val="fr_FR" w:bidi="fr_FR"/>
@@ -33735,7 +33834,7 @@
         </w:rPr>
         <w:t>Plus tard, Paul espère rendre visite à l'Église de Rome (</w:t>
       </w:r>
-      <w:hyperlink r:id="rId912">
+      <w:hyperlink r:id="rId913">
         <w:r>
           <w:rPr>
             <w:lang w:val="fr_FR" w:bidi="fr_FR"/>
@@ -33753,7 +33852,7 @@
         </w:rPr>
         <w:t>) en route vers l'Espagne (</w:t>
       </w:r>
-      <w:hyperlink r:id="rId940">
+      <w:hyperlink r:id="rId941">
         <w:r>
           <w:rPr>
             <w:lang w:val="fr_FR" w:bidi="fr_FR"/>
@@ -33771,7 +33870,7 @@
         </w:rPr>
         <w:t xml:space="preserve">). Dans sa salutation, il mentionne un grand nombre de chrétiens à Rome (chap. </w:t>
       </w:r>
-      <w:hyperlink r:id="rId941">
+      <w:hyperlink r:id="rId942">
         <w:r>
           <w:rPr>
             <w:lang w:val="fr_FR" w:bidi="fr_FR"/>
@@ -33789,7 +33888,7 @@
         </w:rPr>
         <w:t xml:space="preserve">). Les références à plusieurs foyers (v. </w:t>
       </w:r>
-      <w:hyperlink r:id="rId942">
+      <w:hyperlink r:id="rId943">
         <w:r>
           <w:rPr>
             <w:lang w:val="fr_FR" w:bidi="fr_FR"/>
@@ -33821,7 +33920,7 @@
         </w:rPr>
         <w:t>Pendant sa captivité, Paul est prisonnier des autorités romaines, mais il est autorisé à rencontrer les dirigeants juifs locaux. Il leur explique son expérience et leur expose l'Évangile en personne (</w:t>
       </w:r>
-      <w:hyperlink r:id="rId943">
+      <w:hyperlink r:id="rId944">
         <w:r>
           <w:rPr>
             <w:lang w:val="fr_FR" w:bidi="fr_FR"/>
@@ -33853,7 +33952,7 @@
         </w:rPr>
         <w:t>Dans le livre de l'Apocalypse, le nom de Rome prend une signification sinistre. À la fin du premier siècle apr. J.-C., Rome a déjà bu le « sang des martyrs de Jésus » (</w:t>
       </w:r>
-      <w:hyperlink r:id="rId944">
+      <w:hyperlink r:id="rId945">
         <w:r>
           <w:rPr>
             <w:lang w:val="fr_FR" w:bidi="fr_FR"/>
@@ -34030,7 +34129,7 @@
         </w:rPr>
         <w:t>Plante odorante utilisée par les Israélites comme parfum (</w:t>
       </w:r>
-      <w:hyperlink r:id="rId945">
+      <w:hyperlink r:id="rId946">
         <w:r>
           <w:rPr>
             <w:lang w:val="fr_FR" w:bidi="fr_FR"/>
@@ -34048,7 +34147,7 @@
         </w:rPr>
         <w:t>). Elle était également utilisée comme l'un des ingrédients de l'huile d'onction sacrée (</w:t>
       </w:r>
-      <w:hyperlink r:id="rId946">
+      <w:hyperlink r:id="rId947">
         <w:r>
           <w:rPr>
             <w:lang w:val="fr_FR" w:bidi="fr_FR"/>
@@ -34167,7 +34266,7 @@
         </w:rPr>
         <w:t>Au Proche-Orient Ancien, la rosée était très importante. Elle fournissait l'eau nécessaire dans les zones chaudes et sèches où la pluie était rare. Les plantes avaient besoin de rosée pour pousser, et les agriculteurs en dépendaient pour de bonnes récoltes (</w:t>
       </w:r>
-      <w:hyperlink r:id="rId947">
+      <w:hyperlink r:id="rId948">
         <w:r>
           <w:rPr>
             <w:lang w:val="fr_FR" w:bidi="fr_FR"/>
@@ -34203,7 +34302,7 @@
         </w:rPr>
         <w:t>). La rosée a joué un rôle important lors de l'Exode, lorsque Dieu a conduit les Israélites hors d'Égypte. Elle a aidé à fournir de la nourriture pour le peuple dans le désert (</w:t>
       </w:r>
-      <w:hyperlink r:id="rId948">
+      <w:hyperlink r:id="rId949">
         <w:r>
           <w:rPr>
             <w:lang w:val="fr_FR" w:bidi="fr_FR"/>
@@ -34221,7 +34320,7 @@
         </w:rPr>
         <w:t xml:space="preserve"> ; </w:t>
       </w:r>
-      <w:hyperlink r:id="rId949">
+      <w:hyperlink r:id="rId950">
         <w:r>
           <w:rPr>
             <w:lang w:val="fr_FR" w:bidi="fr_FR"/>
@@ -34271,7 +34370,7 @@
         </w:rPr>
         <w:t>La rosée est parfois un symbole de bénédiction. Par exemple, Isaac a béni Jacob en demandant que « la rosée du ciel » lui soit donnée (</w:t>
       </w:r>
-      <w:hyperlink r:id="rId950">
+      <w:hyperlink r:id="rId951">
         <w:r>
           <w:rPr>
             <w:lang w:val="fr_FR" w:bidi="fr_FR"/>
@@ -34289,7 +34388,7 @@
         </w:rPr>
         <w:t xml:space="preserve"> ; voir </w:t>
       </w:r>
-      <w:hyperlink r:id="rId951">
+      <w:hyperlink r:id="rId952">
         <w:r>
           <w:rPr>
             <w:lang w:val="fr_FR" w:bidi="fr_FR"/>
@@ -34307,7 +34406,7 @@
         </w:rPr>
         <w:t xml:space="preserve"> ; </w:t>
       </w:r>
-      <w:hyperlink r:id="rId952">
+      <w:hyperlink r:id="rId953">
         <w:r>
           <w:rPr>
             <w:lang w:val="fr_FR" w:bidi="fr_FR"/>
@@ -34343,7 +34442,7 @@
         </w:rPr>
         <w:t>La rosée était également un symbole de rafraîchissement, de renouveau ou de prospérité (</w:t>
       </w:r>
-      <w:hyperlink r:id="rId953">
+      <w:hyperlink r:id="rId954">
         <w:r>
           <w:rPr>
             <w:lang w:val="fr_FR" w:bidi="fr_FR"/>
@@ -34361,7 +34460,7 @@
         </w:rPr>
         <w:t xml:space="preserve"> ; </w:t>
       </w:r>
-      <w:hyperlink r:id="rId954">
+      <w:hyperlink r:id="rId955">
         <w:r>
           <w:rPr>
             <w:lang w:val="fr_FR" w:bidi="fr_FR"/>
@@ -34397,7 +34496,7 @@
         </w:rPr>
         <w:t>La faveur d'un roi était comparée à la rosée sur l'herbe (</w:t>
       </w:r>
-      <w:hyperlink r:id="rId955">
+      <w:hyperlink r:id="rId956">
         <w:r>
           <w:rPr>
             <w:lang w:val="fr_FR" w:bidi="fr_FR"/>
@@ -34433,7 +34532,7 @@
         </w:rPr>
         <w:t>La rosée pourrait représenter quelque chose qui vient discrètement. Comme la rosée se forme silencieusement la nuit, elle était utilisée pour décrire des actions secrètes et silencieuses (</w:t>
       </w:r>
-      <w:hyperlink r:id="rId956">
+      <w:hyperlink r:id="rId957">
         <w:r>
           <w:rPr>
             <w:lang w:val="fr_FR" w:bidi="fr_FR"/>
@@ -34469,7 +34568,7 @@
         </w:rPr>
         <w:t>La rosée est également un symbole de quelque chose qui disparaît rapidement. Puisque la rosée s'évapore rapidement au soleil du matin, elle était utilisée pour décrire des choses qui ne durent pas longtemps (</w:t>
       </w:r>
-      <w:hyperlink r:id="rId957">
+      <w:hyperlink r:id="rId958">
         <w:r>
           <w:rPr>
             <w:lang w:val="fr_FR" w:bidi="fr_FR"/>
@@ -34501,7 +34600,7 @@
         </w:rPr>
         <w:t>Dans l'un des psaumes de David, il est écrit que Dieu donnerait de nouvelles forces comme la rosée du matin (</w:t>
       </w:r>
-      <w:hyperlink r:id="rId958">
+      <w:hyperlink r:id="rId959">
         <w:r>
           <w:rPr>
             <w:lang w:val="fr_FR" w:bidi="fr_FR"/>
@@ -34599,7 +34698,7 @@
         </w:rPr>
         <w:t>Le tour du potier (</w:t>
       </w:r>
-      <w:hyperlink r:id="rId959">
+      <w:hyperlink r:id="rId960">
         <w:r>
           <w:rPr>
             <w:lang w:val="fr_FR" w:bidi="fr_FR"/>
@@ -34635,7 +34734,7 @@
         </w:rPr>
         <w:t>Les roues de char (</w:t>
       </w:r>
-      <w:hyperlink r:id="rId960">
+      <w:hyperlink r:id="rId961">
         <w:r>
           <w:rPr>
             <w:lang w:val="fr_FR" w:bidi="fr_FR"/>
@@ -34671,7 +34770,7 @@
         </w:rPr>
         <w:t>Les roues pour moudre le grain (</w:t>
       </w:r>
-      <w:hyperlink r:id="rId961">
+      <w:hyperlink r:id="rId962">
         <w:r>
           <w:rPr>
             <w:lang w:val="fr_FR" w:bidi="fr_FR"/>
@@ -34703,7 +34802,7 @@
         </w:rPr>
         <w:t>L'utilisation la plus importante de la « roue » dans la Bible se trouve dans la vision du char de Dieu par Ézéchiel (</w:t>
       </w:r>
-      <w:hyperlink r:id="rId962">
+      <w:hyperlink r:id="rId963">
         <w:r>
           <w:rPr>
             <w:lang w:val="fr_FR" w:bidi="fr_FR"/>
@@ -34739,7 +34838,7 @@
         </w:rPr>
         <w:t>). Dans cette vision, des roues apparaissent avec un nuage dans un vent orageux (</w:t>
       </w:r>
-      <w:hyperlink r:id="rId963">
+      <w:hyperlink r:id="rId964">
         <w:r>
           <w:rPr>
             <w:lang w:val="fr_FR" w:bidi="fr_FR"/>
@@ -34888,7 +34987,7 @@
         </w:rPr>
         <w:t>). L'itinéraire peut également être appelé simplement « la grande route » (</w:t>
       </w:r>
-      <w:hyperlink r:id="rId964">
+      <w:hyperlink r:id="rId965">
         <w:r>
           <w:rPr>
             <w:lang w:val="fr_FR" w:bidi="fr_FR"/>
@@ -34906,7 +35005,7 @@
         </w:rPr>
         <w:t>). Le segment nord est appelé « le chemin de Basan » (</w:t>
       </w:r>
-      <w:hyperlink r:id="rId965">
+      <w:hyperlink r:id="rId966">
         <w:r>
           <w:rPr>
             <w:lang w:val="fr_FR" w:bidi="fr_FR"/>
@@ -34924,7 +35023,7 @@
         </w:rPr>
         <w:t xml:space="preserve"> ; </w:t>
       </w:r>
-      <w:hyperlink r:id="rId966">
+      <w:hyperlink r:id="rId967">
         <w:r>
           <w:rPr>
             <w:lang w:val="fr_FR" w:bidi="fr_FR"/>
@@ -34956,7 +35055,7 @@
         </w:rPr>
         <w:t>Ce voie majeure reliait Damas à la route des caravanes traversant le Hijaz jusqu'au sud de l'Arabie et aux riches sources d'épices, de parfums et d'autres produits exotiques (</w:t>
       </w:r>
-      <w:hyperlink r:id="rId967">
+      <w:hyperlink r:id="rId968">
         <w:r>
           <w:rPr>
             <w:lang w:val="fr_FR" w:bidi="fr_FR"/>
@@ -35020,7 +35119,7 @@
         </w:rPr>
         <w:t xml:space="preserve">Le plus ancien récit mentionnant le tracé de cette route se trouve dans </w:t>
       </w:r>
-      <w:hyperlink r:id="rId968">
+      <w:hyperlink r:id="rId969">
         <w:r>
           <w:rPr>
             <w:lang w:val="fr_FR" w:bidi="fr_FR"/>
@@ -35038,7 +35137,7 @@
         </w:rPr>
         <w:t>. Les quatre rois partent d'Aschtaroth, la capitale de Basan, vers Cham dans le nord de Galaad, puis vers Shaveh-Kirjathaïm sur le plateau moabite, avant d'arriver au mont Séir et au chêne de Paran. Les patriarches passaient probablement toujours par ici lorsqu'ils voyageaient vers Canaan ; Jacob passera par Galaad (</w:t>
       </w:r>
-      <w:hyperlink r:id="rId969">
+      <w:hyperlink r:id="rId970">
         <w:r>
           <w:rPr>
             <w:lang w:val="fr_FR" w:bidi="fr_FR"/>
@@ -35056,7 +35155,7 @@
         </w:rPr>
         <w:t>) et établira une base à Succoth avant de traverser le Jourdain vers Canaan (</w:t>
       </w:r>
-      <w:hyperlink r:id="rId970">
+      <w:hyperlink r:id="rId971">
         <w:r>
           <w:rPr>
             <w:lang w:val="fr_FR" w:bidi="fr_FR"/>
@@ -35122,7 +35221,7 @@
         </w:rPr>
         <w:t>Le territoire de Ruben était une région située à l'est du Jourdain. Ce territoire sera attribuée à la tribu de Ruben à condition qu'elle aide les autres tribus israélites à conquérir le pays de Canaan à l'ouest du Jourdain (</w:t>
       </w:r>
-      <w:hyperlink r:id="rId971">
+      <w:hyperlink r:id="rId972">
         <w:r>
           <w:rPr>
             <w:lang w:val="fr_FR" w:bidi="fr_FR"/>
@@ -35261,7 +35360,7 @@
         </w:rPr>
         <w:t>Fils aîné de Jacob et Léa (</w:t>
       </w:r>
-      <w:hyperlink r:id="rId972">
+      <w:hyperlink r:id="rId973">
         <w:r>
           <w:rPr>
             <w:lang w:val="fr_FR" w:bidi="fr_FR"/>
@@ -35279,7 +35378,7 @@
         </w:rPr>
         <w:t xml:space="preserve"> ; </w:t>
       </w:r>
-      <w:hyperlink r:id="rId973">
+      <w:hyperlink r:id="rId974">
         <w:r>
           <w:rPr>
             <w:lang w:val="fr_FR" w:bidi="fr_FR"/>
@@ -35297,7 +35396,7 @@
         </w:rPr>
         <w:t>) et ancêtre de l'une des douze tribus d'Israël. Ruben a été impliqué dans l'incident des mandragores (</w:t>
       </w:r>
-      <w:hyperlink r:id="rId974">
+      <w:hyperlink r:id="rId975">
         <w:r>
           <w:rPr>
             <w:lang w:val="fr_FR" w:bidi="fr_FR"/>
@@ -35315,7 +35414,7 @@
         </w:rPr>
         <w:t>) et a eu des relations sexuelles avec Bilha, la concubine de son père (</w:t>
       </w:r>
-      <w:hyperlink r:id="rId975">
+      <w:hyperlink r:id="rId976">
         <w:r>
           <w:rPr>
             <w:lang w:val="fr_FR" w:bidi="fr_FR"/>
@@ -35333,7 +35432,7 @@
         </w:rPr>
         <w:t>). Cependant, il atteint l'âge adulte comme l'un des fils les plus honorables de Jacob. Ruben s'opposera au complot visant à tuer Joseph et prévoira de le sauver de la fosse (</w:t>
       </w:r>
-      <w:hyperlink r:id="rId976">
+      <w:hyperlink r:id="rId977">
         <w:r>
           <w:rPr>
             <w:lang w:val="fr_FR" w:bidi="fr_FR"/>
@@ -35351,7 +35450,7 @@
         </w:rPr>
         <w:t>). Il fera un commentaire moral concernant l'emprisonnement des frères en Égypte (</w:t>
       </w:r>
-      <w:hyperlink r:id="rId977">
+      <w:hyperlink r:id="rId978">
         <w:r>
           <w:rPr>
             <w:lang w:val="fr_FR" w:bidi="fr_FR"/>
@@ -35369,7 +35468,7 @@
         </w:rPr>
         <w:t>) et garantira la sécurité de Benjamin au risque immense pour sa propre famille. Pourtant, lors de la bénédiction prononcée par Jacob, Ruben est déclaré instable et son droit d'aînesse est perdu (</w:t>
       </w:r>
-      <w:hyperlink r:id="rId978">
+      <w:hyperlink r:id="rId979">
         <w:r>
           <w:rPr>
             <w:lang w:val="fr_FR" w:bidi="fr_FR"/>
@@ -35387,7 +35486,7 @@
         </w:rPr>
         <w:t>). Il engendrera quatre fils (</w:t>
       </w:r>
-      <w:hyperlink r:id="rId979">
+      <w:hyperlink r:id="rId980">
         <w:r>
           <w:rPr>
             <w:lang w:val="fr_FR" w:bidi="fr_FR"/>
@@ -35509,7 +35608,7 @@
         </w:rPr>
         <w:t>La tribu est issue de Ruben, le fils aîné de Jacob (</w:t>
       </w:r>
-      <w:hyperlink r:id="rId972">
+      <w:hyperlink r:id="rId973">
         <w:r>
           <w:rPr>
             <w:lang w:val="fr_FR" w:bidi="fr_FR"/>
@@ -35527,7 +35626,7 @@
         </w:rPr>
         <w:t>). En tant que premier-né, la tribu de Ruben était souvent mentionnée en premier parmi les tribus d'Israël (</w:t>
       </w:r>
-      <w:hyperlink r:id="rId980">
+      <w:hyperlink r:id="rId981">
         <w:r>
           <w:rPr>
             <w:lang w:val="fr_FR" w:bidi="fr_FR"/>
@@ -35545,7 +35644,7 @@
         </w:rPr>
         <w:t>). La tribu de Ruben était également nommée en premier parmi les deux tribus et demie qui se sont installées à l'est du Jourdain (</w:t>
       </w:r>
-      <w:hyperlink r:id="rId981">
+      <w:hyperlink r:id="rId982">
         <w:r>
           <w:rPr>
             <w:lang w:val="fr_FR" w:bidi="fr_FR"/>
@@ -35563,7 +35662,7 @@
         </w:rPr>
         <w:t>). Toutefois, malgré sa position d'honneur, la tribu de Ruben perdra progressivement de son importance, en partie à cause du péché de Ruben (</w:t>
       </w:r>
-      <w:hyperlink r:id="rId975">
+      <w:hyperlink r:id="rId976">
         <w:r>
           <w:rPr>
             <w:lang w:val="fr_FR" w:bidi="fr_FR"/>
@@ -35581,7 +35680,7 @@
         </w:rPr>
         <w:t>), qui a conduit son père, Jacob, à prophétiser que Ruben perdrait son leadership parmi les tribus (</w:t>
       </w:r>
-      <w:hyperlink r:id="rId982">
+      <w:hyperlink r:id="rId983">
         <w:r>
           <w:rPr>
             <w:lang w:val="fr_FR" w:bidi="fr_FR"/>
@@ -35599,7 +35698,7 @@
         </w:rPr>
         <w:t xml:space="preserve">). Bien que </w:t>
       </w:r>
-      <w:hyperlink r:id="rId983">
+      <w:hyperlink r:id="rId984">
         <w:r>
           <w:rPr>
             <w:lang w:val="fr_FR" w:bidi="fr_FR"/>
@@ -35642,7 +35741,7 @@
         </w:rPr>
         <w:t>Pendant le séjour d'Israël dans le désert, Ruben avait un rôle tout comme les autres tribus, envoyant un chef et un espion pour explorer le pays de Canaan (</w:t>
       </w:r>
-      <w:hyperlink r:id="rId984">
+      <w:hyperlink r:id="rId985">
         <w:r>
           <w:rPr>
             <w:lang w:val="fr_FR" w:bidi="fr_FR"/>
@@ -35660,7 +35759,7 @@
         </w:rPr>
         <w:t xml:space="preserve"> ; </w:t>
       </w:r>
-      <w:hyperlink r:id="rId980">
+      <w:hyperlink r:id="rId981">
         <w:r>
           <w:rPr>
             <w:lang w:val="fr_FR" w:bidi="fr_FR"/>
@@ -35678,7 +35777,7 @@
         </w:rPr>
         <w:t>). Cependant, seuls les espions d'Éphraïm (Josué) et de Juda (Caleb) étaient fidèles. Les autres tribus n'ont pas réussi à faire confiance à Dieu, et Ruben n'était ni meilleur ni pire que les autres (</w:t>
       </w:r>
-      <w:hyperlink r:id="rId985">
+      <w:hyperlink r:id="rId986">
         <w:r>
           <w:rPr>
             <w:lang w:val="fr_FR" w:bidi="fr_FR"/>
@@ -35710,7 +35809,7 @@
         </w:rPr>
         <w:t>L'histoire de Ruben inclut la révolte de deux Rubénites, Dathan et Abiram, contre l'autorité de Moïse (</w:t>
       </w:r>
-      <w:hyperlink r:id="rId986">
+      <w:hyperlink r:id="rId987">
         <w:r>
           <w:rPr>
             <w:lang w:val="fr_FR" w:bidi="fr_FR"/>
@@ -35728,7 +35827,7 @@
         </w:rPr>
         <w:t>). Il se peut que cela ait été une tentative de restaurer Ruben à sa position de leader parmi les tribus. Cette rébellion échouera cependant, menant à un jugement sévère de la part de Dieu (</w:t>
       </w:r>
-      <w:hyperlink r:id="rId987">
+      <w:hyperlink r:id="rId988">
         <w:r>
           <w:rPr>
             <w:lang w:val="fr_FR" w:bidi="fr_FR"/>
@@ -35771,7 +35870,7 @@
         </w:rPr>
         <w:t>La tribu de Ruben était connue pour sa richesse en bétail (</w:t>
       </w:r>
-      <w:hyperlink r:id="rId988">
+      <w:hyperlink r:id="rId989">
         <w:r>
           <w:rPr>
             <w:lang w:val="fr_FR" w:bidi="fr_FR"/>
@@ -35789,7 +35888,7 @@
         </w:rPr>
         <w:t>). La tribu cherchera initialement à rester du côté est du Jourdain, dans les terres prises aux rois amoréens Sihon et Og. Bien que Moïse les ait réprimandés pour cette demande, les Rubénites et leurs alliés, Gad et la demi-tribu de Manassé, accepteront d'aider à combattre pour leurs compagnons Israélites de l'autre côté du Jourdain. Moïse accèdera à leur demande (</w:t>
       </w:r>
-      <w:hyperlink r:id="rId989">
+      <w:hyperlink r:id="rId990">
         <w:r>
           <w:rPr>
             <w:lang w:val="fr_FR" w:bidi="fr_FR"/>
@@ -35807,7 +35906,7 @@
         </w:rPr>
         <w:t>). Ils combattront bien et seront donc autorisés à rentrer chez eux après la campagne (</w:t>
       </w:r>
-      <w:hyperlink r:id="rId990">
+      <w:hyperlink r:id="rId991">
         <w:r>
           <w:rPr>
             <w:lang w:val="fr_FR" w:bidi="fr_FR"/>
@@ -35825,7 +35924,7 @@
         </w:rPr>
         <w:t>). Bien que séparés par le Jourdain, ils construiront un autel commémoratif pour démontrer qu'ils se considéraient toujours comme faisant partie d'Israël (</w:t>
       </w:r>
-      <w:hyperlink r:id="rId991">
+      <w:hyperlink r:id="rId992">
         <w:r>
           <w:rPr>
             <w:lang w:val="fr_FR" w:bidi="fr_FR"/>
@@ -35868,7 +35967,7 @@
         </w:rPr>
         <w:t>La tribu de Ruben ne réapparaît pas dans le récit biblique avant l'époque de la prophétesse Débora. Lorsqu'Israël se rallie pour combattre contre Sisera, Ruben ne répond pas à l'appel. La tribu semblait accorder plus de valeur à la richesse matérielle qu'au fait de rejoindre le combat. Par exemple, ils choisiront les terres fertiles de Transjordanie (</w:t>
       </w:r>
-      <w:hyperlink r:id="rId992">
+      <w:hyperlink r:id="rId993">
         <w:r>
           <w:rPr>
             <w:lang w:val="fr_FR" w:bidi="fr_FR"/>
@@ -35886,7 +35985,7 @@
         </w:rPr>
         <w:t>). La vie de berger était sans doute plus attrayante qu'une vie de guerrier (</w:t>
       </w:r>
-      <w:hyperlink r:id="rId993">
+      <w:hyperlink r:id="rId994">
         <w:r>
           <w:rPr>
             <w:lang w:val="fr_FR" w:bidi="fr_FR"/>
@@ -35916,7 +36015,7 @@
         </w:rPr>
         <w:t xml:space="preserve"> » (</w:t>
       </w:r>
-      <w:hyperlink r:id="rId982">
+      <w:hyperlink r:id="rId983">
         <w:r>
           <w:rPr>
             <w:lang w:val="fr_FR" w:bidi="fr_FR"/>
@@ -35948,7 +36047,7 @@
         </w:rPr>
         <w:t>Plus tard, les terres de Ruben seront sans doute conquises par les Moabites. La région deviendra un champ de bataille entre Israël et d'autres nations, comme Aram (</w:t>
       </w:r>
-      <w:hyperlink r:id="rId994">
+      <w:hyperlink r:id="rId995">
         <w:r>
           <w:rPr>
             <w:lang w:val="fr_FR" w:bidi="fr_FR"/>
@@ -35966,7 +36065,7 @@
         </w:rPr>
         <w:t>). La tribu sera parmi les premières à être dévastées par les Assyriens (</w:t>
       </w:r>
-      <w:hyperlink r:id="rId995">
+      <w:hyperlink r:id="rId996">
         <w:r>
           <w:rPr>
             <w:lang w:val="fr_FR" w:bidi="fr_FR"/>
@@ -35984,7 +36083,7 @@
         </w:rPr>
         <w:t>). Bien que la vision d'Ézéchiel mentionne une petite portion de terre pour Ruben (</w:t>
       </w:r>
-      <w:hyperlink r:id="rId996">
+      <w:hyperlink r:id="rId997">
         <w:r>
           <w:rPr>
             <w:lang w:val="fr_FR" w:bidi="fr_FR"/>
@@ -36002,7 +36101,7 @@
         </w:rPr>
         <w:t>), la tribu semble avoir largement disparu après l'exil. Ruben est mentionné parmi les rachetés dans le livre de l'Apocalypse (</w:t>
       </w:r>
-      <w:hyperlink r:id="rId997">
+      <w:hyperlink r:id="rId998">
         <w:r>
           <w:rPr>
             <w:lang w:val="fr_FR" w:bidi="fr_FR"/>
@@ -36068,7 +36167,7 @@
         </w:rPr>
         <w:t>Tout descendant de Ruben, fils du patriarche Jacob (</w:t>
       </w:r>
-      <w:hyperlink r:id="rId998">
+      <w:hyperlink r:id="rId999">
         <w:r>
           <w:rPr>
             <w:lang w:val="fr_FR" w:bidi="fr_FR"/>
@@ -36086,7 +36185,7 @@
         </w:rPr>
         <w:t xml:space="preserve"> ; </w:t>
       </w:r>
-      <w:hyperlink r:id="rId981">
+      <w:hyperlink r:id="rId982">
         <w:r>
           <w:rPr>
             <w:lang w:val="fr_FR" w:bidi="fr_FR"/>
@@ -36136,6 +36235,113 @@
           <w:lang w:val="fr_FR" w:bidi="fr_FR"/>
         </w:rPr>
         <w:t>.</w:t>
+      </w:r>
+      <w:r>
+        <w:rPr>
+          <w:lang w:val="fr_FR" w:bidi="fr_FR"/>
+        </w:rPr>
+      </w:r>
+      <w:r>
+        <w:rPr>
+          <w:lang w:val="fr_FR" w:bidi="fr_FR"/>
+        </w:rPr>
+      </w:r>
+    </w:p>
+    <w:p>
+      <w:pPr/>
+      <w:r>
+        <w:rPr>
+          <w:lang w:val="fr_FR" w:bidi="fr_FR"/>
+        </w:rPr>
+      </w:r>
+    </w:p>
+    <w:p>
+      <w:pPr>
+        <w:pStyle w:val="Heading2"/>
+      </w:pPr>
+      <w:r>
+        <w:rPr>
+          <w:lang w:val="fr_FR" w:bidi="fr_FR"/>
+        </w:rPr>
+        <w:t>rue</w:t>
+      </w:r>
+      <w:r>
+        <w:rPr>
+          <w:lang w:val="fr_FR" w:bidi="fr_FR"/>
+        </w:rPr>
+      </w:r>
+    </w:p>
+    <w:p>
+      <w:pPr/>
+      <w:r>
+        <w:rPr>
+          <w:lang w:val="fr_FR" w:bidi="fr_FR"/>
+        </w:rPr>
+      </w:r>
+      <w:r>
+        <w:rPr>
+          <w:lang w:val="fr_FR" w:bidi="fr_FR"/>
+        </w:rPr>
+        <w:t>La rue est une plante aromatique d'Eurasie aux feuilles persistantes qui produisent une huile à forte odeur. Elle était autrefois utilisée pour ses propriétés médicinales.</w:t>
+      </w:r>
+    </w:p>
+    <w:p>
+      <w:pPr/>
+      <w:r>
+        <w:rPr>
+          <w:lang w:val="fr_FR" w:bidi="fr_FR"/>
+        </w:rPr>
+      </w:r>
+      <w:r>
+        <w:rPr>
+          <w:lang w:val="fr_FR" w:bidi="fr_FR"/>
+        </w:rPr>
+        <w:t xml:space="preserve">Il ne fait guère de doute qu'il est bien question de rue dans </w:t>
+      </w:r>
+      <w:hyperlink r:id="rId1000">
+        <w:r>
+          <w:rPr>
+            <w:lang w:val="fr_FR" w:bidi="fr_FR"/>
+          </w:rPr>
+          <w:rPr>
+            <w:color w:val="0000EE"/>
+            <w:u w:val="single"/>
+          </w:rPr>
+          <w:t>Luc 11.42</w:t>
+        </w:r>
+      </w:hyperlink>
+      <w:r>
+        <w:rPr>
+          <w:lang w:val="fr_FR" w:bidi="fr_FR"/>
+        </w:rPr>
+        <w:t xml:space="preserve">. Toutefois, de quelle espèce il est question est moins certain. La plupart des érudits pensent qu'il s'agissait de la rue officinale </w:t>
+      </w:r>
+      <w:r>
+        <w:rPr>
+          <w:i/>
+          <w:lang w:val="fr_FR" w:bidi="fr_FR"/>
+        </w:rPr>
+        <w:t>(rue graveolens)</w:t>
+      </w:r>
+      <w:r>
+        <w:rPr>
+          <w:lang w:val="fr_FR" w:bidi="fr_FR"/>
+        </w:rPr>
+        <w:t>, une plante arbustive vivace à tiges droites mesurant de 0,6 à 0,9 mètre de haut et dont les feuilles sont profondément découpées. Un parfum prononcé émane des feuilles. Cette espèce est originaire de la région méditerranéenne et pousse à l'état sauvage en Terre Sainte, notamment sur le mont Thabor.</w:t>
+      </w:r>
+    </w:p>
+    <w:p>
+      <w:pPr/>
+      <w:r>
+        <w:rPr>
+          <w:lang w:val="fr_FR" w:bidi="fr_FR"/>
+        </w:rPr>
+      </w:r>
+      <w:r>
+        <w:rPr>
+          <w:lang w:val="fr_FR" w:bidi="fr_FR"/>
+        </w:rPr>
+        <w:t>Les anciens accordaient une grande valeur à la rue en tant que plante médicinale. Ils croyaient qu'elle pouvait prévenir les vertiges, l'incapacité à parler, l'épilepsie (convulsions), les inflammations des yeux, les maladies mentales et le « mauvais œil » (une croyance selon laquelle quelqu'un pouvait causer du tort en regardant une autre personne). La rue était également utilisée pour ajouter de la saveur aux aliments.</w:t>
       </w:r>
       <w:r>
         <w:rPr>
@@ -36193,7 +36399,7 @@
         </w:rPr>
         <w:t>Un des fils de Simon de Cyrène (</w:t>
       </w:r>
-      <w:hyperlink r:id="rId999">
+      <w:hyperlink r:id="rId1001">
         <w:r>
           <w:rPr>
             <w:lang w:val="fr_FR" w:bidi="fr_FR"/>
@@ -36229,7 +36435,7 @@
         </w:rPr>
         <w:t>Chrétien salué par Paul dans la lettre aux Romains. Paul exprime son affection pour la mère de celui-ci (</w:t>
       </w:r>
-      <w:hyperlink r:id="rId1000">
+      <w:hyperlink r:id="rId1002">
         <w:r>
           <w:rPr>
             <w:lang w:val="fr_FR" w:bidi="fr_FR"/>
@@ -36247,7 +36453,7 @@
         </w:rPr>
         <w:t xml:space="preserve">). Il est possible que ce Rufus romain soit le même que le fils de Simon de Cyrène mentionné dans </w:t>
       </w:r>
-      <w:hyperlink r:id="rId999">
+      <w:hyperlink r:id="rId1001">
         <w:r>
           <w:rPr>
             <w:lang w:val="fr_FR" w:bidi="fr_FR"/>
@@ -36313,7 +36519,7 @@
         </w:rPr>
         <w:t>Maison de Pedaja, le père de Zebudda, la mère de Jojakim (</w:t>
       </w:r>
-      <w:hyperlink r:id="rId1001">
+      <w:hyperlink r:id="rId1003">
         <w:r>
           <w:rPr>
             <w:lang w:val="fr_FR" w:bidi="fr_FR"/>
@@ -36331,7 +36537,7 @@
         </w:rPr>
         <w:t xml:space="preserve">). Certains l'identifient avec Aruma, près de Sichem (voir </w:t>
       </w:r>
-      <w:hyperlink r:id="rId1002">
+      <w:hyperlink r:id="rId1004">
         <w:r>
           <w:rPr>
             <w:lang w:val="fr_FR" w:bidi="fr_FR"/>
@@ -36397,7 +36603,7 @@
         </w:rPr>
         <w:t>Ruth, une Moabite et veuve de Machlon, le fils de Naomi et Élimélec, qui étaient des Éphrathites de Bethléhem, vivra une histoire remarquable. Naomi et Élimélec avaient déménagé à Moab en raison d'une famine en Juda. Après la mort d'Élimélec et de ses deux fils, Naomi retournera à Bethléhem avec sa belle-fille Ruth pendant la moisson de l'orge (</w:t>
       </w:r>
-      <w:hyperlink r:id="rId1003">
+      <w:hyperlink r:id="rId1005">
         <w:r>
           <w:rPr>
             <w:lang w:val="fr_FR" w:bidi="fr_FR"/>
@@ -36415,7 +36621,7 @@
         </w:rPr>
         <w:t>). En glanant dans les champs d'orge de Boaz, Ruth trouvera grâce à ses yeux (</w:t>
       </w:r>
-      <w:hyperlink r:id="rId1004">
+      <w:hyperlink r:id="rId1006">
         <w:r>
           <w:rPr>
             <w:lang w:val="fr_FR" w:bidi="fr_FR"/>
@@ -36433,7 +36639,7 @@
         </w:rPr>
         <w:t>). Elle épousera plus tard Boaz. Celui-ci, en tant que parent le plus proche, achètera le domaine de Naomi pour le conserver dans la famille (</w:t>
       </w:r>
-      <w:hyperlink r:id="rId1005">
+      <w:hyperlink r:id="rId1007">
         <w:r>
           <w:rPr>
             <w:lang w:val="fr_FR" w:bidi="fr_FR"/>
@@ -36648,7 +36854,7 @@
           <w:lang w:val="fr_FR" w:bidi="fr_FR"/>
         </w:rPr>
       </w:r>
-      <w:hyperlink r:id="rId1006">
+      <w:hyperlink r:id="rId1008">
         <w:r>
           <w:rPr>
             <w:lang w:val="fr_FR" w:bidi="fr_FR"/>
@@ -36694,7 +36900,7 @@
         </w:rPr>
         <w:t xml:space="preserve">De plus, l'amitié de David avec Moab pourrait avoir inspiré quelqu'un dans son royaume à écrire le livre, fournissant des raisons pour les actions de David (voir </w:t>
       </w:r>
-      <w:hyperlink r:id="rId1007">
+      <w:hyperlink r:id="rId1009">
         <w:r>
           <w:rPr>
             <w:lang w:val="fr_FR" w:bidi="fr_FR"/>
@@ -36740,7 +36946,7 @@
         </w:rPr>
         <w:t xml:space="preserve">Si le registre familial dans </w:t>
       </w:r>
-      <w:hyperlink r:id="rId1006">
+      <w:hyperlink r:id="rId1008">
         <w:r>
           <w:rPr>
             <w:lang w:val="fr_FR" w:bidi="fr_FR"/>
@@ -36805,7 +37011,7 @@
         </w:rPr>
         <w:t>Introduction (</w:t>
       </w:r>
-      <w:hyperlink r:id="rId1008">
+      <w:hyperlink r:id="rId1010">
         <w:r>
           <w:rPr>
             <w:lang w:val="fr_FR" w:bidi="fr_FR"/>
@@ -36848,7 +37054,7 @@
         </w:rPr>
         <w:t>Retour à Bethléhem (</w:t>
       </w:r>
-      <w:hyperlink r:id="rId1009">
+      <w:hyperlink r:id="rId1011">
         <w:r>
           <w:rPr>
             <w:lang w:val="fr_FR" w:bidi="fr_FR"/>
@@ -36906,7 +37112,7 @@
         </w:rPr>
         <w:t xml:space="preserve"> à elle » (</w:t>
       </w:r>
-      <w:hyperlink r:id="rId1010">
+      <w:hyperlink r:id="rId1012">
         <w:r>
           <w:rPr>
             <w:lang w:val="fr_FR" w:bidi="fr_FR"/>
@@ -36924,7 +37130,7 @@
         </w:rPr>
         <w:t>). L'engagement fort de Ruth à rester avec Naomi est décrit en utilisant le même mot hébreu qui décrit comment un mari et une femme deviennent unis dans le mariage (</w:t>
       </w:r>
-      <w:hyperlink r:id="rId1011">
+      <w:hyperlink r:id="rId1013">
         <w:r>
           <w:rPr>
             <w:lang w:val="fr_FR" w:bidi="fr_FR"/>
@@ -36942,7 +37148,7 @@
         </w:rPr>
         <w:t>), comme être collé ou lié à quelque chose, rendant difficile la séparation. Ruth a montré ses intentions sérieuses en prenant cinq engagements (</w:t>
       </w:r>
-      <w:hyperlink r:id="rId1012">
+      <w:hyperlink r:id="rId1014">
         <w:r>
           <w:rPr>
             <w:lang w:val="fr_FR" w:bidi="fr_FR"/>
@@ -36985,7 +37191,7 @@
         </w:rPr>
         <w:t>Récolte de grain dans les champs de Boaz (</w:t>
       </w:r>
-      <w:hyperlink r:id="rId1013">
+      <w:hyperlink r:id="rId1015">
         <w:r>
           <w:rPr>
             <w:lang w:val="fr_FR" w:bidi="fr_FR"/>
@@ -37089,7 +37295,7 @@
         </w:rPr>
         <w:t xml:space="preserve"> » (</w:t>
       </w:r>
-      <w:hyperlink r:id="rId1014">
+      <w:hyperlink r:id="rId1016">
         <w:r>
           <w:rPr>
             <w:lang w:val="fr_FR" w:bidi="fr_FR"/>
@@ -37132,7 +37338,7 @@
         </w:rPr>
         <w:t>Compter sur le parent-rédempteur (</w:t>
       </w:r>
-      <w:hyperlink r:id="rId1015">
+      <w:hyperlink r:id="rId1017">
         <w:r>
           <w:rPr>
             <w:lang w:val="fr_FR" w:bidi="fr_FR"/>
@@ -37199,7 +37405,7 @@
         </w:rPr>
         <w:t>Naomi pensait probablement que Boaz était son plus proche parent, ignorant qu'il y en avait un plus proche (</w:t>
       </w:r>
-      <w:hyperlink r:id="rId1016">
+      <w:hyperlink r:id="rId1018">
         <w:r>
           <w:rPr>
             <w:lang w:val="fr_FR" w:bidi="fr_FR"/>
@@ -37217,7 +37423,7 @@
         </w:rPr>
         <w:t>). Selon la loi israélite (</w:t>
       </w:r>
-      <w:hyperlink r:id="rId1017">
+      <w:hyperlink r:id="rId1019">
         <w:r>
           <w:rPr>
             <w:lang w:val="fr_FR" w:bidi="fr_FR"/>
@@ -37278,7 +37484,7 @@
         </w:rPr>
         <w:t>Rachat de l'héritage (</w:t>
       </w:r>
-      <w:hyperlink r:id="rId1018">
+      <w:hyperlink r:id="rId1020">
         <w:r>
           <w:rPr>
             <w:lang w:val="fr_FR" w:bidi="fr_FR"/>
@@ -37310,7 +37516,7 @@
         </w:rPr>
         <w:t>Boaz va à la porte de la ville, où étaient discutées les questions publiques. Il voulait traiter des affaires avec un parent plus proche. Dix anciens de la ville ont servi de témoins. Le premier sujet était la question de la propriété. Boaz demandera au parent plus proche s'il souhaitait acheter la propriété pour Naomi. Selon la tradition, acheter le terrain signifiait également épouser Ruth, la veuve moabite (</w:t>
       </w:r>
-      <w:hyperlink r:id="rId1019">
+      <w:hyperlink r:id="rId1021">
         <w:r>
           <w:rPr>
             <w:lang w:val="fr_FR" w:bidi="fr_FR"/>
@@ -37353,7 +37559,7 @@
         </w:rPr>
         <w:t xml:space="preserve">Tout d'abord, le livre de Ruth montre que la lignée familiale de Ruth mène à David. Cette lignée se complète dans </w:t>
       </w:r>
-      <w:hyperlink r:id="rId1020">
+      <w:hyperlink r:id="rId1022">
         <w:r>
           <w:rPr>
             <w:lang w:val="fr_FR" w:bidi="fr_FR"/>
@@ -37425,7 +37631,7 @@
         </w:rPr>
         <w:t xml:space="preserve"> » (</w:t>
       </w:r>
-      <w:hyperlink r:id="rId1021">
+      <w:hyperlink r:id="rId1023">
         <w:r>
           <w:rPr>
             <w:lang w:val="fr_FR" w:bidi="fr_FR"/>

--- a/fra/docx/018.content.docx
+++ b/fra/docx/018.content.docx
@@ -8564,6 +8564,563 @@
         <w:rPr>
           <w:lang w:val="fr_FR" w:bidi="fr_FR"/>
         </w:rPr>
+        <w:t>Récompense, rétribution</w:t>
+      </w:r>
+      <w:r>
+        <w:rPr>
+          <w:lang w:val="fr_FR" w:bidi="fr_FR"/>
+        </w:rPr>
+      </w:r>
+    </w:p>
+    <w:p>
+      <w:pPr/>
+      <w:r>
+        <w:rPr>
+          <w:lang w:val="fr_FR" w:bidi="fr_FR"/>
+        </w:rPr>
+      </w:r>
+      <w:r>
+        <w:rPr>
+          <w:lang w:val="fr_FR" w:bidi="fr_FR"/>
+        </w:rPr>
+        <w:t>Récompenses reçues pour de bonnes œuvres et punitions reçues pour les mauvaises. Dans la Bible, le concept comprend des récompenses et punitions sur terre, ainsi que dans l'après-vie. Il sous-entend qu'en général, l'individu est considéré responsable et redevable de ses actions devant Dieu. D'autres termes sont utilisés en relation avec le concept de récompense et de rétribution dont l'idée de salaire, de rendre à quelqu'un ce qu'il mérite, les concepts dans la loi de bénédictions et malédictions, de discipline et de punition.</w:t>
+      </w:r>
+    </w:p>
+    <w:p>
+      <w:pPr/>
+      <w:r>
+        <w:rPr>
+          <w:lang w:val="fr_FR" w:bidi="fr_FR"/>
+        </w:rPr>
+      </w:r>
+      <w:r>
+        <w:rPr>
+          <w:lang w:val="fr_FR" w:bidi="fr_FR"/>
+        </w:rPr>
+        <w:t>Les Grecs et les Hébreux tenaient qu'en général, les actes entrainaient des récompenses ou des punitions, soit naturelles, soit divines et soit immédiates, soit différées. Cette idée est souvent exprimée dans des termes commerciaux. Ainsi, Paul déclare : « le salaire du péché, c'est la mort » (</w:t>
+      </w:r>
+      <w:hyperlink r:id="rId188">
+        <w:r>
+          <w:rPr>
+            <w:lang w:val="fr_FR" w:bidi="fr_FR"/>
+          </w:rPr>
+          <w:rPr>
+            <w:color w:val="0000EE"/>
+            <w:u w:val="single"/>
+          </w:rPr>
+          <w:t>Rm 6.23</w:t>
+        </w:r>
+      </w:hyperlink>
+      <w:r>
+        <w:rPr>
+          <w:lang w:val="fr_FR" w:bidi="fr_FR"/>
+        </w:rPr>
+        <w:t>). Cela signifie qu'il y a correspondance entre certaines actions et certaines conséquences.</w:t>
+      </w:r>
+    </w:p>
+    <w:p>
+      <w:pPr/>
+      <w:r>
+        <w:rPr>
+          <w:lang w:val="fr_FR" w:bidi="fr_FR"/>
+        </w:rPr>
+      </w:r>
+      <w:r>
+        <w:rPr>
+          <w:lang w:val="fr_FR" w:bidi="fr_FR"/>
+        </w:rPr>
+        <w:t xml:space="preserve">Dans l'Ancien Testament (AT), l'alliance de Dieu avec Israël était un signe de sa faveur et promettait des bénédictions pour l'obéissance à ses commandements. La désobéissance, cependant, entrainerait le désastre et la mort. </w:t>
+      </w:r>
+      <w:hyperlink r:id="rId189">
+        <w:r>
+          <w:rPr>
+            <w:lang w:val="fr_FR" w:bidi="fr_FR"/>
+          </w:rPr>
+          <w:rPr>
+            <w:color w:val="0000EE"/>
+            <w:u w:val="single"/>
+          </w:rPr>
+          <w:t>Deutéronome 28</w:t>
+        </w:r>
+      </w:hyperlink>
+      <w:r>
+        <w:rPr>
+          <w:lang w:val="fr_FR" w:bidi="fr_FR"/>
+        </w:rPr>
+        <w:t xml:space="preserve"> et </w:t>
+      </w:r>
+      <w:hyperlink r:id="rId190">
+        <w:r>
+          <w:rPr>
+            <w:lang w:val="fr_FR" w:bidi="fr_FR"/>
+          </w:rPr>
+          <w:rPr>
+            <w:color w:val="0000EE"/>
+            <w:u w:val="single"/>
+          </w:rPr>
+          <w:t xml:space="preserve">Lévitique 26 </w:t>
+        </w:r>
+      </w:hyperlink>
+      <w:r>
+        <w:rPr>
+          <w:lang w:val="fr_FR" w:bidi="fr_FR"/>
+        </w:rPr>
+        <w:t>donnent une liste de ces bénédictions et malédictions attachées à la loi de Moïse. Pendant les années dans le désert qui ont suivi l'exode hors d'Égypte, les désobéissances des Israélites ont provoqué souffrance et mort. Ensuite, la période des juges après la conquête de Canaan met particulièrement en évidence le fait que la fidélité produisait des bénédictions alors que péché entraînait la punition. La victoire et la prospérité nationale étaient directement liées à l'obéissance aix commandements de Dieu (</w:t>
+      </w:r>
+      <w:hyperlink r:id="rId191">
+        <w:r>
+          <w:rPr>
+            <w:lang w:val="fr_FR" w:bidi="fr_FR"/>
+          </w:rPr>
+          <w:rPr>
+            <w:color w:val="0000EE"/>
+            <w:u w:val="single"/>
+          </w:rPr>
+          <w:t>Jos 1.7–9</w:t>
+        </w:r>
+      </w:hyperlink>
+      <w:r>
+        <w:rPr>
+          <w:lang w:val="fr_FR" w:bidi="fr_FR"/>
+        </w:rPr>
+        <w:t xml:space="preserve"> ; comp. avec </w:t>
+      </w:r>
+      <w:hyperlink r:id="rId192">
+        <w:r>
+          <w:rPr>
+            <w:lang w:val="fr_FR" w:bidi="fr_FR"/>
+          </w:rPr>
+          <w:rPr>
+            <w:color w:val="0000EE"/>
+            <w:u w:val="single"/>
+          </w:rPr>
+          <w:t>Juges 2</w:t>
+        </w:r>
+      </w:hyperlink>
+      <w:r>
+        <w:rPr>
+          <w:lang w:val="fr_FR" w:bidi="fr_FR"/>
+        </w:rPr>
+        <w:t>).</w:t>
+      </w:r>
+    </w:p>
+    <w:p>
+      <w:pPr/>
+      <w:r>
+        <w:rPr>
+          <w:lang w:val="fr_FR" w:bidi="fr_FR"/>
+        </w:rPr>
+      </w:r>
+      <w:r>
+        <w:rPr>
+          <w:lang w:val="fr_FR" w:bidi="fr_FR"/>
+        </w:rPr>
+        <w:t xml:space="preserve">Cependant, il n'y avait pas toujours correspondance entre actions et conséquences. D'une part, l'AT enseigne que Dieu est miséricordieux et pardonne. Ainsi, </w:t>
+      </w:r>
+      <w:hyperlink r:id="rId193">
+        <w:r>
+          <w:rPr>
+            <w:lang w:val="fr_FR" w:bidi="fr_FR"/>
+          </w:rPr>
+          <w:rPr>
+            <w:color w:val="0000EE"/>
+            <w:u w:val="single"/>
+          </w:rPr>
+          <w:t xml:space="preserve">Psaume 103.10 </w:t>
+        </w:r>
+      </w:hyperlink>
+      <w:r>
+        <w:rPr>
+          <w:lang w:val="fr_FR" w:bidi="fr_FR"/>
+        </w:rPr>
+        <w:t xml:space="preserve">reconnaît qu'à bien des égards, l'Éternel « </w:t>
+      </w:r>
+      <w:r>
+        <w:rPr>
+          <w:lang w:val="fr_FR" w:bidi="fr_FR"/>
+        </w:rPr>
+        <w:t>ne nous traite pas selon nos péchés, Il ne nous punit pas selon nos iniquités</w:t>
+      </w:r>
+      <w:r>
+        <w:rPr>
+          <w:lang w:val="fr_FR" w:bidi="fr_FR"/>
+        </w:rPr>
+        <w:t xml:space="preserve"> » (</w:t>
+      </w:r>
+      <w:hyperlink r:id="rId193">
+        <w:r>
+          <w:rPr>
+            <w:lang w:val="fr_FR" w:bidi="fr_FR"/>
+          </w:rPr>
+          <w:rPr>
+            <w:color w:val="0000EE"/>
+            <w:u w:val="single"/>
+          </w:rPr>
+          <w:t>Ps 103.10</w:t>
+        </w:r>
+      </w:hyperlink>
+      <w:r>
+        <w:rPr>
+          <w:lang w:val="fr_FR" w:bidi="fr_FR"/>
+        </w:rPr>
+        <w:t>). Par ailleurs, Qohéleth (l'auteur d'Ecclésiaste) remarque qu'il semble souvent que beaucoup ne reçoivent pas ce qu'ils méritent. Des justes souffrent alors que des méchants prospèrent. Le livre de Job établit un contraste entre le point de vue des amis de Job, qui pensent que ses souffrances sont toujours le résultat de péchés, et une autre réalité, c'ets-à-dire le fait que Job est affligé à cause de son intégrité. Dans ce récit, Job est en fin de compte récompensé.</w:t>
+      </w:r>
+    </w:p>
+    <w:p>
+      <w:pPr/>
+      <w:r>
+        <w:rPr>
+          <w:lang w:val="fr_FR" w:bidi="fr_FR"/>
+        </w:rPr>
+      </w:r>
+      <w:r>
+        <w:rPr>
+          <w:lang w:val="fr_FR" w:bidi="fr_FR"/>
+        </w:rPr>
+        <w:t>À l'époque de Jésus, le judaïsme avait considérablement changé. Les Romains faisaient désormais la loi. Cependant, le judaïsme valorisait toujours les bonnes œuvres et voyaient en celles-ci un moyen d'accumuler des récompenses de la part de Dieu, y compris dans l'après-vie (</w:t>
+      </w:r>
+      <w:hyperlink r:id="rId194">
+        <w:r>
+          <w:rPr>
+            <w:lang w:val="fr_FR" w:bidi="fr_FR"/>
+          </w:rPr>
+          <w:rPr>
+            <w:color w:val="0000EE"/>
+            <w:u w:val="single"/>
+          </w:rPr>
+          <w:t>Tb 4.7–10</w:t>
+        </w:r>
+      </w:hyperlink>
+      <w:r>
+        <w:rPr>
+          <w:lang w:val="fr_FR" w:bidi="fr_FR"/>
+        </w:rPr>
+        <w:t xml:space="preserve"> ; </w:t>
+      </w:r>
+      <w:hyperlink r:id="rId195">
+        <w:r>
+          <w:rPr>
+            <w:lang w:val="fr_FR" w:bidi="fr_FR"/>
+          </w:rPr>
+          <w:rPr>
+            <w:color w:val="0000EE"/>
+            <w:u w:val="single"/>
+          </w:rPr>
+          <w:t>Si 51.30</w:t>
+        </w:r>
+      </w:hyperlink>
+      <w:r>
+        <w:rPr>
+          <w:lang w:val="fr_FR" w:bidi="fr_FR"/>
+        </w:rPr>
+        <w:t xml:space="preserve">). Les pharisiens soulignaient particulièrement l'importance d'observer la loi selon leurs traditions. Ceux qui le faisaient étaient considérés justes et croyaient qu'ils hériteraient la résurrection et le royaume de Dieu. </w:t>
+      </w:r>
+    </w:p>
+    <w:p>
+      <w:pPr/>
+      <w:r>
+        <w:rPr>
+          <w:lang w:val="fr_FR" w:bidi="fr_FR"/>
+        </w:rPr>
+      </w:r>
+      <w:r>
+        <w:rPr>
+          <w:lang w:val="fr_FR" w:bidi="fr_FR"/>
+        </w:rPr>
+        <w:t>Jésus parle aussi de récompenses et de punitions dans son enseignement. Dans le Sermon sur la montagne (</w:t>
+      </w:r>
+      <w:hyperlink r:id="rId196">
+        <w:r>
+          <w:rPr>
+            <w:lang w:val="fr_FR" w:bidi="fr_FR"/>
+          </w:rPr>
+          <w:rPr>
+            <w:color w:val="0000EE"/>
+            <w:u w:val="single"/>
+          </w:rPr>
+          <w:t>Matthieu 5–7</w:t>
+        </w:r>
+      </w:hyperlink>
+      <w:r>
+        <w:rPr>
+          <w:lang w:val="fr_FR" w:bidi="fr_FR"/>
+        </w:rPr>
+        <w:t>), il enseigne que Dieu bénit ceux pour qui le royaume de Dieu et ses valeurs sont la priorité (</w:t>
+      </w:r>
+      <w:hyperlink r:id="rId197">
+        <w:r>
+          <w:rPr>
+            <w:lang w:val="fr_FR" w:bidi="fr_FR"/>
+          </w:rPr>
+          <w:rPr>
+            <w:color w:val="0000EE"/>
+            <w:u w:val="single"/>
+          </w:rPr>
+          <w:t>Mt 5.1–12</w:t>
+        </w:r>
+      </w:hyperlink>
+      <w:r>
+        <w:rPr>
+          <w:lang w:val="fr_FR" w:bidi="fr_FR"/>
+        </w:rPr>
+        <w:t>). Ceux qui pratiquent la justice pour être loués des autres ne recevront que ces louanges. Par contraste, ceux qui pratiquent la justice pour plaire à Dieu recevront leur récompense de lui (</w:t>
+      </w:r>
+      <w:hyperlink r:id="rId198">
+        <w:r>
+          <w:rPr>
+            <w:lang w:val="fr_FR" w:bidi="fr_FR"/>
+          </w:rPr>
+          <w:rPr>
+            <w:color w:val="0000EE"/>
+            <w:u w:val="single"/>
+          </w:rPr>
+          <w:t>Mt 6.1, 4, 6, 18</w:t>
+        </w:r>
+      </w:hyperlink>
+      <w:r>
+        <w:rPr>
+          <w:lang w:val="fr_FR" w:bidi="fr_FR"/>
+        </w:rPr>
+        <w:t>). Certains seront surpris, dans le royaume de Dieu, de découvrir comment Dieu « paiera » les uns et les autres. Certains des premiers seront derniers et certains des derniers seront premiers (</w:t>
+      </w:r>
+      <w:hyperlink r:id="rId199">
+        <w:r>
+          <w:rPr>
+            <w:lang w:val="fr_FR" w:bidi="fr_FR"/>
+          </w:rPr>
+          <w:rPr>
+            <w:color w:val="0000EE"/>
+            <w:u w:val="single"/>
+          </w:rPr>
+          <w:t>Mt 20.1–16</w:t>
+        </w:r>
+      </w:hyperlink>
+      <w:r>
+        <w:rPr>
+          <w:lang w:val="fr_FR" w:bidi="fr_FR"/>
+        </w:rPr>
+        <w:t xml:space="preserve">). </w:t>
+      </w:r>
+    </w:p>
+    <w:p>
+      <w:pPr/>
+      <w:r>
+        <w:rPr>
+          <w:lang w:val="fr_FR" w:bidi="fr_FR"/>
+        </w:rPr>
+      </w:r>
+      <w:r>
+        <w:rPr>
+          <w:lang w:val="fr_FR" w:bidi="fr_FR"/>
+        </w:rPr>
+        <w:t>Il est clair que l'ensemble de l'enseignement de Jésus montre que la justice ne doit pas être pratiquée uniquement pour en obtenir des récompenses. La parabole du bon berger, oppose les actions de ceux qui servent dans leur propre intérêt à Jésus, qui aime véritablement ses brebis et donne sa vie pour elles (</w:t>
+      </w:r>
+      <w:hyperlink r:id="rId200">
+        <w:r>
+          <w:rPr>
+            <w:lang w:val="fr_FR" w:bidi="fr_FR"/>
+          </w:rPr>
+          <w:rPr>
+            <w:color w:val="0000EE"/>
+            <w:u w:val="single"/>
+          </w:rPr>
+          <w:t>Jn 10.11–14</w:t>
+        </w:r>
+      </w:hyperlink>
+      <w:r>
+        <w:rPr>
+          <w:lang w:val="fr_FR" w:bidi="fr_FR"/>
+        </w:rPr>
+        <w:t>). Par ailleurs, tout orgueil est exclu, car l'attitude du disciple doit être qu'il ne fait que son devoir (</w:t>
+      </w:r>
+      <w:hyperlink r:id="rId201">
+        <w:r>
+          <w:rPr>
+            <w:lang w:val="fr_FR" w:bidi="fr_FR"/>
+          </w:rPr>
+          <w:rPr>
+            <w:color w:val="0000EE"/>
+            <w:u w:val="single"/>
+          </w:rPr>
+          <w:t>Lc 17.9–10</w:t>
+        </w:r>
+      </w:hyperlink>
+      <w:r>
+        <w:rPr>
+          <w:lang w:val="fr_FR" w:bidi="fr_FR"/>
+        </w:rPr>
+        <w:t>).</w:t>
+      </w:r>
+    </w:p>
+    <w:p>
+      <w:pPr/>
+      <w:r>
+        <w:rPr>
+          <w:lang w:val="fr_FR" w:bidi="fr_FR"/>
+        </w:rPr>
+      </w:r>
+      <w:r>
+        <w:rPr>
+          <w:lang w:val="fr_FR" w:bidi="fr_FR"/>
+        </w:rPr>
+        <w:t xml:space="preserve">Paul met en avant le fait que le salut n'est pas mérité, mais que c'est </w:t>
+      </w:r>
+      <w:r>
+        <w:rPr>
+          <w:lang w:val="fr_FR" w:bidi="fr_FR"/>
+        </w:rPr>
+        <w:t>une grâce que Dieu donne aux croyant, et qu'elle est reçue par la foi en Jésus-Christ</w:t>
+      </w:r>
+      <w:r>
+        <w:rPr>
+          <w:lang w:val="fr_FR" w:bidi="fr_FR"/>
+        </w:rPr>
+        <w:t xml:space="preserve"> (</w:t>
+      </w:r>
+      <w:hyperlink r:id="rId202">
+        <w:r>
+          <w:rPr>
+            <w:lang w:val="fr_FR" w:bidi="fr_FR"/>
+          </w:rPr>
+          <w:rPr>
+            <w:color w:val="0000EE"/>
+            <w:u w:val="single"/>
+          </w:rPr>
+          <w:t>Rm 4.4–5</w:t>
+        </w:r>
+      </w:hyperlink>
+      <w:r>
+        <w:rPr>
+          <w:lang w:val="fr_FR" w:bidi="fr_FR"/>
+        </w:rPr>
+        <w:t xml:space="preserve">). Toutefois, cela n'exclut pas que les disciples puissent recevoir des récompenses. </w:t>
+      </w:r>
+      <w:hyperlink r:id="rId203">
+        <w:r>
+          <w:rPr>
+            <w:lang w:val="fr_FR" w:bidi="fr_FR"/>
+          </w:rPr>
+          <w:rPr>
+            <w:color w:val="0000EE"/>
+            <w:u w:val="single"/>
+          </w:rPr>
+          <w:t>1 Corinthiens 3.8–14</w:t>
+        </w:r>
+      </w:hyperlink>
+      <w:r>
+        <w:rPr>
+          <w:lang w:val="fr_FR" w:bidi="fr_FR"/>
+        </w:rPr>
+        <w:t xml:space="preserve"> montre que chacun sera récompensé en fonction de la qualité de son service. Certains perdront leur récompense, même s'ils seront quand même sauvés « mais comme au travers du feu ». Il est clair que les œuvres de chacun porteront témoignage de leur foi et fidélité envers Dieu. Ainsi, même si c'est le sacrifice de Christ qui obtient le pardon par la foi et que le salut n'est pas basé sur les œuvres, les œuvres ont une importance pour l'éternité et montreront qui sont les vrais disciples de Christ (</w:t>
+      </w:r>
+      <w:hyperlink r:id="rId204">
+        <w:r>
+          <w:rPr>
+            <w:lang w:val="fr_FR" w:bidi="fr_FR"/>
+          </w:rPr>
+          <w:rPr>
+            <w:color w:val="0000EE"/>
+            <w:u w:val="single"/>
+          </w:rPr>
+          <w:t>Col 3.24</w:t>
+        </w:r>
+      </w:hyperlink>
+      <w:r>
+        <w:rPr>
+          <w:lang w:val="fr_FR" w:bidi="fr_FR"/>
+        </w:rPr>
+        <w:t xml:space="preserve"> ; </w:t>
+      </w:r>
+      <w:hyperlink r:id="rId205">
+        <w:r>
+          <w:rPr>
+            <w:lang w:val="fr_FR" w:bidi="fr_FR"/>
+          </w:rPr>
+          <w:rPr>
+            <w:color w:val="0000EE"/>
+            <w:u w:val="single"/>
+          </w:rPr>
+          <w:t>Ap 14.13</w:t>
+        </w:r>
+      </w:hyperlink>
+      <w:r>
+        <w:rPr>
+          <w:lang w:val="fr_FR" w:bidi="fr_FR"/>
+        </w:rPr>
+        <w:t>).</w:t>
+      </w:r>
+    </w:p>
+    <w:p>
+      <w:pPr/>
+      <w:r>
+        <w:rPr>
+          <w:lang w:val="fr_FR" w:bidi="fr_FR"/>
+        </w:rPr>
+      </w:r>
+      <w:r>
+        <w:rPr>
+          <w:i/>
+          <w:lang w:val="fr_FR" w:bidi="fr_FR"/>
+        </w:rPr>
+        <w:t>Voir aussi</w:t>
+      </w:r>
+      <w:r>
+        <w:rPr>
+          <w:lang w:val="fr_FR" w:bidi="fr_FR"/>
+        </w:rPr>
+        <w:t xml:space="preserve"> </w:t>
+      </w:r>
+      <w:r>
+        <w:rPr>
+          <w:lang w:val="fr_FR" w:bidi="fr_FR"/>
+        </w:rPr>
+        <w:t>couronne</w:t>
+      </w:r>
+      <w:r>
+        <w:rPr>
+          <w:lang w:val="fr_FR" w:bidi="fr_FR"/>
+        </w:rPr>
+        <w:t xml:space="preserve"> ; </w:t>
+      </w:r>
+      <w:r>
+        <w:rPr>
+          <w:lang w:val="fr_FR" w:bidi="fr_FR"/>
+        </w:rPr>
+        <w:t>jugement</w:t>
+      </w:r>
+      <w:r>
+        <w:rPr>
+          <w:lang w:val="fr_FR" w:bidi="fr_FR"/>
+        </w:rPr>
+        <w:t>.</w:t>
+      </w:r>
+      <w:r>
+        <w:rPr>
+          <w:lang w:val="fr_FR" w:bidi="fr_FR"/>
+        </w:rPr>
+      </w:r>
+      <w:r>
+        <w:rPr>
+          <w:lang w:val="fr_FR" w:bidi="fr_FR"/>
+        </w:rPr>
+      </w:r>
+    </w:p>
+    <w:p>
+      <w:pPr/>
+      <w:r>
+        <w:rPr>
+          <w:lang w:val="fr_FR" w:bidi="fr_FR"/>
+        </w:rPr>
+      </w:r>
+    </w:p>
+    <w:p>
+      <w:pPr>
+        <w:pStyle w:val="Heading2"/>
+      </w:pPr>
+      <w:r>
+        <w:rPr>
+          <w:lang w:val="fr_FR" w:bidi="fr_FR"/>
+        </w:rPr>
         <w:t>Reconnaissance</w:t>
       </w:r>
       <w:r>
@@ -8599,7 +9156,7 @@
         </w:rPr>
         <w:t>Dans l'Ancien Testament, la reconnaissance envers Dieu était la seule condition pour vivre une vie épanouie. Pour le Juif, chaque aspect de la création fournissait la preuve de la seigneurie de Dieu sur toute vie. Le peuple hébreu le remerciait pour la magnificence de l'univers (</w:t>
       </w:r>
-      <w:hyperlink r:id="rId188">
+      <w:hyperlink r:id="rId206">
         <w:r>
           <w:rPr>
             <w:lang w:val="fr_FR" w:bidi="fr_FR"/>
@@ -8617,7 +9174,7 @@
         </w:rPr>
         <w:t xml:space="preserve"> ; </w:t>
       </w:r>
-      <w:hyperlink r:id="rId189">
+      <w:hyperlink r:id="rId207">
         <w:r>
           <w:rPr>
             <w:lang w:val="fr_FR" w:bidi="fr_FR"/>
@@ -8635,7 +9192,7 @@
         </w:rPr>
         <w:t xml:space="preserve"> ; </w:t>
       </w:r>
-      <w:hyperlink r:id="rId190">
+      <w:hyperlink r:id="rId208">
         <w:r>
           <w:rPr>
             <w:lang w:val="fr_FR" w:bidi="fr_FR"/>
@@ -8653,7 +9210,7 @@
         </w:rPr>
         <w:t>). Lorsqu'ils recevaient de bonnes nouvelles, ils remerciaient Dieu pour sa bonté et ses grandes œuvres (</w:t>
       </w:r>
-      <w:hyperlink r:id="rId191">
+      <w:hyperlink r:id="rId209">
         <w:r>
           <w:rPr>
             <w:lang w:val="fr_FR" w:bidi="fr_FR"/>
@@ -8671,7 +9228,7 @@
         </w:rPr>
         <w:t>). Lorsqu'ils recevaient de mauvaises nouvelles, ils le remerciaient également, dans la confiance qu'il était un Dieu juste (</w:t>
       </w:r>
-      <w:hyperlink r:id="rId192">
+      <w:hyperlink r:id="rId210">
         <w:r>
           <w:rPr>
             <w:lang w:val="fr_FR" w:bidi="fr_FR"/>
@@ -8725,7 +9282,7 @@
         </w:rPr>
         <w:t>Les Israélites ont remercié Dieu pour la délivrance de leurs ennemis (</w:t>
       </w:r>
-      <w:hyperlink r:id="rId193">
+      <w:hyperlink r:id="rId211">
         <w:r>
           <w:rPr>
             <w:lang w:val="fr_FR" w:bidi="fr_FR"/>
@@ -8743,7 +9300,7 @@
         </w:rPr>
         <w:t xml:space="preserve"> ; </w:t>
       </w:r>
-      <w:hyperlink r:id="rId194">
+      <w:hyperlink r:id="rId212">
         <w:r>
           <w:rPr>
             <w:lang w:val="fr_FR" w:bidi="fr_FR"/>
@@ -8761,7 +9318,7 @@
         </w:rPr>
         <w:t xml:space="preserve"> ; </w:t>
       </w:r>
-      <w:hyperlink r:id="rId195">
+      <w:hyperlink r:id="rId213">
         <w:r>
           <w:rPr>
             <w:lang w:val="fr_FR" w:bidi="fr_FR"/>
@@ -8779,7 +9336,7 @@
         </w:rPr>
         <w:t>) et de la mort (</w:t>
       </w:r>
-      <w:hyperlink r:id="rId196">
+      <w:hyperlink r:id="rId214">
         <w:r>
           <w:rPr>
             <w:lang w:val="fr_FR" w:bidi="fr_FR"/>
@@ -8797,7 +9354,7 @@
         </w:rPr>
         <w:t xml:space="preserve"> ; </w:t>
       </w:r>
-      <w:hyperlink r:id="rId197">
+      <w:hyperlink r:id="rId215">
         <w:r>
           <w:rPr>
             <w:lang w:val="fr_FR" w:bidi="fr_FR"/>
@@ -8833,7 +9390,7 @@
         </w:rPr>
         <w:t>Les Israélites ont remercié Dieu pour le pardon des péchés (</w:t>
       </w:r>
-      <w:hyperlink r:id="rId198">
+      <w:hyperlink r:id="rId216">
         <w:r>
           <w:rPr>
             <w:lang w:val="fr_FR" w:bidi="fr_FR"/>
@@ -8851,7 +9408,7 @@
         </w:rPr>
         <w:t xml:space="preserve"> ; </w:t>
       </w:r>
-      <w:hyperlink r:id="rId199">
+      <w:hyperlink r:id="rId217">
         <w:r>
           <w:rPr>
             <w:lang w:val="fr_FR" w:bidi="fr_FR"/>
@@ -8869,7 +9426,7 @@
         </w:rPr>
         <w:t xml:space="preserve"> ; </w:t>
       </w:r>
-      <w:hyperlink r:id="rId200">
+      <w:hyperlink r:id="rId218">
         <w:r>
           <w:rPr>
             <w:lang w:val="fr_FR" w:bidi="fr_FR"/>
@@ -8887,7 +9444,7 @@
         </w:rPr>
         <w:t xml:space="preserve"> ; </w:t>
       </w:r>
-      <w:hyperlink r:id="rId201">
+      <w:hyperlink r:id="rId219">
         <w:r>
           <w:rPr>
             <w:lang w:val="fr_FR" w:bidi="fr_FR"/>
@@ -8923,7 +9480,7 @@
         </w:rPr>
         <w:t>Les Israélites ont remercié Dieu pour les réponses à la prière (</w:t>
       </w:r>
-      <w:hyperlink r:id="rId202">
+      <w:hyperlink r:id="rId220">
         <w:r>
           <w:rPr>
             <w:lang w:val="fr_FR" w:bidi="fr_FR"/>
@@ -8941,7 +9498,7 @@
         </w:rPr>
         <w:t xml:space="preserve"> ; </w:t>
       </w:r>
-      <w:hyperlink r:id="rId203">
+      <w:hyperlink r:id="rId221">
         <w:r>
           <w:rPr>
             <w:lang w:val="fr_FR" w:bidi="fr_FR"/>
@@ -8977,7 +9534,7 @@
         </w:rPr>
         <w:t>Les Israélites ont remercié Dieu pour sa compassion envers les affligés et les opprimés (</w:t>
       </w:r>
-      <w:hyperlink r:id="rId204">
+      <w:hyperlink r:id="rId222">
         <w:r>
           <w:rPr>
             <w:lang w:val="fr_FR" w:bidi="fr_FR"/>
@@ -8995,7 +9552,7 @@
         </w:rPr>
         <w:t xml:space="preserve"> ; </w:t>
       </w:r>
-      <w:hyperlink r:id="rId205">
+      <w:hyperlink r:id="rId223">
         <w:r>
           <w:rPr>
             <w:lang w:val="fr_FR" w:bidi="fr_FR"/>
@@ -9031,7 +9588,7 @@
         </w:rPr>
         <w:t>Les Israélites ont remercié Dieu alors qu'il leur a rendu justice (</w:t>
       </w:r>
-      <w:hyperlink r:id="rId206">
+      <w:hyperlink r:id="rId224">
         <w:r>
           <w:rPr>
             <w:lang w:val="fr_FR" w:bidi="fr_FR"/>
@@ -9049,7 +9606,7 @@
         </w:rPr>
         <w:t xml:space="preserve"> ; </w:t>
       </w:r>
-      <w:hyperlink r:id="rId207">
+      <w:hyperlink r:id="rId225">
         <w:r>
           <w:rPr>
             <w:lang w:val="fr_FR" w:bidi="fr_FR"/>
@@ -9085,7 +9642,7 @@
         </w:rPr>
         <w:t>Les Israélites ont remercié Dieu pour sa direction continue (</w:t>
       </w:r>
-      <w:hyperlink r:id="rId208">
+      <w:hyperlink r:id="rId226">
         <w:r>
           <w:rPr>
             <w:lang w:val="fr_FR" w:bidi="fr_FR"/>
@@ -9103,7 +9660,7 @@
         </w:rPr>
         <w:t xml:space="preserve"> ; </w:t>
       </w:r>
-      <w:hyperlink r:id="rId209">
+      <w:hyperlink r:id="rId227">
         <w:r>
           <w:rPr>
             <w:lang w:val="fr_FR" w:bidi="fr_FR"/>
@@ -9135,7 +9692,7 @@
         </w:rPr>
         <w:t>La gratitude était une partie si essentielle de la religion d'Israël qu'elle imprégnait la plupart des cérémonies et coutumes. Les offrandes de reconnaissance était une manière d'attribuer à Dieu les bénédictions qu'ils vivaient (</w:t>
       </w:r>
-      <w:hyperlink r:id="rId210">
+      <w:hyperlink r:id="rId228">
         <w:r>
           <w:rPr>
             <w:lang w:val="fr_FR" w:bidi="fr_FR"/>
@@ -9153,7 +9710,7 @@
         </w:rPr>
         <w:t xml:space="preserve"> ; </w:t>
       </w:r>
-      <w:hyperlink r:id="rId211">
+      <w:hyperlink r:id="rId229">
         <w:r>
           <w:rPr>
             <w:lang w:val="fr_FR" w:bidi="fr_FR"/>
@@ -9171,7 +9728,7 @@
         </w:rPr>
         <w:t xml:space="preserve"> ; </w:t>
       </w:r>
-      <w:hyperlink r:id="rId212">
+      <w:hyperlink r:id="rId230">
         <w:r>
           <w:rPr>
             <w:lang w:val="fr_FR" w:bidi="fr_FR"/>
@@ -9189,7 +9746,7 @@
         </w:rPr>
         <w:t>). Les cris de joie (</w:t>
       </w:r>
-      <w:hyperlink r:id="rId213">
+      <w:hyperlink r:id="rId231">
         <w:r>
           <w:rPr>
             <w:lang w:val="fr_FR" w:bidi="fr_FR"/>
@@ -9207,7 +9764,7 @@
         </w:rPr>
         <w:t>), les chants de louange (</w:t>
       </w:r>
-      <w:hyperlink r:id="rId214">
+      <w:hyperlink r:id="rId232">
         <w:r>
           <w:rPr>
             <w:lang w:val="fr_FR" w:bidi="fr_FR"/>
@@ -9225,7 +9782,7 @@
         </w:rPr>
         <w:t xml:space="preserve"> ; </w:t>
       </w:r>
-      <w:hyperlink r:id="rId215">
+      <w:hyperlink r:id="rId233">
         <w:r>
           <w:rPr>
             <w:lang w:val="fr_FR" w:bidi="fr_FR"/>
@@ -9243,7 +9800,7 @@
         </w:rPr>
         <w:t>), ainsi que la musique et la danse (</w:t>
       </w:r>
-      <w:hyperlink r:id="rId216">
+      <w:hyperlink r:id="rId234">
         <w:r>
           <w:rPr>
             <w:lang w:val="fr_FR" w:bidi="fr_FR"/>
@@ -9261,7 +9818,7 @@
         </w:rPr>
         <w:t>) contribuaient tous à l'esprit de reconnaissance dans le culte. Les fêtes et festivals étaient célébrés en souvenir de l'amour constant de Dieu tout au long de leur histoire (</w:t>
       </w:r>
-      <w:hyperlink r:id="rId217">
+      <w:hyperlink r:id="rId235">
         <w:r>
           <w:rPr>
             <w:lang w:val="fr_FR" w:bidi="fr_FR"/>
@@ -9279,7 +9836,7 @@
         </w:rPr>
         <w:t xml:space="preserve"> ; </w:t>
       </w:r>
-      <w:hyperlink r:id="rId218">
+      <w:hyperlink r:id="rId236">
         <w:r>
           <w:rPr>
             <w:lang w:val="fr_FR" w:bidi="fr_FR"/>
@@ -9297,7 +9854,7 @@
         </w:rPr>
         <w:t>). Le roi David a nommé des prêtres lévitiques pour offrir des remerciements à Dieu (</w:t>
       </w:r>
-      <w:hyperlink r:id="rId219">
+      <w:hyperlink r:id="rId237">
         <w:r>
           <w:rPr>
             <w:lang w:val="fr_FR" w:bidi="fr_FR"/>
@@ -9315,7 +9872,7 @@
         </w:rPr>
         <w:t>). Cette coutume a été perpétuée par les rois Salomon (</w:t>
       </w:r>
-      <w:hyperlink r:id="rId220">
+      <w:hyperlink r:id="rId238">
         <w:r>
           <w:rPr>
             <w:lang w:val="fr_FR" w:bidi="fr_FR"/>
@@ -9333,7 +9890,7 @@
         </w:rPr>
         <w:t>) et Ézéchias (</w:t>
       </w:r>
-      <w:hyperlink r:id="rId221">
+      <w:hyperlink r:id="rId239">
         <w:r>
           <w:rPr>
             <w:lang w:val="fr_FR" w:bidi="fr_FR"/>
@@ -9351,7 +9908,7 @@
         </w:rPr>
         <w:t>) ainsi que par ceux qui sont revenus de l'exil à Babylone (</w:t>
       </w:r>
-      <w:hyperlink r:id="rId222">
+      <w:hyperlink r:id="rId240">
         <w:r>
           <w:rPr>
             <w:lang w:val="fr_FR" w:bidi="fr_FR"/>
@@ -9369,7 +9926,7 @@
         </w:rPr>
         <w:t xml:space="preserve"> ; </w:t>
       </w:r>
-      <w:hyperlink r:id="rId223">
+      <w:hyperlink r:id="rId241">
         <w:r>
           <w:rPr>
             <w:lang w:val="fr_FR" w:bidi="fr_FR"/>
@@ -9401,7 +9958,7 @@
         </w:rPr>
         <w:t>Dans le Nouveau Testament, l'objet de l'action de grâce est l'amour de Dieu exprimé dans l'œuvre rédemptrice de Christ. L'apôtre Paul remerciait Dieu pour ce don de grâce (</w:t>
       </w:r>
-      <w:hyperlink r:id="rId224">
+      <w:hyperlink r:id="rId242">
         <w:r>
           <w:rPr>
             <w:lang w:val="fr_FR" w:bidi="fr_FR"/>
@@ -9419,7 +9976,7 @@
         </w:rPr>
         <w:t xml:space="preserve"> ; </w:t>
       </w:r>
-      <w:hyperlink r:id="rId225">
+      <w:hyperlink r:id="rId243">
         <w:r>
           <w:rPr>
             <w:lang w:val="fr_FR" w:bidi="fr_FR"/>
@@ -9437,7 +9994,7 @@
         </w:rPr>
         <w:t>) et la capacité de prêcher l'Évangile (</w:t>
       </w:r>
-      <w:hyperlink r:id="rId226">
+      <w:hyperlink r:id="rId244">
         <w:r>
           <w:rPr>
             <w:lang w:val="fr_FR" w:bidi="fr_FR"/>
@@ -9455,7 +10012,7 @@
         </w:rPr>
         <w:t xml:space="preserve"> ; </w:t>
       </w:r>
-      <w:hyperlink r:id="rId227">
+      <w:hyperlink r:id="rId245">
         <w:r>
           <w:rPr>
             <w:lang w:val="fr_FR" w:bidi="fr_FR"/>
@@ -9473,7 +10030,7 @@
         </w:rPr>
         <w:t>). Paul participait avec reconnaissance aux dons spirituels (</w:t>
       </w:r>
-      <w:hyperlink r:id="rId228">
+      <w:hyperlink r:id="rId246">
         <w:r>
           <w:rPr>
             <w:lang w:val="fr_FR" w:bidi="fr_FR"/>
@@ -9491,7 +10048,7 @@
         </w:rPr>
         <w:t>). La gratitude pour l'amour et la foi parmi les croyants imprègne ses lettres (</w:t>
       </w:r>
-      <w:hyperlink r:id="rId229">
+      <w:hyperlink r:id="rId247">
         <w:r>
           <w:rPr>
             <w:lang w:val="fr_FR" w:bidi="fr_FR"/>
@@ -9509,7 +10066,7 @@
         </w:rPr>
         <w:t xml:space="preserve"> ; </w:t>
       </w:r>
-      <w:hyperlink r:id="rId230">
+      <w:hyperlink r:id="rId248">
         <w:r>
           <w:rPr>
             <w:lang w:val="fr_FR" w:bidi="fr_FR"/>
@@ -9527,7 +10084,7 @@
         </w:rPr>
         <w:t xml:space="preserve"> ; </w:t>
       </w:r>
-      <w:hyperlink r:id="rId231">
+      <w:hyperlink r:id="rId249">
         <w:r>
           <w:rPr>
             <w:lang w:val="fr_FR" w:bidi="fr_FR"/>
@@ -9545,7 +10102,7 @@
         </w:rPr>
         <w:t xml:space="preserve"> ; </w:t>
       </w:r>
-      <w:hyperlink r:id="rId232">
+      <w:hyperlink r:id="rId250">
         <w:r>
           <w:rPr>
             <w:lang w:val="fr_FR" w:bidi="fr_FR"/>
@@ -9563,7 +10120,7 @@
         </w:rPr>
         <w:t xml:space="preserve"> ; </w:t>
       </w:r>
-      <w:hyperlink r:id="rId233">
+      <w:hyperlink r:id="rId251">
         <w:r>
           <w:rPr>
             <w:lang w:val="fr_FR" w:bidi="fr_FR"/>
@@ -9595,7 +10152,7 @@
         </w:rPr>
         <w:t>Parce que l'expression de la reconnaissance est étroitement liée à la réponse de la foi, Paul encouragera les croyants à rendre grâce en toutes choses (</w:t>
       </w:r>
-      <w:hyperlink r:id="rId234">
+      <w:hyperlink r:id="rId252">
         <w:r>
           <w:rPr>
             <w:lang w:val="fr_FR" w:bidi="fr_FR"/>
@@ -9613,7 +10170,7 @@
         </w:rPr>
         <w:t xml:space="preserve"> ; </w:t>
       </w:r>
-      <w:hyperlink r:id="rId235">
+      <w:hyperlink r:id="rId253">
         <w:r>
           <w:rPr>
             <w:lang w:val="fr_FR" w:bidi="fr_FR"/>
@@ -9631,7 +10188,7 @@
         </w:rPr>
         <w:t>). Il commande aux chrétiens de prier avec reconnaissance au nom du Christ (</w:t>
       </w:r>
-      <w:hyperlink r:id="rId236">
+      <w:hyperlink r:id="rId254">
         <w:r>
           <w:rPr>
             <w:lang w:val="fr_FR" w:bidi="fr_FR"/>
@@ -9649,7 +10206,7 @@
         </w:rPr>
         <w:t xml:space="preserve"> ; </w:t>
       </w:r>
-      <w:hyperlink r:id="rId237">
+      <w:hyperlink r:id="rId255">
         <w:r>
           <w:rPr>
             <w:lang w:val="fr_FR" w:bidi="fr_FR"/>
@@ -9667,7 +10224,7 @@
         </w:rPr>
         <w:t>), qui a rendu toute action de grâce possible (</w:t>
       </w:r>
-      <w:hyperlink r:id="rId238">
+      <w:hyperlink r:id="rId256">
         <w:r>
           <w:rPr>
             <w:lang w:val="fr_FR" w:bidi="fr_FR"/>
@@ -9685,7 +10242,7 @@
         </w:rPr>
         <w:t>). Dans son enseignement sur la manière de célébrer la Cène, Paul précise que le chrétien devait rendre grâce, tout comme le Seigneur avait « rendu grâces » (</w:t>
       </w:r>
-      <w:hyperlink r:id="rId239">
+      <w:hyperlink r:id="rId257">
         <w:r>
           <w:rPr>
             <w:lang w:val="fr_FR" w:bidi="fr_FR"/>
@@ -9803,7 +10360,7 @@
         </w:rPr>
         <w:t xml:space="preserve"> peut être employé lorsqu'un animal est sacrifié comme substitut (ou rachat) d'une personne ou d'un autre animal. Le nom qui dérive de la racine de ce mot désigne la rançon ou le prix compensatoire payé. Dans certaines situations où le rachat était une exigence de la loi de Moïse, il fallait soit substituer un autre animal ou payer le prix fixé. Sinon, l'animal était tué. Toutefois, la loi n'envisage pas de possibilité qu'une personne soit tuée dans ces situations. Elle doit absolument être rachetée (</w:t>
       </w:r>
-      <w:hyperlink r:id="rId240">
+      <w:hyperlink r:id="rId258">
         <w:r>
           <w:rPr>
             <w:lang w:val="fr_FR" w:bidi="fr_FR"/>
@@ -9821,7 +10378,7 @@
         </w:rPr>
         <w:t xml:space="preserve"> ; </w:t>
       </w:r>
-      <w:hyperlink r:id="rId241">
+      <w:hyperlink r:id="rId259">
         <w:r>
           <w:rPr>
             <w:lang w:val="fr_FR" w:bidi="fr_FR"/>
@@ -9852,7 +10409,7 @@
         </w:rPr>
         <w:t xml:space="preserve"> est aussi parfois utilisé pour parler du rachat d'une esclave israélite par quelqu'un d'autre ou de façon plus générale du paiement d'une rançon pour sauver quelqu'un (</w:t>
       </w:r>
-      <w:hyperlink r:id="rId242">
+      <w:hyperlink r:id="rId260">
         <w:r>
           <w:rPr>
             <w:lang w:val="fr_FR" w:bidi="fr_FR"/>
@@ -9870,7 +10427,7 @@
         </w:rPr>
         <w:t xml:space="preserve"> ; </w:t>
       </w:r>
-      <w:hyperlink r:id="rId243">
+      <w:hyperlink r:id="rId261">
         <w:r>
           <w:rPr>
             <w:lang w:val="fr_FR" w:bidi="fr_FR"/>
@@ -9902,7 +10459,7 @@
         </w:rPr>
         <w:t>Le concept de rédemption était particulièrement important pour les premiers-nés. En Israël, le premier-né mâle, humain ou animal, appartenait à Dieu. Les premiers-nés des animaux qui pouvaient être offerts en sacrifice (animaux purs) devaient être sacrifiés à Dieu. Certains animaux qui ne pouvaient pas être offerts en sacrifice (animaux impurs), comme l'âne, devait être rachetés ou tués. Les fils premiers-nés des Israélites étaient obligatoirement rachetés (</w:t>
       </w:r>
-      <w:hyperlink r:id="rId244">
+      <w:hyperlink r:id="rId262">
         <w:r>
           <w:rPr>
             <w:lang w:val="fr_FR" w:bidi="fr_FR"/>
@@ -9974,7 +10531,7 @@
         </w:rPr>
         <w:t>Un Israélite qui était contraint de se vendre en esclavage pour rembourser ses dettes pouvait être racheté par un proche parent ou se racheter lui-même (</w:t>
       </w:r>
-      <w:hyperlink r:id="rId245">
+      <w:hyperlink r:id="rId263">
         <w:r>
           <w:rPr>
             <w:lang w:val="fr_FR" w:bidi="fr_FR"/>
@@ -9992,7 +10549,7 @@
         </w:rPr>
         <w:t>). Les terres pouvaient également être rachetées de la même manière (</w:t>
       </w:r>
-      <w:hyperlink r:id="rId246">
+      <w:hyperlink r:id="rId264">
         <w:r>
           <w:rPr>
             <w:lang w:val="fr_FR" w:bidi="fr_FR"/>
@@ -10010,7 +10567,7 @@
         </w:rPr>
         <w:t xml:space="preserve"> ; </w:t>
       </w:r>
-      <w:hyperlink r:id="rId247">
+      <w:hyperlink r:id="rId265">
         <w:r>
           <w:rPr>
             <w:lang w:val="fr_FR" w:bidi="fr_FR"/>
@@ -10042,7 +10599,7 @@
         </w:rPr>
         <w:t>Le droit de rachat s'appliquait également aux personnes dans certaines circonstances particulières. Un frère avait le devoir d'épouser la veuve de son frère décédé sans enfant (</w:t>
       </w:r>
-      <w:hyperlink r:id="rId248">
+      <w:hyperlink r:id="rId266">
         <w:r>
           <w:rPr>
             <w:lang w:val="fr_FR" w:bidi="fr_FR"/>
@@ -10060,7 +10617,7 @@
         </w:rPr>
         <w:t>). Dans le livre de Ruth, celui qui épouse la veuve est aussi appelé un rédempteur, même s'il ne s'agit pas du rachat de quelqu'un d'autre ou de payer de l'argent. Dans ce récit, Boaz devient le rédempteur de la propriété de son parent décédé, qu'il rachète, et de sa veuve Ruth, qu'il épouse (</w:t>
       </w:r>
-      <w:hyperlink r:id="rId249">
+      <w:hyperlink r:id="rId267">
         <w:r>
           <w:rPr>
             <w:lang w:val="fr_FR" w:bidi="fr_FR"/>
@@ -10078,7 +10635,7 @@
         </w:rPr>
         <w:t xml:space="preserve"> ; </w:t>
       </w:r>
-      <w:hyperlink r:id="rId250">
+      <w:hyperlink r:id="rId268">
         <w:r>
           <w:rPr>
             <w:lang w:val="fr_FR" w:bidi="fr_FR"/>
@@ -10150,7 +10707,7 @@
         </w:rPr>
         <w:t>Le terme est utilisé pour désigner le paiement effectué pour toute vie qui devrait être perdue. Par exemple, il désigne le prix payé par le propriétaire d'un bœuf ayant encorné une personne à mort. Selon la loi, si le propriétaire savait que le bœuf était sujet à frapper, mais qu'il ne l'a pas fait surveiller, il est responsable et mérite la mort. Toutefois, il peut racheter sa vie en payant la rançon requise (</w:t>
       </w:r>
-      <w:hyperlink r:id="rId251">
+      <w:hyperlink r:id="rId269">
         <w:r>
           <w:rPr>
             <w:lang w:val="fr_FR" w:bidi="fr_FR"/>
@@ -10233,7 +10790,7 @@
         </w:rPr>
         <w:t>Dans l'AT, le peuple entier (ou la nation), plutôt que l'individu, est généralement l'objet de la rédemption de Dieu. Le concept de la rédemption d'Israël en tant que nation commence avec le récit de sa libération de l'esclavage en Égypte. Alors qu'ils sont dans la servitude, Dieu les affranchit et les rachète (</w:t>
       </w:r>
-      <w:hyperlink r:id="rId252">
+      <w:hyperlink r:id="rId270">
         <w:r>
           <w:rPr>
             <w:lang w:val="fr_FR" w:bidi="fr_FR"/>
@@ -10251,7 +10808,7 @@
         </w:rPr>
         <w:t xml:space="preserve"> ; </w:t>
       </w:r>
-      <w:hyperlink r:id="rId253">
+      <w:hyperlink r:id="rId271">
         <w:r>
           <w:rPr>
             <w:lang w:val="fr_FR" w:bidi="fr_FR"/>
@@ -10283,7 +10840,7 @@
         </w:rPr>
         <w:t>Comme l'indiquent les termes utilisés pour racheter ou payer une rançon, il fallait le plus souvent soit payer une valeur spécifique ou substituer une vie à une autre. Toutefois, quand Dieu a racheté Israël, il l'a fait sans payer de prix. Il a utilisé sa puissance pour délivrer son peuple de ceux qui les avaient asservis : « Je suis l’Éternel, je vous affranchirai des travaux dont vous chargent les Égyptiens, je vous délivrerai de leur servitude, et je vous sauverai à bras étendu et par de grands jugements » (</w:t>
       </w:r>
-      <w:hyperlink r:id="rId252">
+      <w:hyperlink r:id="rId270">
         <w:r>
           <w:rPr>
             <w:lang w:val="fr_FR" w:bidi="fr_FR"/>
@@ -10301,7 +10858,7 @@
         </w:rPr>
         <w:t xml:space="preserve"> ; voir aussi </w:t>
       </w:r>
-      <w:hyperlink r:id="rId253">
+      <w:hyperlink r:id="rId271">
         <w:r>
           <w:rPr>
             <w:lang w:val="fr_FR" w:bidi="fr_FR"/>
@@ -10319,7 +10876,7 @@
         </w:rPr>
         <w:t xml:space="preserve">). Dieu délivre ainsi son peuple à d'autres moments de son histoire, comme au temps de l'exil. Dieu est le libérateur national (p. ex. </w:t>
       </w:r>
-      <w:hyperlink r:id="rId254">
+      <w:hyperlink r:id="rId272">
         <w:r>
           <w:rPr>
             <w:lang w:val="fr_FR" w:bidi="fr_FR"/>
@@ -10337,7 +10894,7 @@
         </w:rPr>
         <w:t xml:space="preserve"> ; </w:t>
       </w:r>
-      <w:hyperlink r:id="rId255">
+      <w:hyperlink r:id="rId273">
         <w:r>
           <w:rPr>
             <w:lang w:val="fr_FR" w:bidi="fr_FR"/>
@@ -10355,7 +10912,7 @@
         </w:rPr>
         <w:t xml:space="preserve"> ; </w:t>
       </w:r>
-      <w:hyperlink r:id="rId256">
+      <w:hyperlink r:id="rId274">
         <w:r>
           <w:rPr>
             <w:lang w:val="fr_FR" w:bidi="fr_FR"/>
@@ -10373,7 +10930,7 @@
         </w:rPr>
         <w:t xml:space="preserve"> ; </w:t>
       </w:r>
-      <w:hyperlink r:id="rId257">
+      <w:hyperlink r:id="rId275">
         <w:r>
           <w:rPr>
             <w:lang w:val="fr_FR" w:bidi="fr_FR"/>
@@ -10391,7 +10948,7 @@
         </w:rPr>
         <w:t xml:space="preserve"> ; </w:t>
       </w:r>
-      <w:hyperlink r:id="rId258">
+      <w:hyperlink r:id="rId276">
         <w:r>
           <w:rPr>
             <w:lang w:val="fr_FR" w:bidi="fr_FR"/>
@@ -10423,7 +10980,7 @@
         </w:rPr>
         <w:t>Quand Dieu ramène son peuple de l'exil, il n'y a, cette fois non plus, aucune indication qu'il a dû payer un prix pour libérer son peuple. Dieu « rachète » par sa propre puissance : « Car ainsi parle l’Éternel : C’est gratuitement que vous avez été vendus, Et ce n’est pas à prix d’argent que vous serez rachetés » (</w:t>
       </w:r>
-      <w:hyperlink r:id="rId259">
+      <w:hyperlink r:id="rId277">
         <w:r>
           <w:rPr>
             <w:lang w:val="fr_FR" w:bidi="fr_FR"/>
@@ -10441,7 +10998,7 @@
         </w:rPr>
         <w:t>). Lorsque Cyrus libère les captifs du peuple, il n'y aucune rançon qui est payée, ni d'autre paiement qui est effectué (</w:t>
       </w:r>
-      <w:hyperlink r:id="rId260">
+      <w:hyperlink r:id="rId278">
         <w:r>
           <w:rPr>
             <w:lang w:val="fr_FR" w:bidi="fr_FR"/>
@@ -10498,7 +11055,7 @@
         </w:rPr>
         <w:t>Dans l'AT, l'espérance d'une rédemption future est étroitement liée à celle de la venue du Messie. Depuis l'exode, Dieu s'est révélé comme libérateur de son peuple. Pendant la captivité à Babylone et en Perse, l'espoir est grand que Dieu viendra à nouveau délivrer son peuple. Ainsi, les prophètes parlent fréquemment de lui comme rédempteur ou libérateur. Cette espérance s'accomplira par l'intermédiaire du Messie (l'oint de Dieu), qui sera un descendant de David (</w:t>
       </w:r>
-      <w:hyperlink r:id="rId261">
+      <w:hyperlink r:id="rId279">
         <w:r>
           <w:rPr>
             <w:lang w:val="fr_FR" w:bidi="fr_FR"/>
@@ -10516,7 +11073,7 @@
         </w:rPr>
         <w:t xml:space="preserve"> ; </w:t>
       </w:r>
-      <w:hyperlink r:id="rId262">
+      <w:hyperlink r:id="rId280">
         <w:r>
           <w:rPr>
             <w:lang w:val="fr_FR" w:bidi="fr_FR"/>
@@ -10534,7 +11091,7 @@
         </w:rPr>
         <w:t xml:space="preserve"> ; </w:t>
       </w:r>
-      <w:hyperlink r:id="rId263">
+      <w:hyperlink r:id="rId281">
         <w:r>
           <w:rPr>
             <w:lang w:val="fr_FR" w:bidi="fr_FR"/>
@@ -10580,7 +11137,7 @@
         </w:rPr>
         <w:t>Le Nouveau Testament (NT) présente Jésus le Christ (ou Messie) comme l'accomplissement ultime du concept de la rédemption de l'AT. Ce thème de rédemption en Christ est très évident dans les Évangiles. Jean le Baptiste décrit Jésus de Nazareth comme l'accomplissement du royaume qui doit amener la rédemption de Dieu (</w:t>
       </w:r>
-      <w:hyperlink r:id="rId264">
+      <w:hyperlink r:id="rId282">
         <w:r>
           <w:rPr>
             <w:lang w:val="fr_FR" w:bidi="fr_FR"/>
@@ -10598,7 +11155,7 @@
         </w:rPr>
         <w:t>). Jésus est donc le Messie d'Israël qui a été prédit, et le Fils de l'homme qui est venu donner sa vie en rançon pour beaucoup (</w:t>
       </w:r>
-      <w:hyperlink r:id="rId265">
+      <w:hyperlink r:id="rId283">
         <w:r>
           <w:rPr>
             <w:lang w:val="fr_FR" w:bidi="fr_FR"/>
@@ -10616,7 +11173,7 @@
         </w:rPr>
         <w:t xml:space="preserve"> ; </w:t>
       </w:r>
-      <w:hyperlink r:id="rId266">
+      <w:hyperlink r:id="rId284">
         <w:r>
           <w:rPr>
             <w:lang w:val="fr_FR" w:bidi="fr_FR"/>
@@ -10648,7 +11205,7 @@
         </w:rPr>
         <w:t>Paul représente également l'œuvre de Christ de cette façon dans ses écrits. Christ est une victime propitiatoire pour le péché devant le Père (</w:t>
       </w:r>
-      <w:hyperlink r:id="rId267">
+      <w:hyperlink r:id="rId285">
         <w:r>
           <w:rPr>
             <w:lang w:val="fr_FR" w:bidi="fr_FR"/>
@@ -10666,7 +11223,7 @@
         </w:rPr>
         <w:t>). La rédemption s'accomplit au prix de son sang (</w:t>
       </w:r>
-      <w:hyperlink r:id="rId268">
+      <w:hyperlink r:id="rId286">
         <w:r>
           <w:rPr>
             <w:lang w:val="fr_FR" w:bidi="fr_FR"/>
@@ -10684,7 +11241,7 @@
         </w:rPr>
         <w:t>) pour affranchir son peuple (</w:t>
       </w:r>
-      <w:hyperlink r:id="rId269">
+      <w:hyperlink r:id="rId287">
         <w:r>
           <w:rPr>
             <w:lang w:val="fr_FR" w:bidi="fr_FR"/>
@@ -10702,7 +11259,7 @@
         </w:rPr>
         <w:t xml:space="preserve"> ; </w:t>
       </w:r>
-      <w:hyperlink r:id="rId270">
+      <w:hyperlink r:id="rId288">
         <w:r>
           <w:rPr>
             <w:lang w:val="fr_FR" w:bidi="fr_FR"/>
@@ -10726,7 +11283,7 @@
         </w:rPr>
         <w:t xml:space="preserve"> </w:t>
       </w:r>
-      <w:hyperlink r:id="rId271">
+      <w:hyperlink r:id="rId289">
         <w:r>
           <w:rPr>
             <w:lang w:val="fr_FR" w:bidi="fr_FR"/>
@@ -10772,7 +11329,7 @@
         </w:rPr>
         <w:t>Dans les prophètes, en particulier, l'œuvre rédemptrice de Dieu devait être accomplie par le Messie et son sacrifice rédempteur. Les disciples de Jésus ont compris qu'il était le Messie apportant la rédemption au monde entier. La force motrice de l'amour divin sert de base à la restauration et à la rédemption (</w:t>
       </w:r>
-      <w:hyperlink r:id="rId272">
+      <w:hyperlink r:id="rId290">
         <w:r>
           <w:rPr>
             <w:lang w:val="fr_FR" w:bidi="fr_FR"/>
@@ -11012,7 +11569,7 @@
         </w:rPr>
         <w:t>Port italien important visité par Paul lors de son voyage à Rome (</w:t>
       </w:r>
-      <w:hyperlink r:id="rId273">
+      <w:hyperlink r:id="rId291">
         <w:r>
           <w:rPr>
             <w:lang w:val="fr_FR" w:bidi="fr_FR"/>
@@ -11106,7 +11663,7 @@
         </w:rPr>
         <w:t>Fils de Jahdaï et descendant de Caleb (</w:t>
       </w:r>
-      <w:hyperlink r:id="rId274">
+      <w:hyperlink r:id="rId292">
         <w:r>
           <w:rPr>
             <w:lang w:val="fr_FR" w:bidi="fr_FR"/>
@@ -11180,7 +11737,7 @@
         </w:rPr>
         <w:t>La région la plus au nord explorée par les espions israélites avant leur entrée en Canaan (</w:t>
       </w:r>
-      <w:hyperlink r:id="rId275">
+      <w:hyperlink r:id="rId293">
         <w:r>
           <w:rPr>
             <w:lang w:val="fr_FR" w:bidi="fr_FR"/>
@@ -11198,7 +11755,7 @@
         </w:rPr>
         <w:t>). Ce lieu correspond à l'emplacement de Beth-Rehob (</w:t>
       </w:r>
-      <w:hyperlink r:id="rId276">
+      <w:hyperlink r:id="rId294">
         <w:r>
           <w:rPr>
             <w:lang w:val="fr_FR" w:bidi="fr_FR"/>
@@ -11216,7 +11773,7 @@
         </w:rPr>
         <w:t>). Rehob est également mentionné avec Tsoba et Maaca comme ennemis qui ont combattu contre le roi David pendant la guerre avec les Ammonites (</w:t>
       </w:r>
-      <w:hyperlink r:id="rId277">
+      <w:hyperlink r:id="rId295">
         <w:r>
           <w:rPr>
             <w:lang w:val="fr_FR" w:bidi="fr_FR"/>
@@ -11252,7 +11809,7 @@
         </w:rPr>
         <w:t>Deux villes appartenant à la tribu d'Aser (</w:t>
       </w:r>
-      <w:hyperlink r:id="rId278">
+      <w:hyperlink r:id="rId296">
         <w:r>
           <w:rPr>
             <w:lang w:val="fr_FR" w:bidi="fr_FR"/>
@@ -11270,7 +11827,7 @@
         </w:rPr>
         <w:t>). L'une de ces villes sera donnée aux Lévites de la famille de Guerschon (</w:t>
       </w:r>
-      <w:hyperlink r:id="rId279">
+      <w:hyperlink r:id="rId297">
         <w:r>
           <w:rPr>
             <w:lang w:val="fr_FR" w:bidi="fr_FR"/>
@@ -11288,7 +11845,7 @@
         </w:rPr>
         <w:t>). Elle deviendra une ville de refuge (</w:t>
       </w:r>
-      <w:hyperlink r:id="rId280">
+      <w:hyperlink r:id="rId298">
         <w:r>
           <w:rPr>
             <w:lang w:val="fr_FR" w:bidi="fr_FR"/>
@@ -11306,7 +11863,7 @@
         </w:rPr>
         <w:t>). L'autre ville restera sous le contrôle des Cananéens (</w:t>
       </w:r>
-      <w:hyperlink r:id="rId281">
+      <w:hyperlink r:id="rId299">
         <w:r>
           <w:rPr>
             <w:lang w:val="fr_FR" w:bidi="fr_FR"/>
@@ -11425,7 +11982,7 @@
         </w:rPr>
         <w:t>Roi de Tsoba. Le roi David vaincra son fils, Hadadézer, à l'Euphrate (</w:t>
       </w:r>
-      <w:hyperlink r:id="rId282">
+      <w:hyperlink r:id="rId300">
         <w:r>
           <w:rPr>
             <w:lang w:val="fr_FR" w:bidi="fr_FR"/>
@@ -11461,7 +12018,7 @@
         </w:rPr>
         <w:t>Un des Lévites qui a apposé son nom sur l'accord de l'alliance d'Esdras (</w:t>
       </w:r>
-      <w:hyperlink r:id="rId283">
+      <w:hyperlink r:id="rId301">
         <w:r>
           <w:rPr>
             <w:lang w:val="fr_FR" w:bidi="fr_FR"/>
@@ -11527,7 +12084,7 @@
         </w:rPr>
         <w:t>1. Lieu du troisième puits creusé par Isaac (</w:t>
       </w:r>
-      <w:hyperlink r:id="rId284">
+      <w:hyperlink r:id="rId302">
         <w:r>
           <w:rPr>
             <w:lang w:val="fr_FR" w:bidi="fr_FR"/>
@@ -11559,7 +12116,7 @@
         </w:rPr>
         <w:t>2. Domicile de Saül, un dirigeant édomite (</w:t>
       </w:r>
-      <w:hyperlink r:id="rId285">
+      <w:hyperlink r:id="rId303">
         <w:r>
           <w:rPr>
             <w:lang w:val="fr_FR" w:bidi="fr_FR"/>
@@ -11577,7 +12134,7 @@
         </w:rPr>
         <w:t xml:space="preserve"> ; </w:t>
       </w:r>
-      <w:hyperlink r:id="rId286">
+      <w:hyperlink r:id="rId304">
         <w:r>
           <w:rPr>
             <w:lang w:val="fr_FR" w:bidi="fr_FR"/>
@@ -11676,7 +12233,7 @@
         </w:rPr>
         <w:t>Nom signifiant « larges espaces de la ville ». C'était la deuxième ville construite par Nimrod le chasseur en Assyrie (</w:t>
       </w:r>
-      <w:hyperlink r:id="rId287">
+      <w:hyperlink r:id="rId305">
         <w:r>
           <w:rPr>
             <w:lang w:val="fr_FR" w:bidi="fr_FR"/>
@@ -11742,7 +12299,7 @@
         </w:rPr>
         <w:t>Fils de Péleg et père de Serug, descendant de Sem (</w:t>
       </w:r>
-      <w:hyperlink r:id="rId288">
+      <w:hyperlink r:id="rId306">
         <w:r>
           <w:rPr>
             <w:lang w:val="fr_FR" w:bidi="fr_FR"/>
@@ -11760,7 +12317,7 @@
         </w:rPr>
         <w:t xml:space="preserve"> ; </w:t>
       </w:r>
-      <w:hyperlink r:id="rId289">
+      <w:hyperlink r:id="rId307">
         <w:r>
           <w:rPr>
             <w:lang w:val="fr_FR" w:bidi="fr_FR"/>
@@ -11960,7 +12517,7 @@
         </w:rPr>
         <w:t>2. Commandant perse qui, avec Schimschaï le scribe, écrivra à Artaxerxès 1er, se plaignant du projet de reconstruction du temple des Juifs et promettant de graves conséquences si le projet était achevé. La réponse du roi interrompra la construction jusqu'à la deuxième année du règne de Darius (</w:t>
       </w:r>
-      <w:hyperlink r:id="rId290">
+      <w:hyperlink r:id="rId308">
         <w:r>
           <w:rPr>
             <w:lang w:val="fr_FR" w:bidi="fr_FR"/>
@@ -11992,7 +12549,7 @@
         </w:rPr>
         <w:t>3. Lévite identifié comme le fils de Bani, qui aidera à réparer le mur de Jérusalem sous la direction de Néhémie (</w:t>
       </w:r>
-      <w:hyperlink r:id="rId291">
+      <w:hyperlink r:id="rId309">
         <w:r>
           <w:rPr>
             <w:lang w:val="fr_FR" w:bidi="fr_FR"/>
@@ -12024,7 +12581,7 @@
         </w:rPr>
         <w:t>4. Chef qui apposera son sceau sur l'alliance d'Esdras (</w:t>
       </w:r>
-      <w:hyperlink r:id="rId292">
+      <w:hyperlink r:id="rId310">
         <w:r>
           <w:rPr>
             <w:lang w:val="fr_FR" w:bidi="fr_FR"/>
@@ -12056,7 +12613,7 @@
         </w:rPr>
         <w:t>5. Prêtre qui accompagnera Zorobabel (</w:t>
       </w:r>
-      <w:hyperlink r:id="rId293">
+      <w:hyperlink r:id="rId311">
         <w:r>
           <w:rPr>
             <w:lang w:val="fr_FR" w:bidi="fr_FR"/>
@@ -12147,7 +12704,7 @@
         </w:rPr>
         <w:t>Officier qui a soutenu Salomon lorsqu'Adonija a tenté de devenir roi vers la fin du règne de David (</w:t>
       </w:r>
-      <w:hyperlink r:id="rId294">
+      <w:hyperlink r:id="rId312">
         <w:r>
           <w:rPr>
             <w:lang w:val="fr_FR" w:bidi="fr_FR"/>
@@ -12227,7 +12784,7 @@
         </w:rPr>
         <w:t>Dans l'Israël antique, Dieu ordonne que les reins des animaux sacrificiels, ainsi que leur graisse, soient brûlés en offrandes sur l'autel (</w:t>
       </w:r>
-      <w:hyperlink r:id="rId295">
+      <w:hyperlink r:id="rId313">
         <w:r>
           <w:rPr>
             <w:lang w:val="fr_FR" w:bidi="fr_FR"/>
@@ -12245,7 +12802,7 @@
         </w:rPr>
         <w:t xml:space="preserve"> ; </w:t>
       </w:r>
-      <w:hyperlink r:id="rId296">
+      <w:hyperlink r:id="rId314">
         <w:r>
           <w:rPr>
             <w:lang w:val="fr_FR" w:bidi="fr_FR"/>
@@ -12277,7 +12834,7 @@
         </w:rPr>
         <w:t>La Bible utilise également les reins comme symbole des pensées et des sentiments les plus profonds d'une personne. Les auteurs hébreux mentionnaient souvent les reins aux côtés du cœur et de l'âme pour décrire l'être intérieur ou le caractère profond de quelqu'un (</w:t>
       </w:r>
-      <w:hyperlink r:id="rId297">
+      <w:hyperlink r:id="rId315">
         <w:r>
           <w:rPr>
             <w:lang w:val="fr_FR" w:bidi="fr_FR"/>
@@ -12295,7 +12852,7 @@
         </w:rPr>
         <w:t>). Ils croyaient que les reins étaient le lieu où l'on faisait des choix moraux et réfléchissait profondément à la vie (</w:t>
       </w:r>
-      <w:hyperlink r:id="rId298">
+      <w:hyperlink r:id="rId316">
         <w:r>
           <w:rPr>
             <w:lang w:val="fr_FR" w:bidi="fr_FR"/>
@@ -12313,7 +12870,7 @@
         </w:rPr>
         <w:t xml:space="preserve"> ; </w:t>
       </w:r>
-      <w:hyperlink r:id="rId299">
+      <w:hyperlink r:id="rId317">
         <w:r>
           <w:rPr>
             <w:lang w:val="fr_FR" w:bidi="fr_FR"/>
@@ -12345,7 +12902,7 @@
         </w:rPr>
         <w:t xml:space="preserve">Dans l'Ancien Testament, il est dit que Dieu connaît les pensées les plus profondes de chacun (voir par exemple </w:t>
       </w:r>
-      <w:hyperlink r:id="rId300">
+      <w:hyperlink r:id="rId318">
         <w:r>
           <w:rPr>
             <w:lang w:val="fr_FR" w:bidi="fr_FR"/>
@@ -12363,7 +12920,7 @@
         </w:rPr>
         <w:t xml:space="preserve"> ; </w:t>
       </w:r>
-      <w:hyperlink r:id="rId301">
+      <w:hyperlink r:id="rId319">
         <w:r>
           <w:rPr>
             <w:lang w:val="fr_FR" w:bidi="fr_FR"/>
@@ -12381,7 +12938,7 @@
         </w:rPr>
         <w:t xml:space="preserve"> ; </w:t>
       </w:r>
-      <w:hyperlink r:id="rId302">
+      <w:hyperlink r:id="rId320">
         <w:r>
           <w:rPr>
             <w:lang w:val="fr_FR" w:bidi="fr_FR"/>
@@ -12411,7 +12968,7 @@
         </w:rPr>
         <w:t xml:space="preserve"> » (</w:t>
       </w:r>
-      <w:hyperlink r:id="rId303">
+      <w:hyperlink r:id="rId321">
         <w:r>
           <w:rPr>
             <w:lang w:val="fr_FR" w:bidi="fr_FR"/>
@@ -12491,7 +13048,7 @@
         </w:rPr>
         <w:t>La reine de Séba était la femme la plus riche du monde. Elle l'est devenue après avoir visité la cour luxueuse du roi Salomon (</w:t>
       </w:r>
-      <w:hyperlink r:id="rId304">
+      <w:hyperlink r:id="rId322">
         <w:r>
           <w:rPr>
             <w:lang w:val="fr_FR" w:bidi="fr_FR"/>
@@ -12509,7 +13066,7 @@
         </w:rPr>
         <w:t xml:space="preserve"> ; </w:t>
       </w:r>
-      <w:hyperlink r:id="rId305">
+      <w:hyperlink r:id="rId323">
         <w:r>
           <w:rPr>
             <w:lang w:val="fr_FR" w:bidi="fr_FR"/>
@@ -12527,7 +13084,7 @@
         </w:rPr>
         <w:t xml:space="preserve"> ; </w:t>
       </w:r>
-      <w:hyperlink r:id="rId306">
+      <w:hyperlink r:id="rId324">
         <w:r>
           <w:rPr>
             <w:lang w:val="fr_FR" w:bidi="fr_FR"/>
@@ -12545,7 +13102,7 @@
         </w:rPr>
         <w:t xml:space="preserve">). Elle arrive avec un grand cortège et des chameaux portant de l'or, des bijoux et des épices. Candace, reine d'Éthiopie, est mentionnée dans </w:t>
       </w:r>
-      <w:hyperlink r:id="rId307">
+      <w:hyperlink r:id="rId325">
         <w:r>
           <w:rPr>
             <w:lang w:val="fr_FR" w:bidi="fr_FR"/>
@@ -12577,7 +13134,7 @@
         </w:rPr>
         <w:t>Dans l'histoire juive, Athalie a régné pendant six ans. Elle pensait avoir tué tous les prétendants rivaux au trône dans la famille royale (</w:t>
       </w:r>
-      <w:hyperlink r:id="rId308">
+      <w:hyperlink r:id="rId326">
         <w:r>
           <w:rPr>
             <w:lang w:val="fr_FR" w:bidi="fr_FR"/>
@@ -12595,7 +13152,7 @@
         </w:rPr>
         <w:t>). De plus, Salomé Alexandra a succédé à son mari, Alexandre Jannée, en tant que dirigeante de 76 à 67 av. J.‑C. Une reine consort jouait généralement un rôle mineur. Deux exceptions sont Bath-Schéba (</w:t>
       </w:r>
-      <w:hyperlink r:id="rId309">
+      <w:hyperlink r:id="rId327">
         <w:r>
           <w:rPr>
             <w:lang w:val="fr_FR" w:bidi="fr_FR"/>
@@ -12613,7 +13170,7 @@
         </w:rPr>
         <w:t>) et Jézabel (</w:t>
       </w:r>
-      <w:hyperlink r:id="rId310">
+      <w:hyperlink r:id="rId328">
         <w:r>
           <w:rPr>
             <w:lang w:val="fr_FR" w:bidi="fr_FR"/>
@@ -12645,7 +13202,7 @@
         </w:rPr>
         <w:t xml:space="preserve">La reine mère jouait un rôle puissant. Elle ne se contentait pas de régner sur la maison royale, mais elle était également respectée à la fois par la cour et par le monarque (voir </w:t>
       </w:r>
-      <w:hyperlink r:id="rId311">
+      <w:hyperlink r:id="rId329">
         <w:r>
           <w:rPr>
             <w:lang w:val="fr_FR" w:bidi="fr_FR"/>
@@ -12663,7 +13220,7 @@
         </w:rPr>
         <w:t>). Ses demandes étaient peu susceptibles d'être refusées (</w:t>
       </w:r>
-      <w:hyperlink r:id="rId312">
+      <w:hyperlink r:id="rId330">
         <w:r>
           <w:rPr>
             <w:lang w:val="fr_FR" w:bidi="fr_FR"/>
@@ -12681,7 +13238,7 @@
         </w:rPr>
         <w:t>). En tant que mère du roi, elle était unique. Ses épouses partageaient leur position avec d'autres. Maaca, reine mère d'Abijam, a même conservé son autorité pendant une grande partie du règne de son petit-fils (</w:t>
       </w:r>
-      <w:hyperlink r:id="rId313">
+      <w:hyperlink r:id="rId331">
         <w:r>
           <w:rPr>
             <w:lang w:val="fr_FR" w:bidi="fr_FR"/>
@@ -12699,7 +13256,7 @@
         </w:rPr>
         <w:t xml:space="preserve"> ; </w:t>
       </w:r>
-      <w:hyperlink r:id="rId314">
+      <w:hyperlink r:id="rId332">
         <w:r>
           <w:rPr>
             <w:lang w:val="fr_FR" w:bidi="fr_FR"/>
@@ -12717,7 +13274,7 @@
         </w:rPr>
         <w:t>). La reine mère était couronnée (</w:t>
       </w:r>
-      <w:hyperlink r:id="rId315">
+      <w:hyperlink r:id="rId333">
         <w:r>
           <w:rPr>
             <w:lang w:val="fr_FR" w:bidi="fr_FR"/>
@@ -12735,7 +13292,7 @@
         </w:rPr>
         <w:t>). Bath-Schéba, désormais reine, était suffisamment puissante pour s'asseoir à la droite du roi Salomon (</w:t>
       </w:r>
-      <w:hyperlink r:id="rId316">
+      <w:hyperlink r:id="rId334">
         <w:r>
           <w:rPr>
             <w:lang w:val="fr_FR" w:bidi="fr_FR"/>
@@ -12815,7 +13372,7 @@
         </w:rPr>
         <w:t>La version Louis Segond utilise l'expression « de ses reins » pour désigner les descendants de quelqu'un (</w:t>
       </w:r>
-      <w:hyperlink r:id="rId317">
+      <w:hyperlink r:id="rId335">
         <w:r>
           <w:rPr>
             <w:lang w:val="fr_FR" w:bidi="fr_FR"/>
@@ -12833,7 +13390,7 @@
         </w:rPr>
         <w:t xml:space="preserve"> ; </w:t>
       </w:r>
-      <w:hyperlink r:id="rId318">
+      <w:hyperlink r:id="rId336">
         <w:r>
           <w:rPr>
             <w:lang w:val="fr_FR" w:bidi="fr_FR"/>
@@ -12851,7 +13408,7 @@
         </w:rPr>
         <w:t xml:space="preserve"> ; </w:t>
       </w:r>
-      <w:hyperlink r:id="rId319">
+      <w:hyperlink r:id="rId337">
         <w:r>
           <w:rPr>
             <w:lang w:val="fr_FR" w:bidi="fr_FR"/>
@@ -12869,7 +13426,7 @@
         </w:rPr>
         <w:t xml:space="preserve"> ; </w:t>
       </w:r>
-      <w:hyperlink r:id="rId320">
+      <w:hyperlink r:id="rId338">
         <w:r>
           <w:rPr>
             <w:lang w:val="fr_FR" w:bidi="fr_FR"/>
@@ -12887,7 +13444,7 @@
         </w:rPr>
         <w:t xml:space="preserve">). Le terme « reins » dans ce contexte se réfère à la zone reproductive du corps masculin. Dans la plupart des cas, cela signifie des caractéristiques physiques. Parfois, le terme « reins » se réfère à l'émotion, au pouvoir ou à la force (voir </w:t>
       </w:r>
-      <w:hyperlink r:id="rId321">
+      <w:hyperlink r:id="rId339">
         <w:r>
           <w:rPr>
             <w:lang w:val="fr_FR" w:bidi="fr_FR"/>
@@ -12919,7 +13476,7 @@
         </w:rPr>
         <w:t>Dans les temps anciens, les Hébreux et d'autres peuples du Moyen-Orient attachaient leurs longues robes autour de leur taille avant de marcher sur de longues distances (</w:t>
       </w:r>
-      <w:hyperlink r:id="rId322">
+      <w:hyperlink r:id="rId340">
         <w:r>
           <w:rPr>
             <w:lang w:val="fr_FR" w:bidi="fr_FR"/>
@@ -12937,7 +13494,7 @@
         </w:rPr>
         <w:t xml:space="preserve"> ; </w:t>
       </w:r>
-      <w:hyperlink r:id="rId323">
+      <w:hyperlink r:id="rId341">
         <w:r>
           <w:rPr>
             <w:lang w:val="fr_FR" w:bidi="fr_FR"/>
@@ -12955,7 +13512,7 @@
         </w:rPr>
         <w:t xml:space="preserve"> ; </w:t>
       </w:r>
-      <w:hyperlink r:id="rId324">
+      <w:hyperlink r:id="rId342">
         <w:r>
           <w:rPr>
             <w:lang w:val="fr_FR" w:bidi="fr_FR"/>
@@ -12973,7 +13530,7 @@
         </w:rPr>
         <w:t>). Cela facilitait la marche ou la course. Dans le Nouveau Testament, lorsqu'une personne est décrite comme ayant ses vêtements attachés autour de la taille, cela signifie qu'elle était prête pour l'action ou la bataille (</w:t>
       </w:r>
-      <w:hyperlink r:id="rId325">
+      <w:hyperlink r:id="rId343">
         <w:r>
           <w:rPr>
             <w:lang w:val="fr_FR" w:bidi="fr_FR"/>
@@ -12991,7 +13548,7 @@
         </w:rPr>
         <w:t>). La Bible utilise également cette image comme symbole. Lorsqu'elle parle de « ceindre les reins », cela signifie se tenir prêt et avoir de la maîtrise de soi (</w:t>
       </w:r>
-      <w:hyperlink r:id="rId326">
+      <w:hyperlink r:id="rId344">
         <w:r>
           <w:rPr>
             <w:lang w:val="fr_FR" w:bidi="fr_FR"/>
@@ -13009,7 +13566,7 @@
         </w:rPr>
         <w:t xml:space="preserve"> ; </w:t>
       </w:r>
-      <w:hyperlink r:id="rId327">
+      <w:hyperlink r:id="rId345">
         <w:r>
           <w:rPr>
             <w:lang w:val="fr_FR" w:bidi="fr_FR"/>
@@ -13075,7 +13632,7 @@
         </w:rPr>
         <w:t>Petit-fils de Manassé (</w:t>
       </w:r>
-      <w:hyperlink r:id="rId328">
+      <w:hyperlink r:id="rId346">
         <w:r>
           <w:rPr>
             <w:lang w:val="fr_FR" w:bidi="fr_FR"/>
@@ -13141,7 +13698,7 @@
         </w:rPr>
         <w:t>Une des vingt-six villes attribuées à la tribu de Benjamin en héritage (</w:t>
       </w:r>
-      <w:hyperlink r:id="rId329">
+      <w:hyperlink r:id="rId347">
         <w:r>
           <w:rPr>
             <w:lang w:val="fr_FR" w:bidi="fr_FR"/>
@@ -13269,7 +13826,7 @@
         </w:rPr>
         <w:t>Fils d'Hébron, un descendant de Caleb. Rékem était le père de Schammaï (</w:t>
       </w:r>
-      <w:hyperlink r:id="rId330">
+      <w:hyperlink r:id="rId348">
         <w:r>
           <w:rPr>
             <w:lang w:val="fr_FR" w:bidi="fr_FR"/>
@@ -13335,7 +13892,7 @@
         </w:rPr>
         <w:t>Père du roi Pékach d'Israël (737 à 732 av. J.‑C.). Pékach a pris le pouvoir en tuant secrètement le roi précédent (</w:t>
       </w:r>
-      <w:hyperlink r:id="rId331">
+      <w:hyperlink r:id="rId349">
         <w:r>
           <w:rPr>
             <w:lang w:val="fr_FR" w:bidi="fr_FR"/>
@@ -13353,7 +13910,7 @@
         </w:rPr>
         <w:t>). Plus tard, il attaquera Jérusalem avec son armée (</w:t>
       </w:r>
-      <w:hyperlink r:id="rId332">
+      <w:hyperlink r:id="rId350">
         <w:r>
           <w:rPr>
             <w:lang w:val="fr_FR" w:bidi="fr_FR"/>
@@ -13419,7 +13976,7 @@
         </w:rPr>
         <w:t>Ville frontalière dans le territoire d'Issacar (</w:t>
       </w:r>
-      <w:hyperlink r:id="rId333">
+      <w:hyperlink r:id="rId351">
         <w:r>
           <w:rPr>
             <w:lang w:val="fr_FR" w:bidi="fr_FR"/>
@@ -13536,7 +14093,7 @@
         </w:rPr>
         <w:t xml:space="preserve">Divinité païenne mentionnée par Étienne dans </w:t>
       </w:r>
-      <w:hyperlink r:id="rId334">
+      <w:hyperlink r:id="rId352">
         <w:r>
           <w:rPr>
             <w:lang w:val="fr_FR" w:bidi="fr_FR"/>
@@ -13554,7 +14111,7 @@
         </w:rPr>
         <w:t xml:space="preserve"> (NBS « Raiphân »; TOB2010, NFC « Rephân »; BDS « Rompha »). Étienne a cité le texte d'</w:t>
       </w:r>
-      <w:hyperlink r:id="rId335">
+      <w:hyperlink r:id="rId353">
         <w:r>
           <w:rPr>
             <w:lang w:val="fr_FR" w:bidi="fr_FR"/>
@@ -13613,7 +14170,7 @@
         </w:rPr>
         <w:t>Certains experts soutiennent qu'</w:t>
       </w:r>
-      <w:hyperlink r:id="rId335">
+      <w:hyperlink r:id="rId353">
         <w:r>
           <w:rPr>
             <w:lang w:val="fr_FR" w:bidi="fr_FR"/>
@@ -13704,7 +14261,7 @@
         </w:rPr>
         <w:t>Au Proche-Orient ancien, on prenait ordinairement deux repas par jour. Le premier était à midi et était mangé dans les champs par les ouvriers. Il incluait des petites galettes, du pain plat, des figues, des olives et parfois du fromage de chèvre ou du fromage caillé. C'était un petit repas qui servait à se reposer de la chaleur et du travail (</w:t>
       </w:r>
-      <w:hyperlink r:id="rId336">
+      <w:hyperlink r:id="rId354">
         <w:r>
           <w:rPr>
             <w:lang w:val="fr_FR" w:bidi="fr_FR"/>
@@ -13722,7 +14279,7 @@
         </w:rPr>
         <w:t>). À l'époque biblique, les gens ne prenaient en général pas le petit-déjeuner. Celui-ci est rarement mentionné dans la Bible (</w:t>
       </w:r>
-      <w:hyperlink r:id="rId337">
+      <w:hyperlink r:id="rId355">
         <w:r>
           <w:rPr>
             <w:lang w:val="fr_FR" w:bidi="fr_FR"/>
@@ -13740,7 +14297,7 @@
         </w:rPr>
         <w:t xml:space="preserve"> ; </w:t>
       </w:r>
-      <w:hyperlink r:id="rId338">
+      <w:hyperlink r:id="rId356">
         <w:r>
           <w:rPr>
             <w:lang w:val="fr_FR" w:bidi="fr_FR"/>
@@ -13822,7 +14379,7 @@
         </w:rPr>
         <w:t>Les familles mangeaient ensemble. Elles étaient généralement assises par terre et se servaient d'un tapis à la place d'une table (</w:t>
       </w:r>
-      <w:hyperlink r:id="rId339">
+      <w:hyperlink r:id="rId357">
         <w:r>
           <w:rPr>
             <w:lang w:val="fr_FR" w:bidi="fr_FR"/>
@@ -13840,7 +14397,7 @@
         </w:rPr>
         <w:t>). Plus tard, les familles israélites ont adopté des coutumes cananéennes et se sont mises à utiliser des chaises et de petites tables (</w:t>
       </w:r>
-      <w:hyperlink r:id="rId340">
+      <w:hyperlink r:id="rId358">
         <w:r>
           <w:rPr>
             <w:lang w:val="fr_FR" w:bidi="fr_FR"/>
@@ -13858,7 +14415,7 @@
         </w:rPr>
         <w:t xml:space="preserve">; </w:t>
       </w:r>
-      <w:hyperlink r:id="rId341">
+      <w:hyperlink r:id="rId359">
         <w:r>
           <w:rPr>
             <w:lang w:val="fr_FR" w:bidi="fr_FR"/>
@@ -13876,7 +14433,7 @@
         </w:rPr>
         <w:t xml:space="preserve">; </w:t>
       </w:r>
-      <w:hyperlink r:id="rId342">
+      <w:hyperlink r:id="rId360">
         <w:r>
           <w:rPr>
             <w:lang w:val="fr_FR" w:bidi="fr_FR"/>
@@ -13908,7 +14465,7 @@
         </w:rPr>
         <w:t xml:space="preserve">À l'époque du Nouveau Testament (NT), il y avait parfois une salle à manger dans une pièce séparée à l'étage des maisons. Les invités s'allongeaient en s'appuyant sur leur coude gauche pour manger et discuter. L'ordre de placement à table était très important et rigoureusement observé lors de repas importants. La place d'honneur était du côté droit par rapport à la porte d'où entraient les serviteurs. La place la moins importance était à leur gauche (voir </w:t>
       </w:r>
-      <w:hyperlink r:id="rId343">
+      <w:hyperlink r:id="rId361">
         <w:r>
           <w:rPr>
             <w:lang w:val="fr_FR" w:bidi="fr_FR"/>
@@ -13926,7 +14483,7 @@
         </w:rPr>
         <w:t xml:space="preserve"> ; </w:t>
       </w:r>
-      <w:hyperlink r:id="rId344">
+      <w:hyperlink r:id="rId362">
         <w:r>
           <w:rPr>
             <w:lang w:val="fr_FR" w:bidi="fr_FR"/>
@@ -13944,7 +14501,7 @@
         </w:rPr>
         <w:t xml:space="preserve"> ; </w:t>
       </w:r>
-      <w:hyperlink r:id="rId345">
+      <w:hyperlink r:id="rId363">
         <w:r>
           <w:rPr>
             <w:lang w:val="fr_FR" w:bidi="fr_FR"/>
@@ -13962,7 +14519,7 @@
         </w:rPr>
         <w:t xml:space="preserve"> ; </w:t>
       </w:r>
-      <w:hyperlink r:id="rId346">
+      <w:hyperlink r:id="rId364">
         <w:r>
           <w:rPr>
             <w:lang w:val="fr_FR" w:bidi="fr_FR"/>
@@ -13980,7 +14537,7 @@
         </w:rPr>
         <w:t xml:space="preserve"> ; </w:t>
       </w:r>
-      <w:hyperlink r:id="rId347">
+      <w:hyperlink r:id="rId365">
         <w:r>
           <w:rPr>
             <w:lang w:val="fr_FR" w:bidi="fr_FR"/>
@@ -14055,7 +14612,7 @@
         </w:rPr>
         <w:t>Ses disciples et lui sont invités à un festin de mariage à Cana en Galilée (</w:t>
       </w:r>
-      <w:hyperlink r:id="rId348">
+      <w:hyperlink r:id="rId366">
         <w:r>
           <w:rPr>
             <w:lang w:val="fr_FR" w:bidi="fr_FR"/>
@@ -14091,7 +14648,7 @@
         </w:rPr>
         <w:t>Il participe à un repas chez Matthieu où des publicains et des gens de mauvaise vie viennent l'entendre (</w:t>
       </w:r>
-      <w:hyperlink r:id="rId349">
+      <w:hyperlink r:id="rId367">
         <w:r>
           <w:rPr>
             <w:lang w:val="fr_FR" w:bidi="fr_FR"/>
@@ -14127,7 +14684,7 @@
         </w:rPr>
         <w:t>Jésus est invité à manger par Simon, un pharisien (</w:t>
       </w:r>
-      <w:hyperlink r:id="rId350">
+      <w:hyperlink r:id="rId368">
         <w:r>
           <w:rPr>
             <w:lang w:val="fr_FR" w:bidi="fr_FR"/>
@@ -14163,7 +14720,7 @@
         </w:rPr>
         <w:t>Quand il voit Zachée perché dans un arbre pour le voir passer, Jésus lui dit : « hâte-toi de descendre ; car il faut que je demeure aujourd’hui dans ta maison » (</w:t>
       </w:r>
-      <w:hyperlink r:id="rId351">
+      <w:hyperlink r:id="rId369">
         <w:r>
           <w:rPr>
             <w:lang w:val="fr_FR" w:bidi="fr_FR"/>
@@ -14199,7 +14756,7 @@
         </w:rPr>
         <w:t>Jésus est aussi invité plus d'une fois chez Marthe, Marie et Lazare à Béthanie (</w:t>
       </w:r>
-      <w:hyperlink r:id="rId352">
+      <w:hyperlink r:id="rId370">
         <w:r>
           <w:rPr>
             <w:lang w:val="fr_FR" w:bidi="fr_FR"/>
@@ -14217,7 +14774,7 @@
         </w:rPr>
         <w:t xml:space="preserve"> ; </w:t>
       </w:r>
-      <w:hyperlink r:id="rId353">
+      <w:hyperlink r:id="rId371">
         <w:r>
           <w:rPr>
             <w:lang w:val="fr_FR" w:bidi="fr_FR"/>
@@ -14274,7 +14831,7 @@
         </w:rPr>
         <w:t>Deux repas sont particulièrement importants pour le peuple de Dieu dans la Bible. Le premier concerne l'ancienne alliance et l'autre la nouvelle alliance, et les deux célèbrent le salut de Dieu. Dans l'Ancien Testament, Dieu avait commandé aux Israélites d'observer la Pâque au moment du départ d'Égypte (</w:t>
       </w:r>
-      <w:hyperlink r:id="rId354">
+      <w:hyperlink r:id="rId372">
         <w:r>
           <w:rPr>
             <w:lang w:val="fr_FR" w:bidi="fr_FR"/>
@@ -14306,7 +14863,7 @@
         </w:rPr>
         <w:t>Dans la Bible, d'autres repas religieux avaient une grande importance.</w:t>
       </w:r>
-      <w:hyperlink r:id="rId355">
+      <w:hyperlink r:id="rId373">
         <w:r>
           <w:rPr>
             <w:lang w:val="fr_FR" w:bidi="fr_FR"/>
@@ -14324,7 +14881,7 @@
         </w:rPr>
         <w:t>Par exemple, les Israélites mangeaient souvent des repas pour célébrer Dieu quand ils amenaient leurs offrandes (</w:t>
       </w:r>
-      <w:hyperlink r:id="rId355">
+      <w:hyperlink r:id="rId373">
         <w:r>
           <w:rPr>
             <w:lang w:val="fr_FR" w:bidi="fr_FR"/>
@@ -14342,7 +14899,7 @@
         </w:rPr>
         <w:t>. La Bible promet aussi qu'il y aura un grand festin dans le royaume de Dieu (</w:t>
       </w:r>
-      <w:hyperlink r:id="rId356">
+      <w:hyperlink r:id="rId374">
         <w:r>
           <w:rPr>
             <w:lang w:val="fr_FR" w:bidi="fr_FR"/>
@@ -14360,7 +14917,7 @@
         </w:rPr>
         <w:t xml:space="preserve">; </w:t>
       </w:r>
-      <w:hyperlink r:id="rId357">
+      <w:hyperlink r:id="rId375">
         <w:r>
           <w:rPr>
             <w:lang w:val="fr_FR" w:bidi="fr_FR"/>
@@ -14378,7 +14935,7 @@
         </w:rPr>
         <w:t xml:space="preserve">; </w:t>
       </w:r>
-      <w:hyperlink r:id="rId358">
+      <w:hyperlink r:id="rId376">
         <w:r>
           <w:rPr>
             <w:lang w:val="fr_FR" w:bidi="fr_FR"/>
@@ -14513,7 +15070,7 @@
         </w:rPr>
         <w:t>Père de Réscheph de la tribu d'Éphraïm (</w:t>
       </w:r>
-      <w:hyperlink r:id="rId359">
+      <w:hyperlink r:id="rId377">
         <w:r>
           <w:rPr>
             <w:lang w:val="fr_FR" w:bidi="fr_FR"/>
@@ -14579,7 +15136,7 @@
         </w:rPr>
         <w:t>Fils de Schemaeja et gardien du temple à l'époque de David (</w:t>
       </w:r>
-      <w:hyperlink r:id="rId360">
+      <w:hyperlink r:id="rId378">
         <w:r>
           <w:rPr>
             <w:lang w:val="fr_FR" w:bidi="fr_FR"/>
@@ -14679,7 +15236,7 @@
         </w:rPr>
         <w:t xml:space="preserve"> (</w:t>
       </w:r>
-      <w:hyperlink r:id="rId361">
+      <w:hyperlink r:id="rId379">
         <w:r>
           <w:rPr>
             <w:lang w:val="fr_FR" w:bidi="fr_FR"/>
@@ -14697,7 +15254,7 @@
         </w:rPr>
         <w:t xml:space="preserve"> ; </w:t>
       </w:r>
-      <w:hyperlink r:id="rId362">
+      <w:hyperlink r:id="rId380">
         <w:r>
           <w:rPr>
             <w:lang w:val="fr_FR" w:bidi="fr_FR"/>
@@ -14715,7 +15272,7 @@
         </w:rPr>
         <w:t xml:space="preserve"> ; </w:t>
       </w:r>
-      <w:hyperlink r:id="rId363">
+      <w:hyperlink r:id="rId381">
         <w:r>
           <w:rPr>
             <w:lang w:val="fr_FR" w:bidi="fr_FR"/>
@@ -14733,7 +15290,7 @@
         </w:rPr>
         <w:t>). Les Rephaïm du monde souterrain souffraient (</w:t>
       </w:r>
-      <w:hyperlink r:id="rId364">
+      <w:hyperlink r:id="rId382">
         <w:r>
           <w:rPr>
             <w:lang w:val="fr_FR" w:bidi="fr_FR"/>
@@ -14751,7 +15308,7 @@
         </w:rPr>
         <w:t>). Ils étaient séparés de Dieu (</w:t>
       </w:r>
-      <w:hyperlink r:id="rId365">
+      <w:hyperlink r:id="rId383">
         <w:r>
           <w:rPr>
             <w:lang w:val="fr_FR" w:bidi="fr_FR"/>
@@ -14769,7 +15326,7 @@
         </w:rPr>
         <w:t>). Ils étaient également séparés de tous les vivants (</w:t>
       </w:r>
-      <w:hyperlink r:id="rId366">
+      <w:hyperlink r:id="rId384">
         <w:r>
           <w:rPr>
             <w:lang w:val="fr_FR" w:bidi="fr_FR"/>
@@ -14787,7 +15344,7 @@
         </w:rPr>
         <w:t>). Ils sont faibles et semblables à des ombres, pas forts comme les vivants (</w:t>
       </w:r>
-      <w:hyperlink r:id="rId367">
+      <w:hyperlink r:id="rId385">
         <w:r>
           <w:rPr>
             <w:lang w:val="fr_FR" w:bidi="fr_FR"/>
@@ -14836,7 +15393,7 @@
         </w:rPr>
         <w:t xml:space="preserve"> désigne également un groupe de personnes très grandes et fortes qui vivaient dans le pays de Canaan à l'époque d'Abraham. Avec d'autres groupes anciens comme les Zuzim, les Emim et les Horites, ils ont été vaincus par Kedorlaomer et ses alliés (</w:t>
       </w:r>
-      <w:hyperlink r:id="rId368">
+      <w:hyperlink r:id="rId386">
         <w:r>
           <w:rPr>
             <w:lang w:val="fr_FR" w:bidi="fr_FR"/>
@@ -14854,7 +15411,7 @@
         </w:rPr>
         <w:t>). Ils faisaient partie des neuf nations vivant en Palestine à l'époque où l'Éternel promet de donner le pays aux descendants d'Abraham (</w:t>
       </w:r>
-      <w:hyperlink r:id="rId369">
+      <w:hyperlink r:id="rId387">
         <w:r>
           <w:rPr>
             <w:lang w:val="fr_FR" w:bidi="fr_FR"/>
@@ -14879,7 +15436,7 @@
         </w:rPr>
         <w:t>D'autres nations leur donnaient des noms différents. Les Moabites les appelaient les Emim, et les Ammonites les appelaient les Zamzummim. Ces groupes étaient aussi grands de taille que les Anakim, un autre groupe de géants (</w:t>
       </w:r>
-      <w:hyperlink r:id="rId370">
+      <w:hyperlink r:id="rId388">
         <w:r>
           <w:rPr>
             <w:lang w:val="fr_FR" w:bidi="fr_FR"/>
@@ -14922,7 +15479,7 @@
         </w:rPr>
         <w:t xml:space="preserve"> ; </w:t>
       </w:r>
-      <w:hyperlink r:id="rId371">
+      <w:hyperlink r:id="rId389">
         <w:r>
           <w:rPr>
             <w:lang w:val="fr_FR" w:bidi="fr_FR"/>
@@ -14940,7 +15497,7 @@
         </w:rPr>
         <w:t xml:space="preserve"> ; </w:t>
       </w:r>
-      <w:hyperlink r:id="rId372">
+      <w:hyperlink r:id="rId390">
         <w:r>
           <w:rPr>
             <w:lang w:val="fr_FR" w:bidi="fr_FR"/>
@@ -14958,7 +15515,7 @@
         </w:rPr>
         <w:t>). Certains des géants qui ont combattu avec les Philistins pourraient provenir des Rephaïm (</w:t>
       </w:r>
-      <w:hyperlink r:id="rId373">
+      <w:hyperlink r:id="rId391">
         <w:r>
           <w:rPr>
             <w:lang w:val="fr_FR" w:bidi="fr_FR"/>
@@ -14976,7 +15533,7 @@
         </w:rPr>
         <w:t xml:space="preserve"> ; </w:t>
       </w:r>
-      <w:hyperlink r:id="rId374">
+      <w:hyperlink r:id="rId392">
         <w:r>
           <w:rPr>
             <w:lang w:val="fr_FR" w:bidi="fr_FR"/>
@@ -15068,7 +15625,7 @@
         </w:rPr>
         <w:t>1. Fils d'Ésaïe et descendant de Salomon (</w:t>
       </w:r>
-      <w:hyperlink r:id="rId375">
+      <w:hyperlink r:id="rId393">
         <w:r>
           <w:rPr>
             <w:lang w:val="fr_FR" w:bidi="fr_FR"/>
@@ -15100,7 +15657,7 @@
         </w:rPr>
         <w:t>2. Fils de Jessé et capitaine de la tribu de Siméon qui conduira cinq cents Israélites pour détruire les Amalécites au mont Séir (</w:t>
       </w:r>
-      <w:hyperlink r:id="rId376">
+      <w:hyperlink r:id="rId394">
         <w:r>
           <w:rPr>
             <w:lang w:val="fr_FR" w:bidi="fr_FR"/>
@@ -15132,7 +15689,7 @@
         </w:rPr>
         <w:t>3. Le fils de Thola est guerrier de la tribu d'Issacar à l'époque de David (</w:t>
       </w:r>
-      <w:hyperlink r:id="rId377">
+      <w:hyperlink r:id="rId395">
         <w:r>
           <w:rPr>
             <w:lang w:val="fr_FR" w:bidi="fr_FR"/>
@@ -15164,7 +15721,7 @@
         </w:rPr>
         <w:t>4. Fils de Binéa et père d'Éléasa, un descendant de Saül (</w:t>
       </w:r>
-      <w:hyperlink r:id="rId378">
+      <w:hyperlink r:id="rId396">
         <w:r>
           <w:rPr>
             <w:lang w:val="fr_FR" w:bidi="fr_FR"/>
@@ -15214,7 +15771,7 @@
         </w:rPr>
         <w:t>5. Fils d'Hur, qui a travaillé sur le mur de Jérusalem pendant les jours de Néhémie (</w:t>
       </w:r>
-      <w:hyperlink r:id="rId379">
+      <w:hyperlink r:id="rId397">
         <w:r>
           <w:rPr>
             <w:lang w:val="fr_FR" w:bidi="fr_FR"/>
@@ -15280,7 +15837,7 @@
         </w:rPr>
         <w:t>Orthographes diverses, dans certaines traductions françaises, de Remphan, une divinité païenne mentionnée dans (</w:t>
       </w:r>
-      <w:hyperlink r:id="rId334">
+      <w:hyperlink r:id="rId352">
         <w:r>
           <w:rPr>
             <w:lang w:val="fr_FR" w:bidi="fr_FR"/>
@@ -15379,7 +15936,7 @@
         </w:rPr>
         <w:t xml:space="preserve">Lieu où les Israélites ont campé pendant leur voyage à travers le désert après avoir quitté l'Égypte. </w:t>
       </w:r>
-      <w:hyperlink r:id="rId380">
+      <w:hyperlink r:id="rId398">
         <w:r>
           <w:rPr>
             <w:lang w:val="fr_FR" w:bidi="fr_FR"/>
@@ -15397,7 +15954,7 @@
         </w:rPr>
         <w:t xml:space="preserve"> nous indique que Rephidim était l'endroit où les Israélites se sont arrêtés après avoir traversé le désert de Sin. </w:t>
       </w:r>
-      <w:hyperlink r:id="rId381">
+      <w:hyperlink r:id="rId399">
         <w:r>
           <w:rPr>
             <w:lang w:val="fr_FR" w:bidi="fr_FR"/>
@@ -15429,7 +15986,7 @@
         </w:rPr>
         <w:t>Plusieurs événements se sont produits à Rephidim pendant les voyages des Israélites dans le désert. À leur arrivée à Rephidim, les Israélites ont découvert qu'il n'y avait pas d'eau à boire. Suivant les instructions de Dieu, Moïse frappera un rocher à Horeb avec son bâton, et de l'eau en jaillira pour que tout le monde puisse boire. Cependant, Moïse renommera Rephidim en « Massa » (ce qui signifie « épreuve ») et « Meriba » (ce qui signifie « querelle ») du fait que les Israélites avaient douté que Dieu était avec eux et pourvoirait à leurs besoins (</w:t>
       </w:r>
-      <w:hyperlink r:id="rId382">
+      <w:hyperlink r:id="rId400">
         <w:r>
           <w:rPr>
             <w:lang w:val="fr_FR" w:bidi="fr_FR"/>
@@ -15568,7 +16125,7 @@
         </w:rPr>
         <w:t xml:space="preserve"> » (</w:t>
       </w:r>
-      <w:hyperlink r:id="rId383">
+      <w:hyperlink r:id="rId401">
         <w:r>
           <w:rPr>
             <w:lang w:val="fr_FR" w:bidi="fr_FR"/>
@@ -15586,7 +16143,7 @@
         </w:rPr>
         <w:t>). Cet événement constitue le fondement du sabbat hébreu, un jour de repos hebdomadaire. Le mot « sabbat » lui-même signifie repos en hébreu. L'idée de se reposer le septième jour est considérée comme faisant partie de l'ordre de la Création. Le quatrième commandement dit de garder le sabbat pour Dieu. Travaillez seulement six jours. Dieu a tout fait en six jours et s'est reposé le septième (</w:t>
       </w:r>
-      <w:hyperlink r:id="rId384">
+      <w:hyperlink r:id="rId402">
         <w:r>
           <w:rPr>
             <w:lang w:val="fr_FR" w:bidi="fr_FR"/>
@@ -15618,7 +16175,7 @@
         </w:rPr>
         <w:t xml:space="preserve">L'idée biblique du repos ne concerne pas seulement le passé (la Création) et le présent (le repos hebdomadaire). Elle concerne aussi l'avenir. Ce repos futur est symbolisé par le voyage des Israélites sous la direction de Moïse, de l'esclavage en Égypte vers le « repos » de la Terre Promise. Ils atteindront ce repos sous Josué, qui les a conduits dans le pays et les y a installés (voir </w:t>
       </w:r>
-      <w:hyperlink r:id="rId385">
+      <w:hyperlink r:id="rId403">
         <w:r>
           <w:rPr>
             <w:lang w:val="fr_FR" w:bidi="fr_FR"/>
@@ -15650,7 +16207,7 @@
         </w:rPr>
         <w:t>Les quarante années d'errance dans le désert signifiaient que les adultes qui avaient quitté l'Égypte avec Moïse ne sont pas entrés dans la Terre Promise. Ils ont attiré ce jugement sur eux-mêmes en raison de leur ingratitude et de leur rébellion (</w:t>
       </w:r>
-      <w:hyperlink r:id="rId386">
+      <w:hyperlink r:id="rId404">
         <w:r>
           <w:rPr>
             <w:lang w:val="fr_FR" w:bidi="fr_FR"/>
@@ -15668,7 +16225,7 @@
         </w:rPr>
         <w:t>). Des siècles plus tard, Dieu a averti leurs descendants, leur disant de ne pas avoir le cœur endurci, sans quoi ils pourraient passer à côté de son repos. « Si vous pouviez écouter aujourd’hui sa voix ! N’endurcissez pas votre cœur » (</w:t>
       </w:r>
-      <w:hyperlink r:id="rId387">
+      <w:hyperlink r:id="rId405">
         <w:r>
           <w:rPr>
             <w:lang w:val="fr_FR" w:bidi="fr_FR"/>
@@ -15686,7 +16243,7 @@
         </w:rPr>
         <w:t>). L'auteur de l'Épître aux Hébreux cite ce passage (</w:t>
       </w:r>
-      <w:hyperlink r:id="rId388">
+      <w:hyperlink r:id="rId406">
         <w:r>
           <w:rPr>
             <w:lang w:val="fr_FR" w:bidi="fr_FR"/>
@@ -15704,7 +16261,7 @@
         </w:rPr>
         <w:t xml:space="preserve"> ; </w:t>
       </w:r>
-      <w:hyperlink r:id="rId389">
+      <w:hyperlink r:id="rId407">
         <w:r>
           <w:rPr>
             <w:lang w:val="fr_FR" w:bidi="fr_FR"/>
@@ -15722,7 +16279,7 @@
         </w:rPr>
         <w:t>) pour montrer que le repos de Dieu n'est pas seulement une partie de l'histoire. La promesse d'entrer dans son repos est toujours ouverte. Le mot « aujourd'hui » montre que le jour de la grâce est toujours là : « Car, si Josué leur eût donné le repos, il ne parlerait pas après cela d’un autre jour. Il y a donc un repos de sabbat réservé au peuple de Dieu » (</w:t>
       </w:r>
-      <w:hyperlink r:id="rId390">
+      <w:hyperlink r:id="rId408">
         <w:r>
           <w:rPr>
             <w:lang w:val="fr_FR" w:bidi="fr_FR"/>
@@ -15754,7 +16311,7 @@
         </w:rPr>
         <w:t>Tous sont invités à entrer dans le repos de Dieu. Le sabbat hebdomadaire est un rappel et un reflet de ce repos. Le repos que les Israélites ont trouvé dans la Terre Promise après leur errance est un symbole du repos éternel de Dieu. Son peuple y participera. Le repos que Christ offre à ceux qui viennent à lui (</w:t>
       </w:r>
-      <w:hyperlink r:id="rId391">
+      <w:hyperlink r:id="rId409">
         <w:r>
           <w:rPr>
             <w:lang w:val="fr_FR" w:bidi="fr_FR"/>
@@ -15796,7 +16353,7 @@
         </w:rPr>
         <w:t xml:space="preserve"> » (</w:t>
       </w:r>
-      <w:hyperlink r:id="rId392">
+      <w:hyperlink r:id="rId205">
         <w:r>
           <w:rPr>
             <w:lang w:val="fr_FR" w:bidi="fr_FR"/>
@@ -15814,7 +16371,7 @@
         </w:rPr>
         <w:t>). Mais l'accomplissement complet de ce repos se produira lorsque le Christ reviendra. C'est là que tous ceux qui lui appartiennent refléteront pleinement sa ressemblance (</w:t>
       </w:r>
-      <w:hyperlink r:id="rId393">
+      <w:hyperlink r:id="rId410">
         <w:r>
           <w:rPr>
             <w:lang w:val="fr_FR" w:bidi="fr_FR"/>
@@ -15832,7 +16389,7 @@
         </w:rPr>
         <w:t>). Le salut sera complet. Ils obtiendront des corps impérissables et glorifiés (</w:t>
       </w:r>
-      <w:hyperlink r:id="rId394">
+      <w:hyperlink r:id="rId411">
         <w:r>
           <w:rPr>
             <w:lang w:val="fr_FR" w:bidi="fr_FR"/>
@@ -15850,7 +16407,7 @@
         </w:rPr>
         <w:t>). Une création renouvelée où habite la justice sera établie (</w:t>
       </w:r>
-      <w:hyperlink r:id="rId395">
+      <w:hyperlink r:id="rId412">
         <w:r>
           <w:rPr>
             <w:lang w:val="fr_FR" w:bidi="fr_FR"/>
@@ -15882,7 +16439,7 @@
         </w:rPr>
         <w:t>Ce moment sera le point culminant de l'histoire et celui où le peuple de Dieu entrera pleinement dans son repos éternel. La rédemption de Christ, acquise sur la croix, sera achevée. Ceci apportera repos et liberté de tout péché et signifie également la liberté de toute tristesse, toute douleur et toute mort (</w:t>
       </w:r>
-      <w:hyperlink r:id="rId396">
+      <w:hyperlink r:id="rId413">
         <w:r>
           <w:rPr>
             <w:lang w:val="fr_FR" w:bidi="fr_FR"/>
@@ -15900,7 +16457,7 @@
         </w:rPr>
         <w:t xml:space="preserve"> ; </w:t>
       </w:r>
-      <w:hyperlink r:id="rId397">
+      <w:hyperlink r:id="rId414">
         <w:r>
           <w:rPr>
             <w:lang w:val="fr_FR" w:bidi="fr_FR"/>
@@ -15918,7 +16475,7 @@
         </w:rPr>
         <w:t xml:space="preserve">). De plus, l'humanité s'étendra à toute la création de Dieu. Elle sera perfectionnée comme initialement prévu (voir </w:t>
       </w:r>
-      <w:hyperlink r:id="rId398">
+      <w:hyperlink r:id="rId415">
         <w:r>
           <w:rPr>
             <w:lang w:val="fr_FR" w:bidi="fr_FR"/>
@@ -15950,7 +16507,7 @@
         </w:rPr>
         <w:t>Le repos ne signifie pas l'inactivité. Dieu s'est reposé de l'œuvre de la Création, mais il demeure actif. Il soutient tout ce qu'il a créé. Il exerce à la fois un jugement juste et un salut gracieux. Jésus-Christ, par sa vie, sa mort, sa résurrection et sa glorification, est Dieu en action (</w:t>
       </w:r>
-      <w:hyperlink r:id="rId399">
+      <w:hyperlink r:id="rId416">
         <w:r>
           <w:rPr>
             <w:lang w:val="fr_FR" w:bidi="fr_FR"/>
@@ -15992,7 +16549,7 @@
         </w:rPr>
         <w:t xml:space="preserve"> » (</w:t>
       </w:r>
-      <w:hyperlink r:id="rId400">
+      <w:hyperlink r:id="rId417">
         <w:r>
           <w:rPr>
             <w:lang w:val="fr_FR" w:bidi="fr_FR"/>
@@ -16024,7 +16581,7 @@
         </w:rPr>
         <w:t xml:space="preserve">En conséquence, tout ce sur quoi un chrétien se repose lui permettra d'être joyeusement et continuellement actif dans le service de Dieu, le Créateur et Rédempteur. En parfaite harmonie avec toutes les œuvres de Dieu, le chrétien louera et servira joyeusement le Dieu trinitaire. Sa joie sera complète, sans aucun manque ni besoin d'amélioration (voir </w:t>
       </w:r>
-      <w:hyperlink r:id="rId401">
+      <w:hyperlink r:id="rId418">
         <w:r>
           <w:rPr>
             <w:lang w:val="fr_FR" w:bidi="fr_FR"/>
@@ -16042,7 +16599,7 @@
         </w:rPr>
         <w:t xml:space="preserve"> ; </w:t>
       </w:r>
-      <w:hyperlink r:id="rId402">
+      <w:hyperlink r:id="rId419">
         <w:r>
           <w:rPr>
             <w:lang w:val="fr_FR" w:bidi="fr_FR"/>
@@ -16060,7 +16617,7 @@
         </w:rPr>
         <w:t xml:space="preserve"> ; </w:t>
       </w:r>
-      <w:hyperlink r:id="rId403">
+      <w:hyperlink r:id="rId420">
         <w:r>
           <w:rPr>
             <w:lang w:val="fr_FR" w:bidi="fr_FR"/>
@@ -16090,7 +16647,7 @@
         </w:rPr>
         <w:t xml:space="preserve"> » (</w:t>
       </w:r>
-      <w:hyperlink r:id="rId404">
+      <w:hyperlink r:id="rId421">
         <w:r>
           <w:rPr>
             <w:lang w:val="fr_FR" w:bidi="fr_FR"/>
@@ -16213,7 +16770,7 @@
         </w:rPr>
         <w:t>Fils de Réphach, un descendant d'Éphraïm et ancêtre de Josué, fils de Nun (</w:t>
       </w:r>
-      <w:hyperlink r:id="rId359">
+      <w:hyperlink r:id="rId377">
         <w:r>
           <w:rPr>
             <w:lang w:val="fr_FR" w:bidi="fr_FR"/>
@@ -16279,7 +16836,7 @@
         </w:rPr>
         <w:t>Ville construite par Nimrod entre Ninive et Calach (</w:t>
       </w:r>
-      <w:hyperlink r:id="rId405">
+      <w:hyperlink r:id="rId422">
         <w:r>
           <w:rPr>
             <w:lang w:val="fr_FR" w:bidi="fr_FR"/>
@@ -16501,7 +17058,7 @@
         </w:rPr>
         <w:t>Le premier passage qui illustre le concept de reste est le récit de la Chute de l'humanité. Bien qu'il n'y ait pas de perte de vie immédiate ou de réduction numérique, le jugement de Dieu menace l'existence continue de l'humanité (</w:t>
       </w:r>
-      <w:hyperlink r:id="rId406">
+      <w:hyperlink r:id="rId423">
         <w:r>
           <w:rPr>
             <w:lang w:val="fr_FR" w:bidi="fr_FR"/>
@@ -16519,7 +17076,7 @@
         </w:rPr>
         <w:t>). Le jugement est évité par la grâce de Dieu, et Adam et Ève deviennent le noyau de l'humanité ; les espoirs pour l'avenir se concentrent sur leur descendance (</w:t>
       </w:r>
-      <w:hyperlink r:id="rId407">
+      <w:hyperlink r:id="rId424">
         <w:r>
           <w:rPr>
             <w:lang w:val="fr_FR" w:bidi="fr_FR"/>
@@ -16537,7 +17094,7 @@
         </w:rPr>
         <w:t xml:space="preserve"> ; </w:t>
       </w:r>
-      <w:hyperlink r:id="rId408">
+      <w:hyperlink r:id="rId425">
         <w:r>
           <w:rPr>
             <w:lang w:val="fr_FR" w:bidi="fr_FR"/>
@@ -16569,7 +17126,7 @@
         </w:rPr>
         <w:t>Le récit du Déluge est plus spécifique. En raison de la méchanceté de l'humanité, Dieu décidera d'effacer toute vie. Cependant, un homme juste, irréprochable devant Dieu, avec sa famille, reçoit la faveur de Dieu (</w:t>
       </w:r>
-      <w:hyperlink r:id="rId409">
+      <w:hyperlink r:id="rId426">
         <w:r>
           <w:rPr>
             <w:lang w:val="fr_FR" w:bidi="fr_FR"/>
@@ -16587,7 +17144,7 @@
         </w:rPr>
         <w:t xml:space="preserve"> ; </w:t>
       </w:r>
-      <w:hyperlink r:id="rId410">
+      <w:hyperlink r:id="rId427">
         <w:r>
           <w:rPr>
             <w:lang w:val="fr_FR" w:bidi="fr_FR"/>
@@ -16605,7 +17162,7 @@
         </w:rPr>
         <w:t>). Seuls Noé et ceux qui étaient avec lui dans l'arche ont survécu au jugement de Dieu (</w:t>
       </w:r>
-      <w:hyperlink r:id="rId411">
+      <w:hyperlink r:id="rId428">
         <w:r>
           <w:rPr>
             <w:lang w:val="fr_FR" w:bidi="fr_FR"/>
@@ -16623,7 +17180,7 @@
         </w:rPr>
         <w:t>). La continuation de l'existence de l'humanité se concentre sur la fécondité et la multiplication du nombre de ses fils (</w:t>
       </w:r>
-      <w:hyperlink r:id="rId412">
+      <w:hyperlink r:id="rId429">
         <w:r>
           <w:rPr>
             <w:lang w:val="fr_FR" w:bidi="fr_FR"/>
@@ -16641,7 +17198,7 @@
         </w:rPr>
         <w:t xml:space="preserve">), introduisant une nouvelle ère et une nouvelle alliance (v. </w:t>
       </w:r>
-      <w:hyperlink r:id="rId413">
+      <w:hyperlink r:id="rId430">
         <w:r>
           <w:rPr>
             <w:lang w:val="fr_FR" w:bidi="fr_FR"/>
@@ -16684,7 +17241,7 @@
         </w:rPr>
         <w:t>Les passages contribuant au développement du motif du reste n'impliquent pas tous la menace d'un jugement universel. Les péchés des villes jumelles de Sodome et Gomorrhe étaient si graves que Dieu a décidé de les détruire. Par amour pour son serviteur Abraham (</w:t>
       </w:r>
-      <w:hyperlink r:id="rId414">
+      <w:hyperlink r:id="rId431">
         <w:r>
           <w:rPr>
             <w:lang w:val="fr_FR" w:bidi="fr_FR"/>
@@ -16702,7 +17259,7 @@
         </w:rPr>
         <w:t xml:space="preserve"> ; </w:t>
       </w:r>
-      <w:hyperlink r:id="rId415">
+      <w:hyperlink r:id="rId432">
         <w:r>
           <w:rPr>
             <w:lang w:val="fr_FR" w:bidi="fr_FR"/>
@@ -16720,7 +17277,7 @@
         </w:rPr>
         <w:t>) et à cause de la droiture de Lot (</w:t>
       </w:r>
-      <w:hyperlink r:id="rId416">
+      <w:hyperlink r:id="rId433">
         <w:r>
           <w:rPr>
             <w:lang w:val="fr_FR" w:bidi="fr_FR"/>
@@ -16738,7 +17295,7 @@
         </w:rPr>
         <w:t>), Dieu a épargné Lot et ses deux filles. Les négociations d'Abraham avec Dieu pour épargner toute la ville si cinquante, et finalement même dix, personnes justes pouvaient y être trouvées (</w:t>
       </w:r>
-      <w:hyperlink r:id="rId417">
+      <w:hyperlink r:id="rId434">
         <w:r>
           <w:rPr>
             <w:lang w:val="fr_FR" w:bidi="fr_FR"/>
@@ -16756,7 +17313,7 @@
         </w:rPr>
         <w:t>) soulignent à nouveau que les justes échappent au jugement. Dieu ne balaiera pas les justes avec les méchants ; il a été miséricordieux même envers ceux qui hésitaient, et les a conduits hors de la ville (</w:t>
       </w:r>
-      <w:hyperlink r:id="rId418">
+      <w:hyperlink r:id="rId435">
         <w:r>
           <w:rPr>
             <w:lang w:val="fr_FR" w:bidi="fr_FR"/>
@@ -16788,7 +17345,7 @@
         </w:rPr>
         <w:t>L'histoire de Joseph est le pont littéraire entre les enfants de Jacob, une famille en Canaan (</w:t>
       </w:r>
-      <w:hyperlink r:id="rId419">
+      <w:hyperlink r:id="rId436">
         <w:r>
           <w:rPr>
             <w:lang w:val="fr_FR" w:bidi="fr_FR"/>
@@ -16806,7 +17363,7 @@
         </w:rPr>
         <w:t>), et les milliers d'enfants d'Israël à l'époque de l'exode. Le motif théologique dominant dans ce récit est la préservation de la famille du patriarche face à la menace mortelle de la famine. Dieu a envoyé Joseph en Égypte pour sauver des vies et pour préserver pour sa famille un reste (</w:t>
       </w:r>
-      <w:hyperlink r:id="rId420">
+      <w:hyperlink r:id="rId437">
         <w:r>
           <w:rPr>
             <w:lang w:val="fr_FR" w:bidi="fr_FR"/>
@@ -16824,7 +17381,7 @@
         </w:rPr>
         <w:t>). Les frères de Joseph avaient l'intention de lui faire du mal, mais Dieu a transformé cela en bien pour le salut de nombreuses vies (</w:t>
       </w:r>
-      <w:hyperlink r:id="rId421">
+      <w:hyperlink r:id="rId438">
         <w:r>
           <w:rPr>
             <w:lang w:val="fr_FR" w:bidi="fr_FR"/>
@@ -16856,7 +17413,7 @@
         </w:rPr>
         <w:t>L'obéissance aux commandements de Dieu et la confiance en ses promesses sont en jeu lorsque les espions reviennent de leur opération de reconnaissance de Canaan (</w:t>
       </w:r>
-      <w:hyperlink r:id="rId422">
+      <w:hyperlink r:id="rId439">
         <w:r>
           <w:rPr>
             <w:lang w:val="fr_FR" w:bidi="fr_FR"/>
@@ -16888,7 +17445,7 @@
         </w:rPr>
         <w:t>La loi stipule également que la fidélité est nécessaire pour conserver la possession de la terre. La désobéissance entraînerait maladie, défaite sur le champ de bataille, sécheresse, mauvaises récoltes, attaques par des animaux sauvages, mort par l'épée et la famine, cannibalisme, destruction des villes et exil dans les terres ennemies (</w:t>
       </w:r>
-      <w:hyperlink r:id="rId423">
+      <w:hyperlink r:id="rId440">
         <w:r>
           <w:rPr>
             <w:lang w:val="fr_FR" w:bidi="fr_FR"/>
@@ -16931,7 +17488,7 @@
         </w:rPr>
         <w:t>Même dans le royaume apostat du nord, le Seigneur a gardé son reste fidèle. À la fin d'une sécheresse de trois ans en punition des péchés dans le royaume du nord (</w:t>
       </w:r>
-      <w:hyperlink r:id="rId424">
+      <w:hyperlink r:id="rId441">
         <w:r>
           <w:rPr>
             <w:lang w:val="fr_FR" w:bidi="fr_FR"/>
@@ -16949,7 +17506,7 @@
         </w:rPr>
         <w:t xml:space="preserve">; </w:t>
       </w:r>
-      <w:hyperlink r:id="rId425">
+      <w:hyperlink r:id="rId442">
         <w:r>
           <w:rPr>
             <w:lang w:val="fr_FR" w:bidi="fr_FR"/>
@@ -16967,7 +17524,7 @@
         </w:rPr>
         <w:t xml:space="preserve">) et après la victoire sur les prêtres de Baal au Mont Carmel, Élie se rend au Mont Sinaï, fuyant Jézabel pour sauver sa vie (chap. </w:t>
       </w:r>
-      <w:hyperlink r:id="rId426">
+      <w:hyperlink r:id="rId443">
         <w:r>
           <w:rPr>
             <w:lang w:val="fr_FR" w:bidi="fr_FR"/>
@@ -16999,7 +17556,7 @@
         </w:rPr>
         <w:t>Les prophètes préexiliques ont souligné la petitesse du reste qui survivrait à la destruction sous l'Assyrie et Babylone. Amos a averti d'un grand jugement qui menacerait jusqu'au reste lui-même. Dieu détruirait le royaume pécheur, mais pas totalement. Ésaïe, lui aussi, parle de la petitesse du reste. Israël est laissé comme un abri dans une vigne, une cabane dans un champ de melons, évitant de justesse le sort de Sodome et Gomorrhe (</w:t>
       </w:r>
-      <w:hyperlink r:id="rId427">
+      <w:hyperlink r:id="rId444">
         <w:r>
           <w:rPr>
             <w:lang w:val="fr_FR" w:bidi="fr_FR"/>
@@ -17017,7 +17574,7 @@
         </w:rPr>
         <w:t>). Il est laissé comme un poteau sur une colline (</w:t>
       </w:r>
-      <w:hyperlink r:id="rId428">
+      <w:hyperlink r:id="rId445">
         <w:r>
           <w:rPr>
             <w:lang w:val="fr_FR" w:bidi="fr_FR"/>
@@ -17035,7 +17592,7 @@
         </w:rPr>
         <w:t>), comme la souche d'un arbre abattu (</w:t>
       </w:r>
-      <w:hyperlink r:id="rId429">
+      <w:hyperlink r:id="rId446">
         <w:r>
           <w:rPr>
             <w:lang w:val="fr_FR" w:bidi="fr_FR"/>
@@ -17053,7 +17610,7 @@
         </w:rPr>
         <w:t>). Lorsque le moissonneur rassemble sa récolte, Israël est le glanage qui reste, les quelques olives qui demeurent au sommet de l'arbre (</w:t>
       </w:r>
-      <w:hyperlink r:id="rId430">
+      <w:hyperlink r:id="rId447">
         <w:r>
           <w:rPr>
             <w:lang w:val="fr_FR" w:bidi="fr_FR"/>
@@ -17071,7 +17628,7 @@
         </w:rPr>
         <w:t>). Mais de la souche de cet arbre abattu jaillira une vie nouvelle (</w:t>
       </w:r>
-      <w:hyperlink r:id="rId431">
+      <w:hyperlink r:id="rId448">
         <w:r>
           <w:rPr>
             <w:lang w:val="fr_FR" w:bidi="fr_FR"/>
@@ -17089,7 +17646,7 @@
         </w:rPr>
         <w:t>). Ceux qui survivront à Jérusalem seront saints, et le Seigneur fera naître un nouveau rejeton de la souche d'Isaï, un serviteur juste (le Rameau) qui ramènera le reste du peuple de Dieu de nombreuses nations (</w:t>
       </w:r>
-      <w:hyperlink r:id="rId432">
+      <w:hyperlink r:id="rId449">
         <w:r>
           <w:rPr>
             <w:lang w:val="fr_FR" w:bidi="fr_FR"/>
@@ -17107,7 +17664,7 @@
         </w:rPr>
         <w:t xml:space="preserve"> ; </w:t>
       </w:r>
-      <w:hyperlink r:id="rId433">
+      <w:hyperlink r:id="rId450">
         <w:r>
           <w:rPr>
             <w:lang w:val="fr_FR" w:bidi="fr_FR"/>
@@ -17125,7 +17682,7 @@
         </w:rPr>
         <w:t>). Après que Dieu aura purgé l'iniquité du peuple, Jérusalem sera connue comme la ville de la justice (</w:t>
       </w:r>
-      <w:hyperlink r:id="rId434">
+      <w:hyperlink r:id="rId451">
         <w:r>
           <w:rPr>
             <w:lang w:val="fr_FR" w:bidi="fr_FR"/>
@@ -17168,7 +17725,7 @@
         </w:rPr>
         <w:t>Ézéchiel était préoccupé par le reste futur et les promesses de restauration, depuis sa vie parmi les exilés près du fleuve Kebar (</w:t>
       </w:r>
-      <w:hyperlink r:id="rId435">
+      <w:hyperlink r:id="rId452">
         <w:r>
           <w:rPr>
             <w:lang w:val="fr_FR" w:bidi="fr_FR"/>
@@ -17186,7 +17743,7 @@
         </w:rPr>
         <w:t xml:space="preserve">). Dans une vision (chap. </w:t>
       </w:r>
-      <w:hyperlink r:id="rId436">
+      <w:hyperlink r:id="rId453">
         <w:r>
           <w:rPr>
             <w:lang w:val="fr_FR" w:bidi="fr_FR"/>
@@ -17228,7 +17785,7 @@
         </w:rPr>
         <w:t xml:space="preserve"> ?» Immédiatement après, il verra le nuage de gloire (la présence visible de Dieu au milieu de son peuple) s'élever et quitter le temple (chap. </w:t>
       </w:r>
-      <w:hyperlink r:id="rId437">
+      <w:hyperlink r:id="rId454">
         <w:r>
           <w:rPr>
             <w:lang w:val="fr_FR" w:bidi="fr_FR"/>
@@ -17270,7 +17827,7 @@
         </w:rPr>
         <w:t xml:space="preserve"> ?» (</w:t>
       </w:r>
-      <w:hyperlink r:id="rId438">
+      <w:hyperlink r:id="rId455">
         <w:r>
           <w:rPr>
             <w:lang w:val="fr_FR" w:bidi="fr_FR"/>
@@ -17288,7 +17845,7 @@
         </w:rPr>
         <w:t xml:space="preserve">). Le Seigneur rassemblera son peuple et le restaurera dans sa terre comme un peuple pur, libre d'idolâtrie. Bien que leurs péchés aient été grands, il y aurait encore miséricorde et restauration pour une nation purifiée. Le nuage de gloire qu'Ézéchiel a vu quitter le temple reviendra dans un nouveau temple (chap. </w:t>
       </w:r>
-      <w:hyperlink r:id="rId439">
+      <w:hyperlink r:id="rId456">
         <w:r>
           <w:rPr>
             <w:lang w:val="fr_FR" w:bidi="fr_FR"/>
@@ -17306,7 +17863,7 @@
         </w:rPr>
         <w:t>). Le peuple ne s'éloignera plus de Dieu (</w:t>
       </w:r>
-      <w:hyperlink r:id="rId440">
+      <w:hyperlink r:id="rId457">
         <w:r>
           <w:rPr>
             <w:lang w:val="fr_FR" w:bidi="fr_FR"/>
@@ -17324,7 +17881,7 @@
         </w:rPr>
         <w:t>) mais jouira d'une nouvelle alliance éternelle (</w:t>
       </w:r>
-      <w:hyperlink r:id="rId441">
+      <w:hyperlink r:id="rId458">
         <w:r>
           <w:rPr>
             <w:lang w:val="fr_FR" w:bidi="fr_FR"/>
@@ -17342,7 +17899,7 @@
         </w:rPr>
         <w:t>). Ézéchiel a rappelé le motif du reste tel qu'il s'appliquait à la communauté du désert après l'exode : beaucoup quitteront la terre de servitude, et les rebelles mourront en chemin, n'entrant pas en Israël (</w:t>
       </w:r>
-      <w:hyperlink r:id="rId442">
+      <w:hyperlink r:id="rId459">
         <w:r>
           <w:rPr>
             <w:lang w:val="fr_FR" w:bidi="fr_FR"/>
@@ -17372,7 +17929,7 @@
         </w:rPr>
         <w:t xml:space="preserve"> » (</w:t>
       </w:r>
-      <w:hyperlink r:id="rId443">
+      <w:hyperlink r:id="rId460">
         <w:r>
           <w:rPr>
             <w:lang w:val="fr_FR" w:bidi="fr_FR"/>
@@ -17390,7 +17947,7 @@
         </w:rPr>
         <w:t>). Dieu enlèvera leurs cœurs de pierre, leur donnera des cœurs de chair, et mettra son Esprit en eux (</w:t>
       </w:r>
-      <w:hyperlink r:id="rId444">
+      <w:hyperlink r:id="rId461">
         <w:r>
           <w:rPr>
             <w:lang w:val="fr_FR" w:bidi="fr_FR"/>
@@ -17408,7 +17965,7 @@
         </w:rPr>
         <w:t>). Bien qu'Israël semble mort et incapable de revivre, Dieu parlera à ces ossements desséchés et les ramènera à la vie (</w:t>
       </w:r>
-      <w:hyperlink r:id="rId445">
+      <w:hyperlink r:id="rId462">
         <w:r>
           <w:rPr>
             <w:lang w:val="fr_FR" w:bidi="fr_FR"/>
@@ -17496,7 +18053,7 @@
         </w:rPr>
         <w:t>Miracles de résurrection ayant ramené des personnes à la vie. Élie a ressuscité un jeune garçon (</w:t>
       </w:r>
-      <w:hyperlink r:id="rId446">
+      <w:hyperlink r:id="rId463">
         <w:r>
           <w:rPr>
             <w:lang w:val="fr_FR" w:bidi="fr_FR"/>
@@ -17514,7 +18071,7 @@
         </w:rPr>
         <w:t>). Élisée a ressuscité le fils de la Sunamite (</w:t>
       </w:r>
-      <w:hyperlink r:id="rId447">
+      <w:hyperlink r:id="rId464">
         <w:r>
           <w:rPr>
             <w:lang w:val="fr_FR" w:bidi="fr_FR"/>
@@ -17532,7 +18089,7 @@
         </w:rPr>
         <w:t>). Jésus a ressuscité la fille de Jaïrus (</w:t>
       </w:r>
-      <w:hyperlink r:id="rId448">
+      <w:hyperlink r:id="rId465">
         <w:r>
           <w:rPr>
             <w:lang w:val="fr_FR" w:bidi="fr_FR"/>
@@ -17550,7 +18107,7 @@
         </w:rPr>
         <w:t>) et Lazare (</w:t>
       </w:r>
-      <w:hyperlink r:id="rId449">
+      <w:hyperlink r:id="rId466">
         <w:r>
           <w:rPr>
             <w:lang w:val="fr_FR" w:bidi="fr_FR"/>
@@ -17568,7 +18125,7 @@
         </w:rPr>
         <w:t>). Pierre a ressuscité Dorcas (</w:t>
       </w:r>
-      <w:hyperlink r:id="rId450">
+      <w:hyperlink r:id="rId467">
         <w:r>
           <w:rPr>
             <w:lang w:val="fr_FR" w:bidi="fr_FR"/>
@@ -17586,7 +18143,7 @@
         </w:rPr>
         <w:t>). Finalement, Paul a ressuscité Eutychus (</w:t>
       </w:r>
-      <w:hyperlink r:id="rId451">
+      <w:hyperlink r:id="rId468">
         <w:r>
           <w:rPr>
             <w:lang w:val="fr_FR" w:bidi="fr_FR"/>
@@ -17640,7 +18197,7 @@
         </w:rPr>
         <w:t>Résurrection de l'humanité à la fin des temps pour le jugement ou le salut (</w:t>
       </w:r>
-      <w:hyperlink r:id="rId452">
+      <w:hyperlink r:id="rId469">
         <w:r>
           <w:rPr>
             <w:lang w:val="fr_FR" w:bidi="fr_FR"/>
@@ -17658,7 +18215,7 @@
         </w:rPr>
         <w:t xml:space="preserve"> ; voir aussi </w:t>
       </w:r>
-      <w:hyperlink r:id="rId453">
+      <w:hyperlink r:id="rId470">
         <w:r>
           <w:rPr>
             <w:lang w:val="fr_FR" w:bidi="fr_FR"/>
@@ -17824,7 +18381,7 @@
         </w:rPr>
         <w:t xml:space="preserve"> en hébreu), le lieu des « rephaïm » ou ombres (</w:t>
       </w:r>
-      <w:hyperlink r:id="rId367">
+      <w:hyperlink r:id="rId385">
         <w:r>
           <w:rPr>
             <w:lang w:val="fr_FR" w:bidi="fr_FR"/>
@@ -17842,7 +18399,7 @@
         </w:rPr>
         <w:t>). C'était un lieu où il n'y avait plus d'espoir (</w:t>
       </w:r>
-      <w:hyperlink r:id="rId454">
+      <w:hyperlink r:id="rId471">
         <w:r>
           <w:rPr>
             <w:lang w:val="fr_FR" w:bidi="fr_FR"/>
@@ -17860,7 +18417,7 @@
         </w:rPr>
         <w:t xml:space="preserve">; </w:t>
       </w:r>
-      <w:hyperlink r:id="rId455">
+      <w:hyperlink r:id="rId472">
         <w:r>
           <w:rPr>
             <w:lang w:val="fr_FR" w:bidi="fr_FR"/>
@@ -17878,7 +18435,7 @@
         </w:rPr>
         <w:t>), une existence apparemment sans communion avec Dieu. Les Israélites ne semblaient donc pas espérer en une résurrection (</w:t>
       </w:r>
-      <w:hyperlink r:id="rId456">
+      <w:hyperlink r:id="rId473">
         <w:r>
           <w:rPr>
             <w:lang w:val="fr_FR" w:bidi="fr_FR"/>
@@ -17896,7 +18453,7 @@
         </w:rPr>
         <w:t xml:space="preserve">; </w:t>
       </w:r>
-      <w:hyperlink r:id="rId365">
+      <w:hyperlink r:id="rId383">
         <w:r>
           <w:rPr>
             <w:lang w:val="fr_FR" w:bidi="fr_FR"/>
@@ -17928,7 +18485,7 @@
         </w:rPr>
         <w:t>Malgré ce sens diffus de ce qui est réservé à chacun après la mort, Job déclare : « Si l’homme une fois mort pouvait revivre, J’aurais de l’espoir tout le temps de mes souffrances» (</w:t>
       </w:r>
-      <w:hyperlink r:id="rId457">
+      <w:hyperlink r:id="rId474">
         <w:r>
           <w:rPr>
             <w:lang w:val="fr_FR" w:bidi="fr_FR"/>
@@ -17946,7 +18503,7 @@
         </w:rPr>
         <w:t xml:space="preserve">). Même si cela paraît impossible, le passage difficile de </w:t>
       </w:r>
-      <w:hyperlink r:id="rId458">
+      <w:hyperlink r:id="rId475">
         <w:r>
           <w:rPr>
             <w:lang w:val="fr_FR" w:bidi="fr_FR"/>
@@ -17991,7 +18548,7 @@
         </w:rPr>
         <w:t>Certains soutiennent qu'</w:t>
       </w:r>
-      <w:hyperlink r:id="rId459">
+      <w:hyperlink r:id="rId476">
         <w:r>
           <w:rPr>
             <w:lang w:val="fr_FR" w:bidi="fr_FR"/>
@@ -18009,7 +18566,7 @@
         </w:rPr>
         <w:t xml:space="preserve"> fait allusion à une résurrection. Toutefois, il est plus probable que ce passage indique qu'Israël croyait que Dieu relèverait la nation, même après ses défaites face à ses ennemis. Il est difficile d'évaluer si Paul voit dans ce passage d'Osée une référence à la résurrection de Jésus (voir </w:t>
       </w:r>
-      <w:hyperlink r:id="rId460">
+      <w:hyperlink r:id="rId477">
         <w:r>
           <w:rPr>
             <w:lang w:val="fr_FR" w:bidi="fr_FR"/>
@@ -18027,7 +18584,7 @@
         </w:rPr>
         <w:t xml:space="preserve">). Ce que dit Osée et d'autres textes comme celui sur les ossements secs dans </w:t>
       </w:r>
-      <w:hyperlink r:id="rId461">
+      <w:hyperlink r:id="rId478">
         <w:r>
           <w:rPr>
             <w:lang w:val="fr_FR" w:bidi="fr_FR"/>
@@ -18059,7 +18616,7 @@
         </w:rPr>
         <w:t xml:space="preserve">Il y a une référence incontestable à la résurrection des morts dans </w:t>
       </w:r>
-      <w:hyperlink r:id="rId462">
+      <w:hyperlink r:id="rId479">
         <w:r>
           <w:rPr>
             <w:lang w:val="fr_FR" w:bidi="fr_FR"/>
@@ -18091,7 +18648,7 @@
         </w:rPr>
         <w:t>Au cours de la période intertestamentaire, des points de vue différents sur la possibilité d'une résurrection se précisent parmi les Juifs. Les sadducéens, conservateurs dans leur théologie, rejettent toute idée de résurrection et de vie après la mort. Selon leur point de vue, il n'y a aucune mention de la résurrection dans les écrits de Moïse. La vie ne concerne donc que l'existence terrestre et tout espoir concernant l'avenir passe par les enfants (</w:t>
       </w:r>
-      <w:hyperlink r:id="rId463">
+      <w:hyperlink r:id="rId480">
         <w:r>
           <w:rPr>
             <w:lang w:val="fr_FR" w:bidi="fr_FR"/>
@@ -18122,7 +18679,7 @@
         </w:rPr>
         <w:t>, un lieu ténébreux). Le point de vue sadducéen sur la résurrection est bien connu des chrétiens, puisqu'ils cherchent à piéger Jésus en lui posant une question hypothétique sur une femme qui aurait été mariée tour à tour à sept frères. La réponse de Jésus leur montre qu'ils sont dans l'erreur concernant la résurrection, la puissance de Dieu et les Écritures (</w:t>
       </w:r>
-      <w:hyperlink r:id="rId464">
+      <w:hyperlink r:id="rId481">
         <w:r>
           <w:rPr>
             <w:lang w:val="fr_FR" w:bidi="fr_FR"/>
@@ -18166,7 +18723,7 @@
         </w:rPr>
         <w:t xml:space="preserve"> Dans les Similitudes de 1 Hénoc, les Juifs justes pouvaient généralement s'attendre à la résurrection, mais pas les méchants parmi eux (1 Hénoc 1.46, 51, 62). Cependant, ailleurs dans 1 Hénoc, il y a des indications d'une résurrection des méchants pour le jugement (v. 22, 67, 90). Dans ces textes, la résurrection des justes produit généralement des corps spirituels. Toutefois, dans </w:t>
       </w:r>
-      <w:hyperlink r:id="rId465">
+      <w:hyperlink r:id="rId482">
         <w:r>
           <w:rPr>
             <w:lang w:val="fr_FR" w:bidi="fr_FR"/>
@@ -18223,7 +18780,7 @@
         </w:rPr>
         <w:t>La résurrection du Christ est au cœur du christianisme. Elle est si importante que pour Paul, la prédication de l'Évangile et la validité de la foi reposent toutes deux sur elle. Une foi chrétienne sans résurrection serait vide et dénuée de sens (</w:t>
       </w:r>
-      <w:hyperlink r:id="rId466">
+      <w:hyperlink r:id="rId483">
         <w:r>
           <w:rPr>
             <w:lang w:val="fr_FR" w:bidi="fr_FR"/>
@@ -18241,7 +18798,7 @@
         </w:rPr>
         <w:t>). En effet, comme il le déclare, la résurrection est la révélation de la puissance de Dieu en Jésus (</w:t>
       </w:r>
-      <w:hyperlink r:id="rId467">
+      <w:hyperlink r:id="rId484">
         <w:r>
           <w:rPr>
             <w:lang w:val="fr_FR" w:bidi="fr_FR"/>
@@ -18273,7 +18830,7 @@
         </w:rPr>
         <w:t>La résurrection de Christ est également la présupposition sur laquelle reposent d'autres textes du NT. La régénération « pour une espérance vivante » est fondée sur la résurrection (</w:t>
       </w:r>
-      <w:hyperlink r:id="rId468">
+      <w:hyperlink r:id="rId485">
         <w:r>
           <w:rPr>
             <w:lang w:val="fr_FR" w:bidi="fr_FR"/>
@@ -18291,7 +18848,7 @@
         </w:rPr>
         <w:t>). C'est le fondement du témoignage des apôtres et de la communion de tous les chrétiens avec Dieu, car le Seigneur vivant a été vu et touché (</w:t>
       </w:r>
-      <w:hyperlink r:id="rId469">
+      <w:hyperlink r:id="rId486">
         <w:r>
           <w:rPr>
             <w:lang w:val="fr_FR" w:bidi="fr_FR"/>
@@ -18309,7 +18866,7 @@
         </w:rPr>
         <w:t>). Avoir vu Christ ressuscité pour pouvoir en témoigner est une qualification indispensable de l'apostolat (</w:t>
       </w:r>
-      <w:hyperlink r:id="rId470">
+      <w:hyperlink r:id="rId487">
         <w:r>
           <w:rPr>
             <w:lang w:val="fr_FR" w:bidi="fr_FR"/>
@@ -18352,7 +18909,7 @@
         </w:rPr>
         <w:t xml:space="preserve">Bien que la résurrection de Jésus-Christ soit au cœur de la foi chrétienne, les récits la concernant ont fait l'objet de beaucoup de débats. Des différences de détails dans ces récits soulèvent un certain nombre de questions. Combien de femmes étaient présentes au tombeau et lesquelles ? Est-ce qu'il y avait un ange (Matthieu, Marc) ou deux (Luc, Jean) au tombeau ? Les femmes étaient-elles venues pour embaumer le corps (Marc, Luc) ou pour voir le tombeau (Matthieu) ? Les femmes n'ont-elles rien dit à personne par crainte (Marc) ou ont-elles rapporté ce qu'elles avaient vu aux disciples (Matthieu) ? Dans quel ordre se sont passées les apparitions de Jésus ? Ont-elles eu lieu à Jérusalem (Luc, </w:t>
       </w:r>
-      <w:hyperlink r:id="rId471">
+      <w:hyperlink r:id="rId488">
         <w:r>
           <w:rPr>
             <w:lang w:val="fr_FR" w:bidi="fr_FR"/>
@@ -18370,7 +18927,7 @@
         </w:rPr>
         <w:t xml:space="preserve">), en Galilée (Matthieu, </w:t>
       </w:r>
-      <w:hyperlink r:id="rId472">
+      <w:hyperlink r:id="rId489">
         <w:r>
           <w:rPr>
             <w:lang w:val="fr_FR" w:bidi="fr_FR"/>
@@ -18484,7 +19041,7 @@
         </w:rPr>
         <w:t xml:space="preserve">Certains ont affirmé que son corps avait été volé par les disciples (une idée déjà mentionnée dans </w:t>
       </w:r>
-      <w:hyperlink r:id="rId473">
+      <w:hyperlink r:id="rId490">
         <w:r>
           <w:rPr>
             <w:lang w:val="fr_FR" w:bidi="fr_FR"/>
@@ -18566,7 +19123,7 @@
         </w:rPr>
         <w:t xml:space="preserve">Notons que les auteurs des Évangiles n'utilisent pas le tombeau vide comme argument pour prouver la résurrection. En effet, à l'exception de </w:t>
       </w:r>
-      <w:hyperlink r:id="rId474">
+      <w:hyperlink r:id="rId491">
         <w:r>
           <w:rPr>
             <w:lang w:val="fr_FR" w:bidi="fr_FR"/>
@@ -18584,7 +19141,7 @@
         </w:rPr>
         <w:t>, le tombeau vide cause principalement peur et confusion. Les disciples pensent même que le témoignage des femmes qui sont allées au tombeau est « une rêverie » (</w:t>
       </w:r>
-      <w:hyperlink r:id="rId475">
+      <w:hyperlink r:id="rId492">
         <w:r>
           <w:rPr>
             <w:lang w:val="fr_FR" w:bidi="fr_FR"/>
@@ -18645,7 +19202,7 @@
         </w:rPr>
         <w:t>Un ennemi de la foi comme Paul se convertit en apôtre zélé parce que Jésus lui apparaît (</w:t>
       </w:r>
-      <w:hyperlink r:id="rId476">
+      <w:hyperlink r:id="rId493">
         <w:r>
           <w:rPr>
             <w:lang w:val="fr_FR" w:bidi="fr_FR"/>
@@ -18663,7 +19220,7 @@
         </w:rPr>
         <w:t xml:space="preserve"> ; </w:t>
       </w:r>
-      <w:hyperlink r:id="rId477">
+      <w:hyperlink r:id="rId494">
         <w:r>
           <w:rPr>
             <w:lang w:val="fr_FR" w:bidi="fr_FR"/>
@@ -18699,7 +19256,7 @@
         </w:rPr>
         <w:t>Pierre, qui est retourné à ses filets et craint les Juifs, abandonne son métier pour servir Christ jusqu'à donner sa vie (</w:t>
       </w:r>
-      <w:hyperlink r:id="rId472">
+      <w:hyperlink r:id="rId489">
         <w:r>
           <w:rPr>
             <w:lang w:val="fr_FR" w:bidi="fr_FR"/>
@@ -18735,7 +19292,7 @@
         </w:rPr>
         <w:t>Thomas, qui refuse de croire, passe de sceptique a celui qui prononce la plus grande profession de foi du NT, appelant Jésus apparu devant lui « mon Seigneur et mon Dieu » (</w:t>
       </w:r>
-      <w:hyperlink r:id="rId478">
+      <w:hyperlink r:id="rId495">
         <w:r>
           <w:rPr>
             <w:lang w:val="fr_FR" w:bidi="fr_FR"/>
@@ -18771,7 +19328,7 @@
         </w:rPr>
         <w:t>Deux voyageurs vers Émmaüs, courbés par le découragement à cause de la mort de Jésus, repartent immédiatement à Jérusalem après avoir rencontré Jésus ressuscité, afin de partager cette nouvelle (</w:t>
       </w:r>
-      <w:hyperlink r:id="rId479">
+      <w:hyperlink r:id="rId496">
         <w:r>
           <w:rPr>
             <w:lang w:val="fr_FR" w:bidi="fr_FR"/>
@@ -18803,7 +19360,7 @@
         </w:rPr>
         <w:t xml:space="preserve">Il y a aussi eu des débats sur le type d'apparition de Jésus dans ces récits. En se basant sur la liste des apparitions que Paul mentionne dans </w:t>
       </w:r>
-      <w:hyperlink r:id="rId480">
+      <w:hyperlink r:id="rId497">
         <w:r>
           <w:rPr>
             <w:lang w:val="fr_FR" w:bidi="fr_FR"/>
@@ -18821,7 +19378,7 @@
         </w:rPr>
         <w:t xml:space="preserve">, certains soutiennent que toutes les apparitions étaient du même type. Puisque Jésus est apparu à Paul sur le chemin de Damas dans une vision (et donc, pas physiquement, voir </w:t>
       </w:r>
-      <w:hyperlink r:id="rId481">
+      <w:hyperlink r:id="rId498">
         <w:r>
           <w:rPr>
             <w:lang w:val="fr_FR" w:bidi="fr_FR"/>
@@ -18839,7 +19396,7 @@
         </w:rPr>
         <w:t xml:space="preserve"> et aussi </w:t>
       </w:r>
-      <w:hyperlink r:id="rId482">
+      <w:hyperlink r:id="rId499">
         <w:r>
           <w:rPr>
             <w:lang w:val="fr_FR" w:bidi="fr_FR"/>
@@ -18857,7 +19414,7 @@
         </w:rPr>
         <w:t xml:space="preserve"> ; </w:t>
       </w:r>
-      <w:hyperlink r:id="rId483">
+      <w:hyperlink r:id="rId500">
         <w:r>
           <w:rPr>
             <w:lang w:val="fr_FR" w:bidi="fr_FR"/>
@@ -18875,7 +19432,7 @@
         </w:rPr>
         <w:t>), ils pensent que les autres apparitions étaient probablement aussi des manifestations spirituelles. Les détails qui indiquent que Jésus est bien apparu dans un corps physique (</w:t>
       </w:r>
-      <w:hyperlink r:id="rId484">
+      <w:hyperlink r:id="rId501">
         <w:r>
           <w:rPr>
             <w:lang w:val="fr_FR" w:bidi="fr_FR"/>
@@ -18964,7 +19521,7 @@
         </w:rPr>
         <w:t xml:space="preserve">Il est entré dans sa gloire (voir </w:t>
       </w:r>
-      <w:hyperlink r:id="rId485">
+      <w:hyperlink r:id="rId502">
         <w:r>
           <w:rPr>
             <w:lang w:val="fr_FR" w:bidi="fr_FR"/>
@@ -19000,7 +19557,7 @@
         </w:rPr>
         <w:t>Son corps est devenu un corps de gloire (</w:t>
       </w:r>
-      <w:hyperlink r:id="rId486">
+      <w:hyperlink r:id="rId503">
         <w:r>
           <w:rPr>
             <w:lang w:val="fr_FR" w:bidi="fr_FR"/>
@@ -19036,7 +19593,7 @@
         </w:rPr>
         <w:t>Il est aussi devenu un esprit vivifiant (</w:t>
       </w:r>
-      <w:hyperlink r:id="rId487">
+      <w:hyperlink r:id="rId504">
         <w:r>
           <w:rPr>
             <w:lang w:val="fr_FR" w:bidi="fr_FR"/>
@@ -19068,7 +19625,7 @@
         </w:rPr>
         <w:t>Avant sa crucifixion et sa résurrection, le Seigneur a déclaré : « L’heure est venue où le Fils de l’homme doit être glorifié. En vérité, en vérité, je vous le dis, si le grain de blé qui est tombé en terre ne meurt, il reste seul ; mais, s’il meurt, il porte beaucoup de fruit » (</w:t>
       </w:r>
-      <w:hyperlink r:id="rId488">
+      <w:hyperlink r:id="rId505">
         <w:r>
           <w:rPr>
             <w:lang w:val="fr_FR" w:bidi="fr_FR"/>
@@ -19098,7 +19655,7 @@
         </w:rPr>
         <w:t xml:space="preserve"> ? (</w:t>
       </w:r>
-      <w:hyperlink r:id="rId489">
+      <w:hyperlink r:id="rId506">
         <w:r>
           <w:rPr>
             <w:lang w:val="fr_FR" w:bidi="fr_FR"/>
@@ -19142,7 +19699,7 @@
         </w:rPr>
         <w:t xml:space="preserve"> » (</w:t>
       </w:r>
-      <w:hyperlink r:id="rId490">
+      <w:hyperlink r:id="rId507">
         <w:r>
           <w:rPr>
             <w:lang w:val="fr_FR" w:bidi="fr_FR"/>
@@ -19160,7 +19717,7 @@
         </w:rPr>
         <w:t xml:space="preserve">). Cette réponse suit la même logique que la déclaration du Seigneur dans </w:t>
       </w:r>
-      <w:hyperlink r:id="rId491">
+      <w:hyperlink r:id="rId508">
         <w:r>
           <w:rPr>
             <w:lang w:val="fr_FR" w:bidi="fr_FR"/>
@@ -19232,7 +19789,7 @@
         </w:rPr>
         <w:t>Par cette illustration, Paul montre que le corps ressuscité de Jésus est très différent du corps qu'il avait quand il est mort et qui avait été enterré. Le corps semé est corruptible, méprisable et infirme. Le corps ressuscité est incorruptible, glorieux et plein de force. Le corps physique que Jésus avait possédé en tant qu'homme est devenu un corps spirituel et en même temps, Christ est devenu « un esprit vivifiant » (</w:t>
       </w:r>
-      <w:hyperlink r:id="rId487">
+      <w:hyperlink r:id="rId504">
         <w:r>
           <w:rPr>
             <w:lang w:val="fr_FR" w:bidi="fr_FR"/>
@@ -19304,7 +19861,7 @@
         </w:rPr>
         <w:t>En lisant les derniers chapitres des Évangiles, il est clair que la résurrection a produit un grand changement chez le Seigneur. En entrant dans la gloire, il est entré dans une nouvelle phase d'existence. Un moment, il apparaît visiblement, puis disparaît (</w:t>
       </w:r>
-      <w:hyperlink r:id="rId492">
+      <w:hyperlink r:id="rId509">
         <w:r>
           <w:rPr>
             <w:lang w:val="fr_FR" w:bidi="fr_FR"/>
@@ -19322,7 +19879,7 @@
         </w:rPr>
         <w:t>). Il n'opère plus selon les contraintes de l'espace et peut-être même du temps. Tôt le matin du jour de la résurrection, il apparaît à Marie de Magdala dans le jardin (</w:t>
       </w:r>
-      <w:hyperlink r:id="rId493">
+      <w:hyperlink r:id="rId510">
         <w:r>
           <w:rPr>
             <w:lang w:val="fr_FR" w:bidi="fr_FR"/>
@@ -19340,7 +19897,7 @@
         </w:rPr>
         <w:t>), puis à certaines des autres femmes (</w:t>
       </w:r>
-      <w:hyperlink r:id="rId494">
+      <w:hyperlink r:id="rId511">
         <w:r>
           <w:rPr>
             <w:lang w:val="fr_FR" w:bidi="fr_FR"/>
@@ -19358,7 +19915,7 @@
         </w:rPr>
         <w:t>). Après cela, il monte vers son Père (</w:t>
       </w:r>
-      <w:hyperlink r:id="rId495">
+      <w:hyperlink r:id="rId512">
         <w:r>
           <w:rPr>
             <w:lang w:val="fr_FR" w:bidi="fr_FR"/>
@@ -19376,7 +19933,7 @@
         </w:rPr>
         <w:t>). Ensuite, il revient et apparaît à Pierre, qui est alors rentré chez lui (</w:t>
       </w:r>
-      <w:hyperlink r:id="rId496">
+      <w:hyperlink r:id="rId513">
         <w:r>
           <w:rPr>
             <w:lang w:val="fr_FR" w:bidi="fr_FR"/>
@@ -19394,7 +19951,7 @@
         </w:rPr>
         <w:t xml:space="preserve"> ; </w:t>
       </w:r>
-      <w:hyperlink r:id="rId497">
+      <w:hyperlink r:id="rId514">
         <w:r>
           <w:rPr>
             <w:lang w:val="fr_FR" w:bidi="fr_FR"/>
@@ -19412,7 +19969,7 @@
         </w:rPr>
         <w:t>). Le même jour, en fin d'après-midi, il fait route à pied sur une distance de onze kilomètres avec deux disciples en chemin vers Emmaüs (</w:t>
       </w:r>
-      <w:hyperlink r:id="rId498">
+      <w:hyperlink r:id="rId515">
         <w:r>
           <w:rPr>
             <w:lang w:val="fr_FR" w:bidi="fr_FR"/>
@@ -19430,7 +19987,7 @@
         </w:rPr>
         <w:t>). Plus tard, il apparaît aux disciples alors qu'ils sont assemblés dans une pièce fermée quelque part à Jérusalem (</w:t>
       </w:r>
-      <w:hyperlink r:id="rId499">
+      <w:hyperlink r:id="rId516">
         <w:r>
           <w:rPr>
             <w:lang w:val="fr_FR" w:bidi="fr_FR"/>
@@ -19448,7 +20005,7 @@
         </w:rPr>
         <w:t xml:space="preserve"> ; </w:t>
       </w:r>
-      <w:hyperlink r:id="rId500">
+      <w:hyperlink r:id="rId517">
         <w:r>
           <w:rPr>
             <w:lang w:val="fr_FR" w:bidi="fr_FR"/>
@@ -19480,7 +20037,7 @@
         </w:rPr>
         <w:t xml:space="preserve">Par la résurrection, Jésus a même acquis une forme différente (voir </w:t>
       </w:r>
-      <w:hyperlink r:id="rId501">
+      <w:hyperlink r:id="rId518">
         <w:r>
           <w:rPr>
             <w:lang w:val="fr_FR" w:bidi="fr_FR"/>
@@ -19512,7 +20069,7 @@
         </w:rPr>
         <w:t>La résurrection et la régénération sont étroitement liées dans les Écritures, de la même manière que la crucifixion et la rédemption sont inséparables. Comme la rédemption n'était pas possible sans la crucifixion du Christ, la régénération ne l'est pas non plus sans la résurrection. L'Écriture dit clairement que les chrétiens sont régénérés pour une espérance vivante du fait de la résurrection du Christ (</w:t>
       </w:r>
-      <w:hyperlink r:id="rId468">
+      <w:hyperlink r:id="rId485">
         <w:r>
           <w:rPr>
             <w:lang w:val="fr_FR" w:bidi="fr_FR"/>
@@ -19544,7 +20101,7 @@
         </w:rPr>
         <w:t>Quand Christ a été ressuscité des morts, il a appelé les disciples ses frères (</w:t>
       </w:r>
-      <w:hyperlink r:id="rId502">
+      <w:hyperlink r:id="rId519">
         <w:r>
           <w:rPr>
             <w:lang w:val="fr_FR" w:bidi="fr_FR"/>
@@ -19562,7 +20119,7 @@
         </w:rPr>
         <w:t xml:space="preserve"> ; </w:t>
       </w:r>
-      <w:hyperlink r:id="rId503">
+      <w:hyperlink r:id="rId520">
         <w:r>
           <w:rPr>
             <w:lang w:val="fr_FR" w:bidi="fr_FR"/>
@@ -19580,7 +20137,7 @@
         </w:rPr>
         <w:t>) et a déclaré que son Dieu était maintenant leur Dieu, et son Père, leur Père. Jésus est ressuscité en tant que représentant de ceux qui le seraient également par la foi en lui. Il est le premier-né d'entre les morts (</w:t>
       </w:r>
-      <w:hyperlink r:id="rId504">
+      <w:hyperlink r:id="rId521">
         <w:r>
           <w:rPr>
             <w:lang w:val="fr_FR" w:bidi="fr_FR"/>
@@ -19598,7 +20155,7 @@
         </w:rPr>
         <w:t xml:space="preserve"> ; </w:t>
       </w:r>
-      <w:hyperlink r:id="rId505">
+      <w:hyperlink r:id="rId522">
         <w:r>
           <w:rPr>
             <w:lang w:val="fr_FR" w:bidi="fr_FR"/>
@@ -19616,7 +20173,7 @@
         </w:rPr>
         <w:t>) et dans ce sens, le premier-né parmi de nombreux frères (</w:t>
       </w:r>
-      <w:hyperlink r:id="rId506">
+      <w:hyperlink r:id="rId523">
         <w:r>
           <w:rPr>
             <w:lang w:val="fr_FR" w:bidi="fr_FR"/>
@@ -19659,7 +20216,7 @@
         </w:rPr>
         <w:t>Paul anticipait le Jour du Seigneur. Les morts en Christ ressusciteront et ceux qui seront encore vivants rejoindront les morts dans la victoire finale (</w:t>
       </w:r>
-      <w:hyperlink r:id="rId507">
+      <w:hyperlink r:id="rId524">
         <w:r>
           <w:rPr>
             <w:lang w:val="fr_FR" w:bidi="fr_FR"/>
@@ -19677,7 +20234,7 @@
         </w:rPr>
         <w:t>). Paul n'avait aucun doute que cette résurrection était une attente de quelque chose de glorieux. Chacun aura un corps qui lui est propre, un corps spirituel (</w:t>
       </w:r>
-      <w:hyperlink r:id="rId508">
+      <w:hyperlink r:id="rId525">
         <w:r>
           <w:rPr>
             <w:lang w:val="fr_FR" w:bidi="fr_FR"/>
@@ -19709,7 +20266,7 @@
         </w:rPr>
         <w:t xml:space="preserve">Paul ne parle pas explicitement de deux résurrections (les justes et les injustes) comme Jean dans ses écrits (p. ex. </w:t>
       </w:r>
-      <w:hyperlink r:id="rId452">
+      <w:hyperlink r:id="rId469">
         <w:r>
           <w:rPr>
             <w:lang w:val="fr_FR" w:bidi="fr_FR"/>
@@ -19727,7 +20284,7 @@
         </w:rPr>
         <w:t>). Quand Paul parle explicitement de la résurrection, il s'agit de la résurrection des croyants. L'Apocalypse de Jean donne peut-être la meilleure indication de la relation entre les deux résurrections dans le NT, car il y est question de la bénédiction de ceux qui auront part à la première résurrection (</w:t>
       </w:r>
-      <w:hyperlink r:id="rId453">
+      <w:hyperlink r:id="rId470">
         <w:r>
           <w:rPr>
             <w:lang w:val="fr_FR" w:bidi="fr_FR"/>
@@ -19770,7 +20327,7 @@
         </w:rPr>
         <w:t xml:space="preserve">L'eschatologie gnostique s'inspire d'un concept grec de l'immortalité : le dévôt (croyant gnostique) se débarasse de son enveloppe corporelle (= son corps) dans l'ascension spirituelle vers le Plérôme (c'est-à-dire le « ciel » gnostique). L'évangile apocryphe de Philippe aide à comprendre comment les gnostiques utilisent certains termes pour déformer les idées bibliques. Dans cet écrit apocryphe, il est dit que « ceux qui disent que le Seigneur est mort d’abord [puis] qu’il est ressuscité sont dans l’erreur, car il est ressuscité d’abord, [puis] il est mort. Si quelqu’un n’obtient pas d’abord la résurrection, ne doit-il pas mourir ? » (Évangile de Philippe 56.15–19). Ainsi, le concept de résurrection est « déseschatologisé ». C'est-à-dire qu'au lieu d'une attente de résurrection future, la résurrection devient un éveil spirituel réalisé dans ce monde. L'évangile de Philippe aide à comprendre pourquoi Paul condamne si sévèrement Hyménée et Philète dans </w:t>
       </w:r>
-      <w:hyperlink r:id="rId509">
+      <w:hyperlink r:id="rId526">
         <w:r>
           <w:rPr>
             <w:lang w:val="fr_FR" w:bidi="fr_FR"/>
@@ -19937,7 +20494,7 @@
         </w:rPr>
         <w:t>Israël est décrit comme convoitant des choses mauvaises et abandonnant Dieu et ses commandements (</w:t>
       </w:r>
-      <w:hyperlink r:id="rId510">
+      <w:hyperlink r:id="rId527">
         <w:r>
           <w:rPr>
             <w:lang w:val="fr_FR" w:bidi="fr_FR"/>
@@ -19955,7 +20512,7 @@
         </w:rPr>
         <w:t xml:space="preserve"> ; </w:t>
       </w:r>
-      <w:hyperlink r:id="rId511">
+      <w:hyperlink r:id="rId528">
         <w:r>
           <w:rPr>
             <w:lang w:val="fr_FR" w:bidi="fr_FR"/>
@@ -19973,7 +20530,7 @@
         </w:rPr>
         <w:t xml:space="preserve"> ; </w:t>
       </w:r>
-      <w:hyperlink r:id="rId512">
+      <w:hyperlink r:id="rId529">
         <w:r>
           <w:rPr>
             <w:lang w:val="fr_FR" w:bidi="fr_FR"/>
@@ -20009,7 +20566,7 @@
         </w:rPr>
         <w:t>Ils ont rompu leur alliance avec Dieu en adorant des idoles et en agissant de manière infidèle (</w:t>
       </w:r>
-      <w:hyperlink r:id="rId513">
+      <w:hyperlink r:id="rId530">
         <w:r>
           <w:rPr>
             <w:lang w:val="fr_FR" w:bidi="fr_FR"/>
@@ -20027,7 +20584,7 @@
         </w:rPr>
         <w:t xml:space="preserve"> ; </w:t>
       </w:r>
-      <w:hyperlink r:id="rId514">
+      <w:hyperlink r:id="rId531">
         <w:r>
           <w:rPr>
             <w:lang w:val="fr_FR" w:bidi="fr_FR"/>
@@ -20045,7 +20602,7 @@
         </w:rPr>
         <w:t xml:space="preserve"> ; </w:t>
       </w:r>
-      <w:hyperlink r:id="rId515">
+      <w:hyperlink r:id="rId532">
         <w:r>
           <w:rPr>
             <w:lang w:val="fr_FR" w:bidi="fr_FR"/>
@@ -20081,7 +20638,7 @@
         </w:rPr>
         <w:t>Ils ont oublié les grands actes de Dieu, ignoré ses conseils et rejeté ses enseignements (</w:t>
       </w:r>
-      <w:hyperlink r:id="rId516">
+      <w:hyperlink r:id="rId533">
         <w:r>
           <w:rPr>
             <w:lang w:val="fr_FR" w:bidi="fr_FR"/>
@@ -20099,7 +20656,7 @@
         </w:rPr>
         <w:t xml:space="preserve"> ; </w:t>
       </w:r>
-      <w:hyperlink r:id="rId517">
+      <w:hyperlink r:id="rId534">
         <w:r>
           <w:rPr>
             <w:lang w:val="fr_FR" w:bidi="fr_FR"/>
@@ -20117,7 +20674,7 @@
         </w:rPr>
         <w:t xml:space="preserve"> ; </w:t>
       </w:r>
-      <w:hyperlink r:id="rId518">
+      <w:hyperlink r:id="rId535">
         <w:r>
           <w:rPr>
             <w:lang w:val="fr_FR" w:bidi="fr_FR"/>
@@ -20153,7 +20710,7 @@
         </w:rPr>
         <w:t>Ils sont devenus obstinés et ont apprécié toutes sortes de comportements immoraux (</w:t>
       </w:r>
-      <w:hyperlink r:id="rId519">
+      <w:hyperlink r:id="rId536">
         <w:r>
           <w:rPr>
             <w:lang w:val="fr_FR" w:bidi="fr_FR"/>
@@ -20189,7 +20746,7 @@
         </w:rPr>
         <w:t>Les chefs religieux qui auraient dû guider le peuple l'égaraient (</w:t>
       </w:r>
-      <w:hyperlink r:id="rId520">
+      <w:hyperlink r:id="rId537">
         <w:r>
           <w:rPr>
             <w:lang w:val="fr_FR" w:bidi="fr_FR"/>
@@ -20225,7 +20782,7 @@
         </w:rPr>
         <w:t>Les prêtres étaient infidèles (</w:t>
       </w:r>
-      <w:hyperlink r:id="rId521">
+      <w:hyperlink r:id="rId538">
         <w:r>
           <w:rPr>
             <w:lang w:val="fr_FR" w:bidi="fr_FR"/>
@@ -20269,7 +20826,7 @@
         </w:rPr>
         <w:t xml:space="preserve"> » (l'adultère est utilisé comme une métaphore pour l'infidélité envers Dieu ; </w:t>
       </w:r>
-      <w:hyperlink r:id="rId522">
+      <w:hyperlink r:id="rId539">
         <w:r>
           <w:rPr>
             <w:lang w:val="fr_FR" w:bidi="fr_FR"/>
@@ -20299,7 +20856,7 @@
         </w:rPr>
         <w:t xml:space="preserve"> » (</w:t>
       </w:r>
-      <w:hyperlink r:id="rId523">
+      <w:hyperlink r:id="rId540">
         <w:r>
           <w:rPr>
             <w:lang w:val="fr_FR" w:bidi="fr_FR"/>
@@ -20329,7 +20886,7 @@
         </w:rPr>
         <w:t xml:space="preserve"> » (</w:t>
       </w:r>
-      <w:hyperlink r:id="rId524">
+      <w:hyperlink r:id="rId541">
         <w:r>
           <w:rPr>
             <w:lang w:val="fr_FR" w:bidi="fr_FR"/>
@@ -20407,7 +20964,7 @@
         </w:rPr>
         <w:t xml:space="preserve"> inclut Retseph. Le roi assyrien y rappelle au roi Ézéchias que les dieux locaux de ces villes n'avaient pas pu les protéger de la conquête assyrienne et prévient qu'il en serait de même pour Ézéchias. Son Dieu ne préserverait pas Jérusalem (</w:t>
       </w:r>
-      <w:hyperlink r:id="rId525">
+      <w:hyperlink r:id="rId542">
         <w:r>
           <w:rPr>
             <w:lang w:val="fr_FR" w:bidi="fr_FR"/>
@@ -20425,7 +20982,7 @@
         </w:rPr>
         <w:t xml:space="preserve"> ; </w:t>
       </w:r>
-      <w:hyperlink r:id="rId526">
+      <w:hyperlink r:id="rId543">
         <w:r>
           <w:rPr>
             <w:lang w:val="fr_FR" w:bidi="fr_FR"/>
@@ -20505,7 +21062,7 @@
         </w:rPr>
         <w:t>1. Monarque syrien qui a régné à Damas pendant la première partie du ministère prophétique d'Ésaïe et durant les dernières années où les dix tribus du nord existaient en tant que nation. Retsin sera utilisé par Dieu pour humilier à la fois Israël et Juda parce qu'ils l'avaient abandonné et avaient rejeté son alliance (</w:t>
       </w:r>
-      <w:hyperlink r:id="rId527">
+      <w:hyperlink r:id="rId544">
         <w:r>
           <w:rPr>
             <w:lang w:val="fr_FR" w:bidi="fr_FR"/>
@@ -20537,7 +21094,7 @@
         </w:rPr>
         <w:t>Retsin est né dans la ville de Bit-Hadara près de Damas, en Syrie (également appelée Aram). À son accession au trône, le peuple syrien (également appelé Araméens) a réaffirmé son indépendance de la domination d'Israël. Pendant cette période, l'Assyrie se renforçait et étendait son empire à travers le Proche-Orient. Avec le roi Menahem d'Israël, Retsin sera contraint de payer un tribut au monarque assyrien Tiglath-Piléser III en 738 av. J.‑C. Le lourd fardeau du vasselage aux Assyriens a généré un sentiment anti-assyrien parmi le peuple syrien et les peuples voisins. Pendant cette période, Retsin semble avoir aidé Pékach dans son coup d'État réussi pour s'emparer du trône d'Israël. Immédiatement après son accession au trône, Pékach formera une coalition anti-assyrienne avec Retsin. Ils ont vite réalisé qu'une résistance réussie contre l'Assyrie nécessitait une alliance plus large. Ils inviteront le roi Achaz de Juda à rejoindre leur coalition, mais Achaz refusera catégoriquement. Dans l'intention de placer un Araméen de lignée davidique sur le trône de Juda afin de réaliser une alliance syro-israélite plus large, Retsin et Pékach uniront leurs forces pour attaquer Juda. Malgré la victoire dans la plupart des batailles, Retsin et Pékach ne réussiront pas à prendre Jérusalem et à remplacer Achaz (</w:t>
       </w:r>
-      <w:hyperlink r:id="rId528">
+      <w:hyperlink r:id="rId545">
         <w:r>
           <w:rPr>
             <w:lang w:val="fr_FR" w:bidi="fr_FR"/>
@@ -20555,7 +21112,7 @@
         </w:rPr>
         <w:t xml:space="preserve"> ; </w:t>
       </w:r>
-      <w:hyperlink r:id="rId332">
+      <w:hyperlink r:id="rId350">
         <w:r>
           <w:rPr>
             <w:lang w:val="fr_FR" w:bidi="fr_FR"/>
@@ -20573,7 +21130,7 @@
         </w:rPr>
         <w:t>). Pendant ces jours sombres pour Juda, Ésaïe apportera un message encourageant au peuple. Il prophétisera la destruction imminente d'Israël (Éphraïm) et de Damas par l'Assyrie (</w:t>
       </w:r>
-      <w:hyperlink r:id="rId332">
+      <w:hyperlink r:id="rId350">
         <w:r>
           <w:rPr>
             <w:lang w:val="fr_FR" w:bidi="fr_FR"/>
@@ -20591,7 +21148,7 @@
         </w:rPr>
         <w:t xml:space="preserve"> ; </w:t>
       </w:r>
-      <w:hyperlink r:id="rId529">
+      <w:hyperlink r:id="rId546">
         <w:r>
           <w:rPr>
             <w:lang w:val="fr_FR" w:bidi="fr_FR"/>
@@ -20609,7 +21166,7 @@
         </w:rPr>
         <w:t>). La destruction de ces royaumes était si certaine qu'il qualifiera leurs deux rois de « tisons fumants » sur le point d'être éteints (</w:t>
       </w:r>
-      <w:hyperlink r:id="rId530">
+      <w:hyperlink r:id="rId547">
         <w:r>
           <w:rPr>
             <w:lang w:val="fr_FR" w:bidi="fr_FR"/>
@@ -20655,7 +21212,7 @@
         </w:rPr>
         <w:t>2. Père de certains des serviteurs du temple qui ont servi à l'époque postexilique (</w:t>
       </w:r>
-      <w:hyperlink r:id="rId531">
+      <w:hyperlink r:id="rId548">
         <w:r>
           <w:rPr>
             <w:lang w:val="fr_FR" w:bidi="fr_FR"/>
@@ -20747,7 +21304,7 @@
         </w:rPr>
         <w:t>Fils d'Ésaü par sa femme Basmath, et père de quatre fils : Nahath, Zérach, Schamma et Mizza (</w:t>
       </w:r>
-      <w:hyperlink r:id="rId532">
+      <w:hyperlink r:id="rId549">
         <w:r>
           <w:rPr>
             <w:lang w:val="fr_FR" w:bidi="fr_FR"/>
@@ -20783,7 +21340,7 @@
         </w:rPr>
         <w:t>Prêtre de Madian qui donnera sa fille à Moïse pour épouse. Il s'agit peut-être de la même personne que n°1 ci-dessus, et identique donc à Jéthro (</w:t>
       </w:r>
-      <w:hyperlink r:id="rId533">
+      <w:hyperlink r:id="rId550">
         <w:r>
           <w:rPr>
             <w:lang w:val="fr_FR" w:bidi="fr_FR"/>
@@ -20801,7 +21358,7 @@
         </w:rPr>
         <w:t xml:space="preserve"> ; voir </w:t>
       </w:r>
-      <w:hyperlink r:id="rId534">
+      <w:hyperlink r:id="rId551">
         <w:r>
           <w:rPr>
             <w:lang w:val="fr_FR" w:bidi="fr_FR"/>
@@ -20862,7 +21419,7 @@
         </w:rPr>
         <w:t>Orthographe alternative de Déuel, le père d'Éliasaph (</w:t>
       </w:r>
-      <w:hyperlink r:id="rId535">
+      <w:hyperlink r:id="rId552">
         <w:r>
           <w:rPr>
             <w:lang w:val="fr_FR" w:bidi="fr_FR"/>
@@ -20923,7 +21480,7 @@
         </w:rPr>
         <w:t>Ancêtre de Meschullam dans la tribu de Benjamin (</w:t>
       </w:r>
-      <w:hyperlink r:id="rId536">
+      <w:hyperlink r:id="rId553">
         <w:r>
           <w:rPr>
             <w:lang w:val="fr_FR" w:bidi="fr_FR"/>
@@ -20989,7 +21546,7 @@
         </w:rPr>
         <w:t>Concubine de Nachor (</w:t>
       </w:r>
-      <w:hyperlink r:id="rId537">
+      <w:hyperlink r:id="rId554">
         <w:r>
           <w:rPr>
             <w:lang w:val="fr_FR" w:bidi="fr_FR"/>
@@ -21290,7 +21847,7 @@
         </w:rPr>
         <w:t>La théologie chrétienne enseigne que la révélation divine (le message de Dieu à l'humanité) est la seule véritable source pour comprendre Dieu. Les gens connaissent Dieu parce que Dieu choisit de se révéler. Dieu agit en premier et est l'auteur de la révélation, tandis que les gens la reçoivent. À travers cette révélation, Dieu montre des choses qui resteraient autrement cachées (</w:t>
       </w:r>
-      <w:hyperlink r:id="rId538">
+      <w:hyperlink r:id="rId555">
         <w:r>
           <w:rPr>
             <w:lang w:val="fr_FR" w:bidi="fr_FR"/>
@@ -21308,7 +21865,7 @@
         </w:rPr>
         <w:t xml:space="preserve"> ; </w:t>
       </w:r>
-      <w:hyperlink r:id="rId539">
+      <w:hyperlink r:id="rId556">
         <w:r>
           <w:rPr>
             <w:lang w:val="fr_FR" w:bidi="fr_FR"/>
@@ -21326,7 +21883,7 @@
         </w:rPr>
         <w:t xml:space="preserve"> ; </w:t>
       </w:r>
-      <w:hyperlink r:id="rId540">
+      <w:hyperlink r:id="rId557">
         <w:r>
           <w:rPr>
             <w:lang w:val="fr_FR" w:bidi="fr_FR"/>
@@ -21369,7 +21926,7 @@
         </w:rPr>
         <w:t xml:space="preserve">Dieu se révèle à l'humanité de deux manières principales. Premièrement, il y a ce qu'on appelle la « révélation générale ». À travers la révélation générale, Dieu se fait connaître dans la nature, dans l'histoire et dans les personnes, qui sont faites à son image. Cette idée selon laquelle les gens ont un sens intérieur de l'existence de Dieu à travers le monde naturel est affirmée tout au long de la Bible, à la fois dans l'Ancien Testament (voir </w:t>
       </w:r>
-      <w:hyperlink r:id="rId541">
+      <w:hyperlink r:id="rId558">
         <w:r>
           <w:rPr>
             <w:lang w:val="fr_FR" w:bidi="fr_FR"/>
@@ -21387,7 +21944,7 @@
         </w:rPr>
         <w:t xml:space="preserve"> ; </w:t>
       </w:r>
-      <w:hyperlink r:id="rId542">
+      <w:hyperlink r:id="rId559">
         <w:r>
           <w:rPr>
             <w:lang w:val="fr_FR" w:bidi="fr_FR"/>
@@ -21405,7 +21962,7 @@
         </w:rPr>
         <w:t xml:space="preserve">) et dans le Nouveau Testament (voir </w:t>
       </w:r>
-      <w:hyperlink r:id="rId543">
+      <w:hyperlink r:id="rId560">
         <w:r>
           <w:rPr>
             <w:lang w:val="fr_FR" w:bidi="fr_FR"/>
@@ -21423,7 +21980,7 @@
         </w:rPr>
         <w:t xml:space="preserve"> ; </w:t>
       </w:r>
-      <w:hyperlink r:id="rId544">
+      <w:hyperlink r:id="rId561">
         <w:r>
           <w:rPr>
             <w:lang w:val="fr_FR" w:bidi="fr_FR"/>
@@ -21441,7 +21998,7 @@
         </w:rPr>
         <w:t xml:space="preserve"> ; </w:t>
       </w:r>
-      <w:hyperlink r:id="rId545">
+      <w:hyperlink r:id="rId562">
         <w:r>
           <w:rPr>
             <w:lang w:val="fr_FR" w:bidi="fr_FR"/>
@@ -21473,7 +22030,7 @@
         </w:rPr>
         <w:t>Les gens peuvent reconnaître que Dieu existe, qu'il est le Créateur doté d'une grande puissance, et qu'il règne avec justice. Pour cette raison, même lorsque les gens nient l'existence de Dieu, comme le font les athées, ils luttent contre une conscience intérieure de lui. Lorsque Paul a parlé aux Athéniens, il leur a rappelé que c'est en Dieu, le seul vrai Dieu, que tous vivent, se meuvent et existent (</w:t>
       </w:r>
-      <w:hyperlink r:id="rId546">
+      <w:hyperlink r:id="rId563">
         <w:r>
           <w:rPr>
             <w:lang w:val="fr_FR" w:bidi="fr_FR"/>
@@ -21516,7 +22073,7 @@
         </w:rPr>
         <w:t>Connaître Dieu uniquement à travers la nature ne révèle pas son dessein aimant de sauver toute l'humanité. Le cœur de Dieu est gracieux et désire le salut pour chacun. Voilà pourquoi Dieu a choisi de se révéler d'une manière spéciale, afin que les gens puissent connaître ses plans. Sans cette révélation spéciale, les humains ne comprendraient pas le plan de salut de Dieu à travers Christ. Dans la Bible, Dieu a guidé les prophètes et les apôtres, remplissant leurs cœurs et leurs esprits pour qu'ils puissent transmettre son message (</w:t>
       </w:r>
-      <w:hyperlink r:id="rId547">
+      <w:hyperlink r:id="rId564">
         <w:r>
           <w:rPr>
             <w:lang w:val="fr_FR" w:bidi="fr_FR"/>
@@ -21534,7 +22091,7 @@
         </w:rPr>
         <w:t xml:space="preserve"> ; </w:t>
       </w:r>
-      <w:hyperlink r:id="rId548">
+      <w:hyperlink r:id="rId565">
         <w:r>
           <w:rPr>
             <w:lang w:val="fr_FR" w:bidi="fr_FR"/>
@@ -21552,7 +22109,7 @@
         </w:rPr>
         <w:t xml:space="preserve"> ; </w:t>
       </w:r>
-      <w:hyperlink r:id="rId549">
+      <w:hyperlink r:id="rId566">
         <w:r>
           <w:rPr>
             <w:lang w:val="fr_FR" w:bidi="fr_FR"/>
@@ -21570,7 +22127,7 @@
         </w:rPr>
         <w:t xml:space="preserve"> ; </w:t>
       </w:r>
-      <w:hyperlink r:id="rId550">
+      <w:hyperlink r:id="rId567">
         <w:r>
           <w:rPr>
             <w:lang w:val="fr_FR" w:bidi="fr_FR"/>
@@ -21602,7 +22159,7 @@
         </w:rPr>
         <w:t>Le point culminant de la révélation de Dieu se trouve dans la venue sous forme humaine de son Fils, Jésus-Christ, (</w:t>
       </w:r>
-      <w:hyperlink r:id="rId551">
+      <w:hyperlink r:id="rId568">
         <w:r>
           <w:rPr>
             <w:lang w:val="fr_FR" w:bidi="fr_FR"/>
@@ -21620,7 +22177,7 @@
         </w:rPr>
         <w:t xml:space="preserve"> ; </w:t>
       </w:r>
-      <w:hyperlink r:id="rId552">
+      <w:hyperlink r:id="rId569">
         <w:r>
           <w:rPr>
             <w:lang w:val="fr_FR" w:bidi="fr_FR"/>
@@ -21638,7 +22195,7 @@
         </w:rPr>
         <w:t xml:space="preserve"> ; </w:t>
       </w:r>
-      <w:hyperlink r:id="rId553">
+      <w:hyperlink r:id="rId570">
         <w:r>
           <w:rPr>
             <w:lang w:val="fr_FR" w:bidi="fr_FR"/>
@@ -21656,7 +22213,7 @@
         </w:rPr>
         <w:t>). Jésus a révélé Dieu le Père directement et pleinement, montrant la volonté aimante de Dieu pour tous les peuples (</w:t>
       </w:r>
-      <w:hyperlink r:id="rId554">
+      <w:hyperlink r:id="rId571">
         <w:r>
           <w:rPr>
             <w:lang w:val="fr_FR" w:bidi="fr_FR"/>
@@ -21688,7 +22245,7 @@
         </w:rPr>
         <w:t>Dieu n'a pas seulement guidé les cœurs et les esprits de ses prophètes et apôtres pour qu'ils prononcent sa parole ; il les a également inspirés à écrire les messages, promesses et enseignements qu'il voulait préserver pour toujours. Ces écrits sacrés, rassemblés dans la Bible, forment un tout unifié qui révèle les pensées et les plans de Dieu pour l'humanité. À travers les Écritures, les prophètes et les apôtres ont partagé non seulement des événements historiques, mais aussi des vérités spécifiques que Dieu voulait que les gens connaissent. Le but principal de la Bible est de révéler Christ, et toutes les Écritures pointent vers lui (</w:t>
       </w:r>
-      <w:hyperlink r:id="rId555">
+      <w:hyperlink r:id="rId572">
         <w:r>
           <w:rPr>
             <w:lang w:val="fr_FR" w:bidi="fr_FR"/>
@@ -21706,7 +22263,7 @@
         </w:rPr>
         <w:t xml:space="preserve"> ; </w:t>
       </w:r>
-      <w:hyperlink r:id="rId556">
+      <w:hyperlink r:id="rId573">
         <w:r>
           <w:rPr>
             <w:lang w:val="fr_FR" w:bidi="fr_FR"/>
@@ -21724,7 +22281,7 @@
         </w:rPr>
         <w:t xml:space="preserve"> ; </w:t>
       </w:r>
-      <w:hyperlink r:id="rId557">
+      <w:hyperlink r:id="rId574">
         <w:r>
           <w:rPr>
             <w:lang w:val="fr_FR" w:bidi="fr_FR"/>
@@ -21742,7 +22299,7 @@
         </w:rPr>
         <w:t xml:space="preserve"> ; </w:t>
       </w:r>
-      <w:hyperlink r:id="rId558">
+      <w:hyperlink r:id="rId575">
         <w:r>
           <w:rPr>
             <w:lang w:val="fr_FR" w:bidi="fr_FR"/>
@@ -21760,7 +22317,7 @@
         </w:rPr>
         <w:t xml:space="preserve"> ; </w:t>
       </w:r>
-      <w:hyperlink r:id="rId559">
+      <w:hyperlink r:id="rId576">
         <w:r>
           <w:rPr>
             <w:lang w:val="fr_FR" w:bidi="fr_FR"/>
@@ -21951,7 +22508,7 @@
         </w:rPr>
         <w:t>La compréhension des rêves dans l'Ancien Testament possédait plusieurs caractéristiques significatives. Comme le reste du monde antique, le peuple de Dieu croyait que Dieu communiquait dans les rêves. Cependant, dans les récits de l'Ancien Testament, il y a une réserve qui manque dans les scènes perverses et obscènes souvent décrites dans les archives de rêves païens. Une autre distinction est que Dieu en est l'initiateur : il donne les rêves de révélation quand, où et à qui il le veut, une vérité douloureusement apprise par Saül (</w:t>
       </w:r>
-      <w:hyperlink r:id="rId560">
+      <w:hyperlink r:id="rId577">
         <w:r>
           <w:rPr>
             <w:lang w:val="fr_FR" w:bidi="fr_FR"/>
@@ -21969,7 +22526,7 @@
         </w:rPr>
         <w:t>). De façon plus importante, l'approche séculaire de l'interprétation a été spécifiquement rejetée. La compréhension des symboles des rêves ne venait pas par la recherche dans des livres de rêves ou par une capacité humaine naturelle. Lorsque Joseph interprète les rêves de ses deux compagnons de prison égyptiens et plus tard du Pharaon lui-même, il insiste pour en donner tout le crédit à Dieu (</w:t>
       </w:r>
-      <w:hyperlink r:id="rId561">
+      <w:hyperlink r:id="rId578">
         <w:r>
           <w:rPr>
             <w:lang w:val="fr_FR" w:bidi="fr_FR"/>
@@ -21987,7 +22544,7 @@
         </w:rPr>
         <w:t xml:space="preserve"> ; </w:t>
       </w:r>
-      <w:hyperlink r:id="rId562">
+      <w:hyperlink r:id="rId579">
         <w:r>
           <w:rPr>
             <w:lang w:val="fr_FR" w:bidi="fr_FR"/>
@@ -22005,7 +22562,7 @@
         </w:rPr>
         <w:t xml:space="preserve">). De même, Daniel informera Nebucadnetsar que le Dieu du ciel, qui révèle les secrets, ferait connaître le rêve du roi et sa signification (une tâche dans laquelle les interprètes de rêves professionnels avaient échoué, </w:t>
       </w:r>
-      <w:hyperlink r:id="rId563">
+      <w:hyperlink r:id="rId580">
         <w:r>
           <w:rPr>
             <w:lang w:val="fr_FR" w:bidi="fr_FR"/>
@@ -22049,7 +22606,7 @@
         </w:rPr>
         <w:t xml:space="preserve"> » (</w:t>
       </w:r>
-      <w:hyperlink r:id="rId564">
+      <w:hyperlink r:id="rId581">
         <w:r>
           <w:rPr>
             <w:lang w:val="fr_FR" w:bidi="fr_FR"/>
@@ -22067,7 +22624,7 @@
         </w:rPr>
         <w:t>), et représentaient figurativement le domaine spirituel (</w:t>
       </w:r>
-      <w:hyperlink r:id="rId565">
+      <w:hyperlink r:id="rId582">
         <w:r>
           <w:rPr>
             <w:lang w:val="fr_FR" w:bidi="fr_FR"/>
@@ -22085,7 +22642,7 @@
         </w:rPr>
         <w:t xml:space="preserve"> ; </w:t>
       </w:r>
-      <w:hyperlink r:id="rId566">
+      <w:hyperlink r:id="rId583">
         <w:r>
           <w:rPr>
             <w:lang w:val="fr_FR" w:bidi="fr_FR"/>
@@ -22103,7 +22660,7 @@
         </w:rPr>
         <w:t xml:space="preserve"> ; </w:t>
       </w:r>
-      <w:hyperlink r:id="rId567">
+      <w:hyperlink r:id="rId584">
         <w:r>
           <w:rPr>
             <w:lang w:val="fr_FR" w:bidi="fr_FR"/>
@@ -22121,7 +22678,7 @@
         </w:rPr>
         <w:t xml:space="preserve"> ; </w:t>
       </w:r>
-      <w:hyperlink r:id="rId568">
+      <w:hyperlink r:id="rId585">
         <w:r>
           <w:rPr>
             <w:lang w:val="fr_FR" w:bidi="fr_FR"/>
@@ -22153,7 +22710,7 @@
         </w:rPr>
         <w:t>Dieu utilisait les rêves à l'époque de l'Ancien Testament pour protéger ses serviteurs (</w:t>
       </w:r>
-      <w:hyperlink r:id="rId569">
+      <w:hyperlink r:id="rId586">
         <w:r>
           <w:rPr>
             <w:lang w:val="fr_FR" w:bidi="fr_FR"/>
@@ -22171,7 +22728,7 @@
         </w:rPr>
         <w:t>), pour se révéler aux gens d'une manière spéciale (</w:t>
       </w:r>
-      <w:hyperlink r:id="rId570">
+      <w:hyperlink r:id="rId587">
         <w:r>
           <w:rPr>
             <w:lang w:val="fr_FR" w:bidi="fr_FR"/>
@@ -22189,7 +22746,7 @@
         </w:rPr>
         <w:t>), pour fournir des conseils dans des circonstances précises (</w:t>
       </w:r>
-      <w:hyperlink r:id="rId571">
+      <w:hyperlink r:id="rId588">
         <w:r>
           <w:rPr>
             <w:lang w:val="fr_FR" w:bidi="fr_FR"/>
@@ -22207,7 +22764,7 @@
         </w:rPr>
         <w:t>), et pour avertir des événements futurs personnels (</w:t>
       </w:r>
-      <w:hyperlink r:id="rId572">
+      <w:hyperlink r:id="rId589">
         <w:r>
           <w:rPr>
             <w:lang w:val="fr_FR" w:bidi="fr_FR"/>
@@ -22225,7 +22782,7 @@
         </w:rPr>
         <w:t xml:space="preserve">). Les rêves étaient également utilisés pour prédire l'histoire des nations (chap. </w:t>
       </w:r>
-      <w:hyperlink r:id="rId573">
+      <w:hyperlink r:id="rId590">
         <w:r>
           <w:rPr>
             <w:lang w:val="fr_FR" w:bidi="fr_FR"/>
@@ -22243,7 +22800,7 @@
         </w:rPr>
         <w:t>) et pour annoncer les quatre grands empires mondiaux successifs qui seraient remplacés par le royaume éternel de Dieu (</w:t>
       </w:r>
-      <w:hyperlink r:id="rId574">
+      <w:hyperlink r:id="rId591">
         <w:r>
           <w:rPr>
             <w:lang w:val="fr_FR" w:bidi="fr_FR"/>
@@ -22275,7 +22832,7 @@
         </w:rPr>
         <w:t>Au cours des mille ans environ entre Joseph et Daniel, seuls deux rêves sont notés. Dans l'un d'entre eux, Gédéon se voit assuré que Dieu vaincrait les Madianites (</w:t>
       </w:r>
-      <w:hyperlink r:id="rId575">
+      <w:hyperlink r:id="rId592">
         <w:r>
           <w:rPr>
             <w:lang w:val="fr_FR" w:bidi="fr_FR"/>
@@ -22293,7 +22850,7 @@
         </w:rPr>
         <w:t>) ; l'autre concerne comment Salomon a acquis sa sagesse après sa demande humble et désintéressée de recevoir un « cœur intelligent » (</w:t>
       </w:r>
-      <w:hyperlink r:id="rId576">
+      <w:hyperlink r:id="rId593">
         <w:r>
           <w:rPr>
             <w:lang w:val="fr_FR" w:bidi="fr_FR"/>
@@ -22325,7 +22882,7 @@
         </w:rPr>
         <w:t>Dans les derniers rêves de l'Ancien Testament, Dieu donne à Nebucadnetsar un aperçu de l'histoire mondiale future (</w:t>
       </w:r>
-      <w:hyperlink r:id="rId577">
+      <w:hyperlink r:id="rId594">
         <w:r>
           <w:rPr>
             <w:lang w:val="fr_FR" w:bidi="fr_FR"/>
@@ -22343,7 +22900,7 @@
         </w:rPr>
         <w:t>) et une prédiction de la folie temporaire du roi (</w:t>
       </w:r>
-      <w:hyperlink r:id="rId574">
+      <w:hyperlink r:id="rId591">
         <w:r>
           <w:rPr>
             <w:lang w:val="fr_FR" w:bidi="fr_FR"/>
@@ -22361,7 +22918,7 @@
         </w:rPr>
         <w:t>). Le rêve de Daniel concernant les quatre bêtes était similaire aux premiers rêves du roi, mais avec des détails supplémentaires concernant les relations internationales futures (</w:t>
       </w:r>
-      <w:hyperlink r:id="rId578">
+      <w:hyperlink r:id="rId595">
         <w:r>
           <w:rPr>
             <w:lang w:val="fr_FR" w:bidi="fr_FR"/>
@@ -22393,7 +22950,7 @@
         </w:rPr>
         <w:t>Les rêves étaient vus comme un moyen par lequel Dieu parlait aux prophètes (</w:t>
       </w:r>
-      <w:hyperlink r:id="rId579">
+      <w:hyperlink r:id="rId596">
         <w:r>
           <w:rPr>
             <w:lang w:val="fr_FR" w:bidi="fr_FR"/>
@@ -22411,7 +22968,7 @@
         </w:rPr>
         <w:t>). Mais comment le peuple de Dieu pouvait-il distinguer un vrai prophète d'un imposteur ? Dieu donne deux moyens pour éprouver ces choses : la capacité de prédire l'avenir immédiat (</w:t>
       </w:r>
-      <w:hyperlink r:id="rId580">
+      <w:hyperlink r:id="rId597">
         <w:r>
           <w:rPr>
             <w:lang w:val="fr_FR" w:bidi="fr_FR"/>
@@ -22429,7 +22986,7 @@
         </w:rPr>
         <w:t>) et la cohérence du message avec la vérité déjà révélée (</w:t>
       </w:r>
-      <w:hyperlink r:id="rId581">
+      <w:hyperlink r:id="rId598">
         <w:r>
           <w:rPr>
             <w:lang w:val="fr_FR" w:bidi="fr_FR"/>
@@ -22447,7 +23004,7 @@
         </w:rPr>
         <w:t xml:space="preserve">). Les faux prophètes étaient mis à mort (v. </w:t>
       </w:r>
-      <w:hyperlink r:id="rId582">
+      <w:hyperlink r:id="rId599">
         <w:r>
           <w:rPr>
             <w:lang w:val="fr_FR" w:bidi="fr_FR"/>
@@ -22465,7 +23022,7 @@
         </w:rPr>
         <w:t>). La fausse prophétie était un problème sérieux à l'époque de Jérémie (</w:t>
       </w:r>
-      <w:hyperlink r:id="rId583">
+      <w:hyperlink r:id="rId600">
         <w:r>
           <w:rPr>
             <w:lang w:val="fr_FR" w:bidi="fr_FR"/>
@@ -22483,7 +23040,7 @@
         </w:rPr>
         <w:t>) et de Zacharie (</w:t>
       </w:r>
-      <w:hyperlink r:id="rId584">
+      <w:hyperlink r:id="rId601">
         <w:r>
           <w:rPr>
             <w:lang w:val="fr_FR" w:bidi="fr_FR"/>
@@ -22501,7 +23058,7 @@
         </w:rPr>
         <w:t>). Malgré les avertissements répétés de Jérémie (</w:t>
       </w:r>
-      <w:hyperlink r:id="rId585">
+      <w:hyperlink r:id="rId602">
         <w:r>
           <w:rPr>
             <w:lang w:val="fr_FR" w:bidi="fr_FR"/>
@@ -22519,7 +23076,7 @@
         </w:rPr>
         <w:t xml:space="preserve"> ; </w:t>
       </w:r>
-      <w:hyperlink r:id="rId586">
+      <w:hyperlink r:id="rId603">
         <w:r>
           <w:rPr>
             <w:lang w:val="fr_FR" w:bidi="fr_FR"/>
@@ -22537,7 +23094,7 @@
         </w:rPr>
         <w:t xml:space="preserve"> ; </w:t>
       </w:r>
-      <w:hyperlink r:id="rId587">
+      <w:hyperlink r:id="rId604">
         <w:r>
           <w:rPr>
             <w:lang w:val="fr_FR" w:bidi="fr_FR"/>
@@ -22555,7 +23112,7 @@
         </w:rPr>
         <w:t>), le peuple préférait écouter les faux prophètes avec leurs messages vides d'espoir. Les rêves faisaient également partie de l'espoir prophétique d'Israël (</w:t>
       </w:r>
-      <w:hyperlink r:id="rId588">
+      <w:hyperlink r:id="rId605">
         <w:r>
           <w:rPr>
             <w:lang w:val="fr_FR" w:bidi="fr_FR"/>
@@ -22598,7 +23155,7 @@
         </w:rPr>
         <w:t>Les quelques rêves relatés dans le Nouveau Testament sont tous dans l'Évangile selon Matthieu, dont cinq dans les deux premiers chapitres. Ils soulignent le soin et la protection divins de l'enfant Jésus. Il y avait d'abord la provision de Dieu, permettant à Jésus de grandir dans un foyer avec un père et une mère, évitant ainsi la cruauté et la honte d'être injustement appelé un enfant illégitime (</w:t>
       </w:r>
-      <w:hyperlink r:id="rId589">
+      <w:hyperlink r:id="rId606">
         <w:r>
           <w:rPr>
             <w:lang w:val="fr_FR" w:bidi="fr_FR"/>
@@ -22616,7 +23173,7 @@
         </w:rPr>
         <w:t>). Ensuite, les mages se voient instruits dans un rêve de ne pas dire à Hérode où Jésus vivait (</w:t>
       </w:r>
-      <w:hyperlink r:id="rId590">
+      <w:hyperlink r:id="rId607">
         <w:r>
           <w:rPr>
             <w:lang w:val="fr_FR" w:bidi="fr_FR"/>
@@ -22634,7 +23191,7 @@
         </w:rPr>
         <w:t xml:space="preserve">). Jésus est protégé du roi jaloux Hérode par le rêve qui a dit à Joseph de fuir en Égypte avec Marie et l'enfant (v. </w:t>
       </w:r>
-      <w:hyperlink r:id="rId591">
+      <w:hyperlink r:id="rId608">
         <w:r>
           <w:rPr>
             <w:lang w:val="fr_FR" w:bidi="fr_FR"/>
@@ -22652,7 +23209,7 @@
         </w:rPr>
         <w:t xml:space="preserve">). À la mort d'Hérode, Joseph est divinement conseillé dans un rêve de rentrer chez lui d'Égypte (v. </w:t>
       </w:r>
-      <w:hyperlink r:id="rId592">
+      <w:hyperlink r:id="rId609">
         <w:r>
           <w:rPr>
             <w:lang w:val="fr_FR" w:bidi="fr_FR"/>
@@ -22670,7 +23227,7 @@
         </w:rPr>
         <w:t xml:space="preserve">). Enfin, Dieu avertit Joseph d'éviter la Judée, où régnait le fils maléfique d'Hérode, Archélaüs, et de s'installer en Galilée à la place (v. </w:t>
       </w:r>
-      <w:hyperlink r:id="rId593">
+      <w:hyperlink r:id="rId610">
         <w:r>
           <w:rPr>
             <w:lang w:val="fr_FR" w:bidi="fr_FR"/>
@@ -22714,7 +23271,7 @@
         </w:rPr>
         <w:t xml:space="preserve"> » (</w:t>
       </w:r>
-      <w:hyperlink r:id="rId594">
+      <w:hyperlink r:id="rId611">
         <w:r>
           <w:rPr>
             <w:lang w:val="fr_FR" w:bidi="fr_FR"/>
@@ -22838,7 +23395,7 @@
         </w:rPr>
         <w:t xml:space="preserve"> (le Hérode d'</w:t>
       </w:r>
-      <w:hyperlink r:id="rId595">
+      <w:hyperlink r:id="rId612">
         <w:r>
           <w:rPr>
             <w:lang w:val="fr_FR" w:bidi="fr_FR"/>
@@ -22912,7 +23469,7 @@
         </w:rPr>
         <w:t>Le siège dure cinq mois. Les Juifs de Jérusalem combattent héroïquement contre les envahisseurs romains et la ville n'est conquise que très lentement. Un moment tragique de l'histoire juive survient au début du mois d'août de l'an 70 après J.‑C. : pour la première fois depuis des siècles, les sacrifices du matin et du soir ne sont pas offerts au Temple. Vers le 29 août, dans des circonstances qui restent encore incertaines aujourd'hui, le sanctuaire est incendié et le Temple détruit. Ainsi s'accomplit la prophétie de Jésus (</w:t>
       </w:r>
-      <w:hyperlink r:id="rId596">
+      <w:hyperlink r:id="rId613">
         <w:r>
           <w:rPr>
             <w:lang w:val="fr_FR" w:bidi="fr_FR"/>
@@ -22930,7 +23487,7 @@
         </w:rPr>
         <w:t xml:space="preserve">; </w:t>
       </w:r>
-      <w:hyperlink r:id="rId597">
+      <w:hyperlink r:id="rId614">
         <w:r>
           <w:rPr>
             <w:lang w:val="fr_FR" w:bidi="fr_FR"/>
@@ -22948,7 +23505,7 @@
         </w:rPr>
         <w:t xml:space="preserve">; </w:t>
       </w:r>
-      <w:hyperlink r:id="rId598">
+      <w:hyperlink r:id="rId615">
         <w:r>
           <w:rPr>
             <w:lang w:val="fr_FR" w:bidi="fr_FR"/>
@@ -22966,7 +23523,7 @@
         </w:rPr>
         <w:t xml:space="preserve">; </w:t>
       </w:r>
-      <w:hyperlink r:id="rId599">
+      <w:hyperlink r:id="rId616">
         <w:r>
           <w:rPr>
             <w:lang w:val="fr_FR" w:bidi="fr_FR"/>
@@ -23089,7 +23646,7 @@
         </w:rPr>
         <w:t>Fils d'Éliada, qui s'est établi comme dirigeant de Damas et de Syrie après que David a tué Hadadézer, roi de Tsoba. Rezon était un adversaire désigné par Dieu qui méprisait Israël et posera un problème constant à Salomon pendant son règne (</w:t>
       </w:r>
-      <w:hyperlink r:id="rId600">
+      <w:hyperlink r:id="rId617">
         <w:r>
           <w:rPr>
             <w:lang w:val="fr_FR" w:bidi="fr_FR"/>
@@ -23155,7 +23712,7 @@
         </w:rPr>
         <w:t>Descendant de Zorobabel et ancêtre de Jésus-Christ (</w:t>
       </w:r>
-      <w:hyperlink r:id="rId601">
+      <w:hyperlink r:id="rId618">
         <w:r>
           <w:rPr>
             <w:lang w:val="fr_FR" w:bidi="fr_FR"/>
@@ -23254,7 +23811,7 @@
         </w:rPr>
         <w:t>Servante dans la maison de Marie (mère de Jean Marc) à Jérusalem. Rhode a rapporté à ceux qui se trouvaient dans la maison que Pierre se tenait devant la porte. Comme ils n'étaient pas au courant de sa libération de prison, les autres n'ont d'abord pas cru son rapport (</w:t>
       </w:r>
-      <w:hyperlink r:id="rId602">
+      <w:hyperlink r:id="rId619">
         <w:r>
           <w:rPr>
             <w:lang w:val="fr_FR" w:bidi="fr_FR"/>
@@ -23320,7 +23877,7 @@
         </w:rPr>
         <w:t>Port d'escale lors du voyage de de Paul vers Jérusalem après son troisième voyage missionnaire (</w:t>
       </w:r>
-      <w:hyperlink r:id="rId603">
+      <w:hyperlink r:id="rId620">
         <w:r>
           <w:rPr>
             <w:lang w:val="fr_FR" w:bidi="fr_FR"/>
@@ -23338,7 +23895,7 @@
         </w:rPr>
         <w:t xml:space="preserve">). La mention de Rhodes (Dodanim ou Dedan, LSG) dans </w:t>
       </w:r>
-      <w:hyperlink r:id="rId604">
+      <w:hyperlink r:id="rId621">
         <w:r>
           <w:rPr>
             <w:lang w:val="fr_FR" w:bidi="fr_FR"/>
@@ -23356,7 +23913,7 @@
         </w:rPr>
         <w:t xml:space="preserve">, </w:t>
       </w:r>
-      <w:hyperlink r:id="rId605">
+      <w:hyperlink r:id="rId622">
         <w:r>
           <w:rPr>
             <w:lang w:val="fr_FR" w:bidi="fr_FR"/>
@@ -23374,7 +23931,7 @@
         </w:rPr>
         <w:t xml:space="preserve"> et </w:t>
       </w:r>
-      <w:hyperlink r:id="rId606">
+      <w:hyperlink r:id="rId623">
         <w:r>
           <w:rPr>
             <w:lang w:val="fr_FR" w:bidi="fr_FR"/>
@@ -23468,7 +24025,7 @@
         </w:rPr>
         <w:t>Benjaminite de la ville de Guibea. Ribaï était le père d'Ittaï, qui était l'un des vaillants hommes du roi David (</w:t>
       </w:r>
-      <w:hyperlink r:id="rId607">
+      <w:hyperlink r:id="rId624">
         <w:r>
           <w:rPr>
             <w:lang w:val="fr_FR" w:bidi="fr_FR"/>
@@ -23486,7 +24043,7 @@
         </w:rPr>
         <w:t xml:space="preserve"> ; </w:t>
       </w:r>
-      <w:hyperlink r:id="rId608">
+      <w:hyperlink r:id="rId625">
         <w:r>
           <w:rPr>
             <w:lang w:val="fr_FR" w:bidi="fr_FR"/>
@@ -23552,7 +24109,7 @@
         </w:rPr>
         <w:t>1. Ville située le long de la rivière Oronte, à environ 55 km au nord-est de Baalbek, identifiable avec la Ribleh moderne en Syrie. Ribla était bien située topographiquement pour les opérations militaires, surtout lorsque les grandes puissances d'Égypte et de Mésopotamie traversaient la partie nord du Croissant Fertile. Les Égyptiens sont mentionnés dans les Écritures comme le premier peuple à avoir troublé cette ville. Après la mort du roi Josias dans sa bataille contre le pharaon égyptien Néco, Joachaz sera fait roi. Néco n'approuvera pas cette élection. Ainsi, le pharaon emprisonnera Joachaz à Ribla et fera d'Éliakim (Jojakim), le frère de Joachaz, le roi de Juda (</w:t>
       </w:r>
-      <w:hyperlink r:id="rId609">
+      <w:hyperlink r:id="rId626">
         <w:r>
           <w:rPr>
             <w:lang w:val="fr_FR" w:bidi="fr_FR"/>
@@ -23584,7 +24141,7 @@
         </w:rPr>
         <w:t>Après la défaite de Néco à Carkemisch en 605 av. J.‑C., Nebucadnetsar de Babylone prendra le contrôle de la région, établissant Ribla comme son quartier général pour ses territoires en Syrie du Sud et en Palestine. Lorsque Sédécias, roi de Juda, s'opposera à Nebucadnetsar, les Babyloniens le captureront et l'emprisonneront à Ribla (</w:t>
       </w:r>
-      <w:hyperlink r:id="rId610">
+      <w:hyperlink r:id="rId627">
         <w:r>
           <w:rPr>
             <w:lang w:val="fr_FR" w:bidi="fr_FR"/>
@@ -23602,7 +24159,7 @@
         </w:rPr>
         <w:t xml:space="preserve"> ; </w:t>
       </w:r>
-      <w:hyperlink r:id="rId611">
+      <w:hyperlink r:id="rId628">
         <w:r>
           <w:rPr>
             <w:lang w:val="fr_FR" w:bidi="fr_FR"/>
@@ -23620,7 +24177,7 @@
         </w:rPr>
         <w:t xml:space="preserve"> ; </w:t>
       </w:r>
-      <w:hyperlink r:id="rId612">
+      <w:hyperlink r:id="rId629">
         <w:r>
           <w:rPr>
             <w:lang w:val="fr_FR" w:bidi="fr_FR"/>
@@ -23638,7 +24195,7 @@
         </w:rPr>
         <w:t>). Par conséquent, plusieurs des fils de Sédécias seront tués à Ribla, et Sédécias sera enchaîné et emmené à Babylone (</w:t>
       </w:r>
-      <w:hyperlink r:id="rId613">
+      <w:hyperlink r:id="rId630">
         <w:r>
           <w:rPr>
             <w:lang w:val="fr_FR" w:bidi="fr_FR"/>
@@ -23656,7 +24213,7 @@
         </w:rPr>
         <w:t xml:space="preserve"> ; </w:t>
       </w:r>
-      <w:hyperlink r:id="rId614">
+      <w:hyperlink r:id="rId631">
         <w:r>
           <w:rPr>
             <w:lang w:val="fr_FR" w:bidi="fr_FR"/>
@@ -23688,7 +24245,7 @@
         </w:rPr>
         <w:t xml:space="preserve">Ribla est aussi appelée Dibla dans </w:t>
       </w:r>
-      <w:hyperlink r:id="rId615">
+      <w:hyperlink r:id="rId632">
         <w:r>
           <w:rPr>
             <w:lang w:val="fr_FR" w:bidi="fr_FR"/>
@@ -23720,7 +24277,7 @@
         </w:rPr>
         <w:t>2. Ville définissant une partie de la frontière orientale d'Israël, située à l'est d'Aïn (</w:t>
       </w:r>
-      <w:hyperlink r:id="rId616">
+      <w:hyperlink r:id="rId633">
         <w:r>
           <w:rPr>
             <w:lang w:val="fr_FR" w:bidi="fr_FR"/>
@@ -23800,7 +24357,7 @@
         </w:rPr>
         <w:t>Dans l'Ancien Testament, la richesse est un signe de la faveur de Dieu (</w:t>
       </w:r>
-      <w:hyperlink r:id="rId617">
+      <w:hyperlink r:id="rId634">
         <w:r>
           <w:rPr>
             <w:lang w:val="fr_FR" w:bidi="fr_FR"/>
@@ -23818,7 +24375,7 @@
         </w:rPr>
         <w:t>). C'est lui qui donne le pouvoir d'acquérir des richesses (</w:t>
       </w:r>
-      <w:hyperlink r:id="rId618">
+      <w:hyperlink r:id="rId635">
         <w:r>
           <w:rPr>
             <w:lang w:val="fr_FR" w:bidi="fr_FR"/>
@@ -23836,7 +24393,7 @@
         </w:rPr>
         <w:t>). La piété et la richesse de Job sont bien connues (</w:t>
       </w:r>
-      <w:hyperlink r:id="rId619">
+      <w:hyperlink r:id="rId636">
         <w:r>
           <w:rPr>
             <w:lang w:val="fr_FR" w:bidi="fr_FR"/>
@@ -23866,7 +24423,7 @@
         </w:rPr>
         <w:t xml:space="preserve"> » parce que Salomon lui demande de la sagesse et du discernement plutôt que des choses matérielles (</w:t>
       </w:r>
-      <w:hyperlink r:id="rId620">
+      <w:hyperlink r:id="rId637">
         <w:r>
           <w:rPr>
             <w:lang w:val="fr_FR" w:bidi="fr_FR"/>
@@ -23884,7 +24441,7 @@
         </w:rPr>
         <w:t xml:space="preserve">; </w:t>
       </w:r>
-      <w:hyperlink r:id="rId621">
+      <w:hyperlink r:id="rId638">
         <w:r>
           <w:rPr>
             <w:lang w:val="fr_FR" w:bidi="fr_FR"/>
@@ -23902,7 +24459,7 @@
         </w:rPr>
         <w:t>). Cependant, la Bible précise que la vie d'une personne ne dépend pas de l'abondance de ses biens (</w:t>
       </w:r>
-      <w:hyperlink r:id="rId622">
+      <w:hyperlink r:id="rId639">
         <w:r>
           <w:rPr>
             <w:lang w:val="fr_FR" w:bidi="fr_FR"/>
@@ -23934,7 +24491,7 @@
         </w:rPr>
         <w:t>Dans le Nouveau Testament, les hommes riches sont souvent considérés comme impies. Ceci inclut le riche propriétaire qui projette de se faire construire des greniers (</w:t>
       </w:r>
-      <w:hyperlink r:id="rId623">
+      <w:hyperlink r:id="rId640">
         <w:r>
           <w:rPr>
             <w:lang w:val="fr_FR" w:bidi="fr_FR"/>
@@ -23952,7 +24509,7 @@
         </w:rPr>
         <w:t>) et l'homme riche qui se détourne du mendiant Lazare (</w:t>
       </w:r>
-      <w:hyperlink r:id="rId624">
+      <w:hyperlink r:id="rId641">
         <w:r>
           <w:rPr>
             <w:lang w:val="fr_FR" w:bidi="fr_FR"/>
@@ -23970,7 +24527,7 @@
         </w:rPr>
         <w:t>). Les riches sont condamnés parce qu'ils sont cupides et oppriment les pauvres (</w:t>
       </w:r>
-      <w:hyperlink r:id="rId625">
+      <w:hyperlink r:id="rId642">
         <w:r>
           <w:rPr>
             <w:lang w:val="fr_FR" w:bidi="fr_FR"/>
@@ -23988,7 +24545,7 @@
         </w:rPr>
         <w:t xml:space="preserve">). « Malheur à vous, riches », proclame </w:t>
       </w:r>
-      <w:hyperlink r:id="rId626">
+      <w:hyperlink r:id="rId643">
         <w:r>
           <w:rPr>
             <w:lang w:val="fr_FR" w:bidi="fr_FR"/>
@@ -24006,7 +24563,7 @@
         </w:rPr>
         <w:t>es trois Évangiles synoptiques parlent tous des dangers de la richesse (</w:t>
       </w:r>
-      <w:hyperlink r:id="rId627">
+      <w:hyperlink r:id="rId644">
         <w:r>
           <w:rPr>
             <w:lang w:val="fr_FR" w:bidi="fr_FR"/>
@@ -24024,7 +24581,7 @@
         </w:rPr>
         <w:t xml:space="preserve">; </w:t>
       </w:r>
-      <w:hyperlink r:id="rId628">
+      <w:hyperlink r:id="rId645">
         <w:r>
           <w:rPr>
             <w:lang w:val="fr_FR" w:bidi="fr_FR"/>
@@ -24042,7 +24599,7 @@
         </w:rPr>
         <w:t xml:space="preserve">; </w:t>
       </w:r>
-      <w:hyperlink r:id="rId629">
+      <w:hyperlink r:id="rId646">
         <w:r>
           <w:rPr>
             <w:lang w:val="fr_FR" w:bidi="fr_FR"/>
@@ -24060,7 +24617,7 @@
         </w:rPr>
         <w:t>). Cependant, tous les hommes riches ne sont pas présentés comme mauvais. Jésus est enterré dans le tombeau d'un homme riche, Joseph d'Arimathée (</w:t>
       </w:r>
-      <w:hyperlink r:id="rId630">
+      <w:hyperlink r:id="rId647">
         <w:r>
           <w:rPr>
             <w:lang w:val="fr_FR" w:bidi="fr_FR"/>
@@ -24078,7 +24635,7 @@
         </w:rPr>
         <w:t>). Nicodème dépense généreusement pour l'embaumement du corps de Jésus (</w:t>
       </w:r>
-      <w:hyperlink r:id="rId631">
+      <w:hyperlink r:id="rId648">
         <w:r>
           <w:rPr>
             <w:lang w:val="fr_FR" w:bidi="fr_FR"/>
@@ -24096,7 +24653,7 @@
         </w:rPr>
         <w:t>). C'est « un chef des Juifs » (</w:t>
       </w:r>
-      <w:hyperlink r:id="rId632">
+      <w:hyperlink r:id="rId649">
         <w:r>
           <w:rPr>
             <w:lang w:val="fr_FR" w:bidi="fr_FR"/>
@@ -24243,7 +24800,7 @@
         </w:rPr>
         <w:t xml:space="preserve">Forme alternative d'En-Rimmon, une ville dans le territoire de Siméon, dans </w:t>
       </w:r>
-      <w:hyperlink r:id="rId633">
+      <w:hyperlink r:id="rId650">
         <w:r>
           <w:rPr>
             <w:lang w:val="fr_FR" w:bidi="fr_FR"/>
@@ -24342,7 +24899,7 @@
         </w:rPr>
         <w:t xml:space="preserve">1. Nom alternatif pour En-Rimmon, une ville dans le sud de Juda, dans </w:t>
       </w:r>
-      <w:hyperlink r:id="rId634">
+      <w:hyperlink r:id="rId651">
         <w:r>
           <w:rPr>
             <w:lang w:val="fr_FR" w:bidi="fr_FR"/>
@@ -24360,7 +24917,7 @@
         </w:rPr>
         <w:t xml:space="preserve"> et </w:t>
       </w:r>
-      <w:hyperlink r:id="rId635">
+      <w:hyperlink r:id="rId652">
         <w:r>
           <w:rPr>
             <w:lang w:val="fr_FR" w:bidi="fr_FR"/>
@@ -24425,7 +24982,7 @@
         </w:rPr>
         <w:t>2. Ville dans le territoire attribué à la tribu de Zabulon en héritage (</w:t>
       </w:r>
-      <w:hyperlink r:id="rId636">
+      <w:hyperlink r:id="rId653">
         <w:r>
           <w:rPr>
             <w:lang w:val="fr_FR" w:bidi="fr_FR"/>
@@ -24443,7 +25000,7 @@
         </w:rPr>
         <w:t xml:space="preserve">) ; également appelée Dimna dans </w:t>
       </w:r>
-      <w:hyperlink r:id="rId637">
+      <w:hyperlink r:id="rId654">
         <w:r>
           <w:rPr>
             <w:lang w:val="fr_FR" w:bidi="fr_FR"/>
@@ -24475,7 +25032,7 @@
         </w:rPr>
         <w:t>3. Grande grotte à environ 20 km au nord de Jérusalem et à 3 km au sud de l'Éphraïm biblique (Taiyiba moderne), également appelée le Rocher de Rimmon. Six cents réfugiés de la ville de Guibea ont trouvé refuge dans la grotte pendant quatre mois (</w:t>
       </w:r>
-      <w:hyperlink r:id="rId638">
+      <w:hyperlink r:id="rId655">
         <w:r>
           <w:rPr>
             <w:lang w:val="fr_FR" w:bidi="fr_FR"/>
@@ -24493,7 +25050,7 @@
         </w:rPr>
         <w:t xml:space="preserve"> ; </w:t>
       </w:r>
-      <w:hyperlink r:id="rId639">
+      <w:hyperlink r:id="rId656">
         <w:r>
           <w:rPr>
             <w:lang w:val="fr_FR" w:bidi="fr_FR"/>
@@ -24567,7 +25124,7 @@
         </w:rPr>
         <w:t>Benjaminite de la ville de Beéroth. Ses deux fils, Baana et Recab, ont tué Isch-Boscheth (</w:t>
       </w:r>
-      <w:hyperlink r:id="rId640">
+      <w:hyperlink r:id="rId657">
         <w:r>
           <w:rPr>
             <w:lang w:val="fr_FR" w:bidi="fr_FR"/>
@@ -24615,7 +25172,7 @@
         </w:rPr>
         <w:t>Divinité adorée par les Syriens de Damas. Naaman était capitaine de l'armée syrienne. Lui et son roi se rendaient souvent au temple de Rimmon (</w:t>
       </w:r>
-      <w:hyperlink r:id="rId641">
+      <w:hyperlink r:id="rId658">
         <w:r>
           <w:rPr>
             <w:lang w:val="fr_FR" w:bidi="fr_FR"/>
@@ -24707,7 +25264,7 @@
         </w:rPr>
         <w:t>Grande grotte au nord de Jérusalem (</w:t>
       </w:r>
-      <w:hyperlink r:id="rId638">
+      <w:hyperlink r:id="rId655">
         <w:r>
           <w:rPr>
             <w:lang w:val="fr_FR" w:bidi="fr_FR"/>
@@ -24725,7 +25282,7 @@
         </w:rPr>
         <w:t xml:space="preserve"> ; </w:t>
       </w:r>
-      <w:hyperlink r:id="rId639">
+      <w:hyperlink r:id="rId656">
         <w:r>
           <w:rPr>
             <w:lang w:val="fr_FR" w:bidi="fr_FR"/>
@@ -24824,7 +25381,7 @@
         </w:rPr>
         <w:t>Ville dans le territoire de Zabulon (</w:t>
       </w:r>
-      <w:hyperlink r:id="rId642">
+      <w:hyperlink r:id="rId659">
         <w:r>
           <w:rPr>
             <w:lang w:val="fr_FR" w:bidi="fr_FR"/>
@@ -24890,7 +25447,7 @@
         </w:rPr>
         <w:t>Lieu de campement temporaire des Israélites pendant leurs errances dans le désert, situé entre Rithma et Libna (</w:t>
       </w:r>
-      <w:hyperlink r:id="rId643">
+      <w:hyperlink r:id="rId660">
         <w:r>
           <w:rPr>
             <w:lang w:val="fr_FR" w:bidi="fr_FR"/>
@@ -24989,7 +25546,7 @@
         </w:rPr>
         <w:t>Fils de Simon de la tribu de Juda (</w:t>
       </w:r>
-      <w:hyperlink r:id="rId644">
+      <w:hyperlink r:id="rId661">
         <w:r>
           <w:rPr>
             <w:lang w:val="fr_FR" w:bidi="fr_FR"/>
@@ -25055,7 +25612,7 @@
         </w:rPr>
         <w:t>Fils de Gomer et frère d'Aschkenaz et de Togarma, descendants non sémitiques de Noé par la lignée de Japhet (</w:t>
       </w:r>
-      <w:hyperlink r:id="rId645">
+      <w:hyperlink r:id="rId662">
         <w:r>
           <w:rPr>
             <w:lang w:val="fr_FR" w:bidi="fr_FR"/>
@@ -25073,7 +25630,7 @@
         </w:rPr>
         <w:t xml:space="preserve">). </w:t>
       </w:r>
-      <w:hyperlink r:id="rId646">
+      <w:hyperlink r:id="rId663">
         <w:r>
           <w:rPr>
             <w:lang w:val="fr_FR" w:bidi="fr_FR"/>
@@ -25139,7 +25696,7 @@
         </w:rPr>
         <w:t>Expression d'une variété d'émotions. Le rire peut exprimer une joie immense lorsque les circonstances s'améliorent, comme pour les Juifs revenant de l'exil (</w:t>
       </w:r>
-      <w:hyperlink r:id="rId647">
+      <w:hyperlink r:id="rId664">
         <w:r>
           <w:rPr>
             <w:lang w:val="fr_FR" w:bidi="fr_FR"/>
@@ -25157,7 +25714,7 @@
         </w:rPr>
         <w:t>). Une telle joie est offerte avec sincérité mais un excès de légèreté à Job par l'un de ses consolateurs (</w:t>
       </w:r>
-      <w:hyperlink r:id="rId648">
+      <w:hyperlink r:id="rId665">
         <w:r>
           <w:rPr>
             <w:lang w:val="fr_FR" w:bidi="fr_FR"/>
@@ -25175,7 +25732,7 @@
         </w:rPr>
         <w:t>). Le rire peut être de bonne humeur et amical, pour encourager les autres (</w:t>
       </w:r>
-      <w:hyperlink r:id="rId649">
+      <w:hyperlink r:id="rId666">
         <w:r>
           <w:rPr>
             <w:lang w:val="fr_FR" w:bidi="fr_FR"/>
@@ -25205,7 +25762,7 @@
         </w:rPr>
         <w:t xml:space="preserve"> » (</w:t>
       </w:r>
-      <w:hyperlink r:id="rId650">
+      <w:hyperlink r:id="rId667">
         <w:r>
           <w:rPr>
             <w:lang w:val="fr_FR" w:bidi="fr_FR"/>
@@ -25223,7 +25780,7 @@
         </w:rPr>
         <w:t>), mais l'Ecclésiaste avait ses doutes : la vie n'est pas une plaisanterie, et le chagrin peut être un meilleur enseignant (</w:t>
       </w:r>
-      <w:hyperlink r:id="rId651">
+      <w:hyperlink r:id="rId668">
         <w:r>
           <w:rPr>
             <w:lang w:val="fr_FR" w:bidi="fr_FR"/>
@@ -25241,7 +25798,7 @@
         </w:rPr>
         <w:t xml:space="preserve"> ; </w:t>
       </w:r>
-      <w:hyperlink r:id="rId652">
+      <w:hyperlink r:id="rId669">
         <w:r>
           <w:rPr>
             <w:lang w:val="fr_FR" w:bidi="fr_FR"/>
@@ -25271,7 +25828,7 @@
         </w:rPr>
         <w:t xml:space="preserve"> » (</w:t>
       </w:r>
-      <w:hyperlink r:id="rId653">
+      <w:hyperlink r:id="rId670">
         <w:r>
           <w:rPr>
             <w:lang w:val="fr_FR" w:bidi="fr_FR"/>
@@ -25289,7 +25846,7 @@
         </w:rPr>
         <w:t>). Il est promis à Job que la guerre et la famine ne seraient pas des sujets d'inquiétude (</w:t>
       </w:r>
-      <w:hyperlink r:id="rId654">
+      <w:hyperlink r:id="rId671">
         <w:r>
           <w:rPr>
             <w:lang w:val="fr_FR" w:bidi="fr_FR"/>
@@ -25307,7 +25864,7 @@
         </w:rPr>
         <w:t xml:space="preserve"> ; voir </w:t>
       </w:r>
-      <w:hyperlink r:id="rId655">
+      <w:hyperlink r:id="rId672">
         <w:r>
           <w:rPr>
             <w:lang w:val="fr_FR" w:bidi="fr_FR"/>
@@ -25339,7 +25896,7 @@
         </w:rPr>
         <w:t>Le rire peut également être une chose négative et moqueuse. Nous pouvons rire des gens et les tourner en dérision. Cet élément est très présent dans l'Ancien Testament. Job et Jérémie se plaignent d'être des objets de risée (</w:t>
       </w:r>
-      <w:hyperlink r:id="rId656">
+      <w:hyperlink r:id="rId673">
         <w:r>
           <w:rPr>
             <w:lang w:val="fr_FR" w:bidi="fr_FR"/>
@@ -25357,7 +25914,7 @@
         </w:rPr>
         <w:t xml:space="preserve"> ; </w:t>
       </w:r>
-      <w:hyperlink r:id="rId657">
+      <w:hyperlink r:id="rId674">
         <w:r>
           <w:rPr>
             <w:lang w:val="fr_FR" w:bidi="fr_FR"/>
@@ -25375,7 +25932,7 @@
         </w:rPr>
         <w:t>). La nation se plaint que leurs ennemis rient de leur détresse (</w:t>
       </w:r>
-      <w:hyperlink r:id="rId658">
+      <w:hyperlink r:id="rId675">
         <w:r>
           <w:rPr>
             <w:lang w:val="fr_FR" w:bidi="fr_FR"/>
@@ -25393,7 +25950,7 @@
         </w:rPr>
         <w:t xml:space="preserve"> ; voir </w:t>
       </w:r>
-      <w:hyperlink r:id="rId659">
+      <w:hyperlink r:id="rId676">
         <w:r>
           <w:rPr>
             <w:lang w:val="fr_FR" w:bidi="fr_FR"/>
@@ -25411,7 +25968,7 @@
         </w:rPr>
         <w:t xml:space="preserve">). Parfois, ceci est justifié. Dans </w:t>
       </w:r>
-      <w:hyperlink r:id="rId660">
+      <w:hyperlink r:id="rId677">
         <w:r>
           <w:rPr>
             <w:lang w:val="fr_FR" w:bidi="fr_FR"/>
@@ -25429,7 +25986,7 @@
         </w:rPr>
         <w:t xml:space="preserve">, on promet aux justes que ce sont eux qui riront les derniers, aux dépens de l'incroyant méchant qui pense qu'il peut exclure Dieu de sa vie. Dans </w:t>
       </w:r>
-      <w:hyperlink r:id="rId661">
+      <w:hyperlink r:id="rId678">
         <w:r>
           <w:rPr>
             <w:lang w:val="fr_FR" w:bidi="fr_FR"/>
@@ -25447,7 +26004,7 @@
         </w:rPr>
         <w:t>, la Sagesse personnifiée avertit qu'elle rira de la calamité de ceux qui refusent de suivre ses conseils : cela leur servira de leçon. Dans ce même sens, le rire est attribué à Dieu à trois reprises dans le Psautier. Il rit des nations qui complotent contre son roi oint (</w:t>
       </w:r>
-      <w:hyperlink r:id="rId662">
+      <w:hyperlink r:id="rId679">
         <w:r>
           <w:rPr>
             <w:lang w:val="fr_FR" w:bidi="fr_FR"/>
@@ -25465,7 +26022,7 @@
         </w:rPr>
         <w:t>). Il rit des méchants, sachant qu'ils se dirigent vers le désastre (</w:t>
       </w:r>
-      <w:hyperlink r:id="rId663">
+      <w:hyperlink r:id="rId680">
         <w:r>
           <w:rPr>
             <w:lang w:val="fr_FR" w:bidi="fr_FR"/>
@@ -25483,7 +26040,7 @@
         </w:rPr>
         <w:t>). Il est invité à rire des ennemis du psalmiste (</w:t>
       </w:r>
-      <w:hyperlink r:id="rId664">
+      <w:hyperlink r:id="rId681">
         <w:r>
           <w:rPr>
             <w:lang w:val="fr_FR" w:bidi="fr_FR"/>
@@ -25515,7 +26072,7 @@
         </w:rPr>
         <w:t xml:space="preserve">Le rire occupe une place spéciale dans les récits d'Abraham. Il est utilisé en lien avec le nom de son fils Isaac, qui signifie « Il rit » ou « Que [Dieu] lui sourie ». Les histoires hébraïques aiment mettre en avant le sens des mots, et ainsi la réaction humaine à la naissance d'Isaac, le canal des promesses patriarcales de Dieu, est décrite en termes de rire. C'est important théologiquement car cela tend à être contrasté avec la foi. Dans </w:t>
       </w:r>
-      <w:hyperlink r:id="rId665">
+      <w:hyperlink r:id="rId682">
         <w:r>
           <w:rPr>
             <w:lang w:val="fr_FR" w:bidi="fr_FR"/>
@@ -25533,7 +26090,7 @@
         </w:rPr>
         <w:t xml:space="preserve">, le rire est la réponse incrédule d'Abraham à la promesse irréaliste de Dieu d'un fils, compte tenu de la vieillesse de Sara. Dans </w:t>
       </w:r>
-      <w:hyperlink r:id="rId666">
+      <w:hyperlink r:id="rId683">
         <w:r>
           <w:rPr>
             <w:lang w:val="fr_FR" w:bidi="fr_FR"/>
@@ -25551,7 +26108,7 @@
         </w:rPr>
         <w:t xml:space="preserve">, Sara ne peut étouffer son rire en écoutant aux portes : cela semble si absurde qu'elle deviendra enceinte alors qu'elle a dépassé 90 ans d'âge. En fin de compte, dans </w:t>
       </w:r>
-      <w:hyperlink r:id="rId667">
+      <w:hyperlink r:id="rId684">
         <w:r>
           <w:rPr>
             <w:lang w:val="fr_FR" w:bidi="fr_FR"/>
@@ -25617,7 +26174,7 @@
         </w:rPr>
         <w:t>Lieu où s'arrêteront les Israélites pendant leur traversée du désert, situé entre Libna et Kehélatha (</w:t>
       </w:r>
-      <w:hyperlink r:id="rId668">
+      <w:hyperlink r:id="rId685">
         <w:r>
           <w:rPr>
             <w:lang w:val="fr_FR" w:bidi="fr_FR"/>
@@ -25716,7 +26273,7 @@
         </w:rPr>
         <w:t>Lieu où s'arrêteront les Israélites pendant leur traversée du désert, situé entre Hatséroth et Rimmon-Pérets (</w:t>
       </w:r>
-      <w:hyperlink r:id="rId669">
+      <w:hyperlink r:id="rId686">
         <w:r>
           <w:rPr>
             <w:lang w:val="fr_FR" w:bidi="fr_FR"/>
@@ -25815,7 +26372,7 @@
         </w:rPr>
         <w:t>Chef compétent et guerrier puissant, fils d'Ulla de la tribu d'Aser (</w:t>
       </w:r>
-      <w:hyperlink r:id="rId670">
+      <w:hyperlink r:id="rId687">
         <w:r>
           <w:rPr>
             <w:lang w:val="fr_FR" w:bidi="fr_FR"/>
@@ -25895,7 +26452,7 @@
         </w:rPr>
         <w:t>Après la mort de Saül, un conflit éclatera entre deux dirigeants : Isch-Boscheth et Abner. Isch-Boscheth accusera Abner d'avoir eu des relations sexuelles avec Ritspa. À cette époque, cela pouvait être perçu comme une tentative de prendre la place du roi. Abner se mettra en colère et promettra d'aider David à devenir roi à sa place (</w:t>
       </w:r>
-      <w:hyperlink r:id="rId671">
+      <w:hyperlink r:id="rId688">
         <w:r>
           <w:rPr>
             <w:lang w:val="fr_FR" w:bidi="fr_FR"/>
@@ -25941,7 +26498,7 @@
         </w:rPr>
         <w:t>Ritspa restera avec les corps de ses fils. Elle les protègera des oiseaux et des animaux sauvages jusqu'à ce que le roi David les enterre correctement (</w:t>
       </w:r>
-      <w:hyperlink r:id="rId672">
+      <w:hyperlink r:id="rId689">
         <w:r>
           <w:rPr>
             <w:lang w:val="fr_FR" w:bidi="fr_FR"/>
@@ -26032,7 +26589,7 @@
         </w:rPr>
         <w:t>À la mort de Salomon (930 av. J.‑C.), son fils Roboam monte sur le trône. Peut-être en guise de concession aux Éphraïmites, qui semblaient souvent être irrités par leur statut inférieur, Roboam acceptera de tenir son couronnement dans leur ville de Sichem au lieu de Jérusalem, un lieu de rencontre traditionnel sur lequel « tout Israël » pouvait s'accorder (</w:t>
       </w:r>
-      <w:hyperlink r:id="rId673">
+      <w:hyperlink r:id="rId690">
         <w:r>
           <w:rPr>
             <w:lang w:val="fr_FR" w:bidi="fr_FR"/>
@@ -26064,7 +26621,7 @@
         </w:rPr>
         <w:t>Au conclave, les chefs des tribus du nord, accompagnés de Jéroboam, approcheront le nouveau roi pour obtenir des concessions. Jéroboam (un fonctionnaire sous l'administration de Salomon qui s'était enfui en Égypte lorsque Salomon le soupçonnait de trahison) était revenu en Israël pour assumer une position de leadership. Jéroboam était destiné à être le dirigeant d'Israël en raison de l'apostasie de Salomon (</w:t>
       </w:r>
-      <w:hyperlink r:id="rId674">
+      <w:hyperlink r:id="rId691">
         <w:r>
           <w:rPr>
             <w:lang w:val="fr_FR" w:bidi="fr_FR"/>
@@ -26082,7 +26639,7 @@
         </w:rPr>
         <w:t xml:space="preserve">). Les nombreux projets de construction de Salomon et son ostentation semblent avoir ruiné le royaume, entraînant un fardeau fiscal intolérable. Particulièrement répréhensible était le travail forcé sur divers projets (voir </w:t>
       </w:r>
-      <w:hyperlink r:id="rId675">
+      <w:hyperlink r:id="rId692">
         <w:r>
           <w:rPr>
             <w:lang w:val="fr_FR" w:bidi="fr_FR"/>
@@ -26094,7 +26651,7 @@
           <w:t>1R 12.4</w:t>
         </w:r>
       </w:hyperlink>
-      <w:hyperlink r:id="rId676">
+      <w:hyperlink r:id="rId693">
         <w:r>
           <w:rPr>
             <w:lang w:val="fr_FR" w:bidi="fr_FR"/>
@@ -26112,7 +26669,7 @@
         </w:rPr>
         <w:t xml:space="preserve">; </w:t>
       </w:r>
-      <w:hyperlink r:id="rId676">
+      <w:hyperlink r:id="rId693">
         <w:r>
           <w:rPr>
             <w:lang w:val="fr_FR" w:bidi="fr_FR"/>
@@ -26225,7 +26782,7 @@
         </w:rPr>
         <w:t>Le peuple construira toutefois des hauts lieux et des sanctuaires païens à travers le pays. Ils commenceront à s'engager dans les pratiques religieuses corrompues des nations païennes autour d'eux, y compris l'homosexualité (</w:t>
       </w:r>
-      <w:hyperlink r:id="rId677">
+      <w:hyperlink r:id="rId694">
         <w:r>
           <w:rPr>
             <w:lang w:val="fr_FR" w:bidi="fr_FR"/>
@@ -26257,7 +26814,7 @@
         </w:rPr>
         <w:t>Roboam abandonnera rapidement la loi du Seigneur, et tout Israël le suivra (</w:t>
       </w:r>
-      <w:hyperlink r:id="rId678">
+      <w:hyperlink r:id="rId695">
         <w:r>
           <w:rPr>
             <w:lang w:val="fr_FR" w:bidi="fr_FR"/>
@@ -26275,7 +26832,7 @@
         </w:rPr>
         <w:t>). Roboam était le fils de Salomon, un père préoccupé qui lui-même devenait de plus en plus laxiste sur les choses spirituelles. La mère de Roboam était Naama, une princesse païenne ammonite qui manquait vraisemblablement de perception spirituelle (</w:t>
       </w:r>
-      <w:hyperlink r:id="rId679">
+      <w:hyperlink r:id="rId696">
         <w:r>
           <w:rPr>
             <w:lang w:val="fr_FR" w:bidi="fr_FR"/>
@@ -26293,7 +26850,7 @@
         </w:rPr>
         <w:t>). L'exemple de son père, qui gardait un harem et avait de nombreux enfants, aura également un impact sur lui. Roboam avait dix-huit épouses, soixante concubines, vingt-huit fils et soixante filles. Il passait beaucoup de temps à leur fournir des logements dans les villes fortifiées de Juda (</w:t>
       </w:r>
-      <w:hyperlink r:id="rId680">
+      <w:hyperlink r:id="rId697">
         <w:r>
           <w:rPr>
             <w:lang w:val="fr_FR" w:bidi="fr_FR"/>
@@ -26325,7 +26882,7 @@
         </w:rPr>
         <w:t>L'apostasie de Juda finira par devenir si grande que Dieu infligera un jugement à la nation sous la forme d'une invasion étrangère. Dans la cinquième année de Roboam (vers 926 av. J.‑C.), Schischak 1er d'Égypte envahit la Palestine avec mile deux cents chars et soixante mille hommes (</w:t>
       </w:r>
-      <w:hyperlink r:id="rId681">
+      <w:hyperlink r:id="rId698">
         <w:r>
           <w:rPr>
             <w:lang w:val="fr_FR" w:bidi="fr_FR"/>
@@ -26343,7 +26900,7 @@
         </w:rPr>
         <w:t xml:space="preserve"> ; </w:t>
       </w:r>
-      <w:hyperlink r:id="rId682">
+      <w:hyperlink r:id="rId699">
         <w:r>
           <w:rPr>
             <w:lang w:val="fr_FR" w:bidi="fr_FR"/>
@@ -26403,7 +26960,7 @@
         </w:rPr>
         <w:t>La repentance de Roboam ne sera que temporaire. Les Écritures indiquent que ses dernières années étaient caractérisées par le mal (</w:t>
       </w:r>
-      <w:hyperlink r:id="rId683">
+      <w:hyperlink r:id="rId700">
         <w:r>
           <w:rPr>
             <w:lang w:val="fr_FR" w:bidi="fr_FR"/>
@@ -26421,7 +26978,7 @@
         </w:rPr>
         <w:t>), et que son fils et successeur, Abijam, « marchait dans tous les péchés que son père avait commis avant lui » (</w:t>
       </w:r>
-      <w:hyperlink r:id="rId684">
+      <w:hyperlink r:id="rId701">
         <w:r>
           <w:rPr>
             <w:lang w:val="fr_FR" w:bidi="fr_FR"/>
@@ -26558,7 +27115,7 @@
         </w:rPr>
         <w:t>Quatrième fils de Javan et descendant de Noé par la lignée de Japhet (</w:t>
       </w:r>
-      <w:hyperlink r:id="rId606">
+      <w:hyperlink r:id="rId623">
         <w:r>
           <w:rPr>
             <w:lang w:val="fr_FR" w:bidi="fr_FR"/>
@@ -26576,7 +27133,7 @@
         </w:rPr>
         <w:t xml:space="preserve">). Une orthographe alternative dans </w:t>
       </w:r>
-      <w:hyperlink r:id="rId604">
+      <w:hyperlink r:id="rId621">
         <w:r>
           <w:rPr>
             <w:lang w:val="fr_FR" w:bidi="fr_FR"/>
@@ -26642,7 +27199,7 @@
         </w:rPr>
         <w:t>Ville dans les hautes terres à l'est du Jourdain. Roguelim était la demeure de Barzillaï le Galaadite. Barzillaï servira le roi David à Mahanaïm lorsque David cherchait à se protéger de son fils Absalom, qui s'était rebellé contre lui (</w:t>
       </w:r>
-      <w:hyperlink r:id="rId685">
+      <w:hyperlink r:id="rId702">
         <w:r>
           <w:rPr>
             <w:lang w:val="fr_FR" w:bidi="fr_FR"/>
@@ -26660,7 +27217,7 @@
         </w:rPr>
         <w:t xml:space="preserve"> ; </w:t>
       </w:r>
-      <w:hyperlink r:id="rId686">
+      <w:hyperlink r:id="rId703">
         <w:r>
           <w:rPr>
             <w:lang w:val="fr_FR" w:bidi="fr_FR"/>
@@ -26726,7 +27283,7 @@
         </w:rPr>
         <w:t>Fils de Schamer de la tribu d'Aser (</w:t>
       </w:r>
-      <w:hyperlink r:id="rId687">
+      <w:hyperlink r:id="rId704">
         <w:r>
           <w:rPr>
             <w:lang w:val="fr_FR" w:bidi="fr_FR"/>
@@ -26805,7 +27362,7 @@
         </w:rPr>
         <w:t xml:space="preserve"> (roi) apparaît plus de deux mille fois dans l'Ancien Testament hébreu. Il peut se référer à Dieu (</w:t>
       </w:r>
-      <w:hyperlink r:id="rId688">
+      <w:hyperlink r:id="rId705">
         <w:r>
           <w:rPr>
             <w:lang w:val="fr_FR" w:bidi="fr_FR"/>
@@ -26841,7 +27398,7 @@
         </w:rPr>
         <w:t xml:space="preserve">), d'une ville (Jéricho, Aï ; voir </w:t>
       </w:r>
-      <w:hyperlink r:id="rId689">
+      <w:hyperlink r:id="rId706">
         <w:r>
           <w:rPr>
             <w:lang w:val="fr_FR" w:bidi="fr_FR"/>
@@ -26898,7 +27455,7 @@
         </w:rPr>
         <w:t xml:space="preserve"> sur Israël (</w:t>
       </w:r>
-      <w:hyperlink r:id="rId690">
+      <w:hyperlink r:id="rId707">
         <w:r>
           <w:rPr>
             <w:lang w:val="fr_FR" w:bidi="fr_FR"/>
@@ -26987,7 +27544,7 @@
         </w:rPr>
         <w:t>L'expression « Roi des rois », attribuée à Jésus (</w:t>
       </w:r>
-      <w:hyperlink r:id="rId691">
+      <w:hyperlink r:id="rId708">
         <w:r>
           <w:rPr>
             <w:lang w:val="fr_FR" w:bidi="fr_FR"/>
@@ -27005,7 +27562,7 @@
         </w:rPr>
         <w:t>), est une tournure hébraïque signifiant roi suprême ou plus grand des rois. Par exemple, dans la prédiction d'Ézéchiel sur la chute de Tyr, Nebucadnetsar est nommé le « roi des rois » (</w:t>
       </w:r>
-      <w:hyperlink r:id="rId692">
+      <w:hyperlink r:id="rId709">
         <w:r>
           <w:rPr>
             <w:lang w:val="fr_FR" w:bidi="fr_FR"/>
@@ -27023,7 +27580,7 @@
         </w:rPr>
         <w:t xml:space="preserve">). Ce sont les grands dirigeants d'Assyrie et de Babylone qui ont introduit ce titre. Avant leur époque, les dirigeants étaient appelés soit « roi » soit « grand roi », comme dans </w:t>
       </w:r>
-      <w:hyperlink r:id="rId693">
+      <w:hyperlink r:id="rId710">
         <w:r>
           <w:rPr>
             <w:lang w:val="fr_FR" w:bidi="fr_FR"/>
@@ -27090,7 +27647,7 @@
         </w:rPr>
         <w:t>Dieu a choisi Abraham comme Père des nations ; à travers lui et ses descendants, le règne messianique serait établi sur terre. Dans ses promesses à Abraham, Dieu lui a assuré à plusieurs reprises qu'il deviendrait le Père d'une nation puissante, à qui Dieu donnerait le pays de Canaan, et que des rois surgiraient de ses descendants (</w:t>
       </w:r>
-      <w:hyperlink r:id="rId694">
+      <w:hyperlink r:id="rId711">
         <w:r>
           <w:rPr>
             <w:lang w:val="fr_FR" w:bidi="fr_FR"/>
@@ -27108,7 +27665,7 @@
         </w:rPr>
         <w:t xml:space="preserve">). Abraham a montré qu'il acceptait le règne de Dieu sur sa famille en obéissant à l'ordre de Dieu d'être circoncis. C'est la circoncision qui distinguera le clan d'Abraham pour le service de Dieu (v. </w:t>
       </w:r>
-      <w:hyperlink r:id="rId695">
+      <w:hyperlink r:id="rId712">
         <w:r>
           <w:rPr>
             <w:lang w:val="fr_FR" w:bidi="fr_FR"/>
@@ -27126,7 +27683,7 @@
         </w:rPr>
         <w:t xml:space="preserve">). Le but ultime de la relation de Dieu avec Abraham et ses descendants était que Dieu soit Roi sur Israël et que son peuple montre son acceptation de son règne par leur obéissance fidèle (v. </w:t>
       </w:r>
-      <w:hyperlink r:id="rId696">
+      <w:hyperlink r:id="rId713">
         <w:r>
           <w:rPr>
             <w:lang w:val="fr_FR" w:bidi="fr_FR"/>
@@ -27184,7 +27741,7 @@
         </w:rPr>
         <w:t xml:space="preserve"> » (</w:t>
       </w:r>
-      <w:hyperlink r:id="rId697">
+      <w:hyperlink r:id="rId714">
         <w:r>
           <w:rPr>
             <w:lang w:val="fr_FR" w:bidi="fr_FR"/>
@@ -27230,7 +27787,7 @@
         </w:rPr>
         <w:t>Le Seigneur a également institué une structure organisationnelle conçue pour promouvoir ses objectifs théocratiques. Dans le désert, Moïse et les dirigeants choisis d'Israël (</w:t>
       </w:r>
-      <w:hyperlink r:id="rId698">
+      <w:hyperlink r:id="rId715">
         <w:r>
           <w:rPr>
             <w:lang w:val="fr_FR" w:bidi="fr_FR"/>
@@ -27248,7 +27805,7 @@
         </w:rPr>
         <w:t xml:space="preserve"> ; </w:t>
       </w:r>
-      <w:hyperlink r:id="rId699">
+      <w:hyperlink r:id="rId716">
         <w:r>
           <w:rPr>
             <w:lang w:val="fr_FR" w:bidi="fr_FR"/>
@@ -27266,7 +27823,7 @@
         </w:rPr>
         <w:t xml:space="preserve"> ; voir </w:t>
       </w:r>
-      <w:hyperlink r:id="rId700">
+      <w:hyperlink r:id="rId717">
         <w:r>
           <w:rPr>
             <w:lang w:val="fr_FR" w:bidi="fr_FR"/>
@@ -27284,7 +27841,7 @@
         </w:rPr>
         <w:t>) étaient les instruments de Dieu pour maintenir sa royauté en Israël. À la mort de Moïse, Josué a pris le relais du règne théocratique. Le Seigneur était avec lui comme il l'avait été avec Moïse, et tout Israël a reconnu la continuité du règne de Dieu dans le leadership de Josué (</w:t>
       </w:r>
-      <w:hyperlink r:id="rId701">
+      <w:hyperlink r:id="rId718">
         <w:r>
           <w:rPr>
             <w:lang w:val="fr_FR" w:bidi="fr_FR"/>
@@ -27302,7 +27859,7 @@
         </w:rPr>
         <w:t xml:space="preserve"> ; </w:t>
       </w:r>
-      <w:hyperlink r:id="rId702">
+      <w:hyperlink r:id="rId719">
         <w:r>
           <w:rPr>
             <w:lang w:val="fr_FR" w:bidi="fr_FR"/>
@@ -27320,7 +27877,7 @@
         </w:rPr>
         <w:t xml:space="preserve"> ; </w:t>
       </w:r>
-      <w:hyperlink r:id="rId703">
+      <w:hyperlink r:id="rId720">
         <w:r>
           <w:rPr>
             <w:lang w:val="fr_FR" w:bidi="fr_FR"/>
@@ -27338,7 +27895,7 @@
         </w:rPr>
         <w:t>). Comme Moïse l'avait fait avant sa mort, Josué a exhorté le leadership et Israël à persévérer dans la relation d'alliance de grâce (</w:t>
       </w:r>
-      <w:hyperlink r:id="rId385">
+      <w:hyperlink r:id="rId403">
         <w:r>
           <w:rPr>
             <w:lang w:val="fr_FR" w:bidi="fr_FR"/>
@@ -27356,7 +27913,7 @@
         </w:rPr>
         <w:t>). Cependant, Israël a péri à cause de sa cupidité, de son immoralité, de ses conflits et de son idolâtrie. Pendant la période des juges, chacun faisait ce qui était juste à ses propres yeux (</w:t>
       </w:r>
-      <w:hyperlink r:id="rId704">
+      <w:hyperlink r:id="rId721">
         <w:r>
           <w:rPr>
             <w:lang w:val="fr_FR" w:bidi="fr_FR"/>
@@ -27374,7 +27931,7 @@
         </w:rPr>
         <w:t xml:space="preserve"> ; </w:t>
       </w:r>
-      <w:hyperlink r:id="rId705">
+      <w:hyperlink r:id="rId722">
         <w:r>
           <w:rPr>
             <w:lang w:val="fr_FR" w:bidi="fr_FR"/>
@@ -27392,7 +27949,7 @@
         </w:rPr>
         <w:t xml:space="preserve"> ; </w:t>
       </w:r>
-      <w:hyperlink r:id="rId706">
+      <w:hyperlink r:id="rId723">
         <w:r>
           <w:rPr>
             <w:lang w:val="fr_FR" w:bidi="fr_FR"/>
@@ -27410,7 +27967,7 @@
         </w:rPr>
         <w:t xml:space="preserve"> ; </w:t>
       </w:r>
-      <w:hyperlink r:id="rId707">
+      <w:hyperlink r:id="rId724">
         <w:r>
           <w:rPr>
             <w:lang w:val="fr_FR" w:bidi="fr_FR"/>
@@ -27442,7 +27999,7 @@
         </w:rPr>
         <w:t>La direction théocratique a été rétablie en Israël grâce au ministère de Samuel. Né dans une famille lévitique, il a servi le Seigneur au tabernacle de Silo. Il a été appelé à être prophète, une fonction qui n'avait pas été exercée depuis la mort de Moïse (</w:t>
       </w:r>
-      <w:hyperlink r:id="rId708">
+      <w:hyperlink r:id="rId725">
         <w:r>
           <w:rPr>
             <w:lang w:val="fr_FR" w:bidi="fr_FR"/>
@@ -27460,7 +28017,7 @@
         </w:rPr>
         <w:t>). Il a été reconnu comme juge en Israël (</w:t>
       </w:r>
-      <w:hyperlink r:id="rId709">
+      <w:hyperlink r:id="rId726">
         <w:r>
           <w:rPr>
             <w:lang w:val="fr_FR" w:bidi="fr_FR"/>
@@ -27478,7 +28035,7 @@
         </w:rPr>
         <w:t>). En Samuel, les fonctions de prêtre, prophète et roi étaient combinées. Il n'est jamais appelé roi, car son mode de vie était celui d'un prophète plutôt que celui d'un dirigeant. La demande soigneusement calculée du peuple pour un roi était un rejet du ministère de Samuel. Le peuple n'était pas satisfait de la direction spirituelle et charismatique de Samuel. Dans leur recherche d'un leader plus dynamique, ils ont trouvé dans les rois des nations environnantes des éléments attrayants : le pouvoir, la manifestation de la gloire et la stabilité. Jusqu'à présent, les tribus avaient connu plusieurs guerres civiles qui mettaient en danger l'unité d'Israël. On pensait qu'un roi remédierait à tous les problèmes sociaux et politiques. Bien que Dieu ait prévu les jours de la monarchie dans la loi (</w:t>
       </w:r>
-      <w:hyperlink r:id="rId710">
+      <w:hyperlink r:id="rId727">
         <w:r>
           <w:rPr>
             <w:lang w:val="fr_FR" w:bidi="fr_FR"/>
@@ -27508,7 +28065,7 @@
         </w:rPr>
         <w:t xml:space="preserve"> » (</w:t>
       </w:r>
-      <w:hyperlink r:id="rId711">
+      <w:hyperlink r:id="rId728">
         <w:r>
           <w:rPr>
             <w:lang w:val="fr_FR" w:bidi="fr_FR"/>
@@ -27538,7 +28095,7 @@
         </w:rPr>
         <w:t xml:space="preserve"> » (v. </w:t>
       </w:r>
-      <w:hyperlink r:id="rId712">
+      <w:hyperlink r:id="rId729">
         <w:r>
           <w:rPr>
             <w:lang w:val="fr_FR" w:bidi="fr_FR"/>
@@ -27584,7 +28141,7 @@
         </w:rPr>
         <w:t>Samuel a joué un rôle clé dans l'onction de Saül (un triste exemple de royauté) et de David (un bon exemple de règne royal en soumission à Dieu). La royauté de Saül a révélé une attitude despotique, indifférente et d'autoglorification. Il était déterminé à établir sa dynastie, sans se soucier suffisamment du peuple de Dieu. Par conséquent, le Seigneur a rejeté sa royauté (</w:t>
       </w:r>
-      <w:hyperlink r:id="rId713">
+      <w:hyperlink r:id="rId730">
         <w:r>
           <w:rPr>
             <w:lang w:val="fr_FR" w:bidi="fr_FR"/>
@@ -27628,7 +28185,7 @@
         </w:rPr>
         <w:t xml:space="preserve"> » (</w:t>
       </w:r>
-      <w:hyperlink r:id="rId714">
+      <w:hyperlink r:id="rId731">
         <w:r>
           <w:rPr>
             <w:lang w:val="fr_FR" w:bidi="fr_FR"/>
@@ -27660,7 +28217,7 @@
         </w:rPr>
         <w:t xml:space="preserve">Les qualités exceptionnelles de la royauté de David et de son fils Salomon reflètent la véritable intention théocratique : une préoccupation pour le Seigneur, pour un cœur de sagesse et d'intégrité, et pour le bien-être du peuple de Dieu. La préoccupation pour le Seigneur s'est exprimée dans la préparation et la construction du temple (voir </w:t>
       </w:r>
-      <w:hyperlink r:id="rId715">
+      <w:hyperlink r:id="rId732">
         <w:r>
           <w:rPr>
             <w:lang w:val="fr_FR" w:bidi="fr_FR"/>
@@ -27678,7 +28235,7 @@
         </w:rPr>
         <w:t>). La préoccupation pour l'intégrité et la sagesse est clairement évidente, notamment dans la réponse de David à la réprimande de Nathan (</w:t>
       </w:r>
-      <w:hyperlink r:id="rId716">
+      <w:hyperlink r:id="rId733">
         <w:r>
           <w:rPr>
             <w:lang w:val="fr_FR" w:bidi="fr_FR"/>
@@ -27696,7 +28253,7 @@
         </w:rPr>
         <w:t>) et dans la demande de Salomon d'avoir un cœur de sagesse (</w:t>
       </w:r>
-      <w:hyperlink r:id="rId717">
+      <w:hyperlink r:id="rId734">
         <w:r>
           <w:rPr>
             <w:lang w:val="fr_FR" w:bidi="fr_FR"/>
@@ -27742,7 +28299,7 @@
         </w:rPr>
         <w:t xml:space="preserve">Le roi davidique était considéré comme un membre de la maison de Dieu, étant un « fils » du grand Roi (voir </w:t>
       </w:r>
-      <w:hyperlink r:id="rId718">
+      <w:hyperlink r:id="rId735">
         <w:r>
           <w:rPr>
             <w:lang w:val="fr_FR" w:bidi="fr_FR"/>
@@ -27760,7 +28317,7 @@
         </w:rPr>
         <w:t xml:space="preserve"> ; </w:t>
       </w:r>
-      <w:hyperlink r:id="rId719">
+      <w:hyperlink r:id="rId736">
         <w:r>
           <w:rPr>
             <w:lang w:val="fr_FR" w:bidi="fr_FR"/>
@@ -27803,7 +28360,7 @@
         </w:rPr>
         <w:t>Les descendants de David n'ont pas réussi à maintenir et à étendre la théocratie. Aux VIIIe et VIIe siècles av. J.‑C., il était évident que même les plus grands rois étaient éclipsés par la stature de David et Salomon. Les prophètes (</w:t>
       </w:r>
-      <w:hyperlink r:id="rId720">
+      <w:hyperlink r:id="rId737">
         <w:r>
           <w:rPr>
             <w:lang w:val="fr_FR" w:bidi="fr_FR"/>
@@ -27821,7 +28378,7 @@
         </w:rPr>
         <w:t xml:space="preserve">; </w:t>
       </w:r>
-      <w:hyperlink r:id="rId262">
+      <w:hyperlink r:id="rId280">
         <w:r>
           <w:rPr>
             <w:lang w:val="fr_FR" w:bidi="fr_FR"/>
@@ -27839,7 +28396,7 @@
         </w:rPr>
         <w:t xml:space="preserve">; </w:t>
       </w:r>
-      <w:hyperlink r:id="rId721">
+      <w:hyperlink r:id="rId738">
         <w:r>
           <w:rPr>
             <w:lang w:val="fr_FR" w:bidi="fr_FR"/>
@@ -27857,7 +28414,7 @@
         </w:rPr>
         <w:t xml:space="preserve">; </w:t>
       </w:r>
-      <w:hyperlink r:id="rId722">
+      <w:hyperlink r:id="rId739">
         <w:r>
           <w:rPr>
             <w:lang w:val="fr_FR" w:bidi="fr_FR"/>
@@ -27875,7 +28432,7 @@
         </w:rPr>
         <w:t xml:space="preserve">; </w:t>
       </w:r>
-      <w:hyperlink r:id="rId723">
+      <w:hyperlink r:id="rId740">
         <w:r>
           <w:rPr>
             <w:lang w:val="fr_FR" w:bidi="fr_FR"/>
@@ -27919,7 +28476,7 @@
         </w:rPr>
         <w:t xml:space="preserve"> » (</w:t>
       </w:r>
-      <w:hyperlink r:id="rId724">
+      <w:hyperlink r:id="rId741">
         <w:r>
           <w:rPr>
             <w:lang w:val="fr_FR" w:bidi="fr_FR"/>
@@ -27937,7 +28494,7 @@
         </w:rPr>
         <w:t>, BDS). Ces mots magnifiques montrent la continuité avec la parole prophétique. Jésus est le Sauveur, dont le rôle inclut la délivrance du péché mais aussi la délivrance de toutes les causes d'adversité, du mal et des effets de la malédiction. Sa mission concerne à la fois le pardon et l'établissement de la paix sur terre (</w:t>
       </w:r>
-      <w:hyperlink r:id="rId725">
+      <w:hyperlink r:id="rId742">
         <w:r>
           <w:rPr>
             <w:lang w:val="fr_FR" w:bidi="fr_FR"/>
@@ -27955,7 +28512,7 @@
         </w:rPr>
         <w:t>). C'est à la lumière de tout ceci que nous devons voir dans le ministère de Jésus (qui guérit, nourrit, s'oppose aux forces du mal, qui souffre et qui enseigne) l'établissement du royaume de Dieu sur terre. Il est le Roi qui sert, combat les puissances démoniaques et triomphe. La résurrection marque sa victoire, et il est couronné de gloire en étant assis à la droite du Père (</w:t>
       </w:r>
-      <w:hyperlink r:id="rId726">
+      <w:hyperlink r:id="rId743">
         <w:r>
           <w:rPr>
             <w:lang w:val="fr_FR" w:bidi="fr_FR"/>
@@ -27973,7 +28530,7 @@
         </w:rPr>
         <w:t xml:space="preserve">; voir </w:t>
       </w:r>
-      <w:hyperlink r:id="rId727">
+      <w:hyperlink r:id="rId744">
         <w:r>
           <w:rPr>
             <w:lang w:val="fr_FR" w:bidi="fr_FR"/>
@@ -27991,7 +28548,7 @@
         </w:rPr>
         <w:t>). Étant le Sauveur, il n'est autre que Christ le Seigneur. La prédication apostolique primitive proclamait que Jésus est le Messie de Dieu et le Seigneur. La seigneurie de Jésus est corrélative au fait qu'il est le Messie. Pour ceux qui l'invoquent, il est le Sauveur-Messie-Seigneur (</w:t>
       </w:r>
-      <w:hyperlink r:id="rId728">
+      <w:hyperlink r:id="rId745">
         <w:r>
           <w:rPr>
             <w:lang w:val="fr_FR" w:bidi="fr_FR"/>
@@ -28009,7 +28566,7 @@
         </w:rPr>
         <w:t xml:space="preserve">), mais pour ceux qui le rejettent, il est le guerrier divin, devant qui tous les genoux fléchiront et qui introduira l'ère du jugement du Père (cf. </w:t>
       </w:r>
-      <w:hyperlink r:id="rId729">
+      <w:hyperlink r:id="rId746">
         <w:r>
           <w:rPr>
             <w:lang w:val="fr_FR" w:bidi="fr_FR"/>
@@ -28027,7 +28584,7 @@
         </w:rPr>
         <w:t xml:space="preserve">; </w:t>
       </w:r>
-      <w:hyperlink r:id="rId730">
+      <w:hyperlink r:id="rId747">
         <w:r>
           <w:rPr>
             <w:lang w:val="fr_FR" w:bidi="fr_FR"/>
@@ -28059,7 +28616,7 @@
         </w:rPr>
         <w:t>Jésus a enseigné à ses disciples qu'à sa venue dans la gloire, il serait assis sur son trône et toute l'humanité lui rendrait hommage. Les ennemis de Dieu seront chassés de sa présence, et le peuple de Dieu héritera pleinement du royaume (</w:t>
       </w:r>
-      <w:hyperlink r:id="rId731">
+      <w:hyperlink r:id="rId748">
         <w:r>
           <w:rPr>
             <w:lang w:val="fr_FR" w:bidi="fr_FR"/>
@@ -28077,7 +28634,7 @@
         </w:rPr>
         <w:t>). Conformément à l'enseignement de Jésus, les membres de son corps, l'Église, sont censés réaliser l'idéal théocratique dans leur vie, afin que par leurs œuvres et leur foi, ils puissent glorifier le Père et montrer qu'ils lui appartiennent (</w:t>
       </w:r>
-      <w:hyperlink r:id="rId732">
+      <w:hyperlink r:id="rId749">
         <w:r>
           <w:rPr>
             <w:lang w:val="fr_FR" w:bidi="fr_FR"/>
@@ -28095,7 +28652,7 @@
         </w:rPr>
         <w:t xml:space="preserve"> ; voir </w:t>
       </w:r>
-      <w:hyperlink r:id="rId733">
+      <w:hyperlink r:id="rId750">
         <w:r>
           <w:rPr>
             <w:lang w:val="fr_FR" w:bidi="fr_FR"/>
@@ -28127,7 +28684,7 @@
         </w:rPr>
         <w:t>« Je te recommande, devant Dieu qui donne la vie à toutes choses, et devant Jésus-Christ [...] de vivre sans tache, sans reproche, jusqu’à l’apparition de notre Seigneur Jésus-Christ, que manifestera en son temps le bienheureux et seul souverain, le roi des rois, et le Seigneur des seigneurs, qui seul possède l’immortalité, qui habite une lumière inaccessible, que nul homme n’a vu ni ne peut voir, à qui appartiennent l’honneur et la puissance éternelle. Amen ! » (</w:t>
       </w:r>
-      <w:hyperlink r:id="rId734">
+      <w:hyperlink r:id="rId751">
         <w:r>
           <w:rPr>
             <w:lang w:val="fr_FR" w:bidi="fr_FR"/>
@@ -28159,7 +28716,7 @@
         </w:rPr>
         <w:t>Paul donnera ensuite plusieurs instructions sur la manière dont le peuple de Dieu doit démontrer son allégeance à Jésus. Tout au long du livre de l'Apocalypse, Jésus est considéré comme Roi sur l'Église (</w:t>
       </w:r>
-      <w:hyperlink r:id="rId735">
+      <w:hyperlink r:id="rId752">
         <w:r>
           <w:rPr>
             <w:lang w:val="fr_FR" w:bidi="fr_FR"/>
@@ -28177,7 +28734,7 @@
         </w:rPr>
         <w:t xml:space="preserve"> ; </w:t>
       </w:r>
-      <w:hyperlink r:id="rId736">
+      <w:hyperlink r:id="rId753">
         <w:r>
           <w:rPr>
             <w:lang w:val="fr_FR" w:bidi="fr_FR"/>
@@ -28195,7 +28752,7 @@
         </w:rPr>
         <w:t>). À son retour, sa royauté sera établie. À ce moment-là, les ennemis de la croix verront celui qu'ils ont rejeté et se prosterneront devant le Roi messianique (</w:t>
       </w:r>
-      <w:hyperlink r:id="rId737">
+      <w:hyperlink r:id="rId754">
         <w:r>
           <w:rPr>
             <w:lang w:val="fr_FR" w:bidi="fr_FR"/>
@@ -28225,7 +28782,7 @@
         </w:rPr>
         <w:t xml:space="preserve"> » (v. </w:t>
       </w:r>
-      <w:hyperlink r:id="rId738">
+      <w:hyperlink r:id="rId755">
         <w:r>
           <w:rPr>
             <w:lang w:val="fr_FR" w:bidi="fr_FR"/>
@@ -28336,7 +28893,7 @@
         </w:rPr>
         <w:t>Livres de la Bible qui suivent l'histoire du peuple de l'alliance telle qu'enregistrée dans Josué, Juges et les livres de Samuel. Le récit dans Rois commence avec les événements de la fin du règne de David (</w:t>
       </w:r>
-      <w:hyperlink r:id="rId739">
+      <w:hyperlink r:id="rId756">
         <w:r>
           <w:rPr>
             <w:lang w:val="fr_FR" w:bidi="fr_FR"/>
@@ -28354,7 +28911,7 @@
         </w:rPr>
         <w:t xml:space="preserve">). Il se poursuit à travers le règne de Salomon (chap </w:t>
       </w:r>
-      <w:hyperlink r:id="rId740">
+      <w:hyperlink r:id="rId757">
         <w:r>
           <w:rPr>
             <w:lang w:val="fr_FR" w:bidi="fr_FR"/>
@@ -28372,7 +28929,7 @@
         </w:rPr>
         <w:t>) ; les histoires des royaumes divisés (</w:t>
       </w:r>
-      <w:hyperlink r:id="rId741">
+      <w:hyperlink r:id="rId758">
         <w:r>
           <w:rPr>
             <w:lang w:val="fr_FR" w:bidi="fr_FR"/>
@@ -28390,7 +28947,7 @@
         </w:rPr>
         <w:t>) ; et l'histoire du royaume survivant au sud, jusqu'à sa chute en 586 av. J.‑C. et la bienveillance ultérieure montrée à Jojakin par Évil-Merodac, roi de Babylone, vers l'an 561 av. J.‑C. (</w:t>
       </w:r>
-      <w:hyperlink r:id="rId742">
+      <w:hyperlink r:id="rId759">
         <w:r>
           <w:rPr>
             <w:lang w:val="fr_FR" w:bidi="fr_FR"/>
@@ -28562,7 +29119,7 @@
         </w:rPr>
         <w:t xml:space="preserve"> 15a) attribue les Rois à Jérémie. Bien que cette identification ait pu découler de la tendance de la tradition juive ultérieure à attribuer des livres bibliques à des auteurs prophétiques, la théorie d'une origine dans les cercles prophétiques correspond assez bien aux données en présence. Des portions importantes sont consacrées aux vies des prophètes : seize des quarante-sept chapitres sont consacrés aux vies d'Élie et d'Élisée (</w:t>
       </w:r>
-      <w:hyperlink r:id="rId743">
+      <w:hyperlink r:id="rId760">
         <w:r>
           <w:rPr>
             <w:lang w:val="fr_FR" w:bidi="fr_FR"/>
@@ -28580,7 +29137,7 @@
         </w:rPr>
         <w:t>), et un intérêt considérable est porté aux autres figures prophétiques telles qu'Achija (</w:t>
       </w:r>
-      <w:hyperlink r:id="rId744">
+      <w:hyperlink r:id="rId761">
         <w:r>
           <w:rPr>
             <w:lang w:val="fr_FR" w:bidi="fr_FR"/>
@@ -28598,7 +29155,7 @@
         </w:rPr>
         <w:t xml:space="preserve"> ; </w:t>
       </w:r>
-      <w:hyperlink r:id="rId745">
+      <w:hyperlink r:id="rId762">
         <w:r>
           <w:rPr>
             <w:lang w:val="fr_FR" w:bidi="fr_FR"/>
@@ -28616,7 +29173,7 @@
         </w:rPr>
         <w:t>), un homme de Dieu anonyme (</w:t>
       </w:r>
-      <w:hyperlink r:id="rId746">
+      <w:hyperlink r:id="rId763">
         <w:r>
           <w:rPr>
             <w:lang w:val="fr_FR" w:bidi="fr_FR"/>
@@ -28634,7 +29191,7 @@
         </w:rPr>
         <w:t>) et Michée (</w:t>
       </w:r>
-      <w:hyperlink r:id="rId747">
+      <w:hyperlink r:id="rId764">
         <w:r>
           <w:rPr>
             <w:lang w:val="fr_FR" w:bidi="fr_FR"/>
@@ -28652,7 +29209,7 @@
         </w:rPr>
         <w:t>). Un lien textuel possible avec Ésaïe (</w:t>
       </w:r>
-      <w:hyperlink r:id="rId748">
+      <w:hyperlink r:id="rId765">
         <w:r>
           <w:rPr>
             <w:lang w:val="fr_FR" w:bidi="fr_FR"/>
@@ -28670,7 +29227,7 @@
         </w:rPr>
         <w:t xml:space="preserve"> ; voir </w:t>
       </w:r>
-      <w:hyperlink r:id="rId749">
+      <w:hyperlink r:id="rId766">
         <w:r>
           <w:rPr>
             <w:lang w:val="fr_FR" w:bidi="fr_FR"/>
@@ -28688,7 +29245,7 @@
         </w:rPr>
         <w:t>) et Jérémie (</w:t>
       </w:r>
-      <w:hyperlink r:id="rId750">
+      <w:hyperlink r:id="rId767">
         <w:r>
           <w:rPr>
             <w:lang w:val="fr_FR" w:bidi="fr_FR"/>
@@ -28706,7 +29263,7 @@
         </w:rPr>
         <w:t xml:space="preserve"> ; voir </w:t>
       </w:r>
-      <w:hyperlink r:id="rId751">
+      <w:hyperlink r:id="rId768">
         <w:r>
           <w:rPr>
             <w:lang w:val="fr_FR" w:bidi="fr_FR"/>
@@ -28750,7 +29307,7 @@
         </w:rPr>
         <w:t xml:space="preserve"> (</w:t>
       </w:r>
-      <w:hyperlink r:id="rId752">
+      <w:hyperlink r:id="rId769">
         <w:r>
           <w:rPr>
             <w:lang w:val="fr_FR" w:bidi="fr_FR"/>
@@ -28804,7 +29361,7 @@
         </w:rPr>
         <w:t xml:space="preserve"> (</w:t>
       </w:r>
-      <w:hyperlink r:id="rId753">
+      <w:hyperlink r:id="rId770">
         <w:r>
           <w:rPr>
             <w:lang w:val="fr_FR" w:bidi="fr_FR"/>
@@ -28834,7 +29391,7 @@
         </w:rPr>
         <w:t xml:space="preserve"> (</w:t>
       </w:r>
-      <w:hyperlink r:id="rId754">
+      <w:hyperlink r:id="rId771">
         <w:r>
           <w:rPr>
             <w:lang w:val="fr_FR" w:bidi="fr_FR"/>
@@ -28864,7 +29421,7 @@
         </w:rPr>
         <w:t xml:space="preserve"> (</w:t>
       </w:r>
-      <w:hyperlink r:id="rId755">
+      <w:hyperlink r:id="rId772">
         <w:r>
           <w:rPr>
             <w:lang w:val="fr_FR" w:bidi="fr_FR"/>
@@ -28894,7 +29451,7 @@
         </w:rPr>
         <w:t xml:space="preserve"> (</w:t>
       </w:r>
-      <w:hyperlink r:id="rId756">
+      <w:hyperlink r:id="rId773">
         <w:r>
           <w:rPr>
             <w:lang w:val="fr_FR" w:bidi="fr_FR"/>
@@ -28976,7 +29533,7 @@
         </w:rPr>
         <w:t xml:space="preserve">Comme le dit </w:t>
       </w:r>
-      <w:hyperlink r:id="rId757">
+      <w:hyperlink r:id="rId774">
         <w:r>
           <w:rPr>
             <w:lang w:val="fr_FR" w:bidi="fr_FR"/>
@@ -29026,7 +29583,7 @@
         </w:rPr>
         <w:t>» On suppose que des données supplémentaires de nature biographique ont été inclus, notamment des récits similaires au jugement entre les deux mères (</w:t>
       </w:r>
-      <w:hyperlink r:id="rId758">
+      <w:hyperlink r:id="rId775">
         <w:r>
           <w:rPr>
             <w:lang w:val="fr_FR" w:bidi="fr_FR"/>
@@ -29056,7 +29613,7 @@
         </w:rPr>
         <w:t xml:space="preserve"> (</w:t>
       </w:r>
-      <w:hyperlink r:id="rId759">
+      <w:hyperlink r:id="rId776">
         <w:r>
           <w:rPr>
             <w:lang w:val="fr_FR" w:bidi="fr_FR"/>
@@ -29074,7 +29631,7 @@
         </w:rPr>
         <w:t xml:space="preserve">). Il y a débat pour savoir si ce contenu existait sous forme d'archives officielles de la cour ou de documents non officiels. Certains experts ont tenté d'isoler d'autres textes dans cette section en identifiant des descriptions de bâtiments comme provenant des archives du temple (chap </w:t>
       </w:r>
-      <w:hyperlink r:id="rId760">
+      <w:hyperlink r:id="rId777">
         <w:r>
           <w:rPr>
             <w:lang w:val="fr_FR" w:bidi="fr_FR"/>
@@ -29092,7 +29649,7 @@
         </w:rPr>
         <w:t xml:space="preserve">) et des listes d'administrateurs comme provenant de documents administratifs (chap </w:t>
       </w:r>
-      <w:hyperlink r:id="rId761">
+      <w:hyperlink r:id="rId778">
         <w:r>
           <w:rPr>
             <w:lang w:val="fr_FR" w:bidi="fr_FR"/>
@@ -29135,7 +29692,7 @@
         </w:rPr>
         <w:t xml:space="preserve">Cette source est mentionnée dix-sept fois dans Rois, généralement dans les formules de clôture à la fin du récit du règne d'un roi du nord. Une idée de la nature de ces chroniques peut être déduite en examinant le type d'informations auxquelles le compilateur renvoie ses lecteurs (voir </w:t>
       </w:r>
-      <w:hyperlink r:id="rId762">
+      <w:hyperlink r:id="rId779">
         <w:r>
           <w:rPr>
             <w:lang w:val="fr_FR" w:bidi="fr_FR"/>
@@ -29153,7 +29710,7 @@
         </w:rPr>
         <w:t xml:space="preserve"> ; </w:t>
       </w:r>
-      <w:hyperlink r:id="rId763">
+      <w:hyperlink r:id="rId780">
         <w:r>
           <w:rPr>
             <w:lang w:val="fr_FR" w:bidi="fr_FR"/>
@@ -29171,7 +29728,7 @@
         </w:rPr>
         <w:t xml:space="preserve"> ; </w:t>
       </w:r>
-      <w:hyperlink r:id="rId764">
+      <w:hyperlink r:id="rId781">
         <w:r>
           <w:rPr>
             <w:lang w:val="fr_FR" w:bidi="fr_FR"/>
@@ -29189,7 +29746,7 @@
         </w:rPr>
         <w:t xml:space="preserve"> ; </w:t>
       </w:r>
-      <w:hyperlink r:id="rId765">
+      <w:hyperlink r:id="rId782">
         <w:r>
           <w:rPr>
             <w:lang w:val="fr_FR" w:bidi="fr_FR"/>
@@ -29207,7 +29764,7 @@
         </w:rPr>
         <w:t xml:space="preserve"> ; </w:t>
       </w:r>
-      <w:hyperlink r:id="rId766">
+      <w:hyperlink r:id="rId783">
         <w:r>
           <w:rPr>
             <w:lang w:val="fr_FR" w:bidi="fr_FR"/>
@@ -29250,7 +29807,7 @@
         </w:rPr>
         <w:t xml:space="preserve">Cette source est mentionnée dans quinze passages. Comme dans le cas des rois d'Israël, elle se trouve dans les formules de conclusion des récits des règnes. Cette source devait être consultée pour obtenir des détails supplémentaires sur les règnes des individus (voir par exemple </w:t>
       </w:r>
-      <w:hyperlink r:id="rId767">
+      <w:hyperlink r:id="rId784">
         <w:r>
           <w:rPr>
             <w:lang w:val="fr_FR" w:bidi="fr_FR"/>
@@ -29268,7 +29825,7 @@
         </w:rPr>
         <w:t xml:space="preserve"> ; </w:t>
       </w:r>
-      <w:hyperlink r:id="rId768">
+      <w:hyperlink r:id="rId785">
         <w:r>
           <w:rPr>
             <w:lang w:val="fr_FR" w:bidi="fr_FR"/>
@@ -29286,7 +29843,7 @@
         </w:rPr>
         <w:t xml:space="preserve"> ; </w:t>
       </w:r>
-      <w:hyperlink r:id="rId769">
+      <w:hyperlink r:id="rId786">
         <w:r>
           <w:rPr>
             <w:lang w:val="fr_FR" w:bidi="fr_FR"/>
@@ -29304,7 +29861,7 @@
         </w:rPr>
         <w:t xml:space="preserve"> ; </w:t>
       </w:r>
-      <w:hyperlink r:id="rId770">
+      <w:hyperlink r:id="rId787">
         <w:r>
           <w:rPr>
             <w:lang w:val="fr_FR" w:bidi="fr_FR"/>
@@ -29355,7 +29912,7 @@
           <w:lang w:val="fr_FR" w:bidi="fr_FR"/>
         </w:rPr>
       </w:r>
-      <w:hyperlink r:id="rId771">
+      <w:hyperlink r:id="rId788">
         <w:r>
           <w:rPr>
             <w:lang w:val="fr_FR" w:bidi="fr_FR"/>
@@ -29373,7 +29930,7 @@
         </w:rPr>
         <w:t xml:space="preserve"> est souvent identifié comme une unité littéraire dans la composition des livres de Samuel ; il est diversement appelé « l'histoire de la cour » ou « le récit de la succession ». En raison d'un vocabulaire et d'une perspective similaires, </w:t>
       </w:r>
-      <w:hyperlink r:id="rId739">
+      <w:hyperlink r:id="rId756">
         <w:r>
           <w:rPr>
             <w:lang w:val="fr_FR" w:bidi="fr_FR"/>
@@ -29391,7 +29948,7 @@
         </w:rPr>
         <w:t xml:space="preserve"> est souvent associé à ce matériel de Samuel. La déclaration de </w:t>
       </w:r>
-      <w:hyperlink r:id="rId772">
+      <w:hyperlink r:id="rId789">
         <w:r>
           <w:rPr>
             <w:lang w:val="fr_FR" w:bidi="fr_FR"/>
@@ -29446,7 +30003,7 @@
         </w:rPr>
         <w:t>Les règnes des rois individuels ne reçoivent généralement que de brèves mentions ; par exemple Omri, le père d'Achab, ne reçoit que huit versets, même si, en jugeant par son importance politique et économique, il faisait partie des plus grands rois du nord (</w:t>
       </w:r>
-      <w:hyperlink r:id="rId773">
+      <w:hyperlink r:id="rId790">
         <w:r>
           <w:rPr>
             <w:lang w:val="fr_FR" w:bidi="fr_FR"/>
@@ -29464,7 +30021,7 @@
         </w:rPr>
         <w:t>). Cependant, à partir du règne d'Achab, le récit devient assez expansif, et une couverture étendue est accordée à la dynastie d'Achab jusqu'au coup d'État de Jéhu (</w:t>
       </w:r>
-      <w:hyperlink r:id="rId774">
+      <w:hyperlink r:id="rId791">
         <w:r>
           <w:rPr>
             <w:lang w:val="fr_FR" w:bidi="fr_FR"/>
@@ -29496,7 +30053,7 @@
         </w:rPr>
         <w:t xml:space="preserve">La section concernant Élie inclut les chapitres suivants : </w:t>
       </w:r>
-      <w:hyperlink r:id="rId775">
+      <w:hyperlink r:id="rId792">
         <w:r>
           <w:rPr>
             <w:lang w:val="fr_FR" w:bidi="fr_FR"/>
@@ -29514,7 +30071,7 @@
         </w:rPr>
         <w:t xml:space="preserve">, y compris le miracle des corbeaux, les incidents avec la veuve de Sarepta, la sécheresse, le feu sur le Carmel et la révélation de Dieu au Sinaï ; </w:t>
       </w:r>
-      <w:hyperlink r:id="rId310">
+      <w:hyperlink r:id="rId328">
         <w:r>
           <w:rPr>
             <w:lang w:val="fr_FR" w:bidi="fr_FR"/>
@@ -29532,7 +30089,7 @@
         </w:rPr>
         <w:t xml:space="preserve"> et l'affaire de la vigne de Naboth ; et </w:t>
       </w:r>
-      <w:hyperlink r:id="rId776">
+      <w:hyperlink r:id="rId793">
         <w:r>
           <w:rPr>
             <w:lang w:val="fr_FR" w:bidi="fr_FR"/>
@@ -29564,7 +30121,7 @@
         </w:rPr>
         <w:t xml:space="preserve">Le contenu concernant Élisée trouvé dans </w:t>
       </w:r>
-      <w:hyperlink r:id="rId777">
+      <w:hyperlink r:id="rId794">
         <w:r>
           <w:rPr>
             <w:lang w:val="fr_FR" w:bidi="fr_FR"/>
@@ -29582,7 +30139,7 @@
         </w:rPr>
         <w:t xml:space="preserve"> a peut-être eu un développement littéraire indépendant de celui des récits d'Élie. Il inclut les éléments suivants : le chapitre </w:t>
       </w:r>
-      <w:hyperlink r:id="rId778">
+      <w:hyperlink r:id="rId795">
         <w:r>
           <w:rPr>
             <w:lang w:val="fr_FR" w:bidi="fr_FR"/>
@@ -29614,7 +30171,7 @@
         </w:rPr>
         <w:t xml:space="preserve">Dans </w:t>
       </w:r>
-      <w:hyperlink r:id="rId779">
+      <w:hyperlink r:id="rId796">
         <w:r>
           <w:rPr>
             <w:lang w:val="fr_FR" w:bidi="fr_FR"/>
@@ -29632,7 +30189,7 @@
         </w:rPr>
         <w:t xml:space="preserve"> à </w:t>
       </w:r>
-      <w:hyperlink r:id="rId780">
+      <w:hyperlink r:id="rId797">
         <w:r>
           <w:rPr>
             <w:lang w:val="fr_FR" w:bidi="fr_FR"/>
@@ -29650,7 +30207,7 @@
         </w:rPr>
         <w:t xml:space="preserve"> se trouvent des incidents supplémentaires non directement liés aux biographies d'Élie et d'Élisée. Des récits tels que les campagnes militaires de </w:t>
       </w:r>
-      <w:hyperlink r:id="rId781">
+      <w:hyperlink r:id="rId798">
         <w:r>
           <w:rPr>
             <w:lang w:val="fr_FR" w:bidi="fr_FR"/>
@@ -29668,7 +30225,7 @@
         </w:rPr>
         <w:t xml:space="preserve"> et des détails supplémentaires du coup d'État de Jéhu (</w:t>
       </w:r>
-      <w:hyperlink r:id="rId782">
+      <w:hyperlink r:id="rId799">
         <w:r>
           <w:rPr>
             <w:lang w:val="fr_FR" w:bidi="fr_FR"/>
@@ -29711,7 +30268,7 @@
         </w:rPr>
         <w:t>Le récit du règne d'Ézéchias contient une section (</w:t>
       </w:r>
-      <w:hyperlink r:id="rId783">
+      <w:hyperlink r:id="rId800">
         <w:r>
           <w:rPr>
             <w:lang w:val="fr_FR" w:bidi="fr_FR"/>
@@ -29729,7 +30286,7 @@
         </w:rPr>
         <w:t>) qui est presque une citation verbatim du texte également trouvé dans Ésaïe (</w:t>
       </w:r>
-      <w:hyperlink r:id="rId749">
+      <w:hyperlink r:id="rId766">
         <w:r>
           <w:rPr>
             <w:lang w:val="fr_FR" w:bidi="fr_FR"/>
@@ -29772,7 +30329,7 @@
         </w:rPr>
         <w:t>Parce que les Livres des Rois démontrent un grand intérêt pour les prophètes et leurs ministères, divers experts ont suggéré qu'une autre source a été utilisée par le compilateur. Il s'agirait alors d'une unité littéraire indépendante contenant des récits des prophètes. Cette source aurait contenu les archives pour le contenu sur Achija (</w:t>
       </w:r>
-      <w:hyperlink r:id="rId744">
+      <w:hyperlink r:id="rId761">
         <w:r>
           <w:rPr>
             <w:lang w:val="fr_FR" w:bidi="fr_FR"/>
@@ -29790,7 +30347,7 @@
         </w:rPr>
         <w:t xml:space="preserve"> ; </w:t>
       </w:r>
-      <w:hyperlink r:id="rId745">
+      <w:hyperlink r:id="rId762">
         <w:r>
           <w:rPr>
             <w:lang w:val="fr_FR" w:bidi="fr_FR"/>
@@ -29808,7 +30365,7 @@
         </w:rPr>
         <w:t xml:space="preserve">), des prophètes anonymes (chap. </w:t>
       </w:r>
-      <w:hyperlink r:id="rId784">
+      <w:hyperlink r:id="rId801">
         <w:r>
           <w:rPr>
             <w:lang w:val="fr_FR" w:bidi="fr_FR"/>
@@ -29826,7 +30383,7 @@
         </w:rPr>
         <w:t xml:space="preserve"> ; </w:t>
       </w:r>
-      <w:hyperlink r:id="rId785">
+      <w:hyperlink r:id="rId802">
         <w:r>
           <w:rPr>
             <w:lang w:val="fr_FR" w:bidi="fr_FR"/>
@@ -29844,7 +30401,7 @@
         </w:rPr>
         <w:t>), Michée (</w:t>
       </w:r>
-      <w:hyperlink r:id="rId747">
+      <w:hyperlink r:id="rId764">
         <w:r>
           <w:rPr>
             <w:lang w:val="fr_FR" w:bidi="fr_FR"/>
@@ -29916,7 +30473,7 @@
         </w:rPr>
         <w:t xml:space="preserve"> ». La formule complète pour un roi de Juda peut être vue, par exemple, dans le règne de Roboam (</w:t>
       </w:r>
-      <w:hyperlink r:id="rId786">
+      <w:hyperlink r:id="rId803">
         <w:r>
           <w:rPr>
             <w:lang w:val="fr_FR" w:bidi="fr_FR"/>
@@ -29948,7 +30505,7 @@
         </w:rPr>
         <w:t>Les formules diffèrent légèrement pour les rois d'Israël : l'introduction est la suivante : 1) année de succession synchronisée avec l'année de règne du roi du sud ; 2) durée de son règne ; 3) lieu de la résidence royale ; 4) condamnation pour idolâtrie ; 5) nom du père du roi. Le récit du règne d'un roi israélite se termine comme suit : 1) une référence aux chroniques des rois d'Israël pour plus d'informations ; 2) une déclaration concernant sa mort ; 3) une déclaration de la succession de son fils, sauf si un usurpateur suit. La formule complète pour un roi israélite peut être vue, par exemple, dans le règne de Baescha (</w:t>
       </w:r>
-      <w:hyperlink r:id="rId787">
+      <w:hyperlink r:id="rId804">
         <w:r>
           <w:rPr>
             <w:lang w:val="fr_FR" w:bidi="fr_FR"/>
@@ -29966,7 +30523,7 @@
         </w:rPr>
         <w:t xml:space="preserve"> ; </w:t>
       </w:r>
-      <w:hyperlink r:id="rId788">
+      <w:hyperlink r:id="rId805">
         <w:r>
           <w:rPr>
             <w:lang w:val="fr_FR" w:bidi="fr_FR"/>
@@ -30051,7 +30608,7 @@
         </w:rPr>
         <w:t>Les livres des Rois ont été composés pendant l'exil, sans doute entre 560 et 539 av. J.‑C. Jérusalem avait été réduite en ruines, et il le trône de David est vide. Ces deux piliers de la théologie populaire, à savoir l'inviolabilité du temple et le trône de David (</w:t>
       </w:r>
-      <w:hyperlink r:id="rId789">
+      <w:hyperlink r:id="rId806">
         <w:r>
           <w:rPr>
             <w:lang w:val="fr_FR" w:bidi="fr_FR"/>
@@ -30069,7 +30626,7 @@
         </w:rPr>
         <w:t xml:space="preserve"> ; </w:t>
       </w:r>
-      <w:hyperlink r:id="rId790">
+      <w:hyperlink r:id="rId807">
         <w:r>
           <w:rPr>
             <w:lang w:val="fr_FR" w:bidi="fr_FR"/>
@@ -30087,7 +30644,7 @@
         </w:rPr>
         <w:t xml:space="preserve"> ; </w:t>
       </w:r>
-      <w:hyperlink r:id="rId791">
+      <w:hyperlink r:id="rId808">
         <w:r>
           <w:rPr>
             <w:lang w:val="fr_FR" w:bidi="fr_FR"/>
@@ -30105,7 +30662,7 @@
         </w:rPr>
         <w:t xml:space="preserve"> ; voir </w:t>
       </w:r>
-      <w:hyperlink r:id="rId792">
+      <w:hyperlink r:id="rId809">
         <w:r>
           <w:rPr>
             <w:lang w:val="fr_FR" w:bidi="fr_FR"/>
@@ -30162,7 +30719,7 @@
         </w:rPr>
         <w:t xml:space="preserve">La préoccupation principale de l'auteur est la pureté du culte du Seigneur. Son principal critère pour mesurer cette pureté est l'attitude des rois envers la centralisation du culte dans le temple de Jérusalem, par opposition au culte du Seigneur ailleurs et à la continuation des cultes cananéens mêlés au yahvisme sur les hauts lieux. La centralisation du culte au sanctuaire central est demandée dans </w:t>
       </w:r>
-      <w:hyperlink r:id="rId793">
+      <w:hyperlink r:id="rId810">
         <w:r>
           <w:rPr>
             <w:lang w:val="fr_FR" w:bidi="fr_FR"/>
@@ -30204,7 +30761,7 @@
         </w:rPr>
         <w:t xml:space="preserve"> » (voir </w:t>
       </w:r>
-      <w:hyperlink r:id="rId794">
+      <w:hyperlink r:id="rId811">
         <w:r>
           <w:rPr>
             <w:lang w:val="fr_FR" w:bidi="fr_FR"/>
@@ -30222,7 +30779,7 @@
         </w:rPr>
         <w:t xml:space="preserve"> ; </w:t>
       </w:r>
-      <w:hyperlink r:id="rId795">
+      <w:hyperlink r:id="rId812">
         <w:r>
           <w:rPr>
             <w:lang w:val="fr_FR" w:bidi="fr_FR"/>
@@ -30240,7 +30797,7 @@
         </w:rPr>
         <w:t xml:space="preserve"> ; </w:t>
       </w:r>
-      <w:hyperlink r:id="rId796">
+      <w:hyperlink r:id="rId813">
         <w:r>
           <w:rPr>
             <w:lang w:val="fr_FR" w:bidi="fr_FR"/>
@@ -30258,7 +30815,7 @@
         </w:rPr>
         <w:t xml:space="preserve"> ; </w:t>
       </w:r>
-      <w:hyperlink r:id="rId797">
+      <w:hyperlink r:id="rId814">
         <w:r>
           <w:rPr>
             <w:lang w:val="fr_FR" w:bidi="fr_FR"/>
@@ -30276,7 +30833,7 @@
         </w:rPr>
         <w:t xml:space="preserve"> ; </w:t>
       </w:r>
-      <w:hyperlink r:id="rId798">
+      <w:hyperlink r:id="rId815">
         <w:r>
           <w:rPr>
             <w:lang w:val="fr_FR" w:bidi="fr_FR"/>
@@ -30294,7 +30851,7 @@
         </w:rPr>
         <w:t xml:space="preserve"> ; </w:t>
       </w:r>
-      <w:hyperlink r:id="rId799">
+      <w:hyperlink r:id="rId816">
         <w:r>
           <w:rPr>
             <w:lang w:val="fr_FR" w:bidi="fr_FR"/>
@@ -30312,7 +30869,7 @@
         </w:rPr>
         <w:t xml:space="preserve"> ; </w:t>
       </w:r>
-      <w:hyperlink r:id="rId800">
+      <w:hyperlink r:id="rId817">
         <w:r>
           <w:rPr>
             <w:lang w:val="fr_FR" w:bidi="fr_FR"/>
@@ -30330,7 +30887,7 @@
         </w:rPr>
         <w:t xml:space="preserve"> ; </w:t>
       </w:r>
-      <w:hyperlink r:id="rId801">
+      <w:hyperlink r:id="rId818">
         <w:r>
           <w:rPr>
             <w:lang w:val="fr_FR" w:bidi="fr_FR"/>
@@ -30348,7 +30905,7 @@
         </w:rPr>
         <w:t xml:space="preserve"> ; </w:t>
       </w:r>
-      <w:hyperlink r:id="rId802">
+      <w:hyperlink r:id="rId819">
         <w:r>
           <w:rPr>
             <w:lang w:val="fr_FR" w:bidi="fr_FR"/>
@@ -30366,7 +30923,7 @@
         </w:rPr>
         <w:t>). Le compilateur de Rois voit les autels rivaux avec les veaux d'or à Dan et Béthel comme le grand péché dont les rois du nord ne se sont jamais repentis (</w:t>
       </w:r>
-      <w:hyperlink r:id="rId803">
+      <w:hyperlink r:id="rId820">
         <w:r>
           <w:rPr>
             <w:lang w:val="fr_FR" w:bidi="fr_FR"/>
@@ -30384,7 +30941,7 @@
         </w:rPr>
         <w:t>). Rejetant la primauté de Jérusalem, ces autels sont devenus la mesure pour évaluer les rois du nord. Tous les rois d'Israël sont condamnés par cette norme (sauf Schallum, qui n'a régné qu'un mois, et Osée, le dernier des rois du nord). Même Zimri, le meurtrier d'Éla, qui n'a régné que pour une semaine avant de se suicider dans les flammes de son propre palais (</w:t>
       </w:r>
-      <w:hyperlink r:id="rId804">
+      <w:hyperlink r:id="rId821">
         <w:r>
           <w:rPr>
             <w:lang w:val="fr_FR" w:bidi="fr_FR"/>
@@ -30402,7 +30959,7 @@
         </w:rPr>
         <w:t>) subit le même verdict. Pour les rois de Juda, un critère différent est utilisé : quelle était leur attitude envers les hauts lieux où le culte hétérodoxe était autorisé à prospérer dans les environs de Jérusalem. Seuls Ézéchias et Josias reçoivent l'approbation sans réserve du compilateur pour avoir suivi les voies de David (</w:t>
       </w:r>
-      <w:hyperlink r:id="rId805">
+      <w:hyperlink r:id="rId822">
         <w:r>
           <w:rPr>
             <w:lang w:val="fr_FR" w:bidi="fr_FR"/>
@@ -30420,7 +30977,7 @@
         </w:rPr>
         <w:t xml:space="preserve"> ; </w:t>
       </w:r>
-      <w:hyperlink r:id="rId806">
+      <w:hyperlink r:id="rId823">
         <w:r>
           <w:rPr>
             <w:lang w:val="fr_FR" w:bidi="fr_FR"/>
@@ -30438,7 +30995,7 @@
         </w:rPr>
         <w:t xml:space="preserve">). Six autres sont loués pour leur zèle à supprimer l'idolâtrie, bien qu'ils n'aient pas supprimé les hauts lieux (Asa, </w:t>
       </w:r>
-      <w:hyperlink r:id="rId807">
+      <w:hyperlink r:id="rId824">
         <w:r>
           <w:rPr>
             <w:lang w:val="fr_FR" w:bidi="fr_FR"/>
@@ -30456,7 +31013,7 @@
         </w:rPr>
         <w:t xml:space="preserve"> ; Josaphat, </w:t>
       </w:r>
-      <w:hyperlink r:id="rId808">
+      <w:hyperlink r:id="rId825">
         <w:r>
           <w:rPr>
             <w:lang w:val="fr_FR" w:bidi="fr_FR"/>
@@ -30474,7 +31031,7 @@
         </w:rPr>
         <w:t xml:space="preserve"> ; Joas, </w:t>
       </w:r>
-      <w:hyperlink r:id="rId809">
+      <w:hyperlink r:id="rId826">
         <w:r>
           <w:rPr>
             <w:lang w:val="fr_FR" w:bidi="fr_FR"/>
@@ -30492,7 +31049,7 @@
         </w:rPr>
         <w:t xml:space="preserve"> ; Amatsia, </w:t>
       </w:r>
-      <w:hyperlink r:id="rId810">
+      <w:hyperlink r:id="rId827">
         <w:r>
           <w:rPr>
             <w:lang w:val="fr_FR" w:bidi="fr_FR"/>
@@ -30510,7 +31067,7 @@
         </w:rPr>
         <w:t xml:space="preserve"> ; Azaria, </w:t>
       </w:r>
-      <w:hyperlink r:id="rId811">
+      <w:hyperlink r:id="rId828">
         <w:r>
           <w:rPr>
             <w:lang w:val="fr_FR" w:bidi="fr_FR"/>
@@ -30528,7 +31085,7 @@
         </w:rPr>
         <w:t xml:space="preserve"> ; Jotham, </w:t>
       </w:r>
-      <w:hyperlink r:id="rId812">
+      <w:hyperlink r:id="rId829">
         <w:r>
           <w:rPr>
             <w:lang w:val="fr_FR" w:bidi="fr_FR"/>
@@ -30571,7 +31128,7 @@
         </w:rPr>
         <w:t xml:space="preserve">Un deuxième intérêt majeur pour le compilateur était de retracer l'histoire de la monarchie. </w:t>
       </w:r>
-      <w:hyperlink r:id="rId710">
+      <w:hyperlink r:id="rId727">
         <w:r>
           <w:rPr>
             <w:lang w:val="fr_FR" w:bidi="fr_FR"/>
@@ -30601,7 +31158,7 @@
         </w:rPr>
         <w:t xml:space="preserve"> » (</w:t>
       </w:r>
-      <w:hyperlink r:id="rId813">
+      <w:hyperlink r:id="rId830">
         <w:r>
           <w:rPr>
             <w:lang w:val="fr_FR" w:bidi="fr_FR"/>
@@ -30619,7 +31176,7 @@
         </w:rPr>
         <w:t xml:space="preserve"> ; voir aussi </w:t>
       </w:r>
-      <w:hyperlink r:id="rId814">
+      <w:hyperlink r:id="rId831">
         <w:r>
           <w:rPr>
             <w:lang w:val="fr_FR" w:bidi="fr_FR"/>
@@ -30637,7 +31194,7 @@
         </w:rPr>
         <w:t xml:space="preserve"> ; </w:t>
       </w:r>
-      <w:hyperlink r:id="rId805">
+      <w:hyperlink r:id="rId822">
         <w:r>
           <w:rPr>
             <w:lang w:val="fr_FR" w:bidi="fr_FR"/>
@@ -30655,7 +31212,7 @@
         </w:rPr>
         <w:t xml:space="preserve"> ; </w:t>
       </w:r>
-      <w:hyperlink r:id="rId806">
+      <w:hyperlink r:id="rId823">
         <w:r>
           <w:rPr>
             <w:lang w:val="fr_FR" w:bidi="fr_FR"/>
@@ -30673,7 +31230,7 @@
         </w:rPr>
         <w:t xml:space="preserve"> pour suivre les voies de David, et </w:t>
       </w:r>
-      <w:hyperlink r:id="rId815">
+      <w:hyperlink r:id="rId832">
         <w:r>
           <w:rPr>
             <w:lang w:val="fr_FR" w:bidi="fr_FR"/>
@@ -30691,7 +31248,7 @@
         </w:rPr>
         <w:t xml:space="preserve"> ; </w:t>
       </w:r>
-      <w:hyperlink r:id="rId816">
+      <w:hyperlink r:id="rId833">
         <w:r>
           <w:rPr>
             <w:lang w:val="fr_FR" w:bidi="fr_FR"/>
@@ -30709,7 +31266,7 @@
         </w:rPr>
         <w:t xml:space="preserve"> ; </w:t>
       </w:r>
-      <w:hyperlink r:id="rId817">
+      <w:hyperlink r:id="rId834">
         <w:r>
           <w:rPr>
             <w:lang w:val="fr_FR" w:bidi="fr_FR"/>
@@ -30727,7 +31284,7 @@
         </w:rPr>
         <w:t xml:space="preserve"> ; </w:t>
       </w:r>
-      <w:hyperlink r:id="rId818">
+      <w:hyperlink r:id="rId835">
         <w:r>
           <w:rPr>
             <w:lang w:val="fr_FR" w:bidi="fr_FR"/>
@@ -30745,7 +31302,7 @@
         </w:rPr>
         <w:t xml:space="preserve"> pour l'inverse). Le compilateur voulait montrer que Dieu avait été fidèle à David même si les fils de David ne l'étaient pas. Bien que les deux royaumes aient eu à peu près le même nombre de rois, le royaume du nord est marqué par des changements dynastiques répétés et des régicides au cours de ses deux cents ans, tandis que la dynastie de David est maintenue comme une lampe dans le sud pendant trois cent cinquante ans (</w:t>
       </w:r>
-      <w:hyperlink r:id="rId819">
+      <w:hyperlink r:id="rId836">
         <w:r>
           <w:rPr>
             <w:lang w:val="fr_FR" w:bidi="fr_FR"/>
@@ -30763,7 +31320,7 @@
         </w:rPr>
         <w:t xml:space="preserve"> ; </w:t>
       </w:r>
-      <w:hyperlink r:id="rId820">
+      <w:hyperlink r:id="rId837">
         <w:r>
           <w:rPr>
             <w:lang w:val="fr_FR" w:bidi="fr_FR"/>
@@ -30781,7 +31338,7 @@
         </w:rPr>
         <w:t xml:space="preserve"> ; </w:t>
       </w:r>
-      <w:hyperlink r:id="rId821">
+      <w:hyperlink r:id="rId838">
         <w:r>
           <w:rPr>
             <w:lang w:val="fr_FR" w:bidi="fr_FR"/>
@@ -30799,7 +31356,7 @@
         </w:rPr>
         <w:t xml:space="preserve"> ; </w:t>
       </w:r>
-      <w:hyperlink r:id="rId822">
+      <w:hyperlink r:id="rId839">
         <w:r>
           <w:rPr>
             <w:lang w:val="fr_FR" w:bidi="fr_FR"/>
@@ -30817,7 +31374,7 @@
         </w:rPr>
         <w:t xml:space="preserve"> ; </w:t>
       </w:r>
-      <w:hyperlink r:id="rId823">
+      <w:hyperlink r:id="rId840">
         <w:r>
           <w:rPr>
             <w:lang w:val="fr_FR" w:bidi="fr_FR"/>
@@ -30860,7 +31417,7 @@
         </w:rPr>
         <w:t xml:space="preserve">Une autre raison pour laquelle Rois peut être appelé une histoire deutéronomique est sa préoccupation pour l'efficacité de la parole prophétique. Il y a trois passages dans le Pentateuque qui traitent de l'institution de l'ordre prophétique : </w:t>
       </w:r>
-      <w:hyperlink r:id="rId824">
+      <w:hyperlink r:id="rId841">
         <w:r>
           <w:rPr>
             <w:lang w:val="fr_FR" w:bidi="fr_FR"/>
@@ -30878,7 +31435,7 @@
         </w:rPr>
         <w:t xml:space="preserve">, </w:t>
       </w:r>
-      <w:hyperlink r:id="rId825">
+      <w:hyperlink r:id="rId842">
         <w:r>
           <w:rPr>
             <w:lang w:val="fr_FR" w:bidi="fr_FR"/>
@@ -30896,7 +31453,7 @@
         </w:rPr>
         <w:t xml:space="preserve"> et </w:t>
       </w:r>
-      <w:hyperlink r:id="rId826">
+      <w:hyperlink r:id="rId843">
         <w:r>
           <w:rPr>
             <w:lang w:val="fr_FR" w:bidi="fr_FR"/>
@@ -30914,7 +31471,7 @@
         </w:rPr>
         <w:t xml:space="preserve">. Ce n'est que dans </w:t>
       </w:r>
-      <w:hyperlink r:id="rId827">
+      <w:hyperlink r:id="rId844">
         <w:r>
           <w:rPr>
             <w:lang w:val="fr_FR" w:bidi="fr_FR"/>
@@ -30932,7 +31489,7 @@
         </w:rPr>
         <w:t xml:space="preserve"> que le test d'un vrai prophète est donné : que ce qu'il a dit se réalise, que ses paroles s'accomplissent. Remarquez le nombre d'instances où l'auteur attire l'attention sur l'accomplissement des paroles des prophètes : </w:t>
       </w:r>
-      <w:hyperlink r:id="rId828">
+      <w:hyperlink r:id="rId845">
         <w:r>
           <w:rPr>
             <w:lang w:val="fr_FR" w:bidi="fr_FR"/>
@@ -30950,7 +31507,7 @@
         </w:rPr>
         <w:t xml:space="preserve"> dans </w:t>
       </w:r>
-      <w:hyperlink r:id="rId829">
+      <w:hyperlink r:id="rId846">
         <w:r>
           <w:rPr>
             <w:lang w:val="fr_FR" w:bidi="fr_FR"/>
@@ -30968,7 +31525,7 @@
         </w:rPr>
         <w:t xml:space="preserve"> ; </w:t>
       </w:r>
-      <w:hyperlink r:id="rId830">
+      <w:hyperlink r:id="rId847">
         <w:r>
           <w:rPr>
             <w:lang w:val="fr_FR" w:bidi="fr_FR"/>
@@ -30986,7 +31543,7 @@
         </w:rPr>
         <w:t xml:space="preserve"> dans </w:t>
       </w:r>
-      <w:hyperlink r:id="rId831">
+      <w:hyperlink r:id="rId848">
         <w:r>
           <w:rPr>
             <w:lang w:val="fr_FR" w:bidi="fr_FR"/>
@@ -31004,7 +31561,7 @@
         </w:rPr>
         <w:t xml:space="preserve"> ; </w:t>
       </w:r>
-      <w:hyperlink r:id="rId832">
+      <w:hyperlink r:id="rId849">
         <w:r>
           <w:rPr>
             <w:lang w:val="fr_FR" w:bidi="fr_FR"/>
@@ -31022,7 +31579,7 @@
         </w:rPr>
         <w:t xml:space="preserve"> dans </w:t>
       </w:r>
-      <w:hyperlink r:id="rId833">
+      <w:hyperlink r:id="rId850">
         <w:r>
           <w:rPr>
             <w:lang w:val="fr_FR" w:bidi="fr_FR"/>
@@ -31040,7 +31597,7 @@
         </w:rPr>
         <w:t xml:space="preserve"> ; </w:t>
       </w:r>
-      <w:hyperlink r:id="rId834">
+      <w:hyperlink r:id="rId851">
         <w:r>
           <w:rPr>
             <w:lang w:val="fr_FR" w:bidi="fr_FR"/>
@@ -31058,7 +31615,7 @@
         </w:rPr>
         <w:t xml:space="preserve"> dans </w:t>
       </w:r>
-      <w:hyperlink r:id="rId835">
+      <w:hyperlink r:id="rId852">
         <w:r>
           <w:rPr>
             <w:lang w:val="fr_FR" w:bidi="fr_FR"/>
@@ -31076,7 +31633,7 @@
         </w:rPr>
         <w:t xml:space="preserve"> et </w:t>
       </w:r>
-      <w:hyperlink r:id="rId836">
+      <w:hyperlink r:id="rId853">
         <w:r>
           <w:rPr>
             <w:lang w:val="fr_FR" w:bidi="fr_FR"/>
@@ -31094,7 +31651,7 @@
         </w:rPr>
         <w:t xml:space="preserve"> ; </w:t>
       </w:r>
-      <w:hyperlink r:id="rId837">
+      <w:hyperlink r:id="rId854">
         <w:r>
           <w:rPr>
             <w:lang w:val="fr_FR" w:bidi="fr_FR"/>
@@ -31112,7 +31669,7 @@
         </w:rPr>
         <w:t xml:space="preserve"> dans </w:t>
       </w:r>
-      <w:hyperlink r:id="rId838">
+      <w:hyperlink r:id="rId855">
         <w:r>
           <w:rPr>
             <w:lang w:val="fr_FR" w:bidi="fr_FR"/>
@@ -31130,7 +31687,7 @@
         </w:rPr>
         <w:t xml:space="preserve"> ; </w:t>
       </w:r>
-      <w:hyperlink r:id="rId839">
+      <w:hyperlink r:id="rId856">
         <w:r>
           <w:rPr>
             <w:lang w:val="fr_FR" w:bidi="fr_FR"/>
@@ -31148,7 +31705,7 @@
         </w:rPr>
         <w:t xml:space="preserve"> dans </w:t>
       </w:r>
-      <w:hyperlink r:id="rId840">
+      <w:hyperlink r:id="rId857">
         <w:r>
           <w:rPr>
             <w:lang w:val="fr_FR" w:bidi="fr_FR"/>
@@ -31166,7 +31723,7 @@
         </w:rPr>
         <w:t xml:space="preserve"> ; </w:t>
       </w:r>
-      <w:hyperlink r:id="rId841">
+      <w:hyperlink r:id="rId858">
         <w:r>
           <w:rPr>
             <w:lang w:val="fr_FR" w:bidi="fr_FR"/>
@@ -31184,7 +31741,7 @@
         </w:rPr>
         <w:t xml:space="preserve"> dans </w:t>
       </w:r>
-      <w:hyperlink r:id="rId842">
+      <w:hyperlink r:id="rId859">
         <w:r>
           <w:rPr>
             <w:lang w:val="fr_FR" w:bidi="fr_FR"/>
@@ -31202,7 +31759,7 @@
         </w:rPr>
         <w:t xml:space="preserve"> ; </w:t>
       </w:r>
-      <w:hyperlink r:id="rId843">
+      <w:hyperlink r:id="rId860">
         <w:r>
           <w:rPr>
             <w:lang w:val="fr_FR" w:bidi="fr_FR"/>
@@ -31220,7 +31777,7 @@
         </w:rPr>
         <w:t xml:space="preserve"> dans </w:t>
       </w:r>
-      <w:hyperlink r:id="rId844">
+      <w:hyperlink r:id="rId861">
         <w:r>
           <w:rPr>
             <w:lang w:val="fr_FR" w:bidi="fr_FR"/>
@@ -31238,7 +31795,7 @@
         </w:rPr>
         <w:t xml:space="preserve"> et </w:t>
       </w:r>
-      <w:hyperlink r:id="rId845">
+      <w:hyperlink r:id="rId862">
         <w:r>
           <w:rPr>
             <w:lang w:val="fr_FR" w:bidi="fr_FR"/>
@@ -31256,7 +31813,7 @@
         </w:rPr>
         <w:t xml:space="preserve"> ; </w:t>
       </w:r>
-      <w:hyperlink r:id="rId846">
+      <w:hyperlink r:id="rId863">
         <w:r>
           <w:rPr>
             <w:lang w:val="fr_FR" w:bidi="fr_FR"/>
@@ -31274,7 +31831,7 @@
         </w:rPr>
         <w:t xml:space="preserve"> dans </w:t>
       </w:r>
-      <w:hyperlink r:id="rId847">
+      <w:hyperlink r:id="rId864">
         <w:r>
           <w:rPr>
             <w:lang w:val="fr_FR" w:bidi="fr_FR"/>
@@ -31292,7 +31849,7 @@
         </w:rPr>
         <w:t xml:space="preserve"> ; </w:t>
       </w:r>
-      <w:hyperlink r:id="rId848">
+      <w:hyperlink r:id="rId865">
         <w:r>
           <w:rPr>
             <w:lang w:val="fr_FR" w:bidi="fr_FR"/>
@@ -31310,7 +31867,7 @@
         </w:rPr>
         <w:t xml:space="preserve"> dans </w:t>
       </w:r>
-      <w:hyperlink r:id="rId849">
+      <w:hyperlink r:id="rId866">
         <w:r>
           <w:rPr>
             <w:lang w:val="fr_FR" w:bidi="fr_FR"/>
@@ -31328,7 +31885,7 @@
         </w:rPr>
         <w:t xml:space="preserve"> ; </w:t>
       </w:r>
-      <w:hyperlink r:id="rId850">
+      <w:hyperlink r:id="rId867">
         <w:r>
           <w:rPr>
             <w:lang w:val="fr_FR" w:bidi="fr_FR"/>
@@ -31346,7 +31903,7 @@
         </w:rPr>
         <w:t xml:space="preserve"> dans </w:t>
       </w:r>
-      <w:hyperlink r:id="rId851">
+      <w:hyperlink r:id="rId868">
         <w:r>
           <w:rPr>
             <w:lang w:val="fr_FR" w:bidi="fr_FR"/>
@@ -31389,7 +31946,7 @@
         </w:rPr>
         <w:t xml:space="preserve">Un autre aspect de l'intérêt du compilateur pour le Deutéronome se manifeste dans son souci de retracer l'accomplissement des malédictions de l'alliance en cas de désobéissance. L'alliance de Dieu avec Israël entraînerait des malédictions ou des bénédictions selon l'obéissance du peuple ; le compilateur de Rois observe les malédictions infligées aux deux royaumes en raison de leur incapacité à respecter les exigences de l'alliance. Il s'efforce de montrer que la plupart des malédictions de </w:t>
       </w:r>
-      <w:hyperlink r:id="rId852">
+      <w:hyperlink r:id="rId869">
         <w:r>
           <w:rPr>
             <w:lang w:val="fr_FR" w:bidi="fr_FR"/>
@@ -31419,7 +31976,7 @@
         </w:rPr>
         <w:t xml:space="preserve"> » (</w:t>
       </w:r>
-      <w:hyperlink r:id="rId853">
+      <w:hyperlink r:id="rId870">
         <w:r>
           <w:rPr>
             <w:lang w:val="fr_FR" w:bidi="fr_FR"/>
@@ -31437,7 +31994,7 @@
         </w:rPr>
         <w:t>), et les Assyriens sont ainsi venus à Samarie et les Babyloniens à Jérusalem (</w:t>
       </w:r>
-      <w:hyperlink r:id="rId854">
+      <w:hyperlink r:id="rId871">
         <w:r>
           <w:rPr>
             <w:lang w:val="fr_FR" w:bidi="fr_FR"/>
@@ -31455,7 +32012,7 @@
         </w:rPr>
         <w:t>). Le siège de Samarie durera de 724 à 722 av. J.‑C., et le siège de Jérusalem de 588 à 586 av. J.‑C. Les conditions désastreuses du siège pousseraient le peuple à dévorer ses propres enfants ; les femmes se nourriraient de leurs nourrissons. Cela arrivera à Israël lors du siège de Ben-Hadad (</w:t>
       </w:r>
-      <w:hyperlink r:id="rId855">
+      <w:hyperlink r:id="rId872">
         <w:r>
           <w:rPr>
             <w:lang w:val="fr_FR" w:bidi="fr_FR"/>
@@ -31473,7 +32030,7 @@
         </w:rPr>
         <w:t>). Tout comme le Seigneur avait pris plaisir à prospérer et multiplier son peuple, il ne s'abstiendrait pas de le détruire et de le disperser parmi les peuples de la terre (</w:t>
       </w:r>
-      <w:hyperlink r:id="rId856">
+      <w:hyperlink r:id="rId873">
         <w:r>
           <w:rPr>
             <w:lang w:val="fr_FR" w:bidi="fr_FR"/>
@@ -31505,7 +32062,7 @@
         </w:rPr>
         <w:t>De ces manières et d'autres, l'auteur de Rois a entrepris d'écrire l'histoire d'Israël et de Juda en vue de la résolution d'un dilemme théologique. Comment concilier l'exil avec les promesses de Dieu à la nation et à David ? Sa réponse est double : 1) le problème ne vient pas de Dieu mais de la désobéissance du peuple. Dieu, lui, reste juste ; 2) la fin de l'État n'équivaut pas à la fin du peuple ou de la maison de David. Ici, la fin du livre est instructive : Évil-Merodac libère Jojakin de prison, l'élève au-dessus des autres rois et lui fournit ses rations (</w:t>
       </w:r>
-      <w:hyperlink r:id="rId857">
+      <w:hyperlink r:id="rId874">
         <w:r>
           <w:rPr>
             <w:lang w:val="fr_FR" w:bidi="fr_FR"/>
@@ -31537,7 +32094,7 @@
         </w:rPr>
         <w:t xml:space="preserve">D'autres thèmes dans Rois démontrent également les motivations théologiques sous-jacentes à la sélection et à l'agencement des données par le compilateur, en particulier son utilisation du Deutéronome comme cadre pour examiner l'histoire du peuple. Comparez les lois qui régissent l'observance de la Pâque dans </w:t>
       </w:r>
-      <w:hyperlink r:id="rId858">
+      <w:hyperlink r:id="rId875">
         <w:r>
           <w:rPr>
             <w:lang w:val="fr_FR" w:bidi="fr_FR"/>
@@ -31555,7 +32112,7 @@
         </w:rPr>
         <w:t xml:space="preserve"> et </w:t>
       </w:r>
-      <w:hyperlink r:id="rId859">
+      <w:hyperlink r:id="rId876">
         <w:r>
           <w:rPr>
             <w:lang w:val="fr_FR" w:bidi="fr_FR"/>
@@ -31573,7 +32130,7 @@
         </w:rPr>
         <w:t xml:space="preserve"> : alors que la Pâque est centrée sur la famille dans l'Exode, elle est célébrée au sanctuaire dans le Deutéronome. L'auteur de Rois prend soin de démontrer que la Pâque sous le règne de Josias a été célébrée conformément aux exigences du Deutéronome (</w:t>
       </w:r>
-      <w:hyperlink r:id="rId860">
+      <w:hyperlink r:id="rId877">
         <w:r>
           <w:rPr>
             <w:lang w:val="fr_FR" w:bidi="fr_FR"/>
@@ -31591,7 +32148,7 @@
         </w:rPr>
         <w:t>). Un passage du Deutéronome est explicitement cité en référence à l'observance de la loi par Amatsia (</w:t>
       </w:r>
-      <w:hyperlink r:id="rId861">
+      <w:hyperlink r:id="rId878">
         <w:r>
           <w:rPr>
             <w:lang w:val="fr_FR" w:bidi="fr_FR"/>
@@ -31609,7 +32166,7 @@
         </w:rPr>
         <w:t xml:space="preserve"> dans </w:t>
       </w:r>
-      <w:hyperlink r:id="rId862">
+      <w:hyperlink r:id="rId879">
         <w:r>
           <w:rPr>
             <w:lang w:val="fr_FR" w:bidi="fr_FR"/>
@@ -31664,7 +32221,7 @@
         </w:rPr>
         <w:t xml:space="preserve"> (</w:t>
       </w:r>
-      <w:hyperlink r:id="rId863">
+      <w:hyperlink r:id="rId880">
         <w:r>
           <w:rPr>
             <w:lang w:val="fr_FR" w:bidi="fr_FR"/>
@@ -31682,7 +32239,7 @@
         </w:rPr>
         <w:t>) ou aux difficultés de Salomon pour accéder au trône (</w:t>
       </w:r>
-      <w:hyperlink r:id="rId739">
+      <w:hyperlink r:id="rId756">
         <w:r>
           <w:rPr>
             <w:lang w:val="fr_FR" w:bidi="fr_FR"/>
@@ -31700,7 +32257,7 @@
         </w:rPr>
         <w:t xml:space="preserve">). Puisqu'à son époque le royaume du nord n'avait pas survécu, le Chroniqueur ne détaille pas les péchés de Jéroboam (chap </w:t>
       </w:r>
-      <w:hyperlink r:id="rId864">
+      <w:hyperlink r:id="rId881">
         <w:r>
           <w:rPr>
             <w:lang w:val="fr_FR" w:bidi="fr_FR"/>
@@ -31718,7 +32275,7 @@
         </w:rPr>
         <w:t>). Chroniques s'intéresse davantage aux affaires du temple et ne montre pas l'intérêt marqué pour les questions prophétiques que l'on trouve dans Rois, de sorte que les vies d'Élie et d'Élisée sont omises (</w:t>
       </w:r>
-      <w:hyperlink r:id="rId865">
+      <w:hyperlink r:id="rId882">
         <w:r>
           <w:rPr>
             <w:lang w:val="fr_FR" w:bidi="fr_FR"/>
@@ -31736,7 +32293,7 @@
         </w:rPr>
         <w:t>). Le Chroniqueur ne récite pas non plus les péchés qui ont conduit à la chute du royaume du nord (</w:t>
       </w:r>
-      <w:hyperlink r:id="rId866">
+      <w:hyperlink r:id="rId883">
         <w:r>
           <w:rPr>
             <w:lang w:val="fr_FR" w:bidi="fr_FR"/>
@@ -31779,7 +32336,7 @@
         </w:rPr>
         <w:t>Les livres de 1 &amp; 2 Rois se divisent en trois parties : 1) le règne de Salomon (</w:t>
       </w:r>
-      <w:hyperlink r:id="rId867">
+      <w:hyperlink r:id="rId884">
         <w:r>
           <w:rPr>
             <w:lang w:val="fr_FR" w:bidi="fr_FR"/>
@@ -31797,7 +32354,7 @@
         </w:rPr>
         <w:t>) ; 2) l'histoire du royaume divisé (</w:t>
       </w:r>
-      <w:hyperlink r:id="rId868">
+      <w:hyperlink r:id="rId885">
         <w:r>
           <w:rPr>
             <w:lang w:val="fr_FR" w:bidi="fr_FR"/>
@@ -31815,7 +32372,7 @@
         </w:rPr>
         <w:t xml:space="preserve"> Rois 17) ; 3) l'histoire du royaume survivant en Juda (</w:t>
       </w:r>
-      <w:hyperlink r:id="rId742">
+      <w:hyperlink r:id="rId759">
         <w:r>
           <w:rPr>
             <w:lang w:val="fr_FR" w:bidi="fr_FR"/>
@@ -31844,7 +32401,7 @@
         </w:rPr>
         <w:t>Le Règne de Salomon (</w:t>
       </w:r>
-      <w:hyperlink r:id="rId867">
+      <w:hyperlink r:id="rId884">
         <w:r>
           <w:rPr>
             <w:lang w:val="fr_FR" w:bidi="fr_FR"/>
@@ -31876,7 +32433,7 @@
         </w:rPr>
         <w:t xml:space="preserve">Le récit commence par un compte rendu des intrigues de cour entourant l'accession de Salomon au trône, sur fond de coup d'État avorté par Adonija (chap </w:t>
       </w:r>
-      <w:hyperlink r:id="rId869">
+      <w:hyperlink r:id="rId886">
         <w:r>
           <w:rPr>
             <w:lang w:val="fr_FR" w:bidi="fr_FR"/>
@@ -31894,7 +32451,7 @@
         </w:rPr>
         <w:t>). David, mourant, charge Salomon d'obéir aux commandements de Dieu (</w:t>
       </w:r>
-      <w:hyperlink r:id="rId870">
+      <w:hyperlink r:id="rId887">
         <w:r>
           <w:rPr>
             <w:lang w:val="fr_FR" w:bidi="fr_FR"/>
@@ -31912,7 +32469,7 @@
         </w:rPr>
         <w:t xml:space="preserve">) et également de se venger de ses ennemis (v. </w:t>
       </w:r>
-      <w:hyperlink r:id="rId871">
+      <w:hyperlink r:id="rId888">
         <w:r>
           <w:rPr>
             <w:lang w:val="fr_FR" w:bidi="fr_FR"/>
@@ -31930,7 +32487,7 @@
         </w:rPr>
         <w:t xml:space="preserve">). Après la mort de David, Salomon ordonnera la mort d'Adonija, de Joab et de Schimeï, ainsi que le bannissement d'Abiathar, le prêtre qui avait soutenu Adonija dans sa tentative de prendre le trône (v. </w:t>
       </w:r>
-      <w:hyperlink r:id="rId872">
+      <w:hyperlink r:id="rId889">
         <w:r>
           <w:rPr>
             <w:lang w:val="fr_FR" w:bidi="fr_FR"/>
@@ -31948,7 +32505,7 @@
         </w:rPr>
         <w:t xml:space="preserve">). Ses ennemis éliminés, le royaume sera fermement établi par Salomon (v. </w:t>
       </w:r>
-      <w:hyperlink r:id="rId772">
+      <w:hyperlink r:id="rId789">
         <w:r>
           <w:rPr>
             <w:lang w:val="fr_FR" w:bidi="fr_FR"/>
@@ -31980,7 +32537,7 @@
         </w:rPr>
         <w:t xml:space="preserve">Le reste du règne de Salomon est divisé en deux parties : Salomon le bon roi, qui suit les voies de son père, David (chap </w:t>
       </w:r>
-      <w:hyperlink r:id="rId873">
+      <w:hyperlink r:id="rId890">
         <w:r>
           <w:rPr>
             <w:lang w:val="fr_FR" w:bidi="fr_FR"/>
@@ -31998,7 +32555,7 @@
         </w:rPr>
         <w:t xml:space="preserve">) ; et Salomon le mauvais roi, dont le cœur est détourné (chap </w:t>
       </w:r>
-      <w:hyperlink r:id="rId674">
+      <w:hyperlink r:id="rId691">
         <w:r>
           <w:rPr>
             <w:lang w:val="fr_FR" w:bidi="fr_FR"/>
@@ -32016,7 +32573,7 @@
         </w:rPr>
         <w:t xml:space="preserve">). Tout en sacrifiant à Gabaon, Salomon demande à Dieu de lui accorder le don de sagesse pour gouverner ; sagesse rapidement démontrée dans la querelle de deux prostituées à propos d'un enfant (chap 3). Un compte rendu est donné de l'organisation administrative du royaume et de la sagesse incomparable de Salomon (chap 4). Le compilateur de Rois accorde beaucoup de place aux préparatifs (chap 5), à la construction (chap </w:t>
       </w:r>
-      <w:hyperlink r:id="rId760">
+      <w:hyperlink r:id="rId777">
         <w:r>
           <w:rPr>
             <w:lang w:val="fr_FR" w:bidi="fr_FR"/>
@@ -32034,7 +32591,7 @@
         </w:rPr>
         <w:t>), et à la dédicace (chap 8) du temple. Dieu apparaît à Salomon une deuxième fois, lui rappelant de garder ses commandements comme l'avait fait David (</w:t>
       </w:r>
-      <w:hyperlink r:id="rId874">
+      <w:hyperlink r:id="rId891">
         <w:r>
           <w:rPr>
             <w:lang w:val="fr_FR" w:bidi="fr_FR"/>
@@ -32052,7 +32609,7 @@
         </w:rPr>
         <w:t xml:space="preserve">). Des détails sont donnés sur les activités de construction et commerciales du roi (v. </w:t>
       </w:r>
-      <w:hyperlink r:id="rId875">
+      <w:hyperlink r:id="rId892">
         <w:r>
           <w:rPr>
             <w:lang w:val="fr_FR" w:bidi="fr_FR"/>
@@ -32070,7 +32627,7 @@
         </w:rPr>
         <w:t>). Le récit de la visite de la reine de Séba est suivi d'une description de la splendeur de Salomon (chap 10). Salomon ne respectera toutefois pas les commandements de Dieu ; séduit par le culte païen de ses épouses étrangères, il n'était pas pleinement dévoué au Seigneur comme l'avait été David (</w:t>
       </w:r>
-      <w:hyperlink r:id="rId876">
+      <w:hyperlink r:id="rId893">
         <w:r>
           <w:rPr>
             <w:lang w:val="fr_FR" w:bidi="fr_FR"/>
@@ -32088,7 +32645,7 @@
         </w:rPr>
         <w:t xml:space="preserve">), et Dieu décidera de retirer les tribus du nord de la domination de son fils (v. </w:t>
       </w:r>
-      <w:hyperlink r:id="rId877">
+      <w:hyperlink r:id="rId894">
         <w:r>
           <w:rPr>
             <w:lang w:val="fr_FR" w:bidi="fr_FR"/>
@@ -32106,7 +32663,7 @@
         </w:rPr>
         <w:t xml:space="preserve">). En guise de punition de la main de Dieu, Salomon fera fait à la rébellion parmi les peuples conquis (v. </w:t>
       </w:r>
-      <w:hyperlink r:id="rId878">
+      <w:hyperlink r:id="rId895">
         <w:r>
           <w:rPr>
             <w:lang w:val="fr_FR" w:bidi="fr_FR"/>
@@ -32124,7 +32681,7 @@
         </w:rPr>
         <w:t xml:space="preserve">) et au sein d'Israël en la personne de Jéroboam (v. </w:t>
       </w:r>
-      <w:hyperlink r:id="rId879">
+      <w:hyperlink r:id="rId896">
         <w:r>
           <w:rPr>
             <w:lang w:val="fr_FR" w:bidi="fr_FR"/>
@@ -32153,7 +32710,7 @@
         </w:rPr>
         <w:t>Histoire du Royaume divisé (</w:t>
       </w:r>
-      <w:hyperlink r:id="rId741">
+      <w:hyperlink r:id="rId758">
         <w:r>
           <w:rPr>
             <w:lang w:val="fr_FR" w:bidi="fr_FR"/>
@@ -32199,7 +32756,7 @@
         </w:rPr>
         <w:t>Il y avait déjà eu de nombreuses actions indépendantes et même des guerres entre les tribus du nord et du sud avant David et Salomon. Il n'est donc pas surprenant que la division se soit faite selon les lignes qu'elle a suivies. La cause immédiate, cependant, sera la sévérité imprudente avec laquelle Roboam répondra aux représentants des tribus du nord lors des négociations pour la royauté. Jéroboam, le héros populaire de l'insurrection précédente contre Salomon, deviendra roi au nord. Il érigera immédiatement les sanctuaires rivaux à Dan et Béthel (</w:t>
       </w:r>
-      <w:hyperlink r:id="rId784">
+      <w:hyperlink r:id="rId801">
         <w:r>
           <w:rPr>
             <w:lang w:val="fr_FR" w:bidi="fr_FR"/>
@@ -32231,7 +32788,7 @@
         </w:rPr>
         <w:t>Pendant deux générations, il y aurait des guerres entre Israël et Juda au sujet des zones frontalières dans Benjamin revendiquées par les deux parties. Cinquante ans de combats sporadiques sur leur frontière commune, entrecoupés d'invasions des Araméens au nord ou des Égyptiens au sud, consumeraient les règnes de Jéroboam, de Nadab, de Baescha, d'Éla et de Zimri en Israël et de Roboam, d'Abijam et d'Asa en Juda (</w:t>
       </w:r>
-      <w:hyperlink r:id="rId880">
+      <w:hyperlink r:id="rId897">
         <w:r>
           <w:rPr>
             <w:lang w:val="fr_FR" w:bidi="fr_FR"/>
@@ -32263,7 +32820,7 @@
         </w:rPr>
         <w:t>L'accession d'Omri en Israël introduira une maison régnante qui durerait quatre générations au total et mettrait fin à l'instabilité dynastique du royaume du nord. Bien que Rois n'accorde à Omri que huit versets (</w:t>
       </w:r>
-      <w:hyperlink r:id="rId773">
+      <w:hyperlink r:id="rId790">
         <w:r>
           <w:rPr>
             <w:lang w:val="fr_FR" w:bidi="fr_FR"/>
@@ -32295,7 +32852,7 @@
         </w:rPr>
         <w:t>Les règnes des successeurs d'Omri, Achab, Achazia et Joram, sont traités de manière disproportionnée, occupant presque un tiers du livre total, seize des quarante-sept chapitres (</w:t>
       </w:r>
-      <w:hyperlink r:id="rId743">
+      <w:hyperlink r:id="rId760">
         <w:r>
           <w:rPr>
             <w:lang w:val="fr_FR" w:bidi="fr_FR"/>
@@ -32313,7 +32870,7 @@
         </w:rPr>
         <w:t xml:space="preserve">). Cela est dû au fait que le compilateur de Rois incorpore une couverture importante des vies d'Élie et d'Élisée, tissant un contraste entre le bien et le mal en mettant en parallèle la dynastie d'Omri avec ces prophètes. Achab et Jézabel seront utilisés comme faire-valoir pour le récit d'Élie, de sorte qu'Achab est devenu un paradigme du roi maléfique (voir par exemple </w:t>
       </w:r>
-      <w:hyperlink r:id="rId881">
+      <w:hyperlink r:id="rId898">
         <w:r>
           <w:rPr>
             <w:lang w:val="fr_FR" w:bidi="fr_FR"/>
@@ -32345,7 +32902,7 @@
         </w:rPr>
         <w:t xml:space="preserve">En raison de cette préoccupation pour la dynastie d'Omri et les vies d'Élie et d'Élisée, la période équivalente en Juda n'est pas couverte aussi largement. Pendant cette période, le royaume du Nord semble avoir exercé une certaine hégémonie sur Juda, comme en témoigne le mariage d'une Omride (Athalie, </w:t>
       </w:r>
-      <w:hyperlink r:id="rId882">
+      <w:hyperlink r:id="rId899">
         <w:r>
           <w:rPr>
             <w:lang w:val="fr_FR" w:bidi="fr_FR"/>
@@ -32381,7 +32938,7 @@
         </w:rPr>
         <w:t>). Les fortunes de Juda déclineront pendant cette période lorsqu'Édom se révoltera contre Joram (</w:t>
       </w:r>
-      <w:hyperlink r:id="rId883">
+      <w:hyperlink r:id="rId900">
         <w:r>
           <w:rPr>
             <w:lang w:val="fr_FR" w:bidi="fr_FR"/>
@@ -32413,7 +32970,7 @@
         </w:rPr>
         <w:t>En 842 av. J.‑C., Jéhu, après avoir été oint roi par un prophète (</w:t>
       </w:r>
-      <w:hyperlink r:id="rId884">
+      <w:hyperlink r:id="rId901">
         <w:r>
           <w:rPr>
             <w:lang w:val="fr_FR" w:bidi="fr_FR"/>
@@ -32431,7 +32988,7 @@
         </w:rPr>
         <w:t xml:space="preserve">), mènera un coup d'État mettant fin à la maison d'Omri et tuant également Achazia de Juda (v. </w:t>
       </w:r>
-      <w:hyperlink r:id="rId885">
+      <w:hyperlink r:id="rId902">
         <w:r>
           <w:rPr>
             <w:lang w:val="fr_FR" w:bidi="fr_FR"/>
@@ -32449,7 +33006,7 @@
         </w:rPr>
         <w:t>). La purge de Jéhu entraînera également la mort de Jézabel, de la famille d'Achab, des membres de la famille d'Achazia, et des ministres de Baal (</w:t>
       </w:r>
-      <w:hyperlink r:id="rId886">
+      <w:hyperlink r:id="rId903">
         <w:r>
           <w:rPr>
             <w:lang w:val="fr_FR" w:bidi="fr_FR"/>
@@ -32481,7 +33038,7 @@
         </w:rPr>
         <w:t>La dynastie de Jéhu connaîtra la plus longue succession de toutes en Israël, incluant Joachaz, Joas, Jéroboam II et Zacharie, sur une période de quatre-vingt-dix ans. Le meurtre d'Achazia de Juda par Jéhu préparera le terrain pour la seule menace à la continuité de la dynastie davidique. La reine Athalie, elle-même Omride, s'emparera du trône et tentera une purge des prétendants davidique. Elle régnera pendant six ans, jusqu'à ce que le fidèle prêtre Jehojada organise un contre-coup pour placer l'enfant Joas sur le trône de David (</w:t>
       </w:r>
-      <w:hyperlink r:id="rId887">
+      <w:hyperlink r:id="rId904">
         <w:r>
           <w:rPr>
             <w:lang w:val="fr_FR" w:bidi="fr_FR"/>
@@ -32513,7 +33070,7 @@
         </w:rPr>
         <w:t>Israël endurera un demi-siècle de faiblesse à la suite du coup d'État de Jéhu, période durant laquelle les Araméens auront les mains libres, réduisant les forces du fils de Jéhu, Joachaz, à une petite armée et une garde personnelle (</w:t>
       </w:r>
-      <w:hyperlink r:id="rId888">
+      <w:hyperlink r:id="rId905">
         <w:r>
           <w:rPr>
             <w:lang w:val="fr_FR" w:bidi="fr_FR"/>
@@ -32545,7 +33102,7 @@
         </w:rPr>
         <w:t>La réémergence de l'Assyrie au début du 9e siècle av J.‑C. apportera un soulagement à Israël et à Juda. Les armées assyriennes conquerront les Araméens. Une fois cette menace écartée, Israël et Juda connaîtront une résurgence spectaculaire. Joas d'Israël, petit-fils de Jéhu, reconquerra des villes perdues aux Araméens (</w:t>
       </w:r>
-      <w:hyperlink r:id="rId889">
+      <w:hyperlink r:id="rId906">
         <w:r>
           <w:rPr>
             <w:lang w:val="fr_FR" w:bidi="fr_FR"/>
@@ -32563,7 +33120,7 @@
         </w:rPr>
         <w:t xml:space="preserve">) ; Élisée meurt pendant son règne (v. </w:t>
       </w:r>
-      <w:hyperlink r:id="rId890">
+      <w:hyperlink r:id="rId907">
         <w:r>
           <w:rPr>
             <w:lang w:val="fr_FR" w:bidi="fr_FR"/>
@@ -32581,7 +33138,7 @@
         </w:rPr>
         <w:t>). Au sud, Amatsia reconquerra les Édomites (</w:t>
       </w:r>
-      <w:hyperlink r:id="rId891">
+      <w:hyperlink r:id="rId908">
         <w:r>
           <w:rPr>
             <w:lang w:val="fr_FR" w:bidi="fr_FR"/>
@@ -32599,7 +33156,7 @@
         </w:rPr>
         <w:t xml:space="preserve">). Amatsia et Joas renouvelleront la guerre entre les royaumes, le nord ressortant victorieux une fois de plus (v. </w:t>
       </w:r>
-      <w:hyperlink r:id="rId892">
+      <w:hyperlink r:id="rId909">
         <w:r>
           <w:rPr>
             <w:lang w:val="fr_FR" w:bidi="fr_FR"/>
@@ -32631,7 +33188,7 @@
         </w:rPr>
         <w:t>Sous Jéroboam II, Israël connaîtra une période de prospérité lorsque les frontières du royaume atteindront la même étendue qu'elles avaient sous Salomon (</w:t>
       </w:r>
-      <w:hyperlink r:id="rId893">
+      <w:hyperlink r:id="rId910">
         <w:r>
           <w:rPr>
             <w:lang w:val="fr_FR" w:bidi="fr_FR"/>
@@ -32649,7 +33206,7 @@
         </w:rPr>
         <w:t>). Ozias (Azaria), son contemporain en Juda, fortifiera également Jérusalem et entreprendra un programme d'opérations offensives étendant l'influence de Juda vers le sud (</w:t>
       </w:r>
-      <w:hyperlink r:id="rId894">
+      <w:hyperlink r:id="rId911">
         <w:r>
           <w:rPr>
             <w:lang w:val="fr_FR" w:bidi="fr_FR"/>
@@ -32667,7 +33224,7 @@
         </w:rPr>
         <w:t xml:space="preserve"> ; </w:t>
       </w:r>
-      <w:hyperlink r:id="rId895">
+      <w:hyperlink r:id="rId912">
         <w:r>
           <w:rPr>
             <w:lang w:val="fr_FR" w:bidi="fr_FR"/>
@@ -32699,7 +33256,7 @@
         </w:rPr>
         <w:t>Cette résurgence ne sera cependant qu'un brillant coucher de soleil dans l'histoire des deux royaumes. Après la mort de Jéroboam II, l'histoire est marquée par des désastres successifs, culminant avec la chute d'Israël et la subjugation de Juda à la puissance assyrienne. Les trente années suivantes en Israël verront quatre dynasties, dont trois représentées par un seul roi, et des régicides répétés alors que le royaume du nord se précipite vers sa disparition. Une période de guerre civile et d'anarchie verrait cinq rois en un peu plus de dix ans (</w:t>
       </w:r>
-      <w:hyperlink r:id="rId896">
+      <w:hyperlink r:id="rId913">
         <w:r>
           <w:rPr>
             <w:lang w:val="fr_FR" w:bidi="fr_FR"/>
@@ -32717,7 +33274,7 @@
         </w:rPr>
         <w:t>). Un lourd tribut sera payé à Tiglath-Piléser III tant au nord qu'au sud (</w:t>
       </w:r>
-      <w:hyperlink r:id="rId897">
+      <w:hyperlink r:id="rId914">
         <w:r>
           <w:rPr>
             <w:lang w:val="fr_FR" w:bidi="fr_FR"/>
@@ -32735,7 +33292,7 @@
         </w:rPr>
         <w:t xml:space="preserve"> ; </w:t>
       </w:r>
-      <w:hyperlink r:id="rId898">
+      <w:hyperlink r:id="rId915">
         <w:r>
           <w:rPr>
             <w:lang w:val="fr_FR" w:bidi="fr_FR"/>
@@ -32753,7 +33310,7 @@
         </w:rPr>
         <w:t>). Israël et les Araméens formeront une coalition pour repousser les Assyriens et chercheront à contraindre Achaz de Juda à se joindre au combat ; Achaz fera appel à Tiglath-Piléser III pour demander son aide. La coalition sera détruite, et Israël et Juda deviendront ses vassaux. Osée fera défection dès qu'il se sentait en sécurité, cherchant de l'aide auprès de l'Égypte, mais cela marquera une forme de suicide politique pour le royaume du nord. Salmanasar V ripostera, et l'histoire politique de l'État d'Israël prendra fin (</w:t>
       </w:r>
-      <w:hyperlink r:id="rId899">
+      <w:hyperlink r:id="rId916">
         <w:r>
           <w:rPr>
             <w:lang w:val="fr_FR" w:bidi="fr_FR"/>
@@ -32771,7 +33328,7 @@
         </w:rPr>
         <w:t xml:space="preserve">). La région sera repeuplée avec d'autres populations déplacées (v. </w:t>
       </w:r>
-      <w:hyperlink r:id="rId900">
+      <w:hyperlink r:id="rId917">
         <w:r>
           <w:rPr>
             <w:lang w:val="fr_FR" w:bidi="fr_FR"/>
@@ -32814,7 +33371,7 @@
         </w:rPr>
         <w:t>Histoire du royaume survivant de Juda (</w:t>
       </w:r>
-      <w:hyperlink r:id="rId742">
+      <w:hyperlink r:id="rId759">
         <w:r>
           <w:rPr>
             <w:lang w:val="fr_FR" w:bidi="fr_FR"/>
@@ -32846,7 +33403,7 @@
         </w:rPr>
         <w:t>L'appel à l'aide d'Achaz auprès des assyriens lui coûtera sa liberté, et Juda deviendra un vassal de l'Empire assyrien. Le culte illégitime prospèrera sous son règne (</w:t>
       </w:r>
-      <w:hyperlink r:id="rId901">
+      <w:hyperlink r:id="rId918">
         <w:r>
           <w:rPr>
             <w:lang w:val="fr_FR" w:bidi="fr_FR"/>
@@ -32864,7 +33421,7 @@
         </w:rPr>
         <w:t>). Achaz sera remplacé par le premier des grands rois réformateurs de Juda : Ézéchias. Une grande partie du récit de son règne est consacrée à sa rébellion contre Sanchérib d'Assyrie : la rébellion, les envoyés et menaces assyriens, les assurances de délivrance d'Ésaïe, et la destruction des armées assyriennes (</w:t>
       </w:r>
-      <w:hyperlink r:id="rId902">
+      <w:hyperlink r:id="rId919">
         <w:r>
           <w:rPr>
             <w:lang w:val="fr_FR" w:bidi="fr_FR"/>
@@ -32882,7 +33439,7 @@
         </w:rPr>
         <w:t>). La maladie d'Ézéchias sera évitée après un signe et un oracle d'Ésaïe (</w:t>
       </w:r>
-      <w:hyperlink r:id="rId903">
+      <w:hyperlink r:id="rId920">
         <w:r>
           <w:rPr>
             <w:lang w:val="fr_FR" w:bidi="fr_FR"/>
@@ -32900,7 +33457,7 @@
         </w:rPr>
         <w:t xml:space="preserve">). Dans le cadre de ce qui semble être des négociations en vue d'une alliance anti-assyrienne, Ézéchias recevra également des envoyés de Babylone, une décision que le prophète annoncera comme coûteuse (v. </w:t>
       </w:r>
-      <w:hyperlink r:id="rId904">
+      <w:hyperlink r:id="rId921">
         <w:r>
           <w:rPr>
             <w:lang w:val="fr_FR" w:bidi="fr_FR"/>
@@ -32932,7 +33489,7 @@
         </w:rPr>
         <w:t>Ézéchias sera suivi par Manassé, qui régnera plus longtemps que tout autre roi de Juda (un total de cinquante-cinq ans). Son règne sera marqué par une grande apostasie, si sévère que le compilateur de Rois considérait son règne comme une raison suffisante pour l'exil inévitable (</w:t>
       </w:r>
-      <w:hyperlink r:id="rId905">
+      <w:hyperlink r:id="rId922">
         <w:r>
           <w:rPr>
             <w:lang w:val="fr_FR" w:bidi="fr_FR"/>
@@ -32950,7 +33507,7 @@
         </w:rPr>
         <w:t xml:space="preserve"> ; voir </w:t>
       </w:r>
-      <w:hyperlink r:id="rId906">
+      <w:hyperlink r:id="rId923">
         <w:r>
           <w:rPr>
             <w:lang w:val="fr_FR" w:bidi="fr_FR"/>
@@ -32968,7 +33525,7 @@
         </w:rPr>
         <w:t xml:space="preserve"> ; </w:t>
       </w:r>
-      <w:hyperlink r:id="rId907">
+      <w:hyperlink r:id="rId924">
         <w:r>
           <w:rPr>
             <w:lang w:val="fr_FR" w:bidi="fr_FR"/>
@@ -32986,7 +33543,7 @@
         </w:rPr>
         <w:t xml:space="preserve"> ; </w:t>
       </w:r>
-      <w:hyperlink r:id="rId908">
+      <w:hyperlink r:id="rId925">
         <w:r>
           <w:rPr>
             <w:lang w:val="fr_FR" w:bidi="fr_FR"/>
@@ -33004,7 +33561,7 @@
         </w:rPr>
         <w:t>). Manassé sera suivi par son fils Amon, qui ressemblait à son père, et qui régnera seulement deux ans avant d'être déposé par le peuple (</w:t>
       </w:r>
-      <w:hyperlink r:id="rId909">
+      <w:hyperlink r:id="rId926">
         <w:r>
           <w:rPr>
             <w:lang w:val="fr_FR" w:bidi="fr_FR"/>
@@ -33036,7 +33593,7 @@
         </w:rPr>
         <w:t>Viendra ensuite le deuxième grand roi réformateur de Juda, Josias. Pendant son règne, le livre de la Loi sera découvert alors que le temple était en cours de rénovation ; il mènera le peuple dans un renouvellement de l'alliance et supprimera le culte illégitime (</w:t>
       </w:r>
-      <w:hyperlink r:id="rId910">
+      <w:hyperlink r:id="rId927">
         <w:r>
           <w:rPr>
             <w:lang w:val="fr_FR" w:bidi="fr_FR"/>
@@ -33054,7 +33611,7 @@
         </w:rPr>
         <w:t>). L'Empire assyrien déclinait rapidement, et Josias étendra donc ses frontières vers le nord, détruisant l'autel à Béthel et les hauts lieux à travers la Samarie (</w:t>
       </w:r>
-      <w:hyperlink r:id="rId911">
+      <w:hyperlink r:id="rId928">
         <w:r>
           <w:rPr>
             <w:lang w:val="fr_FR" w:bidi="fr_FR"/>
@@ -33072,7 +33629,7 @@
         </w:rPr>
         <w:t xml:space="preserve">). Une grande célébration de la Pâque sera convoquée à Jérusalem, et d'autres mesures seront prises pour rectifier le culte (v. </w:t>
       </w:r>
-      <w:hyperlink r:id="rId912">
+      <w:hyperlink r:id="rId929">
         <w:r>
           <w:rPr>
             <w:lang w:val="fr_FR" w:bidi="fr_FR"/>
@@ -33090,7 +33647,7 @@
         </w:rPr>
         <w:t xml:space="preserve">). Josias tentera de bloquer l'incursion du Pharaon Néco pour aider l'Assyrie, et il perdra la vie à Meguiddo (v. </w:t>
       </w:r>
-      <w:hyperlink r:id="rId913">
+      <w:hyperlink r:id="rId930">
         <w:r>
           <w:rPr>
             <w:lang w:val="fr_FR" w:bidi="fr_FR"/>
@@ -33122,7 +33679,7 @@
         </w:rPr>
         <w:t>Josias sera le seul roi de Juda à avoir trois de ses fils comme successeurs. À sa mort, le peuple mettra Joachaz sur le trône, mais Néco le destituera trois mois plus tard et l'emmènera en Égypte dans les chaînes (</w:t>
       </w:r>
-      <w:hyperlink r:id="rId914">
+      <w:hyperlink r:id="rId931">
         <w:r>
           <w:rPr>
             <w:lang w:val="fr_FR" w:bidi="fr_FR"/>
@@ -33140,7 +33697,7 @@
         </w:rPr>
         <w:t xml:space="preserve">), le remplaçant par un autre fils de Josias, Éliakim, dont le nom sera changé en Jojakim (v. </w:t>
       </w:r>
-      <w:hyperlink r:id="rId915">
+      <w:hyperlink r:id="rId932">
         <w:r>
           <w:rPr>
             <w:lang w:val="fr_FR" w:bidi="fr_FR"/>
@@ -33158,7 +33715,7 @@
         </w:rPr>
         <w:t>). Pendant son règne, Nebucadnetsar conquerra Juda, et Jojakim deviendra son vassal. Vers la fin de sa vie, Jojakim se rebellera contre Nebucadnetsar. Jojakim meurt, laissant son fils Jojakin faire face aux représailles de Babylone (</w:t>
       </w:r>
-      <w:hyperlink r:id="rId916">
+      <w:hyperlink r:id="rId933">
         <w:r>
           <w:rPr>
             <w:lang w:val="fr_FR" w:bidi="fr_FR"/>
@@ -33176,7 +33733,7 @@
         </w:rPr>
         <w:t xml:space="preserve">). Nebucadnetsar assiégera Jérusalem. La ville tombera, et Jojakin, la reine mère, l'armée et les dirigeants du pays seront emmenés en captivité. Nebucadnetsar mettra Matthania (oncle de Jojakin et troisième fils de Josias) sur le trône, changeant son nom en Sédécias (v. </w:t>
       </w:r>
-      <w:hyperlink r:id="rId917">
+      <w:hyperlink r:id="rId934">
         <w:r>
           <w:rPr>
             <w:lang w:val="fr_FR" w:bidi="fr_FR"/>
@@ -33194,7 +33751,7 @@
         </w:rPr>
         <w:t>). Neuf ans plus tard, Sédécias se rebellera également contre Babylone. Nebucadnetsar assiégera la ville pendant deux ans et, lors de sa chute, il la détruira complètement. Les fils de Sédécias seront tués sous ses yeux, ses propres yeux seront crevés, et il sera emmené à Babylone (</w:t>
       </w:r>
-      <w:hyperlink r:id="rId918">
+      <w:hyperlink r:id="rId935">
         <w:r>
           <w:rPr>
             <w:lang w:val="fr_FR" w:bidi="fr_FR"/>
@@ -33212,7 +33769,7 @@
         </w:rPr>
         <w:t>). Nebucadnetsar nommera Guedalia pour gouverner en tant que gouverneur depuis Mitspa ; il sera assassiné, et les conspirateurs s'enfuiront en Égypte (</w:t>
       </w:r>
-      <w:hyperlink r:id="rId919">
+      <w:hyperlink r:id="rId936">
         <w:r>
           <w:rPr>
             <w:lang w:val="fr_FR" w:bidi="fr_FR"/>
@@ -33244,7 +33801,7 @@
         </w:rPr>
         <w:t>Le livre finit en montrant que Dieu n'avait pas oublié sa promesse à David, mentionnant qu'en captivité Jojakin jouissait de la faveur de la part d'Évil-Merodac, successeur de Nebucadnetsar (</w:t>
       </w:r>
-      <w:hyperlink r:id="rId857">
+      <w:hyperlink r:id="rId874">
         <w:r>
           <w:rPr>
             <w:lang w:val="fr_FR" w:bidi="fr_FR"/>
@@ -33343,7 +33900,7 @@
         </w:rPr>
         <w:t>Fils d'Héman et musicien nommé par le roi David pour servir dans le sanctuaire (</w:t>
       </w:r>
-      <w:hyperlink r:id="rId920">
+      <w:hyperlink r:id="rId937">
         <w:r>
           <w:rPr>
             <w:lang w:val="fr_FR" w:bidi="fr_FR"/>
@@ -33409,7 +33966,7 @@
         </w:rPr>
         <w:t>Ville d'Italie fondée, selon la tradition, en 753 av. J.-C. sur sept collines à environ 24 kilomètres de l'embouchure du fleuve Tibre. D'un point de vue biblique, elle ne présente aucun intérêt jusqu'à l'époque du Nouveau Testament (NT). Il y a neuf références explicites à la ville dans le NT (</w:t>
       </w:r>
-      <w:hyperlink r:id="rId921">
+      <w:hyperlink r:id="rId938">
         <w:r>
           <w:rPr>
             <w:lang w:val="fr_FR" w:bidi="fr_FR"/>
@@ -33427,7 +33984,7 @@
         </w:rPr>
         <w:t xml:space="preserve">; </w:t>
       </w:r>
-      <w:hyperlink r:id="rId922">
+      <w:hyperlink r:id="rId939">
         <w:r>
           <w:rPr>
             <w:lang w:val="fr_FR" w:bidi="fr_FR"/>
@@ -33445,7 +34002,7 @@
         </w:rPr>
         <w:t xml:space="preserve">; </w:t>
       </w:r>
-      <w:hyperlink r:id="rId923">
+      <w:hyperlink r:id="rId940">
         <w:r>
           <w:rPr>
             <w:lang w:val="fr_FR" w:bidi="fr_FR"/>
@@ -33463,7 +34020,7 @@
         </w:rPr>
         <w:t xml:space="preserve">; </w:t>
       </w:r>
-      <w:hyperlink r:id="rId924">
+      <w:hyperlink r:id="rId941">
         <w:r>
           <w:rPr>
             <w:lang w:val="fr_FR" w:bidi="fr_FR"/>
@@ -33481,7 +34038,7 @@
         </w:rPr>
         <w:t xml:space="preserve">; </w:t>
       </w:r>
-      <w:hyperlink r:id="rId925">
+      <w:hyperlink r:id="rId942">
         <w:r>
           <w:rPr>
             <w:lang w:val="fr_FR" w:bidi="fr_FR"/>
@@ -33499,7 +34056,7 @@
         </w:rPr>
         <w:t xml:space="preserve">; </w:t>
       </w:r>
-      <w:hyperlink r:id="rId926">
+      <w:hyperlink r:id="rId943">
         <w:r>
           <w:rPr>
             <w:lang w:val="fr_FR" w:bidi="fr_FR"/>
@@ -33517,7 +34074,7 @@
         </w:rPr>
         <w:t xml:space="preserve">; </w:t>
       </w:r>
-      <w:hyperlink r:id="rId927">
+      <w:hyperlink r:id="rId944">
         <w:r>
           <w:rPr>
             <w:lang w:val="fr_FR" w:bidi="fr_FR"/>
@@ -33733,7 +34290,7 @@
         </w:rPr>
         <w:t xml:space="preserve"> siècle apr. J.-C. Les empereurs du premier siècle apr. J.-C. couvrent la période de la vie de Jésus et de l'Église naissante, et plusieurs sont mentionnés dans le NT : Auguste (</w:t>
       </w:r>
-      <w:hyperlink r:id="rId928">
+      <w:hyperlink r:id="rId945">
         <w:r>
           <w:rPr>
             <w:lang w:val="fr_FR" w:bidi="fr_FR"/>
@@ -33751,7 +34308,7 @@
         </w:rPr>
         <w:t>), Tibère (</w:t>
       </w:r>
-      <w:hyperlink r:id="rId929">
+      <w:hyperlink r:id="rId946">
         <w:r>
           <w:rPr>
             <w:lang w:val="fr_FR" w:bidi="fr_FR"/>
@@ -33769,7 +34326,7 @@
         </w:rPr>
         <w:t>), Claude (</w:t>
       </w:r>
-      <w:hyperlink r:id="rId930">
+      <w:hyperlink r:id="rId947">
         <w:r>
           <w:rPr>
             <w:lang w:val="fr_FR" w:bidi="fr_FR"/>
@@ -33787,7 +34344,7 @@
         </w:rPr>
         <w:t xml:space="preserve">; </w:t>
       </w:r>
-      <w:hyperlink r:id="rId922">
+      <w:hyperlink r:id="rId939">
         <w:r>
           <w:rPr>
             <w:lang w:val="fr_FR" w:bidi="fr_FR"/>
@@ -33805,7 +34362,7 @@
         </w:rPr>
         <w:t>) et Néron, qui est mentionné sans être explicitement nommé (</w:t>
       </w:r>
-      <w:hyperlink r:id="rId931">
+      <w:hyperlink r:id="rId948">
         <w:r>
           <w:rPr>
             <w:lang w:val="fr_FR" w:bidi="fr_FR"/>
@@ -33823,7 +34380,7 @@
         </w:rPr>
         <w:t xml:space="preserve">; </w:t>
       </w:r>
-      <w:hyperlink r:id="rId932">
+      <w:hyperlink r:id="rId949">
         <w:r>
           <w:rPr>
             <w:lang w:val="fr_FR" w:bidi="fr_FR"/>
@@ -33841,7 +34398,7 @@
         </w:rPr>
         <w:t xml:space="preserve">; </w:t>
       </w:r>
-      <w:hyperlink r:id="rId933">
+      <w:hyperlink r:id="rId950">
         <w:r>
           <w:rPr>
             <w:lang w:val="fr_FR" w:bidi="fr_FR"/>
@@ -33912,7 +34469,7 @@
         </w:rPr>
         <w:t>Avec l'intervention militaire de Pompée dans les affaires internes de la Judée en 63 av. J.-C., Rome établit sa présence en Palestine. Le recensement ordonné par César Auguste, touchant les provinces orientales ainsi que le reste du monde romain (</w:t>
       </w:r>
-      <w:hyperlink r:id="rId934">
+      <w:hyperlink r:id="rId951">
         <w:r>
           <w:rPr>
             <w:lang w:val="fr_FR" w:bidi="fr_FR"/>
@@ -33930,7 +34487,7 @@
         </w:rPr>
         <w:t xml:space="preserve">), en est un vif rappel. La présence militaire romaine est amplement méditée dans les pages des Évangiles et du livre des Actes (p. ex. </w:t>
       </w:r>
-      <w:hyperlink r:id="rId935">
+      <w:hyperlink r:id="rId952">
         <w:r>
           <w:rPr>
             <w:lang w:val="fr_FR" w:bidi="fr_FR"/>
@@ -33948,7 +34505,7 @@
         </w:rPr>
         <w:t xml:space="preserve">; </w:t>
       </w:r>
-      <w:hyperlink r:id="rId936">
+      <w:hyperlink r:id="rId953">
         <w:r>
           <w:rPr>
             <w:lang w:val="fr_FR" w:bidi="fr_FR"/>
@@ -33966,7 +34523,7 @@
         </w:rPr>
         <w:t xml:space="preserve">; </w:t>
       </w:r>
-      <w:hyperlink r:id="rId937">
+      <w:hyperlink r:id="rId954">
         <w:r>
           <w:rPr>
             <w:lang w:val="fr_FR" w:bidi="fr_FR"/>
@@ -33984,7 +34541,7 @@
         </w:rPr>
         <w:t xml:space="preserve">; </w:t>
       </w:r>
-      <w:hyperlink r:id="rId938">
+      <w:hyperlink r:id="rId955">
         <w:r>
           <w:rPr>
             <w:lang w:val="fr_FR" w:bidi="fr_FR"/>
@@ -34043,7 +34600,7 @@
         </w:rPr>
         <w:t xml:space="preserve">). Lors d'occasions spéciales, notamment lors des grandes fêtes juives, lorsque des émeutes et des désordres sont anticipés, le gouverneur provincial prend ses quartiers à Jérusalem, à environ 96,5 kilomètres au sud de Césarée maritime Il est accompagné d'un contingent important de troupes (voir </w:t>
       </w:r>
-      <w:hyperlink r:id="rId939">
+      <w:hyperlink r:id="rId956">
         <w:r>
           <w:rPr>
             <w:lang w:val="fr_FR" w:bidi="fr_FR"/>
@@ -34089,7 +34646,7 @@
         </w:rPr>
         <w:t>Auguste est également responsable de l'établissement d'une armée auxiliaire permanente, presque de la même taille que l'armée légionnaire. Les forces auxiliaires, recrutées parmi les provinciaux qui n'ont pas encore la citoyenneté romaine, comprend à la fois cavalerie et infanterie. La cavalerie est organisée en escadrons, et l'infanterie en cohortes de 1 000 sous le commandement d'un tribun militaire (</w:t>
       </w:r>
-      <w:hyperlink r:id="rId940">
+      <w:hyperlink r:id="rId957">
         <w:r>
           <w:rPr>
             <w:lang w:val="fr_FR" w:bidi="fr_FR"/>
@@ -34107,7 +34664,7 @@
         </w:rPr>
         <w:t>). Lorsque l'apôtre Paul est à Jérusalem, le tribun s'appelle Claude Lysias. C'est un Grec qui a acheté la citoyenneté romaine, lui permettant d'accéder au rang de tribun, ou commandant d'une cohorte auxiliaire (</w:t>
       </w:r>
-      <w:hyperlink r:id="rId941">
+      <w:hyperlink r:id="rId958">
         <w:r>
           <w:rPr>
             <w:lang w:val="fr_FR" w:bidi="fr_FR"/>
@@ -34125,7 +34682,7 @@
         </w:rPr>
         <w:t xml:space="preserve">; </w:t>
       </w:r>
-      <w:hyperlink r:id="rId942">
+      <w:hyperlink r:id="rId959">
         <w:r>
           <w:rPr>
             <w:lang w:val="fr_FR" w:bidi="fr_FR"/>
@@ -34143,7 +34700,7 @@
         </w:rPr>
         <w:t>). Pour envoyer Paul de Jérusalem à Césarée, Claude peut envoyer une escorte militaire de 200 soldats commandés par deux centurions, plus 70 gardes montés (</w:t>
       </w:r>
-      <w:hyperlink r:id="rId943">
+      <w:hyperlink r:id="rId960">
         <w:r>
           <w:rPr>
             <w:lang w:val="fr_FR" w:bidi="fr_FR"/>
@@ -34175,7 +34732,7 @@
         </w:rPr>
         <w:t>Une cohorte est composée de dix ou cinq « centuries ». Une centurie est une unité de 100 hommes sous le commandement d'un centurion dont les fonctions ressemblent à celles d'un capitaine de l'armée moderne. Corneille (</w:t>
       </w:r>
-      <w:hyperlink r:id="rId944">
+      <w:hyperlink r:id="rId961">
         <w:r>
           <w:rPr>
             <w:lang w:val="fr_FR" w:bidi="fr_FR"/>
@@ -34193,7 +34750,7 @@
         </w:rPr>
         <w:t>) est un centurion romain nommé à l'une des cohortes auxiliaires en Judée. Une inscription a été trouvée qui confirme la présence de son unité, « la deuxième cohorte italienne de citoyens romains » en Syrie vers 69 apr. J.-C. Paul est envoyé à Rome sous la garde d'un autre centurion, Julius, qui appartient à la cohorte impériale ou cohorte Auguste (</w:t>
       </w:r>
-      <w:hyperlink r:id="rId945">
+      <w:hyperlink r:id="rId962">
         <w:r>
           <w:rPr>
             <w:lang w:val="fr_FR" w:bidi="fr_FR"/>
@@ -34211,7 +34768,7 @@
         </w:rPr>
         <w:t xml:space="preserve">). Le terme « Auguste » est un titre d'honneur parfois accordé aux troupes auxiliaires. Julius est de toute évidence un centurion légionnaire affecté au corps des officiers chargés de la communication entre l'empereur et ses armées provinciales. Il commande un détachement de soldats lors du voyage à Rome (v. </w:t>
       </w:r>
-      <w:hyperlink r:id="rId946">
+      <w:hyperlink r:id="rId963">
         <w:r>
           <w:rPr>
             <w:lang w:val="fr_FR" w:bidi="fr_FR"/>
@@ -34229,7 +34786,7 @@
         </w:rPr>
         <w:t>). À son arrivée, son prisonnier est placé sous bonne garde (</w:t>
       </w:r>
-      <w:hyperlink r:id="rId947">
+      <w:hyperlink r:id="rId964">
         <w:r>
           <w:rPr>
             <w:lang w:val="fr_FR" w:bidi="fr_FR"/>
@@ -34247,7 +34804,7 @@
         </w:rPr>
         <w:t>). Il est probable que tous les centurions romains mentionnés dans les Évangiles ou les Actes (</w:t>
       </w:r>
-      <w:hyperlink r:id="rId948">
+      <w:hyperlink r:id="rId965">
         <w:r>
           <w:rPr>
             <w:lang w:val="fr_FR" w:bidi="fr_FR"/>
@@ -34265,7 +34822,7 @@
         </w:rPr>
         <w:t xml:space="preserve"> ; </w:t>
       </w:r>
-      <w:hyperlink r:id="rId949">
+      <w:hyperlink r:id="rId966">
         <w:r>
           <w:rPr>
             <w:lang w:val="fr_FR" w:bidi="fr_FR"/>
@@ -34283,7 +34840,7 @@
         </w:rPr>
         <w:t xml:space="preserve"> ; </w:t>
       </w:r>
-      <w:hyperlink r:id="rId950">
+      <w:hyperlink r:id="rId967">
         <w:r>
           <w:rPr>
             <w:lang w:val="fr_FR" w:bidi="fr_FR"/>
@@ -34354,7 +34911,7 @@
         </w:rPr>
         <w:t>La lettre de Paul aux Romains est son exposé aux Églises païennes qui sont apparues indépendamment de lui. Son premier contact connu avec les habitants de Rome est sa rencontre avec Aquilas et Priscille à Corinthe (</w:t>
       </w:r>
-      <w:hyperlink r:id="rId922">
+      <w:hyperlink r:id="rId939">
         <w:r>
           <w:rPr>
             <w:lang w:val="fr_FR" w:bidi="fr_FR"/>
@@ -34386,7 +34943,7 @@
         </w:rPr>
         <w:t>Plus tard, Paul espère rendre visite à l'Église de Rome (</w:t>
       </w:r>
-      <w:hyperlink r:id="rId923">
+      <w:hyperlink r:id="rId940">
         <w:r>
           <w:rPr>
             <w:lang w:val="fr_FR" w:bidi="fr_FR"/>
@@ -34404,7 +34961,7 @@
         </w:rPr>
         <w:t>) en route vers l'Espagne (</w:t>
       </w:r>
-      <w:hyperlink r:id="rId951">
+      <w:hyperlink r:id="rId968">
         <w:r>
           <w:rPr>
             <w:lang w:val="fr_FR" w:bidi="fr_FR"/>
@@ -34422,7 +34979,7 @@
         </w:rPr>
         <w:t xml:space="preserve">). Dans sa salutation, il mentionne un grand nombre de chrétiens à Rome (chap. </w:t>
       </w:r>
-      <w:hyperlink r:id="rId952">
+      <w:hyperlink r:id="rId969">
         <w:r>
           <w:rPr>
             <w:lang w:val="fr_FR" w:bidi="fr_FR"/>
@@ -34440,7 +34997,7 @@
         </w:rPr>
         <w:t xml:space="preserve">). Les références à plusieurs foyers (v. </w:t>
       </w:r>
-      <w:hyperlink r:id="rId953">
+      <w:hyperlink r:id="rId970">
         <w:r>
           <w:rPr>
             <w:lang w:val="fr_FR" w:bidi="fr_FR"/>
@@ -34472,7 +35029,7 @@
         </w:rPr>
         <w:t>Pendant sa captivité, Paul est prisonnier des autorités romaines, mais il est autorisé à rencontrer les dirigeants juifs locaux. Il leur explique son expérience et leur expose l'Évangile en personne (</w:t>
       </w:r>
-      <w:hyperlink r:id="rId954">
+      <w:hyperlink r:id="rId971">
         <w:r>
           <w:rPr>
             <w:lang w:val="fr_FR" w:bidi="fr_FR"/>
@@ -34504,7 +35061,7 @@
         </w:rPr>
         <w:t>Dans le livre de l'Apocalypse, le nom de Rome prend une signification sinistre. À la fin du premier siècle apr. J.-C., Rome a déjà bu le « sang des martyrs de Jésus » (</w:t>
       </w:r>
-      <w:hyperlink r:id="rId955">
+      <w:hyperlink r:id="rId972">
         <w:r>
           <w:rPr>
             <w:lang w:val="fr_FR" w:bidi="fr_FR"/>
@@ -34681,7 +35238,7 @@
         </w:rPr>
         <w:t>Plante odorante utilisée par les Israélites comme parfum (</w:t>
       </w:r>
-      <w:hyperlink r:id="rId956">
+      <w:hyperlink r:id="rId973">
         <w:r>
           <w:rPr>
             <w:lang w:val="fr_FR" w:bidi="fr_FR"/>
@@ -34699,7 +35256,7 @@
         </w:rPr>
         <w:t>). Elle était également utilisée comme l'un des ingrédients de l'huile d'onction sacrée (</w:t>
       </w:r>
-      <w:hyperlink r:id="rId957">
+      <w:hyperlink r:id="rId974">
         <w:r>
           <w:rPr>
             <w:lang w:val="fr_FR" w:bidi="fr_FR"/>
@@ -34818,7 +35375,7 @@
         </w:rPr>
         <w:t>Au Proche-Orient Ancien, la rosée était très importante. Elle fournissait l'eau nécessaire dans les zones chaudes et sèches où la pluie était rare. Les plantes avaient besoin de rosée pour pousser, et les agriculteurs en dépendaient pour de bonnes récoltes (</w:t>
       </w:r>
-      <w:hyperlink r:id="rId958">
+      <w:hyperlink r:id="rId975">
         <w:r>
           <w:rPr>
             <w:lang w:val="fr_FR" w:bidi="fr_FR"/>
@@ -34836,7 +35393,7 @@
         </w:rPr>
         <w:t>). La Bible mentionne souvent la rosée et la pluie ensemble comme des dons précieux de Dieu (</w:t>
       </w:r>
-      <w:hyperlink r:id="rId424">
+      <w:hyperlink r:id="rId441">
         <w:r>
           <w:rPr>
             <w:lang w:val="fr_FR" w:bidi="fr_FR"/>
@@ -34854,7 +35411,7 @@
         </w:rPr>
         <w:t>). La rosée a joué un rôle important lors de l'Exode, lorsque Dieu a conduit les Israélites hors d'Égypte. Elle a aidé à fournir de la nourriture pour le peuple dans le désert (</w:t>
       </w:r>
-      <w:hyperlink r:id="rId959">
+      <w:hyperlink r:id="rId976">
         <w:r>
           <w:rPr>
             <w:lang w:val="fr_FR" w:bidi="fr_FR"/>
@@ -34872,7 +35429,7 @@
         </w:rPr>
         <w:t xml:space="preserve"> ; </w:t>
       </w:r>
-      <w:hyperlink r:id="rId960">
+      <w:hyperlink r:id="rId977">
         <w:r>
           <w:rPr>
             <w:lang w:val="fr_FR" w:bidi="fr_FR"/>
@@ -34922,7 +35479,7 @@
         </w:rPr>
         <w:t>La rosée est parfois un symbole de bénédiction. Par exemple, Isaac a béni Jacob en demandant que « la rosée du ciel » lui soit donnée (</w:t>
       </w:r>
-      <w:hyperlink r:id="rId961">
+      <w:hyperlink r:id="rId978">
         <w:r>
           <w:rPr>
             <w:lang w:val="fr_FR" w:bidi="fr_FR"/>
@@ -34940,7 +35497,7 @@
         </w:rPr>
         <w:t xml:space="preserve"> ; voir </w:t>
       </w:r>
-      <w:hyperlink r:id="rId962">
+      <w:hyperlink r:id="rId979">
         <w:r>
           <w:rPr>
             <w:lang w:val="fr_FR" w:bidi="fr_FR"/>
@@ -34958,7 +35515,7 @@
         </w:rPr>
         <w:t xml:space="preserve"> ; </w:t>
       </w:r>
-      <w:hyperlink r:id="rId963">
+      <w:hyperlink r:id="rId980">
         <w:r>
           <w:rPr>
             <w:lang w:val="fr_FR" w:bidi="fr_FR"/>
@@ -34994,7 +35551,7 @@
         </w:rPr>
         <w:t>La rosée était également un symbole de rafraîchissement, de renouveau ou de prospérité (</w:t>
       </w:r>
-      <w:hyperlink r:id="rId964">
+      <w:hyperlink r:id="rId981">
         <w:r>
           <w:rPr>
             <w:lang w:val="fr_FR" w:bidi="fr_FR"/>
@@ -35012,7 +35569,7 @@
         </w:rPr>
         <w:t xml:space="preserve"> ; </w:t>
       </w:r>
-      <w:hyperlink r:id="rId965">
+      <w:hyperlink r:id="rId982">
         <w:r>
           <w:rPr>
             <w:lang w:val="fr_FR" w:bidi="fr_FR"/>
@@ -35048,7 +35605,7 @@
         </w:rPr>
         <w:t>La faveur d'un roi était comparée à la rosée sur l'herbe (</w:t>
       </w:r>
-      <w:hyperlink r:id="rId966">
+      <w:hyperlink r:id="rId983">
         <w:r>
           <w:rPr>
             <w:lang w:val="fr_FR" w:bidi="fr_FR"/>
@@ -35084,7 +35641,7 @@
         </w:rPr>
         <w:t>La rosée pourrait représenter quelque chose qui vient discrètement. Comme la rosée se forme silencieusement la nuit, elle était utilisée pour décrire des actions secrètes et silencieuses (</w:t>
       </w:r>
-      <w:hyperlink r:id="rId967">
+      <w:hyperlink r:id="rId984">
         <w:r>
           <w:rPr>
             <w:lang w:val="fr_FR" w:bidi="fr_FR"/>
@@ -35120,7 +35677,7 @@
         </w:rPr>
         <w:t>La rosée est également un symbole de quelque chose qui disparaît rapidement. Puisque la rosée s'évapore rapidement au soleil du matin, elle était utilisée pour décrire des choses qui ne durent pas longtemps (</w:t>
       </w:r>
-      <w:hyperlink r:id="rId968">
+      <w:hyperlink r:id="rId985">
         <w:r>
           <w:rPr>
             <w:lang w:val="fr_FR" w:bidi="fr_FR"/>
@@ -35152,7 +35709,7 @@
         </w:rPr>
         <w:t>Dans l'un des psaumes de David, il est écrit que Dieu donnerait de nouvelles forces comme la rosée du matin (</w:t>
       </w:r>
-      <w:hyperlink r:id="rId969">
+      <w:hyperlink r:id="rId986">
         <w:r>
           <w:rPr>
             <w:lang w:val="fr_FR" w:bidi="fr_FR"/>
@@ -35250,7 +35807,7 @@
         </w:rPr>
         <w:t>Le tour du potier (</w:t>
       </w:r>
-      <w:hyperlink r:id="rId970">
+      <w:hyperlink r:id="rId987">
         <w:r>
           <w:rPr>
             <w:lang w:val="fr_FR" w:bidi="fr_FR"/>
@@ -35286,7 +35843,7 @@
         </w:rPr>
         <w:t>Les roues de char (</w:t>
       </w:r>
-      <w:hyperlink r:id="rId971">
+      <w:hyperlink r:id="rId988">
         <w:r>
           <w:rPr>
             <w:lang w:val="fr_FR" w:bidi="fr_FR"/>
@@ -35322,7 +35879,7 @@
         </w:rPr>
         <w:t>Les roues pour moudre le grain (</w:t>
       </w:r>
-      <w:hyperlink r:id="rId972">
+      <w:hyperlink r:id="rId989">
         <w:r>
           <w:rPr>
             <w:lang w:val="fr_FR" w:bidi="fr_FR"/>
@@ -35354,7 +35911,7 @@
         </w:rPr>
         <w:t>L'utilisation la plus importante de la « roue » dans la Bible se trouve dans la vision du char de Dieu par Ézéchiel (</w:t>
       </w:r>
-      <w:hyperlink r:id="rId973">
+      <w:hyperlink r:id="rId990">
         <w:r>
           <w:rPr>
             <w:lang w:val="fr_FR" w:bidi="fr_FR"/>
@@ -35372,7 +35929,7 @@
         </w:rPr>
         <w:t xml:space="preserve">, </w:t>
       </w:r>
-      <w:hyperlink r:id="rId437">
+      <w:hyperlink r:id="rId454">
         <w:r>
           <w:rPr>
             <w:lang w:val="fr_FR" w:bidi="fr_FR"/>
@@ -35390,7 +35947,7 @@
         </w:rPr>
         <w:t>). Dans cette vision, des roues apparaissent avec un nuage dans un vent orageux (</w:t>
       </w:r>
-      <w:hyperlink r:id="rId974">
+      <w:hyperlink r:id="rId991">
         <w:r>
           <w:rPr>
             <w:lang w:val="fr_FR" w:bidi="fr_FR"/>
@@ -35539,7 +36096,7 @@
         </w:rPr>
         <w:t>). L'itinéraire peut également être appelé simplement « la grande route » (</w:t>
       </w:r>
-      <w:hyperlink r:id="rId975">
+      <w:hyperlink r:id="rId992">
         <w:r>
           <w:rPr>
             <w:lang w:val="fr_FR" w:bidi="fr_FR"/>
@@ -35557,7 +36114,7 @@
         </w:rPr>
         <w:t>). Le segment nord est appelé « le chemin de Basan » (</w:t>
       </w:r>
-      <w:hyperlink r:id="rId976">
+      <w:hyperlink r:id="rId993">
         <w:r>
           <w:rPr>
             <w:lang w:val="fr_FR" w:bidi="fr_FR"/>
@@ -35575,7 +36132,7 @@
         </w:rPr>
         <w:t xml:space="preserve"> ; </w:t>
       </w:r>
-      <w:hyperlink r:id="rId977">
+      <w:hyperlink r:id="rId994">
         <w:r>
           <w:rPr>
             <w:lang w:val="fr_FR" w:bidi="fr_FR"/>
@@ -35607,7 +36164,7 @@
         </w:rPr>
         <w:t>Ce voie majeure reliait Damas à la route des caravanes traversant le Hijaz jusqu'au sud de l'Arabie et aux riches sources d'épices, de parfums et d'autres produits exotiques (</w:t>
       </w:r>
-      <w:hyperlink r:id="rId978">
+      <w:hyperlink r:id="rId995">
         <w:r>
           <w:rPr>
             <w:lang w:val="fr_FR" w:bidi="fr_FR"/>
@@ -35671,7 +36228,7 @@
         </w:rPr>
         <w:t xml:space="preserve">Le plus ancien récit mentionnant le tracé de cette route se trouve dans </w:t>
       </w:r>
-      <w:hyperlink r:id="rId979">
+      <w:hyperlink r:id="rId996">
         <w:r>
           <w:rPr>
             <w:lang w:val="fr_FR" w:bidi="fr_FR"/>
@@ -35689,7 +36246,7 @@
         </w:rPr>
         <w:t>. Les quatre rois partent d'Aschtaroth, la capitale de Basan, vers Cham dans le nord de Galaad, puis vers Shaveh-Kirjathaïm sur le plateau moabite, avant d'arriver au mont Séir et au chêne de Paran. Les patriarches passaient probablement toujours par ici lorsqu'ils voyageaient vers Canaan ; Jacob passera par Galaad (</w:t>
       </w:r>
-      <w:hyperlink r:id="rId980">
+      <w:hyperlink r:id="rId997">
         <w:r>
           <w:rPr>
             <w:lang w:val="fr_FR" w:bidi="fr_FR"/>
@@ -35707,7 +36264,7 @@
         </w:rPr>
         <w:t>) et établira une base à Succoth avant de traverser le Jourdain vers Canaan (</w:t>
       </w:r>
-      <w:hyperlink r:id="rId981">
+      <w:hyperlink r:id="rId998">
         <w:r>
           <w:rPr>
             <w:lang w:val="fr_FR" w:bidi="fr_FR"/>
@@ -35773,7 +36330,7 @@
         </w:rPr>
         <w:t>Le territoire de Ruben était une région située à l'est du Jourdain. Ce territoire sera attribuée à la tribu de Ruben à condition qu'elle aide les autres tribus israélites à conquérir le pays de Canaan à l'ouest du Jourdain (</w:t>
       </w:r>
-      <w:hyperlink r:id="rId982">
+      <w:hyperlink r:id="rId999">
         <w:r>
           <w:rPr>
             <w:lang w:val="fr_FR" w:bidi="fr_FR"/>
@@ -35912,7 +36469,7 @@
         </w:rPr>
         <w:t>Fils aîné de Jacob et Léa (</w:t>
       </w:r>
-      <w:hyperlink r:id="rId983">
+      <w:hyperlink r:id="rId1000">
         <w:r>
           <w:rPr>
             <w:lang w:val="fr_FR" w:bidi="fr_FR"/>
@@ -35930,7 +36487,7 @@
         </w:rPr>
         <w:t xml:space="preserve"> ; </w:t>
       </w:r>
-      <w:hyperlink r:id="rId984">
+      <w:hyperlink r:id="rId1001">
         <w:r>
           <w:rPr>
             <w:lang w:val="fr_FR" w:bidi="fr_FR"/>
@@ -35948,7 +36505,7 @@
         </w:rPr>
         <w:t>) et ancêtre de l'une des douze tribus d'Israël. Ruben a été impliqué dans l'incident des mandragores (</w:t>
       </w:r>
-      <w:hyperlink r:id="rId985">
+      <w:hyperlink r:id="rId1002">
         <w:r>
           <w:rPr>
             <w:lang w:val="fr_FR" w:bidi="fr_FR"/>
@@ -35966,7 +36523,7 @@
         </w:rPr>
         <w:t>) et a eu des relations sexuelles avec Bilha, la concubine de son père (</w:t>
       </w:r>
-      <w:hyperlink r:id="rId986">
+      <w:hyperlink r:id="rId1003">
         <w:r>
           <w:rPr>
             <w:lang w:val="fr_FR" w:bidi="fr_FR"/>
@@ -35984,7 +36541,7 @@
         </w:rPr>
         <w:t>). Cependant, il atteint l'âge adulte comme l'un des fils les plus honorables de Jacob. Ruben s'opposera au complot visant à tuer Joseph et prévoira de le sauver de la fosse (</w:t>
       </w:r>
-      <w:hyperlink r:id="rId987">
+      <w:hyperlink r:id="rId1004">
         <w:r>
           <w:rPr>
             <w:lang w:val="fr_FR" w:bidi="fr_FR"/>
@@ -36002,7 +36559,7 @@
         </w:rPr>
         <w:t>). Il fera un commentaire moral concernant l'emprisonnement des frères en Égypte (</w:t>
       </w:r>
-      <w:hyperlink r:id="rId988">
+      <w:hyperlink r:id="rId1005">
         <w:r>
           <w:rPr>
             <w:lang w:val="fr_FR" w:bidi="fr_FR"/>
@@ -36020,7 +36577,7 @@
         </w:rPr>
         <w:t>) et garantira la sécurité de Benjamin au risque immense pour sa propre famille. Pourtant, lors de la bénédiction prononcée par Jacob, Ruben est déclaré instable et son droit d'aînesse est perdu (</w:t>
       </w:r>
-      <w:hyperlink r:id="rId989">
+      <w:hyperlink r:id="rId1006">
         <w:r>
           <w:rPr>
             <w:lang w:val="fr_FR" w:bidi="fr_FR"/>
@@ -36038,7 +36595,7 @@
         </w:rPr>
         <w:t>). Il engendrera quatre fils (</w:t>
       </w:r>
-      <w:hyperlink r:id="rId990">
+      <w:hyperlink r:id="rId1007">
         <w:r>
           <w:rPr>
             <w:lang w:val="fr_FR" w:bidi="fr_FR"/>
@@ -36160,7 +36717,7 @@
         </w:rPr>
         <w:t>La tribu est issue de Ruben, le fils aîné de Jacob (</w:t>
       </w:r>
-      <w:hyperlink r:id="rId983">
+      <w:hyperlink r:id="rId1000">
         <w:r>
           <w:rPr>
             <w:lang w:val="fr_FR" w:bidi="fr_FR"/>
@@ -36178,7 +36735,7 @@
         </w:rPr>
         <w:t>). En tant que premier-né, la tribu de Ruben était souvent mentionnée en premier parmi les tribus d'Israël (</w:t>
       </w:r>
-      <w:hyperlink r:id="rId991">
+      <w:hyperlink r:id="rId1008">
         <w:r>
           <w:rPr>
             <w:lang w:val="fr_FR" w:bidi="fr_FR"/>
@@ -36196,7 +36753,7 @@
         </w:rPr>
         <w:t>). La tribu de Ruben était également nommée en premier parmi les deux tribus et demie qui se sont installées à l'est du Jourdain (</w:t>
       </w:r>
-      <w:hyperlink r:id="rId992">
+      <w:hyperlink r:id="rId1009">
         <w:r>
           <w:rPr>
             <w:lang w:val="fr_FR" w:bidi="fr_FR"/>
@@ -36214,7 +36771,7 @@
         </w:rPr>
         <w:t>). Toutefois, malgré sa position d'honneur, la tribu de Ruben perdra progressivement de son importance, en partie à cause du péché de Ruben (</w:t>
       </w:r>
-      <w:hyperlink r:id="rId986">
+      <w:hyperlink r:id="rId1003">
         <w:r>
           <w:rPr>
             <w:lang w:val="fr_FR" w:bidi="fr_FR"/>
@@ -36232,7 +36789,7 @@
         </w:rPr>
         <w:t>), qui a conduit son père, Jacob, à prophétiser que Ruben perdrait son leadership parmi les tribus (</w:t>
       </w:r>
-      <w:hyperlink r:id="rId993">
+      <w:hyperlink r:id="rId1010">
         <w:r>
           <w:rPr>
             <w:lang w:val="fr_FR" w:bidi="fr_FR"/>
@@ -36250,7 +36807,7 @@
         </w:rPr>
         <w:t xml:space="preserve">). Bien que </w:t>
       </w:r>
-      <w:hyperlink r:id="rId994">
+      <w:hyperlink r:id="rId1011">
         <w:r>
           <w:rPr>
             <w:lang w:val="fr_FR" w:bidi="fr_FR"/>
@@ -36293,7 +36850,7 @@
         </w:rPr>
         <w:t>Pendant le séjour d'Israël dans le désert, Ruben avait un rôle tout comme les autres tribus, envoyant un chef et un espion pour explorer le pays de Canaan (</w:t>
       </w:r>
-      <w:hyperlink r:id="rId995">
+      <w:hyperlink r:id="rId1012">
         <w:r>
           <w:rPr>
             <w:lang w:val="fr_FR" w:bidi="fr_FR"/>
@@ -36311,7 +36868,7 @@
         </w:rPr>
         <w:t xml:space="preserve"> ; </w:t>
       </w:r>
-      <w:hyperlink r:id="rId991">
+      <w:hyperlink r:id="rId1008">
         <w:r>
           <w:rPr>
             <w:lang w:val="fr_FR" w:bidi="fr_FR"/>
@@ -36329,7 +36886,7 @@
         </w:rPr>
         <w:t>). Cependant, seuls les espions d'Éphraïm (Josué) et de Juda (Caleb) étaient fidèles. Les autres tribus n'ont pas réussi à faire confiance à Dieu, et Ruben n'était ni meilleur ni pire que les autres (</w:t>
       </w:r>
-      <w:hyperlink r:id="rId996">
+      <w:hyperlink r:id="rId1013">
         <w:r>
           <w:rPr>
             <w:lang w:val="fr_FR" w:bidi="fr_FR"/>
@@ -36361,7 +36918,7 @@
         </w:rPr>
         <w:t>L'histoire de Ruben inclut la révolte de deux Rubénites, Dathan et Abiram, contre l'autorité de Moïse (</w:t>
       </w:r>
-      <w:hyperlink r:id="rId997">
+      <w:hyperlink r:id="rId1014">
         <w:r>
           <w:rPr>
             <w:lang w:val="fr_FR" w:bidi="fr_FR"/>
@@ -36379,7 +36936,7 @@
         </w:rPr>
         <w:t>). Il se peut que cela ait été une tentative de restaurer Ruben à sa position de leader parmi les tribus. Cette rébellion échouera cependant, menant à un jugement sévère de la part de Dieu (</w:t>
       </w:r>
-      <w:hyperlink r:id="rId998">
+      <w:hyperlink r:id="rId1015">
         <w:r>
           <w:rPr>
             <w:lang w:val="fr_FR" w:bidi="fr_FR"/>
@@ -36422,7 +36979,7 @@
         </w:rPr>
         <w:t>La tribu de Ruben était connue pour sa richesse en bétail (</w:t>
       </w:r>
-      <w:hyperlink r:id="rId999">
+      <w:hyperlink r:id="rId1016">
         <w:r>
           <w:rPr>
             <w:lang w:val="fr_FR" w:bidi="fr_FR"/>
@@ -36440,7 +36997,7 @@
         </w:rPr>
         <w:t>). La tribu cherchera initialement à rester du côté est du Jourdain, dans les terres prises aux rois amoréens Sihon et Og. Bien que Moïse les ait réprimandés pour cette demande, les Rubénites et leurs alliés, Gad et la demi-tribu de Manassé, accepteront d'aider à combattre pour leurs compagnons Israélites de l'autre côté du Jourdain. Moïse accèdera à leur demande (</w:t>
       </w:r>
-      <w:hyperlink r:id="rId1000">
+      <w:hyperlink r:id="rId1017">
         <w:r>
           <w:rPr>
             <w:lang w:val="fr_FR" w:bidi="fr_FR"/>
@@ -36458,7 +37015,7 @@
         </w:rPr>
         <w:t>). Ils combattront bien et seront donc autorisés à rentrer chez eux après la campagne (</w:t>
       </w:r>
-      <w:hyperlink r:id="rId1001">
+      <w:hyperlink r:id="rId1018">
         <w:r>
           <w:rPr>
             <w:lang w:val="fr_FR" w:bidi="fr_FR"/>
@@ -36476,7 +37033,7 @@
         </w:rPr>
         <w:t>). Bien que séparés par le Jourdain, ils construiront un autel commémoratif pour démontrer qu'ils se considéraient toujours comme faisant partie d'Israël (</w:t>
       </w:r>
-      <w:hyperlink r:id="rId1002">
+      <w:hyperlink r:id="rId1019">
         <w:r>
           <w:rPr>
             <w:lang w:val="fr_FR" w:bidi="fr_FR"/>
@@ -36519,7 +37076,7 @@
         </w:rPr>
         <w:t>La tribu de Ruben ne réapparaît pas dans le récit biblique avant l'époque de la prophétesse Débora. Lorsqu'Israël se rallie pour combattre contre Sisera, Ruben ne répond pas à l'appel. La tribu semblait accorder plus de valeur à la richesse matérielle qu'au fait de rejoindre le combat. Par exemple, ils choisiront les terres fertiles de Transjordanie (</w:t>
       </w:r>
-      <w:hyperlink r:id="rId1003">
+      <w:hyperlink r:id="rId1020">
         <w:r>
           <w:rPr>
             <w:lang w:val="fr_FR" w:bidi="fr_FR"/>
@@ -36537,7 +37094,7 @@
         </w:rPr>
         <w:t>). La vie de berger était sans doute plus attrayante qu'une vie de guerrier (</w:t>
       </w:r>
-      <w:hyperlink r:id="rId1004">
+      <w:hyperlink r:id="rId1021">
         <w:r>
           <w:rPr>
             <w:lang w:val="fr_FR" w:bidi="fr_FR"/>
@@ -36567,7 +37124,7 @@
         </w:rPr>
         <w:t xml:space="preserve"> » (</w:t>
       </w:r>
-      <w:hyperlink r:id="rId993">
+      <w:hyperlink r:id="rId1010">
         <w:r>
           <w:rPr>
             <w:lang w:val="fr_FR" w:bidi="fr_FR"/>
@@ -36599,7 +37156,7 @@
         </w:rPr>
         <w:t>Plus tard, les terres de Ruben seront sans doute conquises par les Moabites. La région deviendra un champ de bataille entre Israël et d'autres nations, comme Aram (</w:t>
       </w:r>
-      <w:hyperlink r:id="rId1005">
+      <w:hyperlink r:id="rId1022">
         <w:r>
           <w:rPr>
             <w:lang w:val="fr_FR" w:bidi="fr_FR"/>
@@ -36617,7 +37174,7 @@
         </w:rPr>
         <w:t>). La tribu sera parmi les premières à être dévastées par les Assyriens (</w:t>
       </w:r>
-      <w:hyperlink r:id="rId1006">
+      <w:hyperlink r:id="rId1023">
         <w:r>
           <w:rPr>
             <w:lang w:val="fr_FR" w:bidi="fr_FR"/>
@@ -36635,7 +37192,7 @@
         </w:rPr>
         <w:t>). Bien que la vision d'Ézéchiel mentionne une petite portion de terre pour Ruben (</w:t>
       </w:r>
-      <w:hyperlink r:id="rId1007">
+      <w:hyperlink r:id="rId1024">
         <w:r>
           <w:rPr>
             <w:lang w:val="fr_FR" w:bidi="fr_FR"/>
@@ -36653,7 +37210,7 @@
         </w:rPr>
         <w:t>), la tribu semble avoir largement disparu après l'exil. Ruben est mentionné parmi les rachetés dans le livre de l'Apocalypse (</w:t>
       </w:r>
-      <w:hyperlink r:id="rId1008">
+      <w:hyperlink r:id="rId1025">
         <w:r>
           <w:rPr>
             <w:lang w:val="fr_FR" w:bidi="fr_FR"/>
@@ -36719,25 +37276,25 @@
         </w:rPr>
         <w:t>Tout descendant de Ruben, fils du patriarche Jacob (</w:t>
       </w:r>
+      <w:hyperlink r:id="rId1026">
+        <w:r>
+          <w:rPr>
+            <w:lang w:val="fr_FR" w:bidi="fr_FR"/>
+          </w:rPr>
+          <w:rPr>
+            <w:color w:val="0000EE"/>
+            <w:u w:val="single"/>
+          </w:rPr>
+          <w:t>Nb 26.7</w:t>
+        </w:r>
+      </w:hyperlink>
+      <w:r>
+        <w:rPr>
+          <w:lang w:val="fr_FR" w:bidi="fr_FR"/>
+        </w:rPr>
+        <w:t xml:space="preserve"> ; </w:t>
+      </w:r>
       <w:hyperlink r:id="rId1009">
-        <w:r>
-          <w:rPr>
-            <w:lang w:val="fr_FR" w:bidi="fr_FR"/>
-          </w:rPr>
-          <w:rPr>
-            <w:color w:val="0000EE"/>
-            <w:u w:val="single"/>
-          </w:rPr>
-          <w:t>Nb 26.7</w:t>
-        </w:r>
-      </w:hyperlink>
-      <w:r>
-        <w:rPr>
-          <w:lang w:val="fr_FR" w:bidi="fr_FR"/>
-        </w:rPr>
-        <w:t xml:space="preserve"> ; </w:t>
-      </w:r>
-      <w:hyperlink r:id="rId992">
         <w:r>
           <w:rPr>
             <w:lang w:val="fr_FR" w:bidi="fr_FR"/>
@@ -36850,7 +37407,7 @@
         </w:rPr>
         <w:t xml:space="preserve">Il ne fait guère de doute qu'il est bien question de rue dans </w:t>
       </w:r>
-      <w:hyperlink r:id="rId1010">
+      <w:hyperlink r:id="rId1027">
         <w:r>
           <w:rPr>
             <w:lang w:val="fr_FR" w:bidi="fr_FR"/>
@@ -36951,7 +37508,7 @@
         </w:rPr>
         <w:t>Un des fils de Simon de Cyrène (</w:t>
       </w:r>
-      <w:hyperlink r:id="rId1011">
+      <w:hyperlink r:id="rId1028">
         <w:r>
           <w:rPr>
             <w:lang w:val="fr_FR" w:bidi="fr_FR"/>
@@ -36987,7 +37544,7 @@
         </w:rPr>
         <w:t>Chrétien salué par Paul dans la lettre aux Romains. Paul exprime son affection pour la mère de celui-ci (</w:t>
       </w:r>
-      <w:hyperlink r:id="rId1012">
+      <w:hyperlink r:id="rId1029">
         <w:r>
           <w:rPr>
             <w:lang w:val="fr_FR" w:bidi="fr_FR"/>
@@ -37005,7 +37562,7 @@
         </w:rPr>
         <w:t xml:space="preserve">). Il est possible que ce Rufus romain soit le même que le fils de Simon de Cyrène mentionné dans </w:t>
       </w:r>
-      <w:hyperlink r:id="rId1011">
+      <w:hyperlink r:id="rId1028">
         <w:r>
           <w:rPr>
             <w:lang w:val="fr_FR" w:bidi="fr_FR"/>
@@ -37071,7 +37628,7 @@
         </w:rPr>
         <w:t>Maison de Pedaja, le père de Zebudda, la mère de Jojakim (</w:t>
       </w:r>
-      <w:hyperlink r:id="rId1013">
+      <w:hyperlink r:id="rId1030">
         <w:r>
           <w:rPr>
             <w:lang w:val="fr_FR" w:bidi="fr_FR"/>
@@ -37089,7 +37646,7 @@
         </w:rPr>
         <w:t xml:space="preserve">). Certains l'identifient avec Aruma, près de Sichem (voir </w:t>
       </w:r>
-      <w:hyperlink r:id="rId1014">
+      <w:hyperlink r:id="rId1031">
         <w:r>
           <w:rPr>
             <w:lang w:val="fr_FR" w:bidi="fr_FR"/>
@@ -37241,7 +37798,7 @@
           <w:lang w:val="fr_FR" w:bidi="fr_FR"/>
         </w:rPr>
       </w:r>
-      <w:hyperlink r:id="rId1015">
+      <w:hyperlink r:id="rId1032">
         <w:r>
           <w:rPr>
             <w:lang w:val="fr_FR" w:bidi="fr_FR"/>
@@ -37287,7 +37844,7 @@
         </w:rPr>
         <w:t xml:space="preserve">De plus, l'amitié de David avec Moab pourrait avoir inspiré quelqu'un dans son royaume à écrire le livre, fournissant des raisons pour les actions de David (voir </w:t>
       </w:r>
-      <w:hyperlink r:id="rId1016">
+      <w:hyperlink r:id="rId1033">
         <w:r>
           <w:rPr>
             <w:lang w:val="fr_FR" w:bidi="fr_FR"/>
@@ -37333,7 +37890,7 @@
         </w:rPr>
         <w:t xml:space="preserve">Si le registre familial dans </w:t>
       </w:r>
-      <w:hyperlink r:id="rId1015">
+      <w:hyperlink r:id="rId1032">
         <w:r>
           <w:rPr>
             <w:lang w:val="fr_FR" w:bidi="fr_FR"/>
@@ -37398,7 +37955,7 @@
         </w:rPr>
         <w:t>Introduction (</w:t>
       </w:r>
-      <w:hyperlink r:id="rId1017">
+      <w:hyperlink r:id="rId1034">
         <w:r>
           <w:rPr>
             <w:lang w:val="fr_FR" w:bidi="fr_FR"/>
@@ -37441,7 +37998,7 @@
         </w:rPr>
         <w:t>Retour à Bethléhem (</w:t>
       </w:r>
-      <w:hyperlink r:id="rId1018">
+      <w:hyperlink r:id="rId1035">
         <w:r>
           <w:rPr>
             <w:lang w:val="fr_FR" w:bidi="fr_FR"/>
@@ -37499,7 +38056,7 @@
         </w:rPr>
         <w:t xml:space="preserve"> à elle » (</w:t>
       </w:r>
-      <w:hyperlink r:id="rId1019">
+      <w:hyperlink r:id="rId1036">
         <w:r>
           <w:rPr>
             <w:lang w:val="fr_FR" w:bidi="fr_FR"/>
@@ -37517,7 +38074,7 @@
         </w:rPr>
         <w:t>). L'engagement fort de Ruth à rester avec Naomi est décrit en utilisant le même mot hébreu qui décrit comment un mari et une femme deviennent unis dans le mariage (</w:t>
       </w:r>
-      <w:hyperlink r:id="rId1020">
+      <w:hyperlink r:id="rId1037">
         <w:r>
           <w:rPr>
             <w:lang w:val="fr_FR" w:bidi="fr_FR"/>
@@ -37535,7 +38092,7 @@
         </w:rPr>
         <w:t>), comme être collé ou lié à quelque chose, rendant difficile la séparation. Ruth a montré ses intentions sérieuses en prenant cinq engagements (</w:t>
       </w:r>
-      <w:hyperlink r:id="rId1021">
+      <w:hyperlink r:id="rId1038">
         <w:r>
           <w:rPr>
             <w:lang w:val="fr_FR" w:bidi="fr_FR"/>
@@ -37578,7 +38135,7 @@
         </w:rPr>
         <w:t>Récolte de grain dans les champs de Boaz (</w:t>
       </w:r>
-      <w:hyperlink r:id="rId1022">
+      <w:hyperlink r:id="rId1039">
         <w:r>
           <w:rPr>
             <w:lang w:val="fr_FR" w:bidi="fr_FR"/>
@@ -37682,7 +38239,7 @@
         </w:rPr>
         <w:t xml:space="preserve"> » (</w:t>
       </w:r>
-      <w:hyperlink r:id="rId1023">
+      <w:hyperlink r:id="rId1040">
         <w:r>
           <w:rPr>
             <w:lang w:val="fr_FR" w:bidi="fr_FR"/>
@@ -37725,7 +38282,7 @@
         </w:rPr>
         <w:t>Compter sur le parent-rédempteur (</w:t>
       </w:r>
-      <w:hyperlink r:id="rId1024">
+      <w:hyperlink r:id="rId1041">
         <w:r>
           <w:rPr>
             <w:lang w:val="fr_FR" w:bidi="fr_FR"/>
@@ -37792,7 +38349,7 @@
         </w:rPr>
         <w:t>Naomi pensait probablement que Boaz était son plus proche parent, ignorant qu'il y en avait un plus proche (</w:t>
       </w:r>
-      <w:hyperlink r:id="rId1025">
+      <w:hyperlink r:id="rId1042">
         <w:r>
           <w:rPr>
             <w:lang w:val="fr_FR" w:bidi="fr_FR"/>
@@ -37810,7 +38367,7 @@
         </w:rPr>
         <w:t>). Selon la loi israélite (</w:t>
       </w:r>
-      <w:hyperlink r:id="rId1026">
+      <w:hyperlink r:id="rId1043">
         <w:r>
           <w:rPr>
             <w:lang w:val="fr_FR" w:bidi="fr_FR"/>
@@ -37871,7 +38428,7 @@
         </w:rPr>
         <w:t>Rachat de l'héritage (</w:t>
       </w:r>
-      <w:hyperlink r:id="rId1027">
+      <w:hyperlink r:id="rId1044">
         <w:r>
           <w:rPr>
             <w:lang w:val="fr_FR" w:bidi="fr_FR"/>
@@ -37903,7 +38460,7 @@
         </w:rPr>
         <w:t>Boaz va à la porte de la ville, où étaient discutées les questions publiques. Il voulait traiter des affaires avec un parent plus proche. Dix anciens de la ville ont servi de témoins. Le premier sujet était la question de la propriété. Boaz demandera au parent plus proche s'il souhaitait acheter la propriété pour Naomi. Selon la tradition, acheter le terrain signifiait également épouser Ruth, la veuve moabite (</w:t>
       </w:r>
-      <w:hyperlink r:id="rId1028">
+      <w:hyperlink r:id="rId1045">
         <w:r>
           <w:rPr>
             <w:lang w:val="fr_FR" w:bidi="fr_FR"/>
@@ -37946,7 +38503,7 @@
         </w:rPr>
         <w:t xml:space="preserve">Tout d'abord, le livre de Ruth montre que la lignée familiale de Ruth mène à David. Cette lignée se complète dans </w:t>
       </w:r>
-      <w:hyperlink r:id="rId1029">
+      <w:hyperlink r:id="rId1046">
         <w:r>
           <w:rPr>
             <w:lang w:val="fr_FR" w:bidi="fr_FR"/>
@@ -38018,7 +38575,7 @@
         </w:rPr>
         <w:t xml:space="preserve"> » (</w:t>
       </w:r>
-      <w:hyperlink r:id="rId1030">
+      <w:hyperlink r:id="rId1047">
         <w:r>
           <w:rPr>
             <w:lang w:val="fr_FR" w:bidi="fr_FR"/>
@@ -38084,7 +38641,7 @@
         </w:rPr>
         <w:t>Ruth, une Moabite et veuve de Machlon, le fils de Naomi et Élimélec, qui étaient des Éphrathites de Bethléhem, vivra une histoire remarquable. Naomi et Élimélec avaient déménagé à Moab en raison d'une famine en Juda. Après la mort d'Élimélec et de ses deux fils, Naomi retournera à Bethléhem avec sa belle-fille Ruth pendant la moisson de l'orge (</w:t>
       </w:r>
-      <w:hyperlink r:id="rId1031">
+      <w:hyperlink r:id="rId1048">
         <w:r>
           <w:rPr>
             <w:lang w:val="fr_FR" w:bidi="fr_FR"/>
@@ -38102,7 +38659,7 @@
         </w:rPr>
         <w:t>). En glanant dans les champs d'orge de Boaz, Ruth trouvera grâce à ses yeux (</w:t>
       </w:r>
-      <w:hyperlink r:id="rId1032">
+      <w:hyperlink r:id="rId1049">
         <w:r>
           <w:rPr>
             <w:lang w:val="fr_FR" w:bidi="fr_FR"/>
@@ -38120,7 +38677,7 @@
         </w:rPr>
         <w:t>). Elle épousera plus tard Boaz. Celui-ci, en tant que parent le plus proche, achètera le domaine de Naomi pour le conserver dans la famille (</w:t>
       </w:r>
-      <w:hyperlink r:id="rId1033">
+      <w:hyperlink r:id="rId1050">
         <w:r>
           <w:rPr>
             <w:lang w:val="fr_FR" w:bidi="fr_FR"/>

--- a/fra/docx/018.content.docx
+++ b/fra/docx/018.content.docx
@@ -19,7 +19,7 @@
         <w:rPr>
           <w:lang w:val="fr_FR" w:bidi="fr_FR"/>
         </w:rPr>
-        <w:t>Resource: Tyndale Open Bible Dictionary</w:t>
+        <w:t>Resource: Aquifer Open Bible Dictionary</w:t>
       </w:r>
       <w:r>
         <w:rPr>
@@ -112,7 +112,7 @@
         <w:rPr>
           <w:lang w:val="fr_FR" w:bidi="fr_FR"/>
         </w:rPr>
-        <w:t>Tyndale Open Bible Dictionary</w:t>
+        <w:t>Aquifer Open Bible Dictionary</w:t>
       </w:r>
     </w:p>
     <w:p>

--- a/fra/docx/018.content.docx
+++ b/fra/docx/018.content.docx
@@ -18118,6 +18118,87 @@
         <w:rPr>
           <w:lang w:val="fr_FR" w:bidi="fr_FR"/>
         </w:rPr>
+        <w:t>résurrection corporelle du Christ</w:t>
+      </w:r>
+      <w:r>
+        <w:rPr>
+          <w:lang w:val="fr_FR" w:bidi="fr_FR"/>
+        </w:rPr>
+      </w:r>
+    </w:p>
+    <w:p>
+      <w:pPr/>
+      <w:r>
+        <w:rPr>
+          <w:lang w:val="fr_FR" w:bidi="fr_FR"/>
+        </w:rPr>
+      </w:r>
+      <w:r>
+        <w:rPr>
+          <w:lang w:val="fr_FR" w:bidi="fr_FR"/>
+        </w:rPr>
+        <w:t>Expression qui décrit le fait que Christ est ressuscité et est apparu aux disciples dans son corps après sa mort sur la croix. Quand Christ est apparu aux disciples après la résurrection, certains ont cru voir un esprit. En mangeant avec eux et en leur permettant de le toucher, Jésus leur a montré qu'il était réellement venu à eux dans son corps physique.</w:t>
+      </w:r>
+    </w:p>
+    <w:p>
+      <w:pPr/>
+      <w:r>
+        <w:rPr>
+          <w:lang w:val="fr_FR" w:bidi="fr_FR"/>
+        </w:rPr>
+      </w:r>
+      <w:r>
+        <w:rPr>
+          <w:i/>
+          <w:lang w:val="fr_FR" w:bidi="fr_FR"/>
+        </w:rPr>
+        <w:t>Voir</w:t>
+      </w:r>
+      <w:r>
+        <w:rPr>
+          <w:lang w:val="fr_FR" w:bidi="fr_FR"/>
+        </w:rPr>
+        <w:t xml:space="preserve"> </w:t>
+      </w:r>
+      <w:r>
+        <w:rPr>
+          <w:lang w:val="fr_FR" w:bidi="fr_FR"/>
+        </w:rPr>
+        <w:t>résurrection</w:t>
+      </w:r>
+      <w:r>
+        <w:rPr>
+          <w:lang w:val="fr_FR" w:bidi="fr_FR"/>
+        </w:rPr>
+        <w:t>.</w:t>
+      </w:r>
+      <w:r>
+        <w:rPr>
+          <w:lang w:val="fr_FR" w:bidi="fr_FR"/>
+        </w:rPr>
+      </w:r>
+      <w:r>
+        <w:rPr>
+          <w:lang w:val="fr_FR" w:bidi="fr_FR"/>
+        </w:rPr>
+      </w:r>
+    </w:p>
+    <w:p>
+      <w:pPr/>
+      <w:r>
+        <w:rPr>
+          <w:lang w:val="fr_FR" w:bidi="fr_FR"/>
+        </w:rPr>
+      </w:r>
+    </w:p>
+    <w:p>
+      <w:pPr>
+        <w:pStyle w:val="Heading2"/>
+      </w:pPr>
+      <w:r>
+        <w:rPr>
+          <w:lang w:val="fr_FR" w:bidi="fr_FR"/>
+        </w:rPr>
         <w:t>Rétrogradation</w:t>
       </w:r>
       <w:r>
@@ -32121,6 +32202,87 @@
           <w:lang w:val="fr_FR" w:bidi="fr_FR"/>
         </w:rPr>
         <w:t>Marc 15.21</w:t>
+      </w:r>
+      <w:r>
+        <w:rPr>
+          <w:lang w:val="fr_FR" w:bidi="fr_FR"/>
+        </w:rPr>
+        <w:t>.</w:t>
+      </w:r>
+      <w:r>
+        <w:rPr>
+          <w:lang w:val="fr_FR" w:bidi="fr_FR"/>
+        </w:rPr>
+      </w:r>
+      <w:r>
+        <w:rPr>
+          <w:lang w:val="fr_FR" w:bidi="fr_FR"/>
+        </w:rPr>
+      </w:r>
+    </w:p>
+    <w:p>
+      <w:pPr/>
+      <w:r>
+        <w:rPr>
+          <w:lang w:val="fr_FR" w:bidi="fr_FR"/>
+        </w:rPr>
+      </w:r>
+    </w:p>
+    <w:p>
+      <w:pPr>
+        <w:pStyle w:val="Heading2"/>
+      </w:pPr>
+      <w:r>
+        <w:rPr>
+          <w:lang w:val="fr_FR" w:bidi="fr_FR"/>
+        </w:rPr>
+        <w:t>ruisseau</w:t>
+      </w:r>
+      <w:r>
+        <w:rPr>
+          <w:lang w:val="fr_FR" w:bidi="fr_FR"/>
+        </w:rPr>
+      </w:r>
+    </w:p>
+    <w:p>
+      <w:pPr/>
+      <w:r>
+        <w:rPr>
+          <w:lang w:val="fr_FR" w:bidi="fr_FR"/>
+        </w:rPr>
+      </w:r>
+      <w:r>
+        <w:rPr>
+          <w:lang w:val="fr_FR" w:bidi="fr_FR"/>
+        </w:rPr>
+        <w:t>Petit cours d’eau.</w:t>
+      </w:r>
+    </w:p>
+    <w:p>
+      <w:pPr/>
+      <w:r>
+        <w:rPr>
+          <w:lang w:val="fr_FR" w:bidi="fr_FR"/>
+        </w:rPr>
+      </w:r>
+      <w:r>
+        <w:rPr>
+          <w:i/>
+          <w:lang w:val="fr_FR" w:bidi="fr_FR"/>
+        </w:rPr>
+        <w:t>Voir</w:t>
+      </w:r>
+      <w:r>
+        <w:rPr>
+          <w:lang w:val="fr_FR" w:bidi="fr_FR"/>
+        </w:rPr>
+        <w:t xml:space="preserve"> </w:t>
+      </w:r>
+      <w:r>
+        <w:rPr>
+          <w:lang w:val="fr_FR" w:bidi="fr_FR"/>
+        </w:rPr>
+        <w:t>wadi</w:t>
       </w:r>
       <w:r>
         <w:rPr>
